--- a/2-5-1評量題目.docx
+++ b/2-5-1評量題目.docx
@@ -1,6 +1,6 @@
 
 <file path=word/document.xml><?xml version="1.0" encoding="utf-8"?>
-<w:document xmlns:wpc="http://schemas.microsoft.com/office/word/2010/wordprocessingCanvas" xmlns:cx="http://schemas.microsoft.com/office/drawing/2014/chartex" xmlns:cx1="http://schemas.microsoft.com/office/drawing/2015/9/8/chartex" xmlns:cx2="http://schemas.microsoft.com/office/drawing/2015/10/21/chartex" xmlns:cx3="http://schemas.microsoft.com/office/drawing/2016/5/9/chartex" xmlns:cx4="http://schemas.microsoft.com/office/drawing/2016/5/10/chartex" xmlns:cx5="http://schemas.microsoft.com/office/drawing/2016/5/11/chartex" xmlns:cx6="http://schemas.microsoft.com/office/drawing/2016/5/12/chartex" xmlns:cx7="http://schemas.microsoft.com/office/drawing/2016/5/13/chartex" xmlns:cx8="http://schemas.microsoft.com/office/drawing/2016/5/14/chartex" xmlns:mc="http://schemas.openxmlformats.org/markup-compatibility/2006" xmlns:aink="http://schemas.microsoft.com/office/drawing/2016/ink" xmlns:am3d="http://schemas.microsoft.com/office/drawing/2017/model3d" xmlns:o="urn:schemas-microsoft-com:office:office" xmlns:r="http://schemas.openxmlformats.org/officeDocument/2006/relationships" xmlns:m="http://schemas.openxmlformats.org/officeDocument/2006/math" xmlns:v="urn:schemas-microsoft-com:vml" xmlns:wp14="http://schemas.microsoft.com/office/word/2010/wordprocessingDrawing" xmlns:wp="http://schemas.openxmlformats.org/drawingml/2006/wordprocessingDrawing" xmlns:w10="urn:schemas-microsoft-com:office:word" xmlns:w="http://schemas.openxmlformats.org/wordprocessingml/2006/main" xmlns:w14="http://schemas.microsoft.com/office/word/2010/wordml" xmlns:w15="http://schemas.microsoft.com/office/word/2012/wordml" xmlns:w16cid="http://schemas.microsoft.com/office/word/2016/wordml/cid" xmlns:w16se="http://schemas.microsoft.com/office/word/2015/wordml/symex" xmlns:wpg="http://schemas.microsoft.com/office/word/2010/wordprocessingGroup" xmlns:wpi="http://schemas.microsoft.com/office/word/2010/wordprocessingInk" xmlns:wne="http://schemas.microsoft.com/office/word/2006/wordml" xmlns:wps="http://schemas.microsoft.com/office/word/2010/wordprocessingShape" mc:Ignorable="w14 w15 w16se w16cid wp14">
+<w:document xmlns:wpc="http://schemas.microsoft.com/office/word/2010/wordprocessingCanvas" xmlns:cx="http://schemas.microsoft.com/office/drawing/2014/chartex" xmlns:cx1="http://schemas.microsoft.com/office/drawing/2015/9/8/chartex" xmlns:cx2="http://schemas.microsoft.com/office/drawing/2015/10/21/chartex" xmlns:cx3="http://schemas.microsoft.com/office/drawing/2016/5/9/chartex" xmlns:cx4="http://schemas.microsoft.com/office/drawing/2016/5/10/chartex" xmlns:cx5="http://schemas.microsoft.com/office/drawing/2016/5/11/chartex" xmlns:cx6="http://schemas.microsoft.com/office/drawing/2016/5/12/chartex" xmlns:cx7="http://schemas.microsoft.com/office/drawing/2016/5/13/chartex" xmlns:cx8="http://schemas.microsoft.com/office/drawing/2016/5/14/chartex" xmlns:mc="http://schemas.openxmlformats.org/markup-compatibility/2006" xmlns:aink="http://schemas.microsoft.com/office/drawing/2016/ink" xmlns:am3d="http://schemas.microsoft.com/office/drawing/2017/model3d" xmlns:o="urn:schemas-microsoft-com:office:office" xmlns:r="http://schemas.openxmlformats.org/officeDocument/2006/relationships" xmlns:m="http://schemas.openxmlformats.org/officeDocument/2006/math" xmlns:v="urn:schemas-microsoft-com:vml" xmlns:wp14="http://schemas.microsoft.com/office/word/2010/wordprocessingDrawing" xmlns:wp="http://schemas.openxmlformats.org/drawingml/2006/wordprocessingDrawing" xmlns:w10="urn:schemas-microsoft-com:office:word" xmlns:w="http://schemas.openxmlformats.org/wordprocessingml/2006/main" xmlns:w14="http://schemas.microsoft.com/office/word/2010/wordml" xmlns:w15="http://schemas.microsoft.com/office/word/2012/wordml" xmlns:w16cex="http://schemas.microsoft.com/office/word/2018/wordml/cex" xmlns:w16cid="http://schemas.microsoft.com/office/word/2016/wordml/cid" xmlns:w16="http://schemas.microsoft.com/office/word/2018/wordml" xmlns:w16sdtdh="http://schemas.microsoft.com/office/word/2020/wordml/sdtdatahash" xmlns:w16se="http://schemas.microsoft.com/office/word/2015/wordml/symex" xmlns:wpg="http://schemas.microsoft.com/office/word/2010/wordprocessingGroup" xmlns:wpi="http://schemas.microsoft.com/office/word/2010/wordprocessingInk" xmlns:wne="http://schemas.microsoft.com/office/word/2006/wordml" xmlns:wps="http://schemas.microsoft.com/office/word/2010/wordprocessingShape" mc:Ignorable="w14 w15 w16se w16cid w16 w16cex w16sdtdh wp14">
   <w:body>
     <w:p>
       <w:pPr>
@@ -1093,8 +1093,6 @@
         </w:rPr>
         <w:t>鍾惟安</w:t>
       </w:r>
-      <w:bookmarkStart w:id="2" w:name="_GoBack"/>
-      <w:bookmarkEnd w:id="2"/>
     </w:p>
     <w:permEnd w:id="180825828"/>
     <w:p>
@@ -2131,6 +2129,7 @@
       <w:r>
         <w:rPr>
           <w:rFonts w:ascii="Times New Roman" w:eastAsia="標楷體" w:hAnsi="Times New Roman"/>
+          <w:noProof/>
         </w:rPr>
         <w:drawing>
           <wp:inline distT="0" distB="0" distL="0" distR="0" wp14:anchorId="1DE3CBCA" wp14:editId="470DBAB5">
@@ -2172,12 +2171,13 @@
     <w:p>
       <w:pPr>
         <w:rPr>
-          <w:rFonts w:ascii="Times New Roman" w:eastAsia="標楷體" w:hAnsi="Times New Roman" w:hint="eastAsia"/>
-        </w:rPr>
-      </w:pPr>
-      <w:r>
-        <w:rPr>
           <w:rFonts w:ascii="Times New Roman" w:eastAsia="標楷體" w:hAnsi="Times New Roman"/>
+        </w:rPr>
+      </w:pPr>
+      <w:r>
+        <w:rPr>
+          <w:rFonts w:ascii="Times New Roman" w:eastAsia="標楷體" w:hAnsi="Times New Roman"/>
+          <w:noProof/>
         </w:rPr>
         <w:lastRenderedPageBreak/>
         <w:drawing>
@@ -2286,6 +2286,7 @@
       <w:r>
         <w:rPr>
           <w:rFonts w:ascii="Times New Roman" w:eastAsia="標楷體" w:hAnsi="Times New Roman"/>
+          <w:noProof/>
         </w:rPr>
         <w:drawing>
           <wp:inline distT="0" distB="0" distL="0" distR="0" wp14:anchorId="08231022" wp14:editId="72AF3F04">
@@ -2333,6 +2334,7 @@
       <w:r>
         <w:rPr>
           <w:rFonts w:ascii="Times New Roman" w:eastAsia="標楷體" w:hAnsi="Times New Roman"/>
+          <w:noProof/>
         </w:rPr>
         <w:drawing>
           <wp:inline distT="0" distB="0" distL="0" distR="0" wp14:anchorId="47053DA4" wp14:editId="685829C5">
@@ -2427,6 +2429,7 @@
       <w:r>
         <w:rPr>
           <w:rFonts w:ascii="Times New Roman" w:eastAsia="標楷體" w:hAnsi="Times New Roman"/>
+          <w:noProof/>
         </w:rPr>
         <w:drawing>
           <wp:inline distT="0" distB="0" distL="0" distR="0" wp14:anchorId="29087ADB" wp14:editId="455DE964">
@@ -7476,21 +7479,8 @@
           <w:szCs w:val="19"/>
           <w:highlight w:val="white"/>
         </w:rPr>
-        <w:t>#</w:t>
-      </w:r>
-      <w:proofErr w:type="spellStart"/>
-      <w:r>
-        <w:rPr>
-          <w:rFonts w:ascii="細明體" w:eastAsia="細明體" w:cs="細明體"/>
-          <w:color w:val="808080"/>
-          <w:kern w:val="0"/>
-          <w:sz w:val="19"/>
-          <w:szCs w:val="19"/>
-          <w:highlight w:val="white"/>
-        </w:rPr>
-        <w:t>endregion</w:t>
-      </w:r>
-      <w:proofErr w:type="spellEnd"/>
+        <w:t>#endregion</w:t>
+      </w:r>
     </w:p>
     <w:p>
       <w:pPr>
@@ -10869,26 +10859,13 @@
           <w:szCs w:val="19"/>
           <w:highlight w:val="white"/>
         </w:rPr>
-        <w:t>#</w:t>
-      </w:r>
-      <w:proofErr w:type="spellStart"/>
-      <w:r>
-        <w:rPr>
-          <w:rFonts w:ascii="細明體" w:eastAsia="細明體" w:cs="細明體"/>
-          <w:color w:val="808080"/>
-          <w:kern w:val="0"/>
-          <w:sz w:val="19"/>
-          <w:szCs w:val="19"/>
-          <w:highlight w:val="white"/>
-        </w:rPr>
-        <w:t>endregion</w:t>
-      </w:r>
-      <w:proofErr w:type="spellEnd"/>
-    </w:p>
-    <w:p>
-      <w:pPr>
-        <w:rPr>
-          <w:rFonts w:ascii="Times New Roman" w:eastAsia="標楷體" w:hAnsi="Times New Roman" w:hint="eastAsia"/>
+        <w:t>#endregion</w:t>
+      </w:r>
+    </w:p>
+    <w:p>
+      <w:pPr>
+        <w:rPr>
+          <w:rFonts w:ascii="Times New Roman" w:eastAsia="標楷體" w:hAnsi="Times New Roman"/>
         </w:rPr>
       </w:pPr>
       <w:r>
@@ -14587,20 +14564,26 @@
     <w:p>
       <w:pPr>
         <w:rPr>
-          <w:rFonts w:ascii="Times New Roman" w:eastAsia="標楷體" w:hAnsi="Times New Roman"/>
+          <w:rFonts w:ascii="微軟正黑體" w:eastAsia="微軟正黑體" w:hAnsi="微軟正黑體"/>
+          <w:sz w:val="28"/>
+          <w:szCs w:val="28"/>
         </w:rPr>
       </w:pPr>
       <w:permStart w:id="1568161187" w:edGrp="everyone"/>
       <w:proofErr w:type="spellStart"/>
       <w:r>
         <w:rPr>
-          <w:rFonts w:ascii="Times New Roman" w:eastAsia="標楷體" w:hAnsi="Times New Roman" w:hint="eastAsia"/>
+          <w:rFonts w:ascii="微軟正黑體" w:eastAsia="微軟正黑體" w:hAnsi="微軟正黑體" w:hint="eastAsia"/>
+          <w:sz w:val="28"/>
+          <w:szCs w:val="28"/>
         </w:rPr>
         <w:t>Ho</w:t>
       </w:r>
       <w:r>
         <w:rPr>
-          <w:rFonts w:ascii="Times New Roman" w:eastAsia="標楷體" w:hAnsi="Times New Roman"/>
+          <w:rFonts w:ascii="微軟正黑體" w:eastAsia="微軟正黑體" w:hAnsi="微軟正黑體"/>
+          <w:sz w:val="28"/>
+          <w:szCs w:val="28"/>
         </w:rPr>
         <w:t>meController.cs</w:t>
       </w:r>
@@ -14747,33 +14730,33 @@
           <w:szCs w:val="19"/>
           <w:highlight w:val="white"/>
         </w:rPr>
-        <w:t xml:space="preserve">  {</w:t>
-      </w:r>
-    </w:p>
-    <w:p>
-      <w:pPr>
-        <w:autoSpaceDE w:val="0"/>
-        <w:autoSpaceDN w:val="0"/>
-        <w:adjustRightInd w:val="0"/>
-        <w:rPr>
-          <w:rFonts w:ascii="細明體" w:eastAsia="細明體" w:cs="細明體"/>
-          <w:color w:val="000000"/>
-          <w:kern w:val="0"/>
-          <w:sz w:val="19"/>
-          <w:szCs w:val="19"/>
-          <w:highlight w:val="white"/>
-        </w:rPr>
-      </w:pPr>
-      <w:r>
-        <w:rPr>
-          <w:rFonts w:ascii="細明體" w:eastAsia="細明體" w:cs="細明體"/>
-          <w:color w:val="000000"/>
-          <w:kern w:val="0"/>
-          <w:sz w:val="19"/>
-          <w:szCs w:val="19"/>
-          <w:highlight w:val="white"/>
-        </w:rPr>
-        <w:t xml:space="preserve">      </w:t>
+        <w:t>{</w:t>
+      </w:r>
+    </w:p>
+    <w:p>
+      <w:pPr>
+        <w:autoSpaceDE w:val="0"/>
+        <w:autoSpaceDN w:val="0"/>
+        <w:adjustRightInd w:val="0"/>
+        <w:rPr>
+          <w:rFonts w:ascii="細明體" w:eastAsia="細明體" w:cs="細明體"/>
+          <w:color w:val="000000"/>
+          <w:kern w:val="0"/>
+          <w:sz w:val="19"/>
+          <w:szCs w:val="19"/>
+          <w:highlight w:val="white"/>
+        </w:rPr>
+      </w:pPr>
+      <w:r>
+        <w:rPr>
+          <w:rFonts w:ascii="細明體" w:eastAsia="細明體" w:cs="細明體"/>
+          <w:color w:val="000000"/>
+          <w:kern w:val="0"/>
+          <w:sz w:val="19"/>
+          <w:szCs w:val="19"/>
+          <w:highlight w:val="white"/>
+        </w:rPr>
+        <w:t xml:space="preserve">    </w:t>
       </w:r>
       <w:r>
         <w:rPr>
@@ -14893,7 +14876,7 @@
           <w:szCs w:val="19"/>
           <w:highlight w:val="white"/>
         </w:rPr>
-        <w:t xml:space="preserve">      </w:t>
+        <w:t xml:space="preserve">    </w:t>
       </w:r>
       <w:proofErr w:type="spellStart"/>
       <w:r>
@@ -14982,7 +14965,7 @@
           <w:szCs w:val="19"/>
           <w:highlight w:val="white"/>
         </w:rPr>
-        <w:t xml:space="preserve">      </w:t>
+        <w:t xml:space="preserve">    </w:t>
       </w:r>
       <w:r>
         <w:rPr>
@@ -15128,59 +15111,59 @@
           <w:szCs w:val="19"/>
           <w:highlight w:val="white"/>
         </w:rPr>
-        <w:t xml:space="preserve">      {</w:t>
-      </w:r>
-    </w:p>
-    <w:p>
-      <w:pPr>
-        <w:autoSpaceDE w:val="0"/>
-        <w:autoSpaceDN w:val="0"/>
-        <w:adjustRightInd w:val="0"/>
-        <w:rPr>
-          <w:rFonts w:ascii="細明體" w:eastAsia="細明體" w:cs="細明體"/>
-          <w:color w:val="000000"/>
-          <w:kern w:val="0"/>
-          <w:sz w:val="19"/>
-          <w:szCs w:val="19"/>
-          <w:highlight w:val="white"/>
-        </w:rPr>
-      </w:pPr>
-      <w:r>
-        <w:rPr>
-          <w:rFonts w:ascii="細明體" w:eastAsia="細明體" w:cs="細明體"/>
-          <w:color w:val="000000"/>
-          <w:kern w:val="0"/>
-          <w:sz w:val="19"/>
-          <w:szCs w:val="19"/>
-          <w:highlight w:val="white"/>
-        </w:rPr>
-        <w:t xml:space="preserve">          _logger = logger;</w:t>
-      </w:r>
-    </w:p>
-    <w:p>
-      <w:pPr>
-        <w:autoSpaceDE w:val="0"/>
-        <w:autoSpaceDN w:val="0"/>
-        <w:adjustRightInd w:val="0"/>
-        <w:rPr>
-          <w:rFonts w:ascii="細明體" w:eastAsia="細明體" w:cs="細明體"/>
-          <w:color w:val="000000"/>
-          <w:kern w:val="0"/>
-          <w:sz w:val="19"/>
-          <w:szCs w:val="19"/>
-          <w:highlight w:val="white"/>
-        </w:rPr>
-      </w:pPr>
-      <w:r>
-        <w:rPr>
-          <w:rFonts w:ascii="細明體" w:eastAsia="細明體" w:cs="細明體"/>
-          <w:color w:val="000000"/>
-          <w:kern w:val="0"/>
-          <w:sz w:val="19"/>
-          <w:szCs w:val="19"/>
-          <w:highlight w:val="white"/>
-        </w:rPr>
-        <w:t xml:space="preserve">          </w:t>
+        <w:t xml:space="preserve">    {</w:t>
+      </w:r>
+    </w:p>
+    <w:p>
+      <w:pPr>
+        <w:autoSpaceDE w:val="0"/>
+        <w:autoSpaceDN w:val="0"/>
+        <w:adjustRightInd w:val="0"/>
+        <w:rPr>
+          <w:rFonts w:ascii="細明體" w:eastAsia="細明體" w:cs="細明體"/>
+          <w:color w:val="000000"/>
+          <w:kern w:val="0"/>
+          <w:sz w:val="19"/>
+          <w:szCs w:val="19"/>
+          <w:highlight w:val="white"/>
+        </w:rPr>
+      </w:pPr>
+      <w:r>
+        <w:rPr>
+          <w:rFonts w:ascii="細明體" w:eastAsia="細明體" w:cs="細明體"/>
+          <w:color w:val="000000"/>
+          <w:kern w:val="0"/>
+          <w:sz w:val="19"/>
+          <w:szCs w:val="19"/>
+          <w:highlight w:val="white"/>
+        </w:rPr>
+        <w:t xml:space="preserve">        _logger = logger;</w:t>
+      </w:r>
+    </w:p>
+    <w:p>
+      <w:pPr>
+        <w:autoSpaceDE w:val="0"/>
+        <w:autoSpaceDN w:val="0"/>
+        <w:adjustRightInd w:val="0"/>
+        <w:rPr>
+          <w:rFonts w:ascii="細明體" w:eastAsia="細明體" w:cs="細明體"/>
+          <w:color w:val="000000"/>
+          <w:kern w:val="0"/>
+          <w:sz w:val="19"/>
+          <w:szCs w:val="19"/>
+          <w:highlight w:val="white"/>
+        </w:rPr>
+      </w:pPr>
+      <w:r>
+        <w:rPr>
+          <w:rFonts w:ascii="細明體" w:eastAsia="細明體" w:cs="細明體"/>
+          <w:color w:val="000000"/>
+          <w:kern w:val="0"/>
+          <w:sz w:val="19"/>
+          <w:szCs w:val="19"/>
+          <w:highlight w:val="white"/>
+        </w:rPr>
+        <w:t xml:space="preserve">        </w:t>
       </w:r>
       <w:proofErr w:type="spellStart"/>
       <w:proofErr w:type="gramStart"/>
@@ -15243,7 +15226,7 @@
           <w:szCs w:val="19"/>
           <w:highlight w:val="white"/>
         </w:rPr>
-        <w:t xml:space="preserve">      }</w:t>
+        <w:t xml:space="preserve">    }</w:t>
       </w:r>
     </w:p>
     <w:p>
@@ -15284,7 +15267,7 @@
           <w:szCs w:val="19"/>
           <w:highlight w:val="white"/>
         </w:rPr>
-        <w:t xml:space="preserve">      </w:t>
+        <w:t xml:space="preserve">    </w:t>
       </w:r>
       <w:r>
         <w:rPr>
@@ -15343,7 +15326,1713 @@
           <w:szCs w:val="19"/>
           <w:highlight w:val="white"/>
         </w:rPr>
-        <w:t xml:space="preserve">      </w:t>
+        <w:t xml:space="preserve">    </w:t>
+      </w:r>
+      <w:r>
+        <w:rPr>
+          <w:rFonts w:ascii="細明體" w:eastAsia="細明體" w:cs="細明體"/>
+          <w:color w:val="808080"/>
+          <w:kern w:val="0"/>
+          <w:sz w:val="19"/>
+          <w:szCs w:val="19"/>
+          <w:highlight w:val="white"/>
+        </w:rPr>
+        <w:t>///</w:t>
+      </w:r>
+      <w:r>
+        <w:rPr>
+          <w:rFonts w:ascii="細明體" w:eastAsia="細明體" w:cs="細明體"/>
+          <w:color w:val="008000"/>
+          <w:kern w:val="0"/>
+          <w:sz w:val="19"/>
+          <w:szCs w:val="19"/>
+          <w:highlight w:val="white"/>
+        </w:rPr>
+        <w:t xml:space="preserve"> </w:t>
+      </w:r>
+    </w:p>
+    <w:p>
+      <w:pPr>
+        <w:autoSpaceDE w:val="0"/>
+        <w:autoSpaceDN w:val="0"/>
+        <w:adjustRightInd w:val="0"/>
+        <w:rPr>
+          <w:rFonts w:ascii="細明體" w:eastAsia="細明體" w:cs="細明體"/>
+          <w:color w:val="808080"/>
+          <w:kern w:val="0"/>
+          <w:sz w:val="19"/>
+          <w:szCs w:val="19"/>
+          <w:highlight w:val="white"/>
+        </w:rPr>
+      </w:pPr>
+      <w:r>
+        <w:rPr>
+          <w:rFonts w:ascii="細明體" w:eastAsia="細明體" w:cs="細明體"/>
+          <w:color w:val="000000"/>
+          <w:kern w:val="0"/>
+          <w:sz w:val="19"/>
+          <w:szCs w:val="19"/>
+          <w:highlight w:val="white"/>
+        </w:rPr>
+        <w:t xml:space="preserve">    </w:t>
+      </w:r>
+      <w:r>
+        <w:rPr>
+          <w:rFonts w:ascii="細明體" w:eastAsia="細明體" w:cs="細明體"/>
+          <w:color w:val="808080"/>
+          <w:kern w:val="0"/>
+          <w:sz w:val="19"/>
+          <w:szCs w:val="19"/>
+          <w:highlight w:val="white"/>
+        </w:rPr>
+        <w:t>///</w:t>
+      </w:r>
+      <w:r>
+        <w:rPr>
+          <w:rFonts w:ascii="細明體" w:eastAsia="細明體" w:cs="細明體"/>
+          <w:color w:val="008000"/>
+          <w:kern w:val="0"/>
+          <w:sz w:val="19"/>
+          <w:szCs w:val="19"/>
+          <w:highlight w:val="white"/>
+        </w:rPr>
+        <w:t xml:space="preserve"> </w:t>
+      </w:r>
+      <w:r>
+        <w:rPr>
+          <w:rFonts w:ascii="細明體" w:eastAsia="細明體" w:cs="細明體"/>
+          <w:color w:val="808080"/>
+          <w:kern w:val="0"/>
+          <w:sz w:val="19"/>
+          <w:szCs w:val="19"/>
+          <w:highlight w:val="white"/>
+        </w:rPr>
+        <w:t>&lt;/summary&gt;</w:t>
+      </w:r>
+    </w:p>
+    <w:p>
+      <w:pPr>
+        <w:autoSpaceDE w:val="0"/>
+        <w:autoSpaceDN w:val="0"/>
+        <w:adjustRightInd w:val="0"/>
+        <w:rPr>
+          <w:rFonts w:ascii="細明體" w:eastAsia="細明體" w:cs="細明體"/>
+          <w:color w:val="808080"/>
+          <w:kern w:val="0"/>
+          <w:sz w:val="19"/>
+          <w:szCs w:val="19"/>
+          <w:highlight w:val="white"/>
+        </w:rPr>
+      </w:pPr>
+      <w:r>
+        <w:rPr>
+          <w:rFonts w:ascii="細明體" w:eastAsia="細明體" w:cs="細明體"/>
+          <w:color w:val="000000"/>
+          <w:kern w:val="0"/>
+          <w:sz w:val="19"/>
+          <w:szCs w:val="19"/>
+          <w:highlight w:val="white"/>
+        </w:rPr>
+        <w:t xml:space="preserve">    </w:t>
+      </w:r>
+      <w:r>
+        <w:rPr>
+          <w:rFonts w:ascii="細明體" w:eastAsia="細明體" w:cs="細明體"/>
+          <w:color w:val="808080"/>
+          <w:kern w:val="0"/>
+          <w:sz w:val="19"/>
+          <w:szCs w:val="19"/>
+          <w:highlight w:val="white"/>
+        </w:rPr>
+        <w:t>///</w:t>
+      </w:r>
+      <w:r>
+        <w:rPr>
+          <w:rFonts w:ascii="細明體" w:eastAsia="細明體" w:cs="細明體"/>
+          <w:color w:val="008000"/>
+          <w:kern w:val="0"/>
+          <w:sz w:val="19"/>
+          <w:szCs w:val="19"/>
+          <w:highlight w:val="white"/>
+        </w:rPr>
+        <w:t xml:space="preserve"> </w:t>
+      </w:r>
+      <w:r>
+        <w:rPr>
+          <w:rFonts w:ascii="細明體" w:eastAsia="細明體" w:cs="細明體"/>
+          <w:color w:val="808080"/>
+          <w:kern w:val="0"/>
+          <w:sz w:val="19"/>
+          <w:szCs w:val="19"/>
+          <w:highlight w:val="white"/>
+        </w:rPr>
+        <w:t>&lt;returns&gt;&lt;/returns&gt;</w:t>
+      </w:r>
+    </w:p>
+    <w:p>
+      <w:pPr>
+        <w:autoSpaceDE w:val="0"/>
+        <w:autoSpaceDN w:val="0"/>
+        <w:adjustRightInd w:val="0"/>
+        <w:rPr>
+          <w:rFonts w:ascii="細明體" w:eastAsia="細明體" w:cs="細明體"/>
+          <w:color w:val="000000"/>
+          <w:kern w:val="0"/>
+          <w:sz w:val="19"/>
+          <w:szCs w:val="19"/>
+          <w:highlight w:val="white"/>
+        </w:rPr>
+      </w:pPr>
+      <w:r>
+        <w:rPr>
+          <w:rFonts w:ascii="細明體" w:eastAsia="細明體" w:cs="細明體"/>
+          <w:color w:val="000000"/>
+          <w:kern w:val="0"/>
+          <w:sz w:val="19"/>
+          <w:szCs w:val="19"/>
+          <w:highlight w:val="white"/>
+        </w:rPr>
+        <w:t xml:space="preserve">    </w:t>
+      </w:r>
+      <w:r>
+        <w:rPr>
+          <w:rFonts w:ascii="細明體" w:eastAsia="細明體" w:cs="細明體"/>
+          <w:color w:val="0000FF"/>
+          <w:kern w:val="0"/>
+          <w:sz w:val="19"/>
+          <w:szCs w:val="19"/>
+          <w:highlight w:val="white"/>
+        </w:rPr>
+        <w:t>public</w:t>
+      </w:r>
+      <w:r>
+        <w:rPr>
+          <w:rFonts w:ascii="細明體" w:eastAsia="細明體" w:cs="細明體"/>
+          <w:color w:val="000000"/>
+          <w:kern w:val="0"/>
+          <w:sz w:val="19"/>
+          <w:szCs w:val="19"/>
+          <w:highlight w:val="white"/>
+        </w:rPr>
+        <w:t xml:space="preserve"> </w:t>
+      </w:r>
+      <w:proofErr w:type="spellStart"/>
+      <w:r>
+        <w:rPr>
+          <w:rFonts w:ascii="細明體" w:eastAsia="細明體" w:cs="細明體"/>
+          <w:color w:val="2B91AF"/>
+          <w:kern w:val="0"/>
+          <w:sz w:val="19"/>
+          <w:szCs w:val="19"/>
+          <w:highlight w:val="white"/>
+        </w:rPr>
+        <w:t>IActionResult</w:t>
+      </w:r>
+      <w:proofErr w:type="spellEnd"/>
+      <w:r>
+        <w:rPr>
+          <w:rFonts w:ascii="細明體" w:eastAsia="細明體" w:cs="細明體"/>
+          <w:color w:val="000000"/>
+          <w:kern w:val="0"/>
+          <w:sz w:val="19"/>
+          <w:szCs w:val="19"/>
+          <w:highlight w:val="white"/>
+        </w:rPr>
+        <w:t xml:space="preserve"> </w:t>
+      </w:r>
+      <w:proofErr w:type="gramStart"/>
+      <w:r>
+        <w:rPr>
+          <w:rFonts w:ascii="細明體" w:eastAsia="細明體" w:cs="細明體"/>
+          <w:color w:val="000000"/>
+          <w:kern w:val="0"/>
+          <w:sz w:val="19"/>
+          <w:szCs w:val="19"/>
+          <w:highlight w:val="white"/>
+        </w:rPr>
+        <w:t>Index(</w:t>
+      </w:r>
+      <w:proofErr w:type="gramEnd"/>
+      <w:r>
+        <w:rPr>
+          <w:rFonts w:ascii="細明體" w:eastAsia="細明體" w:cs="細明體"/>
+          <w:color w:val="000000"/>
+          <w:kern w:val="0"/>
+          <w:sz w:val="19"/>
+          <w:szCs w:val="19"/>
+          <w:highlight w:val="white"/>
+        </w:rPr>
+        <w:t>)</w:t>
+      </w:r>
+    </w:p>
+    <w:p>
+      <w:pPr>
+        <w:autoSpaceDE w:val="0"/>
+        <w:autoSpaceDN w:val="0"/>
+        <w:adjustRightInd w:val="0"/>
+        <w:rPr>
+          <w:rFonts w:ascii="細明體" w:eastAsia="細明體" w:cs="細明體"/>
+          <w:color w:val="000000"/>
+          <w:kern w:val="0"/>
+          <w:sz w:val="19"/>
+          <w:szCs w:val="19"/>
+          <w:highlight w:val="white"/>
+        </w:rPr>
+      </w:pPr>
+      <w:r>
+        <w:rPr>
+          <w:rFonts w:ascii="細明體" w:eastAsia="細明體" w:cs="細明體"/>
+          <w:color w:val="000000"/>
+          <w:kern w:val="0"/>
+          <w:sz w:val="19"/>
+          <w:szCs w:val="19"/>
+          <w:highlight w:val="white"/>
+        </w:rPr>
+        <w:t xml:space="preserve">    {</w:t>
+      </w:r>
+    </w:p>
+    <w:p>
+      <w:pPr>
+        <w:autoSpaceDE w:val="0"/>
+        <w:autoSpaceDN w:val="0"/>
+        <w:adjustRightInd w:val="0"/>
+        <w:rPr>
+          <w:rFonts w:ascii="細明體" w:eastAsia="細明體" w:cs="細明體"/>
+          <w:color w:val="000000"/>
+          <w:kern w:val="0"/>
+          <w:sz w:val="19"/>
+          <w:szCs w:val="19"/>
+          <w:highlight w:val="white"/>
+        </w:rPr>
+      </w:pPr>
+      <w:r>
+        <w:rPr>
+          <w:rFonts w:ascii="細明體" w:eastAsia="細明體" w:cs="細明體"/>
+          <w:color w:val="000000"/>
+          <w:kern w:val="0"/>
+          <w:sz w:val="19"/>
+          <w:szCs w:val="19"/>
+          <w:highlight w:val="white"/>
+        </w:rPr>
+        <w:t xml:space="preserve">        </w:t>
+      </w:r>
+      <w:r>
+        <w:rPr>
+          <w:rFonts w:ascii="細明體" w:eastAsia="細明體" w:cs="細明體"/>
+          <w:color w:val="0000FF"/>
+          <w:kern w:val="0"/>
+          <w:sz w:val="19"/>
+          <w:szCs w:val="19"/>
+          <w:highlight w:val="white"/>
+        </w:rPr>
+        <w:t>return</w:t>
+      </w:r>
+      <w:r>
+        <w:rPr>
+          <w:rFonts w:ascii="細明體" w:eastAsia="細明體" w:cs="細明體"/>
+          <w:color w:val="000000"/>
+          <w:kern w:val="0"/>
+          <w:sz w:val="19"/>
+          <w:szCs w:val="19"/>
+          <w:highlight w:val="white"/>
+        </w:rPr>
+        <w:t xml:space="preserve"> </w:t>
+      </w:r>
+      <w:proofErr w:type="gramStart"/>
+      <w:r>
+        <w:rPr>
+          <w:rFonts w:ascii="細明體" w:eastAsia="細明體" w:cs="細明體"/>
+          <w:color w:val="000000"/>
+          <w:kern w:val="0"/>
+          <w:sz w:val="19"/>
+          <w:szCs w:val="19"/>
+          <w:highlight w:val="white"/>
+        </w:rPr>
+        <w:t>View(</w:t>
+      </w:r>
+      <w:proofErr w:type="gramEnd"/>
+      <w:r>
+        <w:rPr>
+          <w:rFonts w:ascii="細明體" w:eastAsia="細明體" w:cs="細明體"/>
+          <w:color w:val="000000"/>
+          <w:kern w:val="0"/>
+          <w:sz w:val="19"/>
+          <w:szCs w:val="19"/>
+          <w:highlight w:val="white"/>
+        </w:rPr>
+        <w:t>);</w:t>
+      </w:r>
+    </w:p>
+    <w:p>
+      <w:pPr>
+        <w:autoSpaceDE w:val="0"/>
+        <w:autoSpaceDN w:val="0"/>
+        <w:adjustRightInd w:val="0"/>
+        <w:rPr>
+          <w:rFonts w:ascii="細明體" w:eastAsia="細明體" w:cs="細明體"/>
+          <w:color w:val="000000"/>
+          <w:kern w:val="0"/>
+          <w:sz w:val="19"/>
+          <w:szCs w:val="19"/>
+          <w:highlight w:val="white"/>
+        </w:rPr>
+      </w:pPr>
+      <w:r>
+        <w:rPr>
+          <w:rFonts w:ascii="細明體" w:eastAsia="細明體" w:cs="細明體"/>
+          <w:color w:val="000000"/>
+          <w:kern w:val="0"/>
+          <w:sz w:val="19"/>
+          <w:szCs w:val="19"/>
+          <w:highlight w:val="white"/>
+        </w:rPr>
+        <w:lastRenderedPageBreak/>
+        <w:t xml:space="preserve">    }</w:t>
+      </w:r>
+    </w:p>
+    <w:p>
+      <w:pPr>
+        <w:autoSpaceDE w:val="0"/>
+        <w:autoSpaceDN w:val="0"/>
+        <w:adjustRightInd w:val="0"/>
+        <w:rPr>
+          <w:rFonts w:ascii="細明體" w:eastAsia="細明體" w:cs="細明體"/>
+          <w:color w:val="000000"/>
+          <w:kern w:val="0"/>
+          <w:sz w:val="19"/>
+          <w:szCs w:val="19"/>
+          <w:highlight w:val="white"/>
+        </w:rPr>
+      </w:pPr>
+    </w:p>
+    <w:p>
+      <w:pPr>
+        <w:autoSpaceDE w:val="0"/>
+        <w:autoSpaceDN w:val="0"/>
+        <w:adjustRightInd w:val="0"/>
+        <w:rPr>
+          <w:rFonts w:ascii="細明體" w:eastAsia="細明體" w:cs="細明體"/>
+          <w:color w:val="000000"/>
+          <w:kern w:val="0"/>
+          <w:sz w:val="19"/>
+          <w:szCs w:val="19"/>
+          <w:highlight w:val="white"/>
+        </w:rPr>
+      </w:pPr>
+      <w:r>
+        <w:rPr>
+          <w:rFonts w:ascii="細明體" w:eastAsia="細明體" w:cs="細明體"/>
+          <w:color w:val="000000"/>
+          <w:kern w:val="0"/>
+          <w:sz w:val="19"/>
+          <w:szCs w:val="19"/>
+          <w:highlight w:val="white"/>
+        </w:rPr>
+        <w:t xml:space="preserve">    </w:t>
+      </w:r>
+      <w:r>
+        <w:rPr>
+          <w:rFonts w:ascii="細明體" w:eastAsia="細明體" w:cs="細明體"/>
+          <w:color w:val="0000FF"/>
+          <w:kern w:val="0"/>
+          <w:sz w:val="19"/>
+          <w:szCs w:val="19"/>
+          <w:highlight w:val="white"/>
+        </w:rPr>
+        <w:t>public</w:t>
+      </w:r>
+      <w:r>
+        <w:rPr>
+          <w:rFonts w:ascii="細明體" w:eastAsia="細明體" w:cs="細明體"/>
+          <w:color w:val="000000"/>
+          <w:kern w:val="0"/>
+          <w:sz w:val="19"/>
+          <w:szCs w:val="19"/>
+          <w:highlight w:val="white"/>
+        </w:rPr>
+        <w:t xml:space="preserve"> </w:t>
+      </w:r>
+      <w:proofErr w:type="spellStart"/>
+      <w:r>
+        <w:rPr>
+          <w:rFonts w:ascii="細明體" w:eastAsia="細明體" w:cs="細明體"/>
+          <w:color w:val="2B91AF"/>
+          <w:kern w:val="0"/>
+          <w:sz w:val="19"/>
+          <w:szCs w:val="19"/>
+          <w:highlight w:val="white"/>
+        </w:rPr>
+        <w:t>IActionResult</w:t>
+      </w:r>
+      <w:proofErr w:type="spellEnd"/>
+      <w:r>
+        <w:rPr>
+          <w:rFonts w:ascii="細明體" w:eastAsia="細明體" w:cs="細明體"/>
+          <w:color w:val="000000"/>
+          <w:kern w:val="0"/>
+          <w:sz w:val="19"/>
+          <w:szCs w:val="19"/>
+          <w:highlight w:val="white"/>
+        </w:rPr>
+        <w:t xml:space="preserve"> </w:t>
+      </w:r>
+      <w:proofErr w:type="gramStart"/>
+      <w:r>
+        <w:rPr>
+          <w:rFonts w:ascii="細明體" w:eastAsia="細明體" w:cs="細明體"/>
+          <w:color w:val="000000"/>
+          <w:kern w:val="0"/>
+          <w:sz w:val="19"/>
+          <w:szCs w:val="19"/>
+          <w:highlight w:val="white"/>
+        </w:rPr>
+        <w:t>Privacy(</w:t>
+      </w:r>
+      <w:proofErr w:type="gramEnd"/>
+      <w:r>
+        <w:rPr>
+          <w:rFonts w:ascii="細明體" w:eastAsia="細明體" w:cs="細明體"/>
+          <w:color w:val="000000"/>
+          <w:kern w:val="0"/>
+          <w:sz w:val="19"/>
+          <w:szCs w:val="19"/>
+          <w:highlight w:val="white"/>
+        </w:rPr>
+        <w:t>)</w:t>
+      </w:r>
+    </w:p>
+    <w:p>
+      <w:pPr>
+        <w:autoSpaceDE w:val="0"/>
+        <w:autoSpaceDN w:val="0"/>
+        <w:adjustRightInd w:val="0"/>
+        <w:rPr>
+          <w:rFonts w:ascii="細明體" w:eastAsia="細明體" w:cs="細明體"/>
+          <w:color w:val="000000"/>
+          <w:kern w:val="0"/>
+          <w:sz w:val="19"/>
+          <w:szCs w:val="19"/>
+          <w:highlight w:val="white"/>
+        </w:rPr>
+      </w:pPr>
+      <w:r>
+        <w:rPr>
+          <w:rFonts w:ascii="細明體" w:eastAsia="細明體" w:cs="細明體"/>
+          <w:color w:val="000000"/>
+          <w:kern w:val="0"/>
+          <w:sz w:val="19"/>
+          <w:szCs w:val="19"/>
+          <w:highlight w:val="white"/>
+        </w:rPr>
+        <w:t xml:space="preserve">    {</w:t>
+      </w:r>
+    </w:p>
+    <w:p>
+      <w:pPr>
+        <w:autoSpaceDE w:val="0"/>
+        <w:autoSpaceDN w:val="0"/>
+        <w:adjustRightInd w:val="0"/>
+        <w:rPr>
+          <w:rFonts w:ascii="細明體" w:eastAsia="細明體" w:cs="細明體"/>
+          <w:color w:val="000000"/>
+          <w:kern w:val="0"/>
+          <w:sz w:val="19"/>
+          <w:szCs w:val="19"/>
+          <w:highlight w:val="white"/>
+        </w:rPr>
+      </w:pPr>
+      <w:r>
+        <w:rPr>
+          <w:rFonts w:ascii="細明體" w:eastAsia="細明體" w:cs="細明體"/>
+          <w:color w:val="000000"/>
+          <w:kern w:val="0"/>
+          <w:sz w:val="19"/>
+          <w:szCs w:val="19"/>
+          <w:highlight w:val="white"/>
+        </w:rPr>
+        <w:t xml:space="preserve">        </w:t>
+      </w:r>
+      <w:r>
+        <w:rPr>
+          <w:rFonts w:ascii="細明體" w:eastAsia="細明體" w:cs="細明體"/>
+          <w:color w:val="0000FF"/>
+          <w:kern w:val="0"/>
+          <w:sz w:val="19"/>
+          <w:szCs w:val="19"/>
+          <w:highlight w:val="white"/>
+        </w:rPr>
+        <w:t>return</w:t>
+      </w:r>
+      <w:r>
+        <w:rPr>
+          <w:rFonts w:ascii="細明體" w:eastAsia="細明體" w:cs="細明體"/>
+          <w:color w:val="000000"/>
+          <w:kern w:val="0"/>
+          <w:sz w:val="19"/>
+          <w:szCs w:val="19"/>
+          <w:highlight w:val="white"/>
+        </w:rPr>
+        <w:t xml:space="preserve"> </w:t>
+      </w:r>
+      <w:proofErr w:type="gramStart"/>
+      <w:r>
+        <w:rPr>
+          <w:rFonts w:ascii="細明體" w:eastAsia="細明體" w:cs="細明體"/>
+          <w:color w:val="000000"/>
+          <w:kern w:val="0"/>
+          <w:sz w:val="19"/>
+          <w:szCs w:val="19"/>
+          <w:highlight w:val="white"/>
+        </w:rPr>
+        <w:t>View(</w:t>
+      </w:r>
+      <w:proofErr w:type="gramEnd"/>
+      <w:r>
+        <w:rPr>
+          <w:rFonts w:ascii="細明體" w:eastAsia="細明體" w:cs="細明體"/>
+          <w:color w:val="000000"/>
+          <w:kern w:val="0"/>
+          <w:sz w:val="19"/>
+          <w:szCs w:val="19"/>
+          <w:highlight w:val="white"/>
+        </w:rPr>
+        <w:t>);</w:t>
+      </w:r>
+    </w:p>
+    <w:p>
+      <w:pPr>
+        <w:autoSpaceDE w:val="0"/>
+        <w:autoSpaceDN w:val="0"/>
+        <w:adjustRightInd w:val="0"/>
+        <w:rPr>
+          <w:rFonts w:ascii="細明體" w:eastAsia="細明體" w:cs="細明體"/>
+          <w:color w:val="000000"/>
+          <w:kern w:val="0"/>
+          <w:sz w:val="19"/>
+          <w:szCs w:val="19"/>
+          <w:highlight w:val="white"/>
+        </w:rPr>
+      </w:pPr>
+      <w:r>
+        <w:rPr>
+          <w:rFonts w:ascii="細明體" w:eastAsia="細明體" w:cs="細明體"/>
+          <w:color w:val="000000"/>
+          <w:kern w:val="0"/>
+          <w:sz w:val="19"/>
+          <w:szCs w:val="19"/>
+          <w:highlight w:val="white"/>
+        </w:rPr>
+        <w:t xml:space="preserve">    }</w:t>
+      </w:r>
+    </w:p>
+    <w:p>
+      <w:pPr>
+        <w:autoSpaceDE w:val="0"/>
+        <w:autoSpaceDN w:val="0"/>
+        <w:adjustRightInd w:val="0"/>
+        <w:rPr>
+          <w:rFonts w:ascii="細明體" w:eastAsia="細明體" w:cs="細明體"/>
+          <w:color w:val="000000"/>
+          <w:kern w:val="0"/>
+          <w:sz w:val="19"/>
+          <w:szCs w:val="19"/>
+          <w:highlight w:val="white"/>
+        </w:rPr>
+      </w:pPr>
+    </w:p>
+    <w:p>
+      <w:pPr>
+        <w:autoSpaceDE w:val="0"/>
+        <w:autoSpaceDN w:val="0"/>
+        <w:adjustRightInd w:val="0"/>
+        <w:rPr>
+          <w:rFonts w:ascii="細明體" w:eastAsia="細明體" w:cs="細明體"/>
+          <w:color w:val="000000"/>
+          <w:kern w:val="0"/>
+          <w:sz w:val="19"/>
+          <w:szCs w:val="19"/>
+          <w:highlight w:val="white"/>
+        </w:rPr>
+      </w:pPr>
+      <w:r>
+        <w:rPr>
+          <w:rFonts w:ascii="細明體" w:eastAsia="細明體" w:cs="細明體"/>
+          <w:color w:val="000000"/>
+          <w:kern w:val="0"/>
+          <w:sz w:val="19"/>
+          <w:szCs w:val="19"/>
+          <w:highlight w:val="white"/>
+        </w:rPr>
+        <w:t xml:space="preserve">    [</w:t>
+      </w:r>
+      <w:proofErr w:type="spellStart"/>
+      <w:proofErr w:type="gramStart"/>
+      <w:r>
+        <w:rPr>
+          <w:rFonts w:ascii="細明體" w:eastAsia="細明體" w:cs="細明體"/>
+          <w:color w:val="2B91AF"/>
+          <w:kern w:val="0"/>
+          <w:sz w:val="19"/>
+          <w:szCs w:val="19"/>
+          <w:highlight w:val="white"/>
+        </w:rPr>
+        <w:t>ResponseCache</w:t>
+      </w:r>
+      <w:proofErr w:type="spellEnd"/>
+      <w:r>
+        <w:rPr>
+          <w:rFonts w:ascii="細明體" w:eastAsia="細明體" w:cs="細明體"/>
+          <w:color w:val="000000"/>
+          <w:kern w:val="0"/>
+          <w:sz w:val="19"/>
+          <w:szCs w:val="19"/>
+          <w:highlight w:val="white"/>
+        </w:rPr>
+        <w:t>(</w:t>
+      </w:r>
+      <w:proofErr w:type="gramEnd"/>
+      <w:r>
+        <w:rPr>
+          <w:rFonts w:ascii="細明體" w:eastAsia="細明體" w:cs="細明體"/>
+          <w:color w:val="000000"/>
+          <w:kern w:val="0"/>
+          <w:sz w:val="19"/>
+          <w:szCs w:val="19"/>
+          <w:highlight w:val="white"/>
+        </w:rPr>
+        <w:t xml:space="preserve">Duration = 0, Location = </w:t>
+      </w:r>
+      <w:proofErr w:type="spellStart"/>
+      <w:r>
+        <w:rPr>
+          <w:rFonts w:ascii="細明體" w:eastAsia="細明體" w:cs="細明體"/>
+          <w:color w:val="2B91AF"/>
+          <w:kern w:val="0"/>
+          <w:sz w:val="19"/>
+          <w:szCs w:val="19"/>
+          <w:highlight w:val="white"/>
+        </w:rPr>
+        <w:t>ResponseCacheLocation</w:t>
+      </w:r>
+      <w:r>
+        <w:rPr>
+          <w:rFonts w:ascii="細明體" w:eastAsia="細明體" w:cs="細明體"/>
+          <w:color w:val="000000"/>
+          <w:kern w:val="0"/>
+          <w:sz w:val="19"/>
+          <w:szCs w:val="19"/>
+          <w:highlight w:val="white"/>
+        </w:rPr>
+        <w:t>.None</w:t>
+      </w:r>
+      <w:proofErr w:type="spellEnd"/>
+      <w:r>
+        <w:rPr>
+          <w:rFonts w:ascii="細明體" w:eastAsia="細明體" w:cs="細明體"/>
+          <w:color w:val="000000"/>
+          <w:kern w:val="0"/>
+          <w:sz w:val="19"/>
+          <w:szCs w:val="19"/>
+          <w:highlight w:val="white"/>
+        </w:rPr>
+        <w:t xml:space="preserve">, </w:t>
+      </w:r>
+      <w:proofErr w:type="spellStart"/>
+      <w:r>
+        <w:rPr>
+          <w:rFonts w:ascii="細明體" w:eastAsia="細明體" w:cs="細明體"/>
+          <w:color w:val="000000"/>
+          <w:kern w:val="0"/>
+          <w:sz w:val="19"/>
+          <w:szCs w:val="19"/>
+          <w:highlight w:val="white"/>
+        </w:rPr>
+        <w:t>NoStore</w:t>
+      </w:r>
+      <w:proofErr w:type="spellEnd"/>
+      <w:r>
+        <w:rPr>
+          <w:rFonts w:ascii="細明體" w:eastAsia="細明體" w:cs="細明體"/>
+          <w:color w:val="000000"/>
+          <w:kern w:val="0"/>
+          <w:sz w:val="19"/>
+          <w:szCs w:val="19"/>
+          <w:highlight w:val="white"/>
+        </w:rPr>
+        <w:t xml:space="preserve"> = </w:t>
+      </w:r>
+      <w:r>
+        <w:rPr>
+          <w:rFonts w:ascii="細明體" w:eastAsia="細明體" w:cs="細明體"/>
+          <w:color w:val="0000FF"/>
+          <w:kern w:val="0"/>
+          <w:sz w:val="19"/>
+          <w:szCs w:val="19"/>
+          <w:highlight w:val="white"/>
+        </w:rPr>
+        <w:t>true</w:t>
+      </w:r>
+      <w:r>
+        <w:rPr>
+          <w:rFonts w:ascii="細明體" w:eastAsia="細明體" w:cs="細明體"/>
+          <w:color w:val="000000"/>
+          <w:kern w:val="0"/>
+          <w:sz w:val="19"/>
+          <w:szCs w:val="19"/>
+          <w:highlight w:val="white"/>
+        </w:rPr>
+        <w:t>)]</w:t>
+      </w:r>
+    </w:p>
+    <w:p>
+      <w:pPr>
+        <w:autoSpaceDE w:val="0"/>
+        <w:autoSpaceDN w:val="0"/>
+        <w:adjustRightInd w:val="0"/>
+        <w:rPr>
+          <w:rFonts w:ascii="細明體" w:eastAsia="細明體" w:cs="細明體"/>
+          <w:color w:val="000000"/>
+          <w:kern w:val="0"/>
+          <w:sz w:val="19"/>
+          <w:szCs w:val="19"/>
+          <w:highlight w:val="white"/>
+        </w:rPr>
+      </w:pPr>
+      <w:r>
+        <w:rPr>
+          <w:rFonts w:ascii="細明體" w:eastAsia="細明體" w:cs="細明體"/>
+          <w:color w:val="000000"/>
+          <w:kern w:val="0"/>
+          <w:sz w:val="19"/>
+          <w:szCs w:val="19"/>
+          <w:highlight w:val="white"/>
+        </w:rPr>
+        <w:t xml:space="preserve">    </w:t>
+      </w:r>
+      <w:r>
+        <w:rPr>
+          <w:rFonts w:ascii="細明體" w:eastAsia="細明體" w:cs="細明體"/>
+          <w:color w:val="0000FF"/>
+          <w:kern w:val="0"/>
+          <w:sz w:val="19"/>
+          <w:szCs w:val="19"/>
+          <w:highlight w:val="white"/>
+        </w:rPr>
+        <w:t>public</w:t>
+      </w:r>
+      <w:r>
+        <w:rPr>
+          <w:rFonts w:ascii="細明體" w:eastAsia="細明體" w:cs="細明體"/>
+          <w:color w:val="000000"/>
+          <w:kern w:val="0"/>
+          <w:sz w:val="19"/>
+          <w:szCs w:val="19"/>
+          <w:highlight w:val="white"/>
+        </w:rPr>
+        <w:t xml:space="preserve"> </w:t>
+      </w:r>
+      <w:proofErr w:type="spellStart"/>
+      <w:r>
+        <w:rPr>
+          <w:rFonts w:ascii="細明體" w:eastAsia="細明體" w:cs="細明體"/>
+          <w:color w:val="2B91AF"/>
+          <w:kern w:val="0"/>
+          <w:sz w:val="19"/>
+          <w:szCs w:val="19"/>
+          <w:highlight w:val="white"/>
+        </w:rPr>
+        <w:t>IActionResult</w:t>
+      </w:r>
+      <w:proofErr w:type="spellEnd"/>
+      <w:r>
+        <w:rPr>
+          <w:rFonts w:ascii="細明體" w:eastAsia="細明體" w:cs="細明體"/>
+          <w:color w:val="000000"/>
+          <w:kern w:val="0"/>
+          <w:sz w:val="19"/>
+          <w:szCs w:val="19"/>
+          <w:highlight w:val="white"/>
+        </w:rPr>
+        <w:t xml:space="preserve"> </w:t>
+      </w:r>
+      <w:proofErr w:type="gramStart"/>
+      <w:r>
+        <w:rPr>
+          <w:rFonts w:ascii="細明體" w:eastAsia="細明體" w:cs="細明體"/>
+          <w:color w:val="000000"/>
+          <w:kern w:val="0"/>
+          <w:sz w:val="19"/>
+          <w:szCs w:val="19"/>
+          <w:highlight w:val="white"/>
+        </w:rPr>
+        <w:t>Error(</w:t>
+      </w:r>
+      <w:proofErr w:type="gramEnd"/>
+      <w:r>
+        <w:rPr>
+          <w:rFonts w:ascii="細明體" w:eastAsia="細明體" w:cs="細明體"/>
+          <w:color w:val="000000"/>
+          <w:kern w:val="0"/>
+          <w:sz w:val="19"/>
+          <w:szCs w:val="19"/>
+          <w:highlight w:val="white"/>
+        </w:rPr>
+        <w:t>)</w:t>
+      </w:r>
+    </w:p>
+    <w:p>
+      <w:pPr>
+        <w:autoSpaceDE w:val="0"/>
+        <w:autoSpaceDN w:val="0"/>
+        <w:adjustRightInd w:val="0"/>
+        <w:rPr>
+          <w:rFonts w:ascii="細明體" w:eastAsia="細明體" w:cs="細明體"/>
+          <w:color w:val="000000"/>
+          <w:kern w:val="0"/>
+          <w:sz w:val="19"/>
+          <w:szCs w:val="19"/>
+          <w:highlight w:val="white"/>
+        </w:rPr>
+      </w:pPr>
+      <w:r>
+        <w:rPr>
+          <w:rFonts w:ascii="細明體" w:eastAsia="細明體" w:cs="細明體"/>
+          <w:color w:val="000000"/>
+          <w:kern w:val="0"/>
+          <w:sz w:val="19"/>
+          <w:szCs w:val="19"/>
+          <w:highlight w:val="white"/>
+        </w:rPr>
+        <w:t xml:space="preserve">    {</w:t>
+      </w:r>
+    </w:p>
+    <w:p>
+      <w:pPr>
+        <w:autoSpaceDE w:val="0"/>
+        <w:autoSpaceDN w:val="0"/>
+        <w:adjustRightInd w:val="0"/>
+        <w:rPr>
+          <w:rFonts w:ascii="細明體" w:eastAsia="細明體" w:cs="細明體"/>
+          <w:color w:val="000000"/>
+          <w:kern w:val="0"/>
+          <w:sz w:val="19"/>
+          <w:szCs w:val="19"/>
+          <w:highlight w:val="white"/>
+        </w:rPr>
+      </w:pPr>
+      <w:r>
+        <w:rPr>
+          <w:rFonts w:ascii="細明體" w:eastAsia="細明體" w:cs="細明體"/>
+          <w:color w:val="000000"/>
+          <w:kern w:val="0"/>
+          <w:sz w:val="19"/>
+          <w:szCs w:val="19"/>
+          <w:highlight w:val="white"/>
+        </w:rPr>
+        <w:t xml:space="preserve">        </w:t>
+      </w:r>
+      <w:r>
+        <w:rPr>
+          <w:rFonts w:ascii="細明體" w:eastAsia="細明體" w:cs="細明體"/>
+          <w:color w:val="0000FF"/>
+          <w:kern w:val="0"/>
+          <w:sz w:val="19"/>
+          <w:szCs w:val="19"/>
+          <w:highlight w:val="white"/>
+        </w:rPr>
+        <w:t>return</w:t>
+      </w:r>
+      <w:r>
+        <w:rPr>
+          <w:rFonts w:ascii="細明體" w:eastAsia="細明體" w:cs="細明體"/>
+          <w:color w:val="000000"/>
+          <w:kern w:val="0"/>
+          <w:sz w:val="19"/>
+          <w:szCs w:val="19"/>
+          <w:highlight w:val="white"/>
+        </w:rPr>
+        <w:t xml:space="preserve"> </w:t>
+      </w:r>
+      <w:proofErr w:type="gramStart"/>
+      <w:r>
+        <w:rPr>
+          <w:rFonts w:ascii="細明體" w:eastAsia="細明體" w:cs="細明體"/>
+          <w:color w:val="000000"/>
+          <w:kern w:val="0"/>
+          <w:sz w:val="19"/>
+          <w:szCs w:val="19"/>
+          <w:highlight w:val="white"/>
+        </w:rPr>
+        <w:t>View(</w:t>
+      </w:r>
+      <w:proofErr w:type="gramEnd"/>
+      <w:r>
+        <w:rPr>
+          <w:rFonts w:ascii="細明體" w:eastAsia="細明體" w:cs="細明體"/>
+          <w:color w:val="0000FF"/>
+          <w:kern w:val="0"/>
+          <w:sz w:val="19"/>
+          <w:szCs w:val="19"/>
+          <w:highlight w:val="white"/>
+        </w:rPr>
+        <w:t>new</w:t>
+      </w:r>
+      <w:r>
+        <w:rPr>
+          <w:rFonts w:ascii="細明體" w:eastAsia="細明體" w:cs="細明體"/>
+          <w:color w:val="000000"/>
+          <w:kern w:val="0"/>
+          <w:sz w:val="19"/>
+          <w:szCs w:val="19"/>
+          <w:highlight w:val="white"/>
+        </w:rPr>
+        <w:t xml:space="preserve"> </w:t>
+      </w:r>
+      <w:proofErr w:type="spellStart"/>
+      <w:r>
+        <w:rPr>
+          <w:rFonts w:ascii="細明體" w:eastAsia="細明體" w:cs="細明體"/>
+          <w:color w:val="2B91AF"/>
+          <w:kern w:val="0"/>
+          <w:sz w:val="19"/>
+          <w:szCs w:val="19"/>
+          <w:highlight w:val="white"/>
+        </w:rPr>
+        <w:t>ErrorViewModel</w:t>
+      </w:r>
+      <w:proofErr w:type="spellEnd"/>
+      <w:r>
+        <w:rPr>
+          <w:rFonts w:ascii="細明體" w:eastAsia="細明體" w:cs="細明體"/>
+          <w:color w:val="000000"/>
+          <w:kern w:val="0"/>
+          <w:sz w:val="19"/>
+          <w:szCs w:val="19"/>
+          <w:highlight w:val="white"/>
+        </w:rPr>
+        <w:t xml:space="preserve"> { </w:t>
+      </w:r>
+      <w:proofErr w:type="spellStart"/>
+      <w:r>
+        <w:rPr>
+          <w:rFonts w:ascii="細明體" w:eastAsia="細明體" w:cs="細明體"/>
+          <w:color w:val="000000"/>
+          <w:kern w:val="0"/>
+          <w:sz w:val="19"/>
+          <w:szCs w:val="19"/>
+          <w:highlight w:val="white"/>
+        </w:rPr>
+        <w:t>RequestId</w:t>
+      </w:r>
+      <w:proofErr w:type="spellEnd"/>
+      <w:r>
+        <w:rPr>
+          <w:rFonts w:ascii="細明體" w:eastAsia="細明體" w:cs="細明體"/>
+          <w:color w:val="000000"/>
+          <w:kern w:val="0"/>
+          <w:sz w:val="19"/>
+          <w:szCs w:val="19"/>
+          <w:highlight w:val="white"/>
+        </w:rPr>
+        <w:t xml:space="preserve"> = </w:t>
+      </w:r>
+      <w:proofErr w:type="spellStart"/>
+      <w:r>
+        <w:rPr>
+          <w:rFonts w:ascii="細明體" w:eastAsia="細明體" w:cs="細明體"/>
+          <w:color w:val="2B91AF"/>
+          <w:kern w:val="0"/>
+          <w:sz w:val="19"/>
+          <w:szCs w:val="19"/>
+          <w:highlight w:val="white"/>
+        </w:rPr>
+        <w:t>Activity</w:t>
+      </w:r>
+      <w:r>
+        <w:rPr>
+          <w:rFonts w:ascii="細明體" w:eastAsia="細明體" w:cs="細明體"/>
+          <w:color w:val="000000"/>
+          <w:kern w:val="0"/>
+          <w:sz w:val="19"/>
+          <w:szCs w:val="19"/>
+          <w:highlight w:val="white"/>
+        </w:rPr>
+        <w:t>.Current?.Id</w:t>
+      </w:r>
+      <w:proofErr w:type="spellEnd"/>
+      <w:r>
+        <w:rPr>
+          <w:rFonts w:ascii="細明體" w:eastAsia="細明體" w:cs="細明體"/>
+          <w:color w:val="000000"/>
+          <w:kern w:val="0"/>
+          <w:sz w:val="19"/>
+          <w:szCs w:val="19"/>
+          <w:highlight w:val="white"/>
+        </w:rPr>
+        <w:t xml:space="preserve"> ?? </w:t>
+      </w:r>
+      <w:proofErr w:type="spellStart"/>
+      <w:proofErr w:type="gramStart"/>
+      <w:r>
+        <w:rPr>
+          <w:rFonts w:ascii="細明體" w:eastAsia="細明體" w:cs="細明體"/>
+          <w:color w:val="000000"/>
+          <w:kern w:val="0"/>
+          <w:sz w:val="19"/>
+          <w:szCs w:val="19"/>
+          <w:highlight w:val="white"/>
+        </w:rPr>
+        <w:t>HttpContext.TraceIdentifier</w:t>
+      </w:r>
+      <w:proofErr w:type="spellEnd"/>
+      <w:r>
+        <w:rPr>
+          <w:rFonts w:ascii="細明體" w:eastAsia="細明體" w:cs="細明體"/>
+          <w:color w:val="000000"/>
+          <w:kern w:val="0"/>
+          <w:sz w:val="19"/>
+          <w:szCs w:val="19"/>
+          <w:highlight w:val="white"/>
+        </w:rPr>
+        <w:t xml:space="preserve"> }</w:t>
+      </w:r>
+      <w:proofErr w:type="gramEnd"/>
+      <w:r>
+        <w:rPr>
+          <w:rFonts w:ascii="細明體" w:eastAsia="細明體" w:cs="細明體"/>
+          <w:color w:val="000000"/>
+          <w:kern w:val="0"/>
+          <w:sz w:val="19"/>
+          <w:szCs w:val="19"/>
+          <w:highlight w:val="white"/>
+        </w:rPr>
+        <w:t>);</w:t>
+      </w:r>
+    </w:p>
+    <w:p>
+      <w:pPr>
+        <w:autoSpaceDE w:val="0"/>
+        <w:autoSpaceDN w:val="0"/>
+        <w:adjustRightInd w:val="0"/>
+        <w:rPr>
+          <w:rFonts w:ascii="細明體" w:eastAsia="細明體" w:cs="細明體"/>
+          <w:color w:val="000000"/>
+          <w:kern w:val="0"/>
+          <w:sz w:val="19"/>
+          <w:szCs w:val="19"/>
+          <w:highlight w:val="white"/>
+        </w:rPr>
+      </w:pPr>
+      <w:r>
+        <w:rPr>
+          <w:rFonts w:ascii="細明體" w:eastAsia="細明體" w:cs="細明體"/>
+          <w:color w:val="000000"/>
+          <w:kern w:val="0"/>
+          <w:sz w:val="19"/>
+          <w:szCs w:val="19"/>
+          <w:highlight w:val="white"/>
+        </w:rPr>
+        <w:t xml:space="preserve">    }</w:t>
+      </w:r>
+    </w:p>
+    <w:p>
+      <w:pPr>
+        <w:autoSpaceDE w:val="0"/>
+        <w:autoSpaceDN w:val="0"/>
+        <w:adjustRightInd w:val="0"/>
+        <w:rPr>
+          <w:rFonts w:ascii="細明體" w:eastAsia="細明體" w:cs="細明體"/>
+          <w:color w:val="000000"/>
+          <w:kern w:val="0"/>
+          <w:sz w:val="19"/>
+          <w:szCs w:val="19"/>
+          <w:highlight w:val="white"/>
+        </w:rPr>
+      </w:pPr>
+      <w:r>
+        <w:rPr>
+          <w:rFonts w:ascii="細明體" w:eastAsia="細明體" w:cs="細明體"/>
+          <w:color w:val="000000"/>
+          <w:kern w:val="0"/>
+          <w:sz w:val="19"/>
+          <w:szCs w:val="19"/>
+          <w:highlight w:val="white"/>
+        </w:rPr>
+        <w:t>}</w:t>
+      </w:r>
+    </w:p>
+    <w:p>
+      <w:pPr>
+        <w:autoSpaceDE w:val="0"/>
+        <w:autoSpaceDN w:val="0"/>
+        <w:adjustRightInd w:val="0"/>
+        <w:rPr>
+          <w:rFonts w:ascii="細明體" w:eastAsia="細明體" w:cs="細明體"/>
+          <w:color w:val="000000"/>
+          <w:kern w:val="0"/>
+          <w:sz w:val="19"/>
+          <w:szCs w:val="19"/>
+          <w:highlight w:val="white"/>
+        </w:rPr>
+      </w:pPr>
+    </w:p>
+    <w:p>
+      <w:pPr>
+        <w:autoSpaceDE w:val="0"/>
+        <w:autoSpaceDN w:val="0"/>
+        <w:adjustRightInd w:val="0"/>
+        <w:rPr>
+          <w:rFonts w:ascii="微軟正黑體" w:eastAsia="微軟正黑體" w:hAnsi="微軟正黑體" w:cs="細明體"/>
+          <w:color w:val="000000"/>
+          <w:kern w:val="0"/>
+          <w:sz w:val="28"/>
+          <w:szCs w:val="28"/>
+          <w:highlight w:val="white"/>
+        </w:rPr>
+      </w:pPr>
+      <w:proofErr w:type="spellStart"/>
+      <w:r>
+        <w:rPr>
+          <w:rFonts w:ascii="微軟正黑體" w:eastAsia="微軟正黑體" w:hAnsi="微軟正黑體" w:cs="細明體" w:hint="eastAsia"/>
+          <w:color w:val="000000"/>
+          <w:kern w:val="0"/>
+          <w:sz w:val="28"/>
+          <w:szCs w:val="28"/>
+          <w:highlight w:val="white"/>
+        </w:rPr>
+        <w:t>Ma</w:t>
+      </w:r>
+      <w:r>
+        <w:rPr>
+          <w:rFonts w:ascii="微軟正黑體" w:eastAsia="微軟正黑體" w:hAnsi="微軟正黑體" w:cs="細明體"/>
+          <w:color w:val="000000"/>
+          <w:kern w:val="0"/>
+          <w:sz w:val="28"/>
+          <w:szCs w:val="28"/>
+          <w:highlight w:val="white"/>
+        </w:rPr>
+        <w:t>inTextsController.cs</w:t>
+      </w:r>
+      <w:proofErr w:type="spellEnd"/>
+    </w:p>
+    <w:p>
+      <w:pPr>
+        <w:autoSpaceDE w:val="0"/>
+        <w:autoSpaceDN w:val="0"/>
+        <w:adjustRightInd w:val="0"/>
+        <w:rPr>
+          <w:rFonts w:ascii="細明體" w:eastAsia="細明體" w:cs="細明體"/>
+          <w:color w:val="2B91AF"/>
+          <w:kern w:val="0"/>
+          <w:sz w:val="19"/>
+          <w:szCs w:val="19"/>
+          <w:highlight w:val="white"/>
+        </w:rPr>
+      </w:pPr>
+      <w:r>
+        <w:rPr>
+          <w:rFonts w:ascii="細明體" w:eastAsia="細明體" w:cs="細明體"/>
+          <w:color w:val="0000FF"/>
+          <w:kern w:val="0"/>
+          <w:sz w:val="19"/>
+          <w:szCs w:val="19"/>
+          <w:highlight w:val="white"/>
+        </w:rPr>
+        <w:t>public</w:t>
+      </w:r>
+      <w:r>
+        <w:rPr>
+          <w:rFonts w:ascii="細明體" w:eastAsia="細明體" w:cs="細明體"/>
+          <w:color w:val="000000"/>
+          <w:kern w:val="0"/>
+          <w:sz w:val="19"/>
+          <w:szCs w:val="19"/>
+          <w:highlight w:val="white"/>
+        </w:rPr>
+        <w:t xml:space="preserve"> </w:t>
+      </w:r>
+      <w:r>
+        <w:rPr>
+          <w:rFonts w:ascii="細明體" w:eastAsia="細明體" w:cs="細明體"/>
+          <w:color w:val="0000FF"/>
+          <w:kern w:val="0"/>
+          <w:sz w:val="19"/>
+          <w:szCs w:val="19"/>
+          <w:highlight w:val="white"/>
+        </w:rPr>
+        <w:t>class</w:t>
+      </w:r>
+      <w:r>
+        <w:rPr>
+          <w:rFonts w:ascii="細明體" w:eastAsia="細明體" w:cs="細明體"/>
+          <w:color w:val="000000"/>
+          <w:kern w:val="0"/>
+          <w:sz w:val="19"/>
+          <w:szCs w:val="19"/>
+          <w:highlight w:val="white"/>
+        </w:rPr>
+        <w:t xml:space="preserve"> </w:t>
+      </w:r>
+      <w:proofErr w:type="spellStart"/>
+      <w:proofErr w:type="gramStart"/>
+      <w:r>
+        <w:rPr>
+          <w:rFonts w:ascii="細明體" w:eastAsia="細明體" w:cs="細明體"/>
+          <w:color w:val="2B91AF"/>
+          <w:kern w:val="0"/>
+          <w:sz w:val="19"/>
+          <w:szCs w:val="19"/>
+          <w:highlight w:val="white"/>
+        </w:rPr>
+        <w:t>MainTextsController</w:t>
+      </w:r>
+      <w:proofErr w:type="spellEnd"/>
+      <w:r>
+        <w:rPr>
+          <w:rFonts w:ascii="細明體" w:eastAsia="細明體" w:cs="細明體"/>
+          <w:color w:val="000000"/>
+          <w:kern w:val="0"/>
+          <w:sz w:val="19"/>
+          <w:szCs w:val="19"/>
+          <w:highlight w:val="white"/>
+        </w:rPr>
+        <w:t xml:space="preserve"> :</w:t>
+      </w:r>
+      <w:proofErr w:type="gramEnd"/>
+      <w:r>
+        <w:rPr>
+          <w:rFonts w:ascii="細明體" w:eastAsia="細明體" w:cs="細明體"/>
+          <w:color w:val="000000"/>
+          <w:kern w:val="0"/>
+          <w:sz w:val="19"/>
+          <w:szCs w:val="19"/>
+          <w:highlight w:val="white"/>
+        </w:rPr>
+        <w:t xml:space="preserve"> </w:t>
+      </w:r>
+      <w:r>
+        <w:rPr>
+          <w:rFonts w:ascii="細明體" w:eastAsia="細明體" w:cs="細明體"/>
+          <w:color w:val="2B91AF"/>
+          <w:kern w:val="0"/>
+          <w:sz w:val="19"/>
+          <w:szCs w:val="19"/>
+          <w:highlight w:val="white"/>
+        </w:rPr>
+        <w:t>Controller</w:t>
+      </w:r>
+    </w:p>
+    <w:p>
+      <w:pPr>
+        <w:autoSpaceDE w:val="0"/>
+        <w:autoSpaceDN w:val="0"/>
+        <w:adjustRightInd w:val="0"/>
+        <w:rPr>
+          <w:rFonts w:ascii="細明體" w:eastAsia="細明體" w:cs="細明體"/>
+          <w:color w:val="000000"/>
+          <w:kern w:val="0"/>
+          <w:sz w:val="19"/>
+          <w:szCs w:val="19"/>
+          <w:highlight w:val="white"/>
+        </w:rPr>
+      </w:pPr>
+      <w:r>
+        <w:rPr>
+          <w:rFonts w:ascii="細明體" w:eastAsia="細明體" w:cs="細明體"/>
+          <w:color w:val="000000"/>
+          <w:kern w:val="0"/>
+          <w:sz w:val="19"/>
+          <w:szCs w:val="19"/>
+          <w:highlight w:val="white"/>
+        </w:rPr>
+        <w:t>{</w:t>
+      </w:r>
+    </w:p>
+    <w:p>
+      <w:pPr>
+        <w:autoSpaceDE w:val="0"/>
+        <w:autoSpaceDN w:val="0"/>
+        <w:adjustRightInd w:val="0"/>
+        <w:rPr>
+          <w:rFonts w:ascii="細明體" w:eastAsia="細明體" w:cs="細明體"/>
+          <w:color w:val="000000"/>
+          <w:kern w:val="0"/>
+          <w:sz w:val="19"/>
+          <w:szCs w:val="19"/>
+          <w:highlight w:val="white"/>
+        </w:rPr>
+      </w:pPr>
+      <w:r>
+        <w:rPr>
+          <w:rFonts w:ascii="細明體" w:eastAsia="細明體" w:cs="細明體"/>
+          <w:color w:val="000000"/>
+          <w:kern w:val="0"/>
+          <w:sz w:val="19"/>
+          <w:szCs w:val="19"/>
+          <w:highlight w:val="white"/>
+        </w:rPr>
+        <w:t xml:space="preserve">    </w:t>
+      </w:r>
+      <w:proofErr w:type="spellStart"/>
+      <w:r>
+        <w:rPr>
+          <w:rFonts w:ascii="細明體" w:eastAsia="細明體" w:cs="細明體"/>
+          <w:color w:val="0000FF"/>
+          <w:kern w:val="0"/>
+          <w:sz w:val="19"/>
+          <w:szCs w:val="19"/>
+          <w:highlight w:val="white"/>
+        </w:rPr>
+        <w:t>readonly</w:t>
+      </w:r>
+      <w:proofErr w:type="spellEnd"/>
+      <w:r>
+        <w:rPr>
+          <w:rFonts w:ascii="細明體" w:eastAsia="細明體" w:cs="細明體"/>
+          <w:color w:val="000000"/>
+          <w:kern w:val="0"/>
+          <w:sz w:val="19"/>
+          <w:szCs w:val="19"/>
+          <w:highlight w:val="white"/>
+        </w:rPr>
+        <w:t xml:space="preserve"> </w:t>
+      </w:r>
+      <w:proofErr w:type="spellStart"/>
+      <w:r>
+        <w:rPr>
+          <w:rFonts w:ascii="細明體" w:eastAsia="細明體" w:cs="細明體"/>
+          <w:color w:val="2B91AF"/>
+          <w:kern w:val="0"/>
+          <w:sz w:val="19"/>
+          <w:szCs w:val="19"/>
+          <w:highlight w:val="white"/>
+        </w:rPr>
+        <w:t>DBContext</w:t>
+      </w:r>
+      <w:proofErr w:type="spellEnd"/>
+      <w:r>
+        <w:rPr>
+          <w:rFonts w:ascii="細明體" w:eastAsia="細明體" w:cs="細明體"/>
+          <w:color w:val="000000"/>
+          <w:kern w:val="0"/>
+          <w:sz w:val="19"/>
+          <w:szCs w:val="19"/>
+          <w:highlight w:val="white"/>
+        </w:rPr>
+        <w:t xml:space="preserve"> Context;</w:t>
+      </w:r>
+    </w:p>
+    <w:p>
+      <w:pPr>
+        <w:autoSpaceDE w:val="0"/>
+        <w:autoSpaceDN w:val="0"/>
+        <w:adjustRightInd w:val="0"/>
+        <w:rPr>
+          <w:rFonts w:ascii="細明體" w:eastAsia="細明體" w:cs="細明體"/>
+          <w:color w:val="000000"/>
+          <w:kern w:val="0"/>
+          <w:sz w:val="19"/>
+          <w:szCs w:val="19"/>
+          <w:highlight w:val="white"/>
+        </w:rPr>
+      </w:pPr>
+      <w:r>
+        <w:rPr>
+          <w:rFonts w:ascii="細明體" w:eastAsia="細明體" w:cs="細明體"/>
+          <w:color w:val="000000"/>
+          <w:kern w:val="0"/>
+          <w:sz w:val="19"/>
+          <w:szCs w:val="19"/>
+          <w:highlight w:val="white"/>
+        </w:rPr>
+        <w:t xml:space="preserve">    </w:t>
+      </w:r>
+      <w:r>
+        <w:rPr>
+          <w:rFonts w:ascii="細明體" w:eastAsia="細明體" w:cs="細明體"/>
+          <w:color w:val="0000FF"/>
+          <w:kern w:val="0"/>
+          <w:sz w:val="19"/>
+          <w:szCs w:val="19"/>
+          <w:highlight w:val="white"/>
+        </w:rPr>
+        <w:t>public</w:t>
+      </w:r>
+      <w:r>
+        <w:rPr>
+          <w:rFonts w:ascii="細明體" w:eastAsia="細明體" w:cs="細明體"/>
+          <w:color w:val="000000"/>
+          <w:kern w:val="0"/>
+          <w:sz w:val="19"/>
+          <w:szCs w:val="19"/>
+          <w:highlight w:val="white"/>
+        </w:rPr>
+        <w:t xml:space="preserve"> </w:t>
+      </w:r>
+      <w:proofErr w:type="spellStart"/>
+      <w:proofErr w:type="gramStart"/>
+      <w:r>
+        <w:rPr>
+          <w:rFonts w:ascii="細明體" w:eastAsia="細明體" w:cs="細明體"/>
+          <w:color w:val="2B91AF"/>
+          <w:kern w:val="0"/>
+          <w:sz w:val="19"/>
+          <w:szCs w:val="19"/>
+          <w:highlight w:val="white"/>
+        </w:rPr>
+        <w:t>MainTextsController</w:t>
+      </w:r>
+      <w:proofErr w:type="spellEnd"/>
+      <w:r>
+        <w:rPr>
+          <w:rFonts w:ascii="細明體" w:eastAsia="細明體" w:cs="細明體"/>
+          <w:color w:val="000000"/>
+          <w:kern w:val="0"/>
+          <w:sz w:val="19"/>
+          <w:szCs w:val="19"/>
+          <w:highlight w:val="white"/>
+        </w:rPr>
+        <w:t>(</w:t>
+      </w:r>
+      <w:proofErr w:type="spellStart"/>
+      <w:proofErr w:type="gramEnd"/>
+      <w:r>
+        <w:rPr>
+          <w:rFonts w:ascii="細明體" w:eastAsia="細明體" w:cs="細明體"/>
+          <w:color w:val="2B91AF"/>
+          <w:kern w:val="0"/>
+          <w:sz w:val="19"/>
+          <w:szCs w:val="19"/>
+          <w:highlight w:val="white"/>
+        </w:rPr>
+        <w:t>DBContext</w:t>
+      </w:r>
+      <w:proofErr w:type="spellEnd"/>
+      <w:r>
+        <w:rPr>
+          <w:rFonts w:ascii="細明體" w:eastAsia="細明體" w:cs="細明體"/>
+          <w:color w:val="000000"/>
+          <w:kern w:val="0"/>
+          <w:sz w:val="19"/>
+          <w:szCs w:val="19"/>
+          <w:highlight w:val="white"/>
+        </w:rPr>
+        <w:t xml:space="preserve"> Context)</w:t>
+      </w:r>
+    </w:p>
+    <w:p>
+      <w:pPr>
+        <w:autoSpaceDE w:val="0"/>
+        <w:autoSpaceDN w:val="0"/>
+        <w:adjustRightInd w:val="0"/>
+        <w:rPr>
+          <w:rFonts w:ascii="細明體" w:eastAsia="細明體" w:cs="細明體"/>
+          <w:color w:val="000000"/>
+          <w:kern w:val="0"/>
+          <w:sz w:val="19"/>
+          <w:szCs w:val="19"/>
+          <w:highlight w:val="white"/>
+        </w:rPr>
+      </w:pPr>
+      <w:r>
+        <w:rPr>
+          <w:rFonts w:ascii="細明體" w:eastAsia="細明體" w:cs="細明體"/>
+          <w:color w:val="000000"/>
+          <w:kern w:val="0"/>
+          <w:sz w:val="19"/>
+          <w:szCs w:val="19"/>
+          <w:highlight w:val="white"/>
+        </w:rPr>
+        <w:t xml:space="preserve">    {</w:t>
+      </w:r>
+    </w:p>
+    <w:p>
+      <w:pPr>
+        <w:autoSpaceDE w:val="0"/>
+        <w:autoSpaceDN w:val="0"/>
+        <w:adjustRightInd w:val="0"/>
+        <w:rPr>
+          <w:rFonts w:ascii="細明體" w:eastAsia="細明體" w:cs="細明體"/>
+          <w:color w:val="000000"/>
+          <w:kern w:val="0"/>
+          <w:sz w:val="19"/>
+          <w:szCs w:val="19"/>
+          <w:highlight w:val="white"/>
+        </w:rPr>
+      </w:pPr>
+      <w:r>
+        <w:rPr>
+          <w:rFonts w:ascii="細明體" w:eastAsia="細明體" w:cs="細明體"/>
+          <w:color w:val="000000"/>
+          <w:kern w:val="0"/>
+          <w:sz w:val="19"/>
+          <w:szCs w:val="19"/>
+          <w:highlight w:val="white"/>
+        </w:rPr>
+        <w:t xml:space="preserve">        </w:t>
+      </w:r>
+      <w:proofErr w:type="spellStart"/>
+      <w:proofErr w:type="gramStart"/>
+      <w:r>
+        <w:rPr>
+          <w:rFonts w:ascii="細明體" w:eastAsia="細明體" w:cs="細明體"/>
+          <w:color w:val="0000FF"/>
+          <w:kern w:val="0"/>
+          <w:sz w:val="19"/>
+          <w:szCs w:val="19"/>
+          <w:highlight w:val="white"/>
+        </w:rPr>
+        <w:t>this</w:t>
+      </w:r>
+      <w:r>
+        <w:rPr>
+          <w:rFonts w:ascii="細明體" w:eastAsia="細明體" w:cs="細明體"/>
+          <w:color w:val="000000"/>
+          <w:kern w:val="0"/>
+          <w:sz w:val="19"/>
+          <w:szCs w:val="19"/>
+          <w:highlight w:val="white"/>
+        </w:rPr>
+        <w:t>.Context</w:t>
+      </w:r>
+      <w:proofErr w:type="spellEnd"/>
+      <w:proofErr w:type="gramEnd"/>
+      <w:r>
+        <w:rPr>
+          <w:rFonts w:ascii="細明體" w:eastAsia="細明體" w:cs="細明體"/>
+          <w:color w:val="000000"/>
+          <w:kern w:val="0"/>
+          <w:sz w:val="19"/>
+          <w:szCs w:val="19"/>
+          <w:highlight w:val="white"/>
+        </w:rPr>
+        <w:t xml:space="preserve"> = Context;</w:t>
+      </w:r>
+    </w:p>
+    <w:p>
+      <w:pPr>
+        <w:autoSpaceDE w:val="0"/>
+        <w:autoSpaceDN w:val="0"/>
+        <w:adjustRightInd w:val="0"/>
+        <w:rPr>
+          <w:rFonts w:ascii="細明體" w:eastAsia="細明體" w:cs="細明體"/>
+          <w:color w:val="000000"/>
+          <w:kern w:val="0"/>
+          <w:sz w:val="19"/>
+          <w:szCs w:val="19"/>
+          <w:highlight w:val="white"/>
+        </w:rPr>
+      </w:pPr>
+      <w:r>
+        <w:rPr>
+          <w:rFonts w:ascii="細明體" w:eastAsia="細明體" w:cs="細明體"/>
+          <w:color w:val="000000"/>
+          <w:kern w:val="0"/>
+          <w:sz w:val="19"/>
+          <w:szCs w:val="19"/>
+          <w:highlight w:val="white"/>
+        </w:rPr>
+        <w:t xml:space="preserve">    }</w:t>
+      </w:r>
+    </w:p>
+    <w:p>
+      <w:pPr>
+        <w:autoSpaceDE w:val="0"/>
+        <w:autoSpaceDN w:val="0"/>
+        <w:adjustRightInd w:val="0"/>
+        <w:rPr>
+          <w:rFonts w:ascii="細明體" w:eastAsia="細明體" w:cs="細明體"/>
+          <w:color w:val="000000"/>
+          <w:kern w:val="0"/>
+          <w:sz w:val="19"/>
+          <w:szCs w:val="19"/>
+          <w:highlight w:val="white"/>
+        </w:rPr>
+      </w:pPr>
+    </w:p>
+    <w:p>
+      <w:pPr>
+        <w:autoSpaceDE w:val="0"/>
+        <w:autoSpaceDN w:val="0"/>
+        <w:adjustRightInd w:val="0"/>
+        <w:rPr>
+          <w:rFonts w:ascii="細明體" w:eastAsia="細明體" w:cs="細明體"/>
+          <w:color w:val="808080"/>
+          <w:kern w:val="0"/>
+          <w:sz w:val="19"/>
+          <w:szCs w:val="19"/>
+          <w:highlight w:val="white"/>
+        </w:rPr>
+      </w:pPr>
+      <w:r>
+        <w:rPr>
+          <w:rFonts w:ascii="細明體" w:eastAsia="細明體" w:cs="細明體"/>
+          <w:color w:val="000000"/>
+          <w:kern w:val="0"/>
+          <w:sz w:val="19"/>
+          <w:szCs w:val="19"/>
+          <w:highlight w:val="white"/>
+        </w:rPr>
+        <w:t xml:space="preserve">    </w:t>
+      </w:r>
+      <w:r>
+        <w:rPr>
+          <w:rFonts w:ascii="細明體" w:eastAsia="細明體" w:cs="細明體"/>
+          <w:color w:val="808080"/>
+          <w:kern w:val="0"/>
+          <w:sz w:val="19"/>
+          <w:szCs w:val="19"/>
+          <w:highlight w:val="white"/>
+        </w:rPr>
+        <w:t>///</w:t>
+      </w:r>
+      <w:r>
+        <w:rPr>
+          <w:rFonts w:ascii="細明體" w:eastAsia="細明體" w:cs="細明體"/>
+          <w:color w:val="008000"/>
+          <w:kern w:val="0"/>
+          <w:sz w:val="19"/>
+          <w:szCs w:val="19"/>
+          <w:highlight w:val="white"/>
+        </w:rPr>
+        <w:t xml:space="preserve"> </w:t>
+      </w:r>
+      <w:r>
+        <w:rPr>
+          <w:rFonts w:ascii="細明體" w:eastAsia="細明體" w:cs="細明體"/>
+          <w:color w:val="808080"/>
+          <w:kern w:val="0"/>
+          <w:sz w:val="19"/>
+          <w:szCs w:val="19"/>
+          <w:highlight w:val="white"/>
+        </w:rPr>
+        <w:t>&lt;summary&gt;</w:t>
+      </w:r>
+    </w:p>
+    <w:p>
+      <w:pPr>
+        <w:autoSpaceDE w:val="0"/>
+        <w:autoSpaceDN w:val="0"/>
+        <w:adjustRightInd w:val="0"/>
+        <w:rPr>
+          <w:rFonts w:ascii="細明體" w:eastAsia="細明體" w:cs="細明體"/>
+          <w:color w:val="008000"/>
+          <w:kern w:val="0"/>
+          <w:sz w:val="19"/>
+          <w:szCs w:val="19"/>
+          <w:highlight w:val="white"/>
+        </w:rPr>
+      </w:pPr>
+      <w:r>
+        <w:rPr>
+          <w:rFonts w:ascii="細明體" w:eastAsia="細明體" w:cs="細明體"/>
+          <w:color w:val="000000"/>
+          <w:kern w:val="0"/>
+          <w:sz w:val="19"/>
+          <w:szCs w:val="19"/>
+          <w:highlight w:val="white"/>
+        </w:rPr>
+        <w:t xml:space="preserve">    </w:t>
       </w:r>
       <w:r>
         <w:rPr>
@@ -15402,7 +17091,7 @@
           <w:szCs w:val="19"/>
           <w:highlight w:val="white"/>
         </w:rPr>
-        <w:t xml:space="preserve">      </w:t>
+        <w:t xml:space="preserve">    </w:t>
       </w:r>
       <w:r>
         <w:rPr>
@@ -15461,7 +17150,7 @@
           <w:szCs w:val="19"/>
           <w:highlight w:val="white"/>
         </w:rPr>
-        <w:t xml:space="preserve">      </w:t>
+        <w:t xml:space="preserve">    </w:t>
       </w:r>
       <w:r>
         <w:rPr>
@@ -15520,7 +17209,7 @@
           <w:szCs w:val="19"/>
           <w:highlight w:val="white"/>
         </w:rPr>
-        <w:t xml:space="preserve">      </w:t>
+        <w:t xml:space="preserve">    </w:t>
       </w:r>
       <w:r>
         <w:rPr>
@@ -15660,33 +17349,33 @@
           <w:szCs w:val="19"/>
           <w:highlight w:val="white"/>
         </w:rPr>
-        <w:t xml:space="preserve">      {</w:t>
-      </w:r>
-    </w:p>
-    <w:p>
-      <w:pPr>
-        <w:autoSpaceDE w:val="0"/>
-        <w:autoSpaceDN w:val="0"/>
-        <w:adjustRightInd w:val="0"/>
-        <w:rPr>
-          <w:rFonts w:ascii="細明體" w:eastAsia="細明體" w:cs="細明體"/>
-          <w:color w:val="000000"/>
-          <w:kern w:val="0"/>
-          <w:sz w:val="19"/>
-          <w:szCs w:val="19"/>
-          <w:highlight w:val="white"/>
-        </w:rPr>
-      </w:pPr>
-      <w:r>
-        <w:rPr>
-          <w:rFonts w:ascii="細明體" w:eastAsia="細明體" w:cs="細明體"/>
-          <w:color w:val="000000"/>
-          <w:kern w:val="0"/>
-          <w:sz w:val="19"/>
-          <w:szCs w:val="19"/>
-          <w:highlight w:val="white"/>
-        </w:rPr>
-        <w:t xml:space="preserve">          </w:t>
+        <w:t xml:space="preserve">    {</w:t>
+      </w:r>
+    </w:p>
+    <w:p>
+      <w:pPr>
+        <w:autoSpaceDE w:val="0"/>
+        <w:autoSpaceDN w:val="0"/>
+        <w:adjustRightInd w:val="0"/>
+        <w:rPr>
+          <w:rFonts w:ascii="細明體" w:eastAsia="細明體" w:cs="細明體"/>
+          <w:color w:val="000000"/>
+          <w:kern w:val="0"/>
+          <w:sz w:val="19"/>
+          <w:szCs w:val="19"/>
+          <w:highlight w:val="white"/>
+        </w:rPr>
+      </w:pPr>
+      <w:r>
+        <w:rPr>
+          <w:rFonts w:ascii="細明體" w:eastAsia="細明體" w:cs="細明體"/>
+          <w:color w:val="000000"/>
+          <w:kern w:val="0"/>
+          <w:sz w:val="19"/>
+          <w:szCs w:val="19"/>
+          <w:highlight w:val="white"/>
+        </w:rPr>
+        <w:t xml:space="preserve">        </w:t>
       </w:r>
       <w:r>
         <w:rPr>
@@ -15893,7 +17582,7 @@
           <w:szCs w:val="19"/>
           <w:highlight w:val="white"/>
         </w:rPr>
-        <w:t xml:space="preserve">          </w:t>
+        <w:t xml:space="preserve">        </w:t>
       </w:r>
       <w:r>
         <w:rPr>
@@ -15965,7 +17654,7 @@
           <w:szCs w:val="19"/>
           <w:highlight w:val="white"/>
         </w:rPr>
-        <w:t xml:space="preserve">      }</w:t>
+        <w:t xml:space="preserve">    }</w:t>
       </w:r>
     </w:p>
     <w:p>
@@ -16006,7 +17695,7 @@
           <w:szCs w:val="19"/>
           <w:highlight w:val="white"/>
         </w:rPr>
-        <w:t xml:space="preserve">      </w:t>
+        <w:t xml:space="preserve">    </w:t>
       </w:r>
       <w:r>
         <w:rPr>
@@ -16065,7 +17754,7 @@
           <w:szCs w:val="19"/>
           <w:highlight w:val="white"/>
         </w:rPr>
-        <w:t xml:space="preserve">      </w:t>
+        <w:t xml:space="preserve">    </w:t>
       </w:r>
       <w:r>
         <w:rPr>
@@ -16124,7 +17813,7 @@
           <w:szCs w:val="19"/>
           <w:highlight w:val="white"/>
         </w:rPr>
-        <w:t xml:space="preserve">      </w:t>
+        <w:t xml:space="preserve">    </w:t>
       </w:r>
       <w:r>
         <w:rPr>
@@ -16183,7 +17872,8 @@
           <w:szCs w:val="19"/>
           <w:highlight w:val="white"/>
         </w:rPr>
-        <w:t xml:space="preserve">      </w:t>
+        <w:lastRenderedPageBreak/>
+        <w:t xml:space="preserve">    </w:t>
       </w:r>
       <w:r>
         <w:rPr>
@@ -16242,7 +17932,7 @@
           <w:szCs w:val="19"/>
           <w:highlight w:val="white"/>
         </w:rPr>
-        <w:t xml:space="preserve">      </w:t>
+        <w:t xml:space="preserve">    </w:t>
       </w:r>
       <w:r>
         <w:rPr>
@@ -16338,33 +18028,33 @@
           <w:szCs w:val="19"/>
           <w:highlight w:val="white"/>
         </w:rPr>
-        <w:t xml:space="preserve">      {</w:t>
-      </w:r>
-    </w:p>
-    <w:p>
-      <w:pPr>
-        <w:autoSpaceDE w:val="0"/>
-        <w:autoSpaceDN w:val="0"/>
-        <w:adjustRightInd w:val="0"/>
-        <w:rPr>
-          <w:rFonts w:ascii="細明體" w:eastAsia="細明體" w:cs="細明體"/>
-          <w:color w:val="000000"/>
-          <w:kern w:val="0"/>
-          <w:sz w:val="19"/>
-          <w:szCs w:val="19"/>
-          <w:highlight w:val="white"/>
-        </w:rPr>
-      </w:pPr>
-      <w:r>
-        <w:rPr>
-          <w:rFonts w:ascii="細明體" w:eastAsia="細明體" w:cs="細明體"/>
-          <w:color w:val="000000"/>
-          <w:kern w:val="0"/>
-          <w:sz w:val="19"/>
-          <w:szCs w:val="19"/>
-          <w:highlight w:val="white"/>
-        </w:rPr>
-        <w:t xml:space="preserve">          </w:t>
+        <w:t xml:space="preserve">    {</w:t>
+      </w:r>
+    </w:p>
+    <w:p>
+      <w:pPr>
+        <w:autoSpaceDE w:val="0"/>
+        <w:autoSpaceDN w:val="0"/>
+        <w:adjustRightInd w:val="0"/>
+        <w:rPr>
+          <w:rFonts w:ascii="細明體" w:eastAsia="細明體" w:cs="細明體"/>
+          <w:color w:val="000000"/>
+          <w:kern w:val="0"/>
+          <w:sz w:val="19"/>
+          <w:szCs w:val="19"/>
+          <w:highlight w:val="white"/>
+        </w:rPr>
+      </w:pPr>
+      <w:r>
+        <w:rPr>
+          <w:rFonts w:ascii="細明體" w:eastAsia="細明體" w:cs="細明體"/>
+          <w:color w:val="000000"/>
+          <w:kern w:val="0"/>
+          <w:sz w:val="19"/>
+          <w:szCs w:val="19"/>
+          <w:highlight w:val="white"/>
+        </w:rPr>
+        <w:t xml:space="preserve">        </w:t>
       </w:r>
       <w:r>
         <w:rPr>
@@ -16436,8 +18126,23 @@
           <w:szCs w:val="19"/>
           <w:highlight w:val="white"/>
         </w:rPr>
-        <w:t xml:space="preserve">      }</w:t>
-      </w:r>
+        <w:t xml:space="preserve">    }</w:t>
+      </w:r>
+    </w:p>
+    <w:p>
+      <w:pPr>
+        <w:autoSpaceDE w:val="0"/>
+        <w:autoSpaceDN w:val="0"/>
+        <w:adjustRightInd w:val="0"/>
+        <w:rPr>
+          <w:rFonts w:ascii="細明體" w:eastAsia="細明體" w:cs="細明體"/>
+          <w:color w:val="000000"/>
+          <w:kern w:val="0"/>
+          <w:sz w:val="19"/>
+          <w:szCs w:val="19"/>
+          <w:highlight w:val="white"/>
+        </w:rPr>
+      </w:pPr>
     </w:p>
     <w:p>
       <w:pPr>
@@ -16462,7 +18167,7 @@
           <w:szCs w:val="19"/>
           <w:highlight w:val="white"/>
         </w:rPr>
-        <w:t xml:space="preserve">      </w:t>
+        <w:t xml:space="preserve">    </w:t>
       </w:r>
       <w:r>
         <w:rPr>
@@ -16521,7 +18226,7 @@
           <w:szCs w:val="19"/>
           <w:highlight w:val="white"/>
         </w:rPr>
-        <w:t xml:space="preserve">      </w:t>
+        <w:t xml:space="preserve">    </w:t>
       </w:r>
       <w:r>
         <w:rPr>
@@ -16569,7 +18274,7 @@
           <w:szCs w:val="19"/>
           <w:highlight w:val="white"/>
         </w:rPr>
-        <w:t xml:space="preserve">      </w:t>
+        <w:t xml:space="preserve">    </w:t>
       </w:r>
       <w:r>
         <w:rPr>
@@ -16628,7 +18333,7 @@
           <w:szCs w:val="19"/>
           <w:highlight w:val="white"/>
         </w:rPr>
-        <w:t xml:space="preserve">      </w:t>
+        <w:t xml:space="preserve">    </w:t>
       </w:r>
       <w:r>
         <w:rPr>
@@ -16733,7 +18438,7 @@
           <w:szCs w:val="19"/>
           <w:highlight w:val="white"/>
         </w:rPr>
-        <w:t xml:space="preserve">      </w:t>
+        <w:t xml:space="preserve">    </w:t>
       </w:r>
       <w:r>
         <w:rPr>
@@ -16860,7 +18565,7 @@
           <w:szCs w:val="19"/>
           <w:highlight w:val="white"/>
         </w:rPr>
-        <w:t xml:space="preserve">      </w:t>
+        <w:t xml:space="preserve">    </w:t>
       </w:r>
       <w:r>
         <w:rPr>
@@ -16919,7 +18624,7 @@
           <w:szCs w:val="19"/>
           <w:highlight w:val="white"/>
         </w:rPr>
-        <w:t xml:space="preserve">      [</w:t>
+        <w:t xml:space="preserve">    [</w:t>
       </w:r>
       <w:proofErr w:type="spellStart"/>
       <w:r>
@@ -16969,7 +18674,7 @@
           <w:szCs w:val="19"/>
           <w:highlight w:val="white"/>
         </w:rPr>
-        <w:t xml:space="preserve">      [</w:t>
+        <w:t xml:space="preserve">    [</w:t>
       </w:r>
       <w:proofErr w:type="spellStart"/>
       <w:r>
@@ -17019,7 +18724,7 @@
           <w:szCs w:val="19"/>
           <w:highlight w:val="white"/>
         </w:rPr>
-        <w:t xml:space="preserve">      </w:t>
+        <w:t xml:space="preserve">    </w:t>
       </w:r>
       <w:r>
         <w:rPr>
@@ -17312,33 +19017,33 @@
           <w:szCs w:val="19"/>
           <w:highlight w:val="white"/>
         </w:rPr>
-        <w:t xml:space="preserve">      {</w:t>
-      </w:r>
-    </w:p>
-    <w:p>
-      <w:pPr>
-        <w:autoSpaceDE w:val="0"/>
-        <w:autoSpaceDN w:val="0"/>
-        <w:adjustRightInd w:val="0"/>
-        <w:rPr>
-          <w:rFonts w:ascii="細明體" w:eastAsia="細明體" w:cs="細明體"/>
-          <w:color w:val="000000"/>
-          <w:kern w:val="0"/>
-          <w:sz w:val="19"/>
-          <w:szCs w:val="19"/>
-          <w:highlight w:val="white"/>
-        </w:rPr>
-      </w:pPr>
-      <w:r>
-        <w:rPr>
-          <w:rFonts w:ascii="細明體" w:eastAsia="細明體" w:cs="細明體"/>
-          <w:color w:val="000000"/>
-          <w:kern w:val="0"/>
-          <w:sz w:val="19"/>
-          <w:szCs w:val="19"/>
-          <w:highlight w:val="white"/>
-        </w:rPr>
-        <w:t xml:space="preserve">          </w:t>
+        <w:t xml:space="preserve">    {</w:t>
+      </w:r>
+    </w:p>
+    <w:p>
+      <w:pPr>
+        <w:autoSpaceDE w:val="0"/>
+        <w:autoSpaceDN w:val="0"/>
+        <w:adjustRightInd w:val="0"/>
+        <w:rPr>
+          <w:rFonts w:ascii="細明體" w:eastAsia="細明體" w:cs="細明體"/>
+          <w:color w:val="000000"/>
+          <w:kern w:val="0"/>
+          <w:sz w:val="19"/>
+          <w:szCs w:val="19"/>
+          <w:highlight w:val="white"/>
+        </w:rPr>
+      </w:pPr>
+      <w:r>
+        <w:rPr>
+          <w:rFonts w:ascii="細明體" w:eastAsia="細明體" w:cs="細明體"/>
+          <w:color w:val="000000"/>
+          <w:kern w:val="0"/>
+          <w:sz w:val="19"/>
+          <w:szCs w:val="19"/>
+          <w:highlight w:val="white"/>
+        </w:rPr>
+        <w:t xml:space="preserve">        </w:t>
       </w:r>
       <w:r>
         <w:rPr>
@@ -17410,33 +19115,33 @@
           <w:szCs w:val="19"/>
           <w:highlight w:val="white"/>
         </w:rPr>
-        <w:t xml:space="preserve">          {</w:t>
-      </w:r>
-    </w:p>
-    <w:p>
-      <w:pPr>
-        <w:autoSpaceDE w:val="0"/>
-        <w:autoSpaceDN w:val="0"/>
-        <w:adjustRightInd w:val="0"/>
-        <w:rPr>
-          <w:rFonts w:ascii="細明體" w:eastAsia="細明體" w:cs="細明體"/>
-          <w:color w:val="000000"/>
-          <w:kern w:val="0"/>
-          <w:sz w:val="19"/>
-          <w:szCs w:val="19"/>
-          <w:highlight w:val="white"/>
-        </w:rPr>
-      </w:pPr>
-      <w:r>
-        <w:rPr>
-          <w:rFonts w:ascii="細明體" w:eastAsia="細明體" w:cs="細明體"/>
-          <w:color w:val="000000"/>
-          <w:kern w:val="0"/>
-          <w:sz w:val="19"/>
-          <w:szCs w:val="19"/>
-          <w:highlight w:val="white"/>
-        </w:rPr>
-        <w:t xml:space="preserve">              </w:t>
+        <w:t xml:space="preserve">        {</w:t>
+      </w:r>
+    </w:p>
+    <w:p>
+      <w:pPr>
+        <w:autoSpaceDE w:val="0"/>
+        <w:autoSpaceDN w:val="0"/>
+        <w:adjustRightInd w:val="0"/>
+        <w:rPr>
+          <w:rFonts w:ascii="細明體" w:eastAsia="細明體" w:cs="細明體"/>
+          <w:color w:val="000000"/>
+          <w:kern w:val="0"/>
+          <w:sz w:val="19"/>
+          <w:szCs w:val="19"/>
+          <w:highlight w:val="white"/>
+        </w:rPr>
+      </w:pPr>
+      <w:r>
+        <w:rPr>
+          <w:rFonts w:ascii="細明體" w:eastAsia="細明體" w:cs="細明體"/>
+          <w:color w:val="000000"/>
+          <w:kern w:val="0"/>
+          <w:sz w:val="19"/>
+          <w:szCs w:val="19"/>
+          <w:highlight w:val="white"/>
+        </w:rPr>
+        <w:t xml:space="preserve">            </w:t>
       </w:r>
       <w:proofErr w:type="spellStart"/>
       <w:r>
@@ -17536,7 +19241,7 @@
           <w:szCs w:val="19"/>
           <w:highlight w:val="white"/>
         </w:rPr>
-        <w:t xml:space="preserve">              </w:t>
+        <w:t xml:space="preserve">            </w:t>
       </w:r>
       <w:r>
         <w:rPr>
@@ -17584,7 +19289,7 @@
           <w:szCs w:val="19"/>
           <w:highlight w:val="white"/>
         </w:rPr>
-        <w:t xml:space="preserve">              </w:t>
+        <w:t xml:space="preserve">            </w:t>
       </w:r>
       <w:r>
         <w:rPr>
@@ -17715,7 +19420,7 @@
           <w:szCs w:val="19"/>
           <w:highlight w:val="white"/>
         </w:rPr>
-        <w:t xml:space="preserve">              {</w:t>
+        <w:t xml:space="preserve">            {</w:t>
       </w:r>
     </w:p>
     <w:p>
@@ -17741,7 +19446,7 @@
           <w:szCs w:val="19"/>
           <w:highlight w:val="white"/>
         </w:rPr>
-        <w:t xml:space="preserve">                  </w:t>
+        <w:t xml:space="preserve">                </w:t>
       </w:r>
       <w:r>
         <w:rPr>
@@ -17789,7 +19494,7 @@
           <w:szCs w:val="19"/>
           <w:highlight w:val="white"/>
         </w:rPr>
-        <w:t xml:space="preserve">                  </w:t>
+        <w:t xml:space="preserve">                </w:t>
       </w:r>
       <w:r>
         <w:rPr>
@@ -17861,33 +19566,33 @@
           <w:szCs w:val="19"/>
           <w:highlight w:val="white"/>
         </w:rPr>
-        <w:t xml:space="preserve">                  {</w:t>
-      </w:r>
-    </w:p>
-    <w:p>
-      <w:pPr>
-        <w:autoSpaceDE w:val="0"/>
-        <w:autoSpaceDN w:val="0"/>
-        <w:adjustRightInd w:val="0"/>
-        <w:rPr>
-          <w:rFonts w:ascii="細明體" w:eastAsia="細明體" w:cs="細明體"/>
-          <w:color w:val="000000"/>
-          <w:kern w:val="0"/>
-          <w:sz w:val="19"/>
-          <w:szCs w:val="19"/>
-          <w:highlight w:val="white"/>
-        </w:rPr>
-      </w:pPr>
-      <w:r>
-        <w:rPr>
-          <w:rFonts w:ascii="細明體" w:eastAsia="細明體" w:cs="細明體"/>
-          <w:color w:val="000000"/>
-          <w:kern w:val="0"/>
-          <w:sz w:val="19"/>
-          <w:szCs w:val="19"/>
-          <w:highlight w:val="white"/>
-        </w:rPr>
-        <w:t xml:space="preserve">                      </w:t>
+        <w:t xml:space="preserve">                {</w:t>
+      </w:r>
+    </w:p>
+    <w:p>
+      <w:pPr>
+        <w:autoSpaceDE w:val="0"/>
+        <w:autoSpaceDN w:val="0"/>
+        <w:adjustRightInd w:val="0"/>
+        <w:rPr>
+          <w:rFonts w:ascii="細明體" w:eastAsia="細明體" w:cs="細明體"/>
+          <w:color w:val="000000"/>
+          <w:kern w:val="0"/>
+          <w:sz w:val="19"/>
+          <w:szCs w:val="19"/>
+          <w:highlight w:val="white"/>
+        </w:rPr>
+      </w:pPr>
+      <w:r>
+        <w:rPr>
+          <w:rFonts w:ascii="細明體" w:eastAsia="細明體" w:cs="細明體"/>
+          <w:color w:val="000000"/>
+          <w:kern w:val="0"/>
+          <w:sz w:val="19"/>
+          <w:szCs w:val="19"/>
+          <w:highlight w:val="white"/>
+        </w:rPr>
+        <w:t xml:space="preserve">                    </w:t>
       </w:r>
       <w:r>
         <w:rPr>
@@ -17957,7 +19662,7 @@
           <w:szCs w:val="19"/>
           <w:highlight w:val="white"/>
         </w:rPr>
-        <w:t xml:space="preserve">                      </w:t>
+        <w:t xml:space="preserve">                    </w:t>
       </w:r>
       <w:r>
         <w:rPr>
@@ -18027,7 +19732,7 @@
           <w:szCs w:val="19"/>
           <w:highlight w:val="white"/>
         </w:rPr>
-        <w:t xml:space="preserve">                      </w:t>
+        <w:t xml:space="preserve">                    </w:t>
       </w:r>
       <w:r>
         <w:rPr>
@@ -18097,7 +19802,7 @@
           <w:szCs w:val="19"/>
           <w:highlight w:val="white"/>
         </w:rPr>
-        <w:t xml:space="preserve">                      </w:t>
+        <w:t xml:space="preserve">                    </w:t>
       </w:r>
       <w:r>
         <w:rPr>
@@ -18167,7 +19872,7 @@
           <w:szCs w:val="19"/>
           <w:highlight w:val="white"/>
         </w:rPr>
-        <w:t xml:space="preserve">                      </w:t>
+        <w:t xml:space="preserve">                    </w:t>
       </w:r>
       <w:r>
         <w:rPr>
@@ -18261,7 +19966,7 @@
           <w:szCs w:val="19"/>
           <w:highlight w:val="white"/>
         </w:rPr>
-        <w:t xml:space="preserve">                      </w:t>
+        <w:t xml:space="preserve">                    </w:t>
       </w:r>
       <w:r>
         <w:rPr>
@@ -18355,7 +20060,7 @@
           <w:szCs w:val="19"/>
           <w:highlight w:val="white"/>
         </w:rPr>
-        <w:t xml:space="preserve">                          </w:t>
+        <w:t xml:space="preserve">                        </w:t>
       </w:r>
       <w:r>
         <w:rPr>
@@ -18403,8 +20108,7 @@
           <w:szCs w:val="19"/>
           <w:highlight w:val="white"/>
         </w:rPr>
-        <w:lastRenderedPageBreak/>
-        <w:t xml:space="preserve">                      </w:t>
+        <w:t xml:space="preserve">                    </w:t>
       </w:r>
       <w:r>
         <w:rPr>
@@ -18452,7 +20156,7 @@
           <w:szCs w:val="19"/>
           <w:highlight w:val="white"/>
         </w:rPr>
-        <w:t xml:space="preserve">                          </w:t>
+        <w:t xml:space="preserve">                        </w:t>
       </w:r>
       <w:proofErr w:type="spellStart"/>
       <w:r>
@@ -18592,7 +20296,7 @@
           <w:szCs w:val="19"/>
           <w:highlight w:val="white"/>
         </w:rPr>
-        <w:t xml:space="preserve">                          </w:t>
+        <w:t xml:space="preserve">                        </w:t>
       </w:r>
       <w:r>
         <w:rPr>
@@ -18664,7 +20368,7 @@
           <w:szCs w:val="19"/>
           <w:highlight w:val="white"/>
         </w:rPr>
-        <w:t xml:space="preserve">                  }</w:t>
+        <w:t xml:space="preserve">                }</w:t>
       </w:r>
     </w:p>
     <w:p>
@@ -18705,7 +20409,7 @@
           <w:szCs w:val="19"/>
           <w:highlight w:val="white"/>
         </w:rPr>
-        <w:t xml:space="preserve">                  </w:t>
+        <w:t xml:space="preserve">                </w:t>
       </w:r>
       <w:r>
         <w:rPr>
@@ -18753,7 +20457,8 @@
           <w:szCs w:val="19"/>
           <w:highlight w:val="white"/>
         </w:rPr>
-        <w:t xml:space="preserve">                  </w:t>
+        <w:lastRenderedPageBreak/>
+        <w:t xml:space="preserve">                </w:t>
       </w:r>
       <w:r>
         <w:rPr>
@@ -18923,7 +20628,7 @@
           <w:szCs w:val="19"/>
           <w:highlight w:val="white"/>
         </w:rPr>
-        <w:t xml:space="preserve">                  </w:t>
+        <w:t xml:space="preserve">                </w:t>
       </w:r>
       <w:r>
         <w:rPr>
@@ -19185,7 +20890,7 @@
           <w:szCs w:val="19"/>
           <w:highlight w:val="white"/>
         </w:rPr>
-        <w:t xml:space="preserve">                  </w:t>
+        <w:t xml:space="preserve">                </w:t>
       </w:r>
       <w:r>
         <w:rPr>
@@ -19364,33 +21069,33 @@
           <w:szCs w:val="19"/>
           <w:highlight w:val="white"/>
         </w:rPr>
-        <w:t xml:space="preserve">                  {</w:t>
-      </w:r>
-    </w:p>
-    <w:p>
-      <w:pPr>
-        <w:autoSpaceDE w:val="0"/>
-        <w:autoSpaceDN w:val="0"/>
-        <w:adjustRightInd w:val="0"/>
-        <w:rPr>
-          <w:rFonts w:ascii="細明體" w:eastAsia="細明體" w:cs="細明體"/>
-          <w:color w:val="000000"/>
-          <w:kern w:val="0"/>
-          <w:sz w:val="19"/>
-          <w:szCs w:val="19"/>
-          <w:highlight w:val="white"/>
-        </w:rPr>
-      </w:pPr>
-      <w:r>
-        <w:rPr>
-          <w:rFonts w:ascii="細明體" w:eastAsia="細明體" w:cs="細明體"/>
-          <w:color w:val="000000"/>
-          <w:kern w:val="0"/>
-          <w:sz w:val="19"/>
-          <w:szCs w:val="19"/>
-          <w:highlight w:val="white"/>
-        </w:rPr>
-        <w:t xml:space="preserve">                      </w:t>
+        <w:t xml:space="preserve">                {</w:t>
+      </w:r>
+    </w:p>
+    <w:p>
+      <w:pPr>
+        <w:autoSpaceDE w:val="0"/>
+        <w:autoSpaceDN w:val="0"/>
+        <w:adjustRightInd w:val="0"/>
+        <w:rPr>
+          <w:rFonts w:ascii="細明體" w:eastAsia="細明體" w:cs="細明體"/>
+          <w:color w:val="000000"/>
+          <w:kern w:val="0"/>
+          <w:sz w:val="19"/>
+          <w:szCs w:val="19"/>
+          <w:highlight w:val="white"/>
+        </w:rPr>
+      </w:pPr>
+      <w:r>
+        <w:rPr>
+          <w:rFonts w:ascii="細明體" w:eastAsia="細明體" w:cs="細明體"/>
+          <w:color w:val="000000"/>
+          <w:kern w:val="0"/>
+          <w:sz w:val="19"/>
+          <w:szCs w:val="19"/>
+          <w:highlight w:val="white"/>
+        </w:rPr>
+        <w:t xml:space="preserve">                    </w:t>
       </w:r>
       <w:proofErr w:type="spellStart"/>
       <w:r>
@@ -19440,48 +21145,48 @@
           <w:szCs w:val="19"/>
           <w:highlight w:val="white"/>
         </w:rPr>
-        <w:t xml:space="preserve">                  }</w:t>
-      </w:r>
-    </w:p>
-    <w:p>
-      <w:pPr>
-        <w:autoSpaceDE w:val="0"/>
-        <w:autoSpaceDN w:val="0"/>
-        <w:adjustRightInd w:val="0"/>
-        <w:rPr>
-          <w:rFonts w:ascii="細明體" w:eastAsia="細明體" w:cs="細明體"/>
-          <w:color w:val="000000"/>
-          <w:kern w:val="0"/>
-          <w:sz w:val="19"/>
-          <w:szCs w:val="19"/>
-          <w:highlight w:val="white"/>
-        </w:rPr>
-      </w:pPr>
-    </w:p>
-    <w:p>
-      <w:pPr>
-        <w:autoSpaceDE w:val="0"/>
-        <w:autoSpaceDN w:val="0"/>
-        <w:adjustRightInd w:val="0"/>
-        <w:rPr>
-          <w:rFonts w:ascii="細明體" w:eastAsia="細明體" w:cs="細明體"/>
-          <w:color w:val="000000"/>
-          <w:kern w:val="0"/>
-          <w:sz w:val="19"/>
-          <w:szCs w:val="19"/>
-          <w:highlight w:val="white"/>
-        </w:rPr>
-      </w:pPr>
-      <w:r>
-        <w:rPr>
-          <w:rFonts w:ascii="細明體" w:eastAsia="細明體" w:cs="細明體"/>
-          <w:color w:val="000000"/>
-          <w:kern w:val="0"/>
-          <w:sz w:val="19"/>
-          <w:szCs w:val="19"/>
-          <w:highlight w:val="white"/>
-        </w:rPr>
-        <w:t xml:space="preserve">                  </w:t>
+        <w:t xml:space="preserve">                }</w:t>
+      </w:r>
+    </w:p>
+    <w:p>
+      <w:pPr>
+        <w:autoSpaceDE w:val="0"/>
+        <w:autoSpaceDN w:val="0"/>
+        <w:adjustRightInd w:val="0"/>
+        <w:rPr>
+          <w:rFonts w:ascii="細明體" w:eastAsia="細明體" w:cs="細明體"/>
+          <w:color w:val="000000"/>
+          <w:kern w:val="0"/>
+          <w:sz w:val="19"/>
+          <w:szCs w:val="19"/>
+          <w:highlight w:val="white"/>
+        </w:rPr>
+      </w:pPr>
+    </w:p>
+    <w:p>
+      <w:pPr>
+        <w:autoSpaceDE w:val="0"/>
+        <w:autoSpaceDN w:val="0"/>
+        <w:adjustRightInd w:val="0"/>
+        <w:rPr>
+          <w:rFonts w:ascii="細明體" w:eastAsia="細明體" w:cs="細明體"/>
+          <w:color w:val="000000"/>
+          <w:kern w:val="0"/>
+          <w:sz w:val="19"/>
+          <w:szCs w:val="19"/>
+          <w:highlight w:val="white"/>
+        </w:rPr>
+      </w:pPr>
+      <w:r>
+        <w:rPr>
+          <w:rFonts w:ascii="細明體" w:eastAsia="細明體" w:cs="細明體"/>
+          <w:color w:val="000000"/>
+          <w:kern w:val="0"/>
+          <w:sz w:val="19"/>
+          <w:szCs w:val="19"/>
+          <w:highlight w:val="white"/>
+        </w:rPr>
+        <w:t xml:space="preserve">                </w:t>
       </w:r>
       <w:proofErr w:type="spellStart"/>
       <w:r>
@@ -19555,7 +21260,7 @@
           <w:szCs w:val="19"/>
           <w:highlight w:val="white"/>
         </w:rPr>
-        <w:t xml:space="preserve">                  </w:t>
+        <w:t xml:space="preserve">                </w:t>
       </w:r>
       <w:proofErr w:type="spellStart"/>
       <w:r>
@@ -19664,48 +21369,48 @@
           <w:szCs w:val="19"/>
           <w:highlight w:val="white"/>
         </w:rPr>
-        <w:t xml:space="preserve">              }</w:t>
-      </w:r>
-    </w:p>
-    <w:p>
-      <w:pPr>
-        <w:autoSpaceDE w:val="0"/>
-        <w:autoSpaceDN w:val="0"/>
-        <w:adjustRightInd w:val="0"/>
-        <w:rPr>
-          <w:rFonts w:ascii="細明體" w:eastAsia="細明體" w:cs="細明體"/>
-          <w:color w:val="000000"/>
-          <w:kern w:val="0"/>
-          <w:sz w:val="19"/>
-          <w:szCs w:val="19"/>
-          <w:highlight w:val="white"/>
-        </w:rPr>
-      </w:pPr>
-    </w:p>
-    <w:p>
-      <w:pPr>
-        <w:autoSpaceDE w:val="0"/>
-        <w:autoSpaceDN w:val="0"/>
-        <w:adjustRightInd w:val="0"/>
-        <w:rPr>
-          <w:rFonts w:ascii="細明體" w:eastAsia="細明體" w:cs="細明體"/>
-          <w:color w:val="000000"/>
-          <w:kern w:val="0"/>
-          <w:sz w:val="19"/>
-          <w:szCs w:val="19"/>
-          <w:highlight w:val="white"/>
-        </w:rPr>
-      </w:pPr>
-      <w:r>
-        <w:rPr>
-          <w:rFonts w:ascii="細明體" w:eastAsia="細明體" w:cs="細明體"/>
-          <w:color w:val="000000"/>
-          <w:kern w:val="0"/>
-          <w:sz w:val="19"/>
-          <w:szCs w:val="19"/>
-          <w:highlight w:val="white"/>
-        </w:rPr>
-        <w:t xml:space="preserve">              </w:t>
+        <w:t xml:space="preserve">            }</w:t>
+      </w:r>
+    </w:p>
+    <w:p>
+      <w:pPr>
+        <w:autoSpaceDE w:val="0"/>
+        <w:autoSpaceDN w:val="0"/>
+        <w:adjustRightInd w:val="0"/>
+        <w:rPr>
+          <w:rFonts w:ascii="細明體" w:eastAsia="細明體" w:cs="細明體"/>
+          <w:color w:val="000000"/>
+          <w:kern w:val="0"/>
+          <w:sz w:val="19"/>
+          <w:szCs w:val="19"/>
+          <w:highlight w:val="white"/>
+        </w:rPr>
+      </w:pPr>
+    </w:p>
+    <w:p>
+      <w:pPr>
+        <w:autoSpaceDE w:val="0"/>
+        <w:autoSpaceDN w:val="0"/>
+        <w:adjustRightInd w:val="0"/>
+        <w:rPr>
+          <w:rFonts w:ascii="細明體" w:eastAsia="細明體" w:cs="細明體"/>
+          <w:color w:val="000000"/>
+          <w:kern w:val="0"/>
+          <w:sz w:val="19"/>
+          <w:szCs w:val="19"/>
+          <w:highlight w:val="white"/>
+        </w:rPr>
+      </w:pPr>
+      <w:r>
+        <w:rPr>
+          <w:rFonts w:ascii="細明體" w:eastAsia="細明體" w:cs="細明體"/>
+          <w:color w:val="000000"/>
+          <w:kern w:val="0"/>
+          <w:sz w:val="19"/>
+          <w:szCs w:val="19"/>
+          <w:highlight w:val="white"/>
+        </w:rPr>
+        <w:t xml:space="preserve">            </w:t>
       </w:r>
       <w:proofErr w:type="spellStart"/>
       <w:r>
@@ -19779,7 +21484,7 @@
           <w:szCs w:val="19"/>
           <w:highlight w:val="white"/>
         </w:rPr>
-        <w:t xml:space="preserve">              </w:t>
+        <w:t xml:space="preserve">            </w:t>
       </w:r>
       <w:r>
         <w:rPr>
@@ -19851,7 +21556,7 @@
           <w:szCs w:val="19"/>
           <w:highlight w:val="white"/>
         </w:rPr>
-        <w:t xml:space="preserve">              </w:t>
+        <w:t xml:space="preserve">            </w:t>
       </w:r>
       <w:r>
         <w:rPr>
@@ -19960,7 +21665,7 @@
           <w:szCs w:val="19"/>
           <w:highlight w:val="white"/>
         </w:rPr>
-        <w:t xml:space="preserve">          }</w:t>
+        <w:t xml:space="preserve">        }</w:t>
       </w:r>
     </w:p>
     <w:p>
@@ -20001,7 +21706,7 @@
           <w:szCs w:val="19"/>
           <w:highlight w:val="white"/>
         </w:rPr>
-        <w:t xml:space="preserve">          </w:t>
+        <w:t xml:space="preserve">        </w:t>
       </w:r>
       <w:r>
         <w:rPr>
@@ -20199,7 +21904,7 @@
           <w:szCs w:val="19"/>
           <w:highlight w:val="white"/>
         </w:rPr>
-        <w:t xml:space="preserve">          </w:t>
+        <w:t xml:space="preserve">        </w:t>
       </w:r>
       <w:r>
         <w:rPr>
@@ -20284,7 +21989,7 @@
           <w:szCs w:val="19"/>
           <w:highlight w:val="white"/>
         </w:rPr>
-        <w:t xml:space="preserve">      }</w:t>
+        <w:t xml:space="preserve">    }</w:t>
       </w:r>
     </w:p>
     <w:p>
@@ -20325,7 +22030,7 @@
           <w:szCs w:val="19"/>
           <w:highlight w:val="white"/>
         </w:rPr>
-        <w:t xml:space="preserve">      </w:t>
+        <w:t xml:space="preserve">    </w:t>
       </w:r>
       <w:r>
         <w:rPr>
@@ -20384,7 +22089,7 @@
           <w:szCs w:val="19"/>
           <w:highlight w:val="white"/>
         </w:rPr>
-        <w:t xml:space="preserve">      </w:t>
+        <w:t xml:space="preserve">    </w:t>
       </w:r>
       <w:r>
         <w:rPr>
@@ -20443,7 +22148,7 @@
           <w:szCs w:val="19"/>
           <w:highlight w:val="white"/>
         </w:rPr>
-        <w:t xml:space="preserve">      </w:t>
+        <w:t xml:space="preserve">    </w:t>
       </w:r>
       <w:r>
         <w:rPr>
@@ -20502,7 +22207,7 @@
           <w:szCs w:val="19"/>
           <w:highlight w:val="white"/>
         </w:rPr>
-        <w:t xml:space="preserve">      </w:t>
+        <w:t xml:space="preserve">    </w:t>
       </w:r>
       <w:r>
         <w:rPr>
@@ -20629,7 +22334,7 @@
           <w:szCs w:val="19"/>
           <w:highlight w:val="white"/>
         </w:rPr>
-        <w:t xml:space="preserve">      </w:t>
+        <w:t xml:space="preserve">    </w:t>
       </w:r>
       <w:r>
         <w:rPr>
@@ -20688,7 +22393,7 @@
           <w:szCs w:val="19"/>
           <w:highlight w:val="white"/>
         </w:rPr>
-        <w:t xml:space="preserve">      </w:t>
+        <w:t xml:space="preserve">    </w:t>
       </w:r>
       <w:r>
         <w:rPr>
@@ -20863,33 +22568,33 @@
           <w:szCs w:val="19"/>
           <w:highlight w:val="white"/>
         </w:rPr>
-        <w:t xml:space="preserve">      {</w:t>
-      </w:r>
-    </w:p>
-    <w:p>
-      <w:pPr>
-        <w:autoSpaceDE w:val="0"/>
-        <w:autoSpaceDN w:val="0"/>
-        <w:adjustRightInd w:val="0"/>
-        <w:rPr>
-          <w:rFonts w:ascii="細明體" w:eastAsia="細明體" w:cs="細明體"/>
-          <w:color w:val="000000"/>
-          <w:kern w:val="0"/>
-          <w:sz w:val="19"/>
-          <w:szCs w:val="19"/>
-          <w:highlight w:val="white"/>
-        </w:rPr>
-      </w:pPr>
-      <w:r>
-        <w:rPr>
-          <w:rFonts w:ascii="細明體" w:eastAsia="細明體" w:cs="細明體"/>
-          <w:color w:val="000000"/>
-          <w:kern w:val="0"/>
-          <w:sz w:val="19"/>
-          <w:szCs w:val="19"/>
-          <w:highlight w:val="white"/>
-        </w:rPr>
-        <w:t xml:space="preserve">          </w:t>
+        <w:t xml:space="preserve">    {</w:t>
+      </w:r>
+    </w:p>
+    <w:p>
+      <w:pPr>
+        <w:autoSpaceDE w:val="0"/>
+        <w:autoSpaceDN w:val="0"/>
+        <w:adjustRightInd w:val="0"/>
+        <w:rPr>
+          <w:rFonts w:ascii="細明體" w:eastAsia="細明體" w:cs="細明體"/>
+          <w:color w:val="000000"/>
+          <w:kern w:val="0"/>
+          <w:sz w:val="19"/>
+          <w:szCs w:val="19"/>
+          <w:highlight w:val="white"/>
+        </w:rPr>
+      </w:pPr>
+      <w:r>
+        <w:rPr>
+          <w:rFonts w:ascii="細明體" w:eastAsia="細明體" w:cs="細明體"/>
+          <w:color w:val="000000"/>
+          <w:kern w:val="0"/>
+          <w:sz w:val="19"/>
+          <w:szCs w:val="19"/>
+          <w:highlight w:val="white"/>
+        </w:rPr>
+        <w:t xml:space="preserve">        </w:t>
       </w:r>
       <w:r>
         <w:rPr>
@@ -20998,34 +22703,33 @@
           <w:szCs w:val="19"/>
           <w:highlight w:val="white"/>
         </w:rPr>
-        <w:t xml:space="preserve">          {</w:t>
-      </w:r>
-    </w:p>
-    <w:p>
-      <w:pPr>
-        <w:autoSpaceDE w:val="0"/>
-        <w:autoSpaceDN w:val="0"/>
-        <w:adjustRightInd w:val="0"/>
-        <w:rPr>
-          <w:rFonts w:ascii="細明體" w:eastAsia="細明體" w:cs="細明體"/>
-          <w:color w:val="000000"/>
-          <w:kern w:val="0"/>
-          <w:sz w:val="19"/>
-          <w:szCs w:val="19"/>
-          <w:highlight w:val="white"/>
-        </w:rPr>
-      </w:pPr>
-      <w:r>
-        <w:rPr>
-          <w:rFonts w:ascii="細明體" w:eastAsia="細明體" w:cs="細明體"/>
-          <w:color w:val="000000"/>
-          <w:kern w:val="0"/>
-          <w:sz w:val="19"/>
-          <w:szCs w:val="19"/>
-          <w:highlight w:val="white"/>
-        </w:rPr>
-        <w:lastRenderedPageBreak/>
-        <w:t xml:space="preserve">              </w:t>
+        <w:t xml:space="preserve">        {</w:t>
+      </w:r>
+    </w:p>
+    <w:p>
+      <w:pPr>
+        <w:autoSpaceDE w:val="0"/>
+        <w:autoSpaceDN w:val="0"/>
+        <w:adjustRightInd w:val="0"/>
+        <w:rPr>
+          <w:rFonts w:ascii="細明體" w:eastAsia="細明體" w:cs="細明體"/>
+          <w:color w:val="000000"/>
+          <w:kern w:val="0"/>
+          <w:sz w:val="19"/>
+          <w:szCs w:val="19"/>
+          <w:highlight w:val="white"/>
+        </w:rPr>
+      </w:pPr>
+      <w:r>
+        <w:rPr>
+          <w:rFonts w:ascii="細明體" w:eastAsia="細明體" w:cs="細明體"/>
+          <w:color w:val="000000"/>
+          <w:kern w:val="0"/>
+          <w:sz w:val="19"/>
+          <w:szCs w:val="19"/>
+          <w:highlight w:val="white"/>
+        </w:rPr>
+        <w:t xml:space="preserve">            </w:t>
       </w:r>
       <w:r>
         <w:rPr>
@@ -21110,48 +22814,48 @@
           <w:szCs w:val="19"/>
           <w:highlight w:val="white"/>
         </w:rPr>
-        <w:t xml:space="preserve">          }</w:t>
-      </w:r>
-    </w:p>
-    <w:p>
-      <w:pPr>
-        <w:autoSpaceDE w:val="0"/>
-        <w:autoSpaceDN w:val="0"/>
-        <w:adjustRightInd w:val="0"/>
-        <w:rPr>
-          <w:rFonts w:ascii="細明體" w:eastAsia="細明體" w:cs="細明體"/>
-          <w:color w:val="000000"/>
-          <w:kern w:val="0"/>
-          <w:sz w:val="19"/>
-          <w:szCs w:val="19"/>
-          <w:highlight w:val="white"/>
-        </w:rPr>
-      </w:pPr>
-    </w:p>
-    <w:p>
-      <w:pPr>
-        <w:autoSpaceDE w:val="0"/>
-        <w:autoSpaceDN w:val="0"/>
-        <w:adjustRightInd w:val="0"/>
-        <w:rPr>
-          <w:rFonts w:ascii="細明體" w:eastAsia="細明體" w:cs="細明體"/>
-          <w:color w:val="000000"/>
-          <w:kern w:val="0"/>
-          <w:sz w:val="19"/>
-          <w:szCs w:val="19"/>
-          <w:highlight w:val="white"/>
-        </w:rPr>
-      </w:pPr>
-      <w:r>
-        <w:rPr>
-          <w:rFonts w:ascii="細明體" w:eastAsia="細明體" w:cs="細明體"/>
-          <w:color w:val="000000"/>
-          <w:kern w:val="0"/>
-          <w:sz w:val="19"/>
-          <w:szCs w:val="19"/>
-          <w:highlight w:val="white"/>
-        </w:rPr>
-        <w:t xml:space="preserve">          </w:t>
+        <w:t xml:space="preserve">        }</w:t>
+      </w:r>
+    </w:p>
+    <w:p>
+      <w:pPr>
+        <w:autoSpaceDE w:val="0"/>
+        <w:autoSpaceDN w:val="0"/>
+        <w:adjustRightInd w:val="0"/>
+        <w:rPr>
+          <w:rFonts w:ascii="細明體" w:eastAsia="細明體" w:cs="細明體"/>
+          <w:color w:val="000000"/>
+          <w:kern w:val="0"/>
+          <w:sz w:val="19"/>
+          <w:szCs w:val="19"/>
+          <w:highlight w:val="white"/>
+        </w:rPr>
+      </w:pPr>
+    </w:p>
+    <w:p>
+      <w:pPr>
+        <w:autoSpaceDE w:val="0"/>
+        <w:autoSpaceDN w:val="0"/>
+        <w:adjustRightInd w:val="0"/>
+        <w:rPr>
+          <w:rFonts w:ascii="細明體" w:eastAsia="細明體" w:cs="細明體"/>
+          <w:color w:val="000000"/>
+          <w:kern w:val="0"/>
+          <w:sz w:val="19"/>
+          <w:szCs w:val="19"/>
+          <w:highlight w:val="white"/>
+        </w:rPr>
+      </w:pPr>
+      <w:r>
+        <w:rPr>
+          <w:rFonts w:ascii="細明體" w:eastAsia="細明體" w:cs="細明體"/>
+          <w:color w:val="000000"/>
+          <w:kern w:val="0"/>
+          <w:sz w:val="19"/>
+          <w:szCs w:val="19"/>
+          <w:highlight w:val="white"/>
+        </w:rPr>
+        <w:t xml:space="preserve">        </w:t>
       </w:r>
       <w:r>
         <w:rPr>
@@ -21258,7 +22962,7 @@
           <w:szCs w:val="19"/>
           <w:highlight w:val="white"/>
         </w:rPr>
-        <w:t xml:space="preserve">              </w:t>
+        <w:t xml:space="preserve">            </w:t>
       </w:r>
       <w:proofErr w:type="gramStart"/>
       <w:r>
@@ -21332,7 +23036,7 @@
           <w:szCs w:val="19"/>
           <w:highlight w:val="white"/>
         </w:rPr>
-        <w:t xml:space="preserve">              </w:t>
+        <w:t xml:space="preserve">            </w:t>
       </w:r>
       <w:proofErr w:type="gramStart"/>
       <w:r>
@@ -21458,7 +23162,7 @@
           <w:szCs w:val="19"/>
           <w:highlight w:val="white"/>
         </w:rPr>
-        <w:t xml:space="preserve">          </w:t>
+        <w:t xml:space="preserve">        </w:t>
       </w:r>
       <w:r>
         <w:rPr>
@@ -21552,33 +23256,33 @@
           <w:szCs w:val="19"/>
           <w:highlight w:val="white"/>
         </w:rPr>
-        <w:t xml:space="preserve">          {</w:t>
-      </w:r>
-    </w:p>
-    <w:p>
-      <w:pPr>
-        <w:autoSpaceDE w:val="0"/>
-        <w:autoSpaceDN w:val="0"/>
-        <w:adjustRightInd w:val="0"/>
-        <w:rPr>
-          <w:rFonts w:ascii="細明體" w:eastAsia="細明體" w:cs="細明體"/>
-          <w:color w:val="000000"/>
-          <w:kern w:val="0"/>
-          <w:sz w:val="19"/>
-          <w:szCs w:val="19"/>
-          <w:highlight w:val="white"/>
-        </w:rPr>
-      </w:pPr>
-      <w:r>
-        <w:rPr>
-          <w:rFonts w:ascii="細明體" w:eastAsia="細明體" w:cs="細明體"/>
-          <w:color w:val="000000"/>
-          <w:kern w:val="0"/>
-          <w:sz w:val="19"/>
-          <w:szCs w:val="19"/>
-          <w:highlight w:val="white"/>
-        </w:rPr>
-        <w:t xml:space="preserve">              </w:t>
+        <w:t xml:space="preserve">        {</w:t>
+      </w:r>
+    </w:p>
+    <w:p>
+      <w:pPr>
+        <w:autoSpaceDE w:val="0"/>
+        <w:autoSpaceDN w:val="0"/>
+        <w:adjustRightInd w:val="0"/>
+        <w:rPr>
+          <w:rFonts w:ascii="細明體" w:eastAsia="細明體" w:cs="細明體"/>
+          <w:color w:val="000000"/>
+          <w:kern w:val="0"/>
+          <w:sz w:val="19"/>
+          <w:szCs w:val="19"/>
+          <w:highlight w:val="white"/>
+        </w:rPr>
+      </w:pPr>
+      <w:r>
+        <w:rPr>
+          <w:rFonts w:ascii="細明體" w:eastAsia="細明體" w:cs="細明體"/>
+          <w:color w:val="000000"/>
+          <w:kern w:val="0"/>
+          <w:sz w:val="19"/>
+          <w:szCs w:val="19"/>
+          <w:highlight w:val="white"/>
+        </w:rPr>
+        <w:t xml:space="preserve">            </w:t>
       </w:r>
       <w:r>
         <w:rPr>
@@ -21663,48 +23367,48 @@
           <w:szCs w:val="19"/>
           <w:highlight w:val="white"/>
         </w:rPr>
-        <w:t xml:space="preserve">          }</w:t>
-      </w:r>
-    </w:p>
-    <w:p>
-      <w:pPr>
-        <w:autoSpaceDE w:val="0"/>
-        <w:autoSpaceDN w:val="0"/>
-        <w:adjustRightInd w:val="0"/>
-        <w:rPr>
-          <w:rFonts w:ascii="細明體" w:eastAsia="細明體" w:cs="細明體"/>
-          <w:color w:val="000000"/>
-          <w:kern w:val="0"/>
-          <w:sz w:val="19"/>
-          <w:szCs w:val="19"/>
-          <w:highlight w:val="white"/>
-        </w:rPr>
-      </w:pPr>
-    </w:p>
-    <w:p>
-      <w:pPr>
-        <w:autoSpaceDE w:val="0"/>
-        <w:autoSpaceDN w:val="0"/>
-        <w:adjustRightInd w:val="0"/>
-        <w:rPr>
-          <w:rFonts w:ascii="細明體" w:eastAsia="細明體" w:cs="細明體"/>
-          <w:color w:val="000000"/>
-          <w:kern w:val="0"/>
-          <w:sz w:val="19"/>
-          <w:szCs w:val="19"/>
-          <w:highlight w:val="white"/>
-        </w:rPr>
-      </w:pPr>
-      <w:r>
-        <w:rPr>
-          <w:rFonts w:ascii="細明體" w:eastAsia="細明體" w:cs="細明體"/>
-          <w:color w:val="000000"/>
-          <w:kern w:val="0"/>
-          <w:sz w:val="19"/>
-          <w:szCs w:val="19"/>
-          <w:highlight w:val="white"/>
-        </w:rPr>
-        <w:t xml:space="preserve">          </w:t>
+        <w:t xml:space="preserve">        }</w:t>
+      </w:r>
+    </w:p>
+    <w:p>
+      <w:pPr>
+        <w:autoSpaceDE w:val="0"/>
+        <w:autoSpaceDN w:val="0"/>
+        <w:adjustRightInd w:val="0"/>
+        <w:rPr>
+          <w:rFonts w:ascii="細明體" w:eastAsia="細明體" w:cs="細明體"/>
+          <w:color w:val="000000"/>
+          <w:kern w:val="0"/>
+          <w:sz w:val="19"/>
+          <w:szCs w:val="19"/>
+          <w:highlight w:val="white"/>
+        </w:rPr>
+      </w:pPr>
+    </w:p>
+    <w:p>
+      <w:pPr>
+        <w:autoSpaceDE w:val="0"/>
+        <w:autoSpaceDN w:val="0"/>
+        <w:adjustRightInd w:val="0"/>
+        <w:rPr>
+          <w:rFonts w:ascii="細明體" w:eastAsia="細明體" w:cs="細明體"/>
+          <w:color w:val="000000"/>
+          <w:kern w:val="0"/>
+          <w:sz w:val="19"/>
+          <w:szCs w:val="19"/>
+          <w:highlight w:val="white"/>
+        </w:rPr>
+      </w:pPr>
+      <w:r>
+        <w:rPr>
+          <w:rFonts w:ascii="細明體" w:eastAsia="細明體" w:cs="細明體"/>
+          <w:color w:val="000000"/>
+          <w:kern w:val="0"/>
+          <w:sz w:val="19"/>
+          <w:szCs w:val="19"/>
+          <w:highlight w:val="white"/>
+        </w:rPr>
+        <w:t xml:space="preserve">        </w:t>
       </w:r>
       <w:r>
         <w:rPr>
@@ -21789,49 +23493,83 @@
           <w:szCs w:val="19"/>
           <w:highlight w:val="white"/>
         </w:rPr>
-        <w:t xml:space="preserve">      }</w:t>
-      </w:r>
-    </w:p>
-    <w:p>
-      <w:pPr>
-        <w:autoSpaceDE w:val="0"/>
-        <w:autoSpaceDN w:val="0"/>
-        <w:adjustRightInd w:val="0"/>
-        <w:rPr>
-          <w:rFonts w:ascii="細明體" w:eastAsia="細明體" w:cs="細明體"/>
-          <w:color w:val="000000"/>
-          <w:kern w:val="0"/>
-          <w:sz w:val="19"/>
-          <w:szCs w:val="19"/>
-          <w:highlight w:val="white"/>
-        </w:rPr>
-      </w:pPr>
-    </w:p>
-    <w:p>
-      <w:pPr>
-        <w:autoSpaceDE w:val="0"/>
-        <w:autoSpaceDN w:val="0"/>
-        <w:adjustRightInd w:val="0"/>
-        <w:rPr>
-          <w:rFonts w:ascii="細明體" w:eastAsia="細明體" w:cs="細明體"/>
-          <w:color w:val="000000"/>
-          <w:kern w:val="0"/>
-          <w:sz w:val="19"/>
-          <w:szCs w:val="19"/>
-          <w:highlight w:val="white"/>
-        </w:rPr>
-      </w:pPr>
-      <w:r>
-        <w:rPr>
-          <w:rFonts w:ascii="細明體" w:eastAsia="細明體" w:cs="細明體"/>
-          <w:color w:val="000000"/>
-          <w:kern w:val="0"/>
-          <w:sz w:val="19"/>
-          <w:szCs w:val="19"/>
-          <w:highlight w:val="white"/>
-        </w:rPr>
-        <w:t xml:space="preserve">      </w:t>
-      </w:r>
+        <w:t xml:space="preserve">    }</w:t>
+      </w:r>
+    </w:p>
+    <w:p>
+      <w:pPr>
+        <w:autoSpaceDE w:val="0"/>
+        <w:autoSpaceDN w:val="0"/>
+        <w:adjustRightInd w:val="0"/>
+        <w:rPr>
+          <w:rFonts w:ascii="細明體" w:eastAsia="細明體" w:cs="細明體" w:hint="eastAsia"/>
+          <w:color w:val="000000"/>
+          <w:kern w:val="0"/>
+          <w:sz w:val="19"/>
+          <w:szCs w:val="19"/>
+          <w:highlight w:val="white"/>
+        </w:rPr>
+      </w:pPr>
+      <w:r>
+        <w:rPr>
+          <w:rFonts w:ascii="細明體" w:eastAsia="細明體" w:cs="細明體"/>
+          <w:color w:val="000000"/>
+          <w:kern w:val="0"/>
+          <w:sz w:val="19"/>
+          <w:szCs w:val="19"/>
+          <w:highlight w:val="white"/>
+        </w:rPr>
+        <w:t>}</w:t>
+      </w:r>
+    </w:p>
+    <w:p>
+      <w:pPr>
+        <w:rPr>
+          <w:rFonts w:ascii="Times New Roman" w:eastAsia="標楷體" w:hAnsi="Times New Roman"/>
+        </w:rPr>
+      </w:pPr>
+    </w:p>
+    <w:p>
+      <w:pPr>
+        <w:rPr>
+          <w:rFonts w:ascii="微軟正黑體" w:eastAsia="微軟正黑體" w:hAnsi="微軟正黑體"/>
+          <w:sz w:val="28"/>
+          <w:szCs w:val="28"/>
+        </w:rPr>
+      </w:pPr>
+      <w:proofErr w:type="spellStart"/>
+      <w:r>
+        <w:rPr>
+          <w:rFonts w:ascii="微軟正黑體" w:eastAsia="微軟正黑體" w:hAnsi="微軟正黑體" w:hint="eastAsia"/>
+          <w:sz w:val="28"/>
+          <w:szCs w:val="28"/>
+        </w:rPr>
+        <w:t>R</w:t>
+      </w:r>
+      <w:r>
+        <w:rPr>
+          <w:rFonts w:ascii="微軟正黑體" w:eastAsia="微軟正黑體" w:hAnsi="微軟正黑體"/>
+          <w:sz w:val="28"/>
+          <w:szCs w:val="28"/>
+        </w:rPr>
+        <w:t>epliesController.cs</w:t>
+      </w:r>
+      <w:proofErr w:type="spellEnd"/>
+    </w:p>
+    <w:p>
+      <w:pPr>
+        <w:autoSpaceDE w:val="0"/>
+        <w:autoSpaceDN w:val="0"/>
+        <w:adjustRightInd w:val="0"/>
+        <w:rPr>
+          <w:rFonts w:ascii="細明體" w:eastAsia="細明體" w:cs="細明體"/>
+          <w:color w:val="2B91AF"/>
+          <w:kern w:val="0"/>
+          <w:sz w:val="19"/>
+          <w:szCs w:val="19"/>
+          <w:highlight w:val="white"/>
+        </w:rPr>
+      </w:pPr>
       <w:r>
         <w:rPr>
           <w:rFonts w:ascii="細明體" w:eastAsia="細明體" w:cs="細明體"/>
@@ -21854,19 +23592,17 @@
         </w:rPr>
         <w:t xml:space="preserve"> </w:t>
       </w:r>
-      <w:proofErr w:type="spellStart"/>
-      <w:r>
-        <w:rPr>
-          <w:rFonts w:ascii="細明體" w:eastAsia="細明體" w:cs="細明體"/>
-          <w:color w:val="2B91AF"/>
-          <w:kern w:val="0"/>
-          <w:sz w:val="19"/>
-          <w:szCs w:val="19"/>
-          <w:highlight w:val="white"/>
-        </w:rPr>
-        <w:t>IActionResult</w:t>
-      </w:r>
-      <w:proofErr w:type="spellEnd"/>
+      <w:r>
+        <w:rPr>
+          <w:rFonts w:ascii="細明體" w:eastAsia="細明體" w:cs="細明體"/>
+          <w:color w:val="0000FF"/>
+          <w:kern w:val="0"/>
+          <w:sz w:val="19"/>
+          <w:szCs w:val="19"/>
+          <w:highlight w:val="white"/>
+        </w:rPr>
+        <w:t>class</w:t>
+      </w:r>
       <w:r>
         <w:rPr>
           <w:rFonts w:ascii="細明體" w:eastAsia="細明體" w:cs="細明體"/>
@@ -21877,195 +23613,6 @@
           <w:highlight w:val="white"/>
         </w:rPr>
         <w:t xml:space="preserve"> </w:t>
-      </w:r>
-      <w:proofErr w:type="gramStart"/>
-      <w:r>
-        <w:rPr>
-          <w:rFonts w:ascii="細明體" w:eastAsia="細明體" w:cs="細明體"/>
-          <w:color w:val="000000"/>
-          <w:kern w:val="0"/>
-          <w:sz w:val="19"/>
-          <w:szCs w:val="19"/>
-          <w:highlight w:val="white"/>
-        </w:rPr>
-        <w:t>Privacy(</w:t>
-      </w:r>
-      <w:proofErr w:type="gramEnd"/>
-      <w:r>
-        <w:rPr>
-          <w:rFonts w:ascii="細明體" w:eastAsia="細明體" w:cs="細明體"/>
-          <w:color w:val="000000"/>
-          <w:kern w:val="0"/>
-          <w:sz w:val="19"/>
-          <w:szCs w:val="19"/>
-          <w:highlight w:val="white"/>
-        </w:rPr>
-        <w:t>)</w:t>
-      </w:r>
-    </w:p>
-    <w:p>
-      <w:pPr>
-        <w:autoSpaceDE w:val="0"/>
-        <w:autoSpaceDN w:val="0"/>
-        <w:adjustRightInd w:val="0"/>
-        <w:rPr>
-          <w:rFonts w:ascii="細明體" w:eastAsia="細明體" w:cs="細明體"/>
-          <w:color w:val="000000"/>
-          <w:kern w:val="0"/>
-          <w:sz w:val="19"/>
-          <w:szCs w:val="19"/>
-          <w:highlight w:val="white"/>
-        </w:rPr>
-      </w:pPr>
-      <w:r>
-        <w:rPr>
-          <w:rFonts w:ascii="細明體" w:eastAsia="細明體" w:cs="細明體"/>
-          <w:color w:val="000000"/>
-          <w:kern w:val="0"/>
-          <w:sz w:val="19"/>
-          <w:szCs w:val="19"/>
-          <w:highlight w:val="white"/>
-        </w:rPr>
-        <w:t xml:space="preserve">      {</w:t>
-      </w:r>
-    </w:p>
-    <w:p>
-      <w:pPr>
-        <w:autoSpaceDE w:val="0"/>
-        <w:autoSpaceDN w:val="0"/>
-        <w:adjustRightInd w:val="0"/>
-        <w:rPr>
-          <w:rFonts w:ascii="細明體" w:eastAsia="細明體" w:cs="細明體"/>
-          <w:color w:val="000000"/>
-          <w:kern w:val="0"/>
-          <w:sz w:val="19"/>
-          <w:szCs w:val="19"/>
-          <w:highlight w:val="white"/>
-        </w:rPr>
-      </w:pPr>
-      <w:r>
-        <w:rPr>
-          <w:rFonts w:ascii="細明體" w:eastAsia="細明體" w:cs="細明體"/>
-          <w:color w:val="000000"/>
-          <w:kern w:val="0"/>
-          <w:sz w:val="19"/>
-          <w:szCs w:val="19"/>
-          <w:highlight w:val="white"/>
-        </w:rPr>
-        <w:t xml:space="preserve">          </w:t>
-      </w:r>
-      <w:r>
-        <w:rPr>
-          <w:rFonts w:ascii="細明體" w:eastAsia="細明體" w:cs="細明體"/>
-          <w:color w:val="0000FF"/>
-          <w:kern w:val="0"/>
-          <w:sz w:val="19"/>
-          <w:szCs w:val="19"/>
-          <w:highlight w:val="white"/>
-        </w:rPr>
-        <w:t>return</w:t>
-      </w:r>
-      <w:r>
-        <w:rPr>
-          <w:rFonts w:ascii="細明體" w:eastAsia="細明體" w:cs="細明體"/>
-          <w:color w:val="000000"/>
-          <w:kern w:val="0"/>
-          <w:sz w:val="19"/>
-          <w:szCs w:val="19"/>
-          <w:highlight w:val="white"/>
-        </w:rPr>
-        <w:t xml:space="preserve"> </w:t>
-      </w:r>
-      <w:proofErr w:type="gramStart"/>
-      <w:r>
-        <w:rPr>
-          <w:rFonts w:ascii="細明體" w:eastAsia="細明體" w:cs="細明體"/>
-          <w:color w:val="000000"/>
-          <w:kern w:val="0"/>
-          <w:sz w:val="19"/>
-          <w:szCs w:val="19"/>
-          <w:highlight w:val="white"/>
-        </w:rPr>
-        <w:t>View(</w:t>
-      </w:r>
-      <w:proofErr w:type="gramEnd"/>
-      <w:r>
-        <w:rPr>
-          <w:rFonts w:ascii="細明體" w:eastAsia="細明體" w:cs="細明體"/>
-          <w:color w:val="000000"/>
-          <w:kern w:val="0"/>
-          <w:sz w:val="19"/>
-          <w:szCs w:val="19"/>
-          <w:highlight w:val="white"/>
-        </w:rPr>
-        <w:t>);</w:t>
-      </w:r>
-    </w:p>
-    <w:p>
-      <w:pPr>
-        <w:autoSpaceDE w:val="0"/>
-        <w:autoSpaceDN w:val="0"/>
-        <w:adjustRightInd w:val="0"/>
-        <w:rPr>
-          <w:rFonts w:ascii="細明體" w:eastAsia="細明體" w:cs="細明體"/>
-          <w:color w:val="000000"/>
-          <w:kern w:val="0"/>
-          <w:sz w:val="19"/>
-          <w:szCs w:val="19"/>
-          <w:highlight w:val="white"/>
-        </w:rPr>
-      </w:pPr>
-      <w:r>
-        <w:rPr>
-          <w:rFonts w:ascii="細明體" w:eastAsia="細明體" w:cs="細明體"/>
-          <w:color w:val="000000"/>
-          <w:kern w:val="0"/>
-          <w:sz w:val="19"/>
-          <w:szCs w:val="19"/>
-          <w:highlight w:val="white"/>
-        </w:rPr>
-        <w:t xml:space="preserve">      }</w:t>
-      </w:r>
-    </w:p>
-    <w:p>
-      <w:pPr>
-        <w:autoSpaceDE w:val="0"/>
-        <w:autoSpaceDN w:val="0"/>
-        <w:adjustRightInd w:val="0"/>
-        <w:rPr>
-          <w:rFonts w:ascii="細明體" w:eastAsia="細明體" w:cs="細明體"/>
-          <w:color w:val="000000"/>
-          <w:kern w:val="0"/>
-          <w:sz w:val="19"/>
-          <w:szCs w:val="19"/>
-          <w:highlight w:val="white"/>
-        </w:rPr>
-      </w:pPr>
-    </w:p>
-    <w:p>
-      <w:pPr>
-        <w:autoSpaceDE w:val="0"/>
-        <w:autoSpaceDN w:val="0"/>
-        <w:adjustRightInd w:val="0"/>
-        <w:rPr>
-          <w:rFonts w:ascii="細明體" w:eastAsia="細明體" w:cs="細明體"/>
-          <w:color w:val="000000"/>
-          <w:kern w:val="0"/>
-          <w:sz w:val="19"/>
-          <w:szCs w:val="19"/>
-          <w:highlight w:val="white"/>
-        </w:rPr>
-      </w:pPr>
-      <w:r>
-        <w:rPr>
-          <w:rFonts w:ascii="細明體" w:eastAsia="細明體" w:cs="細明體"/>
-          <w:color w:val="000000"/>
-          <w:kern w:val="0"/>
-          <w:sz w:val="19"/>
-          <w:szCs w:val="19"/>
-          <w:highlight w:val="white"/>
-        </w:rPr>
-        <w:t xml:space="preserve">      [</w:t>
       </w:r>
       <w:proofErr w:type="spellStart"/>
       <w:proofErr w:type="gramStart"/>
@@ -22078,7 +23625,7 @@
           <w:szCs w:val="19"/>
           <w:highlight w:val="white"/>
         </w:rPr>
-        <w:t>ResponseCache</w:t>
+        <w:t>RepliesController</w:t>
       </w:r>
       <w:proofErr w:type="spellEnd"/>
       <w:r>
@@ -22090,7 +23637,7 @@
           <w:szCs w:val="19"/>
           <w:highlight w:val="white"/>
         </w:rPr>
-        <w:t>(</w:t>
+        <w:t xml:space="preserve"> :</w:t>
       </w:r>
       <w:proofErr w:type="gramEnd"/>
       <w:r>
@@ -22102,30 +23649,128 @@
           <w:szCs w:val="19"/>
           <w:highlight w:val="white"/>
         </w:rPr>
-        <w:t xml:space="preserve">Duration = 0, Location = </w:t>
+        <w:t xml:space="preserve"> </w:t>
+      </w:r>
+      <w:r>
+        <w:rPr>
+          <w:rFonts w:ascii="細明體" w:eastAsia="細明體" w:cs="細明體"/>
+          <w:color w:val="2B91AF"/>
+          <w:kern w:val="0"/>
+          <w:sz w:val="19"/>
+          <w:szCs w:val="19"/>
+          <w:highlight w:val="white"/>
+        </w:rPr>
+        <w:t>Controller</w:t>
+      </w:r>
+    </w:p>
+    <w:p>
+      <w:pPr>
+        <w:autoSpaceDE w:val="0"/>
+        <w:autoSpaceDN w:val="0"/>
+        <w:adjustRightInd w:val="0"/>
+        <w:rPr>
+          <w:rFonts w:ascii="細明體" w:eastAsia="細明體" w:cs="細明體"/>
+          <w:color w:val="000000"/>
+          <w:kern w:val="0"/>
+          <w:sz w:val="19"/>
+          <w:szCs w:val="19"/>
+          <w:highlight w:val="white"/>
+        </w:rPr>
+      </w:pPr>
+      <w:r>
+        <w:rPr>
+          <w:rFonts w:ascii="細明體" w:eastAsia="細明體" w:cs="細明體"/>
+          <w:color w:val="000000"/>
+          <w:kern w:val="0"/>
+          <w:sz w:val="19"/>
+          <w:szCs w:val="19"/>
+          <w:highlight w:val="white"/>
+        </w:rPr>
+        <w:t xml:space="preserve"> {</w:t>
+      </w:r>
+    </w:p>
+    <w:p>
+      <w:pPr>
+        <w:autoSpaceDE w:val="0"/>
+        <w:autoSpaceDN w:val="0"/>
+        <w:adjustRightInd w:val="0"/>
+        <w:rPr>
+          <w:rFonts w:ascii="細明體" w:eastAsia="細明體" w:cs="細明體"/>
+          <w:color w:val="000000"/>
+          <w:kern w:val="0"/>
+          <w:sz w:val="19"/>
+          <w:szCs w:val="19"/>
+          <w:highlight w:val="white"/>
+        </w:rPr>
+      </w:pPr>
+      <w:r>
+        <w:rPr>
+          <w:rFonts w:ascii="細明體" w:eastAsia="細明體" w:cs="細明體"/>
+          <w:color w:val="000000"/>
+          <w:kern w:val="0"/>
+          <w:sz w:val="19"/>
+          <w:szCs w:val="19"/>
+          <w:highlight w:val="white"/>
+        </w:rPr>
+        <w:t xml:space="preserve">     </w:t>
+      </w:r>
+      <w:r>
+        <w:rPr>
+          <w:rFonts w:ascii="細明體" w:eastAsia="細明體" w:cs="細明體"/>
+          <w:color w:val="0000FF"/>
+          <w:kern w:val="0"/>
+          <w:sz w:val="19"/>
+          <w:szCs w:val="19"/>
+          <w:highlight w:val="white"/>
+        </w:rPr>
+        <w:t>private</w:t>
+      </w:r>
+      <w:r>
+        <w:rPr>
+          <w:rFonts w:ascii="細明體" w:eastAsia="細明體" w:cs="細明體"/>
+          <w:color w:val="000000"/>
+          <w:kern w:val="0"/>
+          <w:sz w:val="19"/>
+          <w:szCs w:val="19"/>
+          <w:highlight w:val="white"/>
+        </w:rPr>
+        <w:t xml:space="preserve"> </w:t>
       </w:r>
       <w:proofErr w:type="spellStart"/>
       <w:r>
         <w:rPr>
           <w:rFonts w:ascii="細明體" w:eastAsia="細明體" w:cs="細明體"/>
+          <w:color w:val="0000FF"/>
+          <w:kern w:val="0"/>
+          <w:sz w:val="19"/>
+          <w:szCs w:val="19"/>
+          <w:highlight w:val="white"/>
+        </w:rPr>
+        <w:t>readonly</w:t>
+      </w:r>
+      <w:proofErr w:type="spellEnd"/>
+      <w:r>
+        <w:rPr>
+          <w:rFonts w:ascii="細明體" w:eastAsia="細明體" w:cs="細明體"/>
+          <w:color w:val="000000"/>
+          <w:kern w:val="0"/>
+          <w:sz w:val="19"/>
+          <w:szCs w:val="19"/>
+          <w:highlight w:val="white"/>
+        </w:rPr>
+        <w:t xml:space="preserve"> </w:t>
+      </w:r>
+      <w:proofErr w:type="spellStart"/>
+      <w:r>
+        <w:rPr>
+          <w:rFonts w:ascii="細明體" w:eastAsia="細明體" w:cs="細明體"/>
           <w:color w:val="2B91AF"/>
           <w:kern w:val="0"/>
           <w:sz w:val="19"/>
           <w:szCs w:val="19"/>
           <w:highlight w:val="white"/>
         </w:rPr>
-        <w:t>ResponseCacheLocation</w:t>
-      </w:r>
-      <w:r>
-        <w:rPr>
-          <w:rFonts w:ascii="細明體" w:eastAsia="細明體" w:cs="細明體"/>
-          <w:color w:val="000000"/>
-          <w:kern w:val="0"/>
-          <w:sz w:val="19"/>
-          <w:szCs w:val="19"/>
-          <w:highlight w:val="white"/>
-        </w:rPr>
-        <w:t>.None</w:t>
+        <w:t>DBContext</w:t>
       </w:r>
       <w:proofErr w:type="spellEnd"/>
       <w:r>
@@ -22137,31 +23782,48 @@
           <w:szCs w:val="19"/>
           <w:highlight w:val="white"/>
         </w:rPr>
-        <w:t xml:space="preserve">, </w:t>
-      </w:r>
-      <w:proofErr w:type="spellStart"/>
-      <w:r>
-        <w:rPr>
-          <w:rFonts w:ascii="細明體" w:eastAsia="細明體" w:cs="細明體"/>
-          <w:color w:val="000000"/>
-          <w:kern w:val="0"/>
-          <w:sz w:val="19"/>
-          <w:szCs w:val="19"/>
-          <w:highlight w:val="white"/>
-        </w:rPr>
-        <w:t>NoStore</w:t>
-      </w:r>
-      <w:proofErr w:type="spellEnd"/>
-      <w:r>
-        <w:rPr>
-          <w:rFonts w:ascii="細明體" w:eastAsia="細明體" w:cs="細明體"/>
-          <w:color w:val="000000"/>
-          <w:kern w:val="0"/>
-          <w:sz w:val="19"/>
-          <w:szCs w:val="19"/>
-          <w:highlight w:val="white"/>
-        </w:rPr>
-        <w:t xml:space="preserve"> = </w:t>
+        <w:t xml:space="preserve"> _context;</w:t>
+      </w:r>
+    </w:p>
+    <w:p>
+      <w:pPr>
+        <w:autoSpaceDE w:val="0"/>
+        <w:autoSpaceDN w:val="0"/>
+        <w:adjustRightInd w:val="0"/>
+        <w:rPr>
+          <w:rFonts w:ascii="細明體" w:eastAsia="細明體" w:cs="細明體"/>
+          <w:color w:val="000000"/>
+          <w:kern w:val="0"/>
+          <w:sz w:val="19"/>
+          <w:szCs w:val="19"/>
+          <w:highlight w:val="white"/>
+        </w:rPr>
+      </w:pPr>
+    </w:p>
+    <w:p>
+      <w:pPr>
+        <w:autoSpaceDE w:val="0"/>
+        <w:autoSpaceDN w:val="0"/>
+        <w:adjustRightInd w:val="0"/>
+        <w:rPr>
+          <w:rFonts w:ascii="細明體" w:eastAsia="細明體" w:cs="細明體"/>
+          <w:color w:val="000000"/>
+          <w:kern w:val="0"/>
+          <w:sz w:val="19"/>
+          <w:szCs w:val="19"/>
+          <w:highlight w:val="white"/>
+        </w:rPr>
+      </w:pPr>
+      <w:r>
+        <w:rPr>
+          <w:rFonts w:ascii="細明體" w:eastAsia="細明體" w:cs="細明體"/>
+          <w:color w:val="000000"/>
+          <w:kern w:val="0"/>
+          <w:sz w:val="19"/>
+          <w:szCs w:val="19"/>
+          <w:highlight w:val="white"/>
+        </w:rPr>
+        <w:t xml:space="preserve">     </w:t>
       </w:r>
       <w:r>
         <w:rPr>
@@ -22172,54 +23834,6 @@
           <w:szCs w:val="19"/>
           <w:highlight w:val="white"/>
         </w:rPr>
-        <w:t>true</w:t>
-      </w:r>
-      <w:r>
-        <w:rPr>
-          <w:rFonts w:ascii="細明體" w:eastAsia="細明體" w:cs="細明體"/>
-          <w:color w:val="000000"/>
-          <w:kern w:val="0"/>
-          <w:sz w:val="19"/>
-          <w:szCs w:val="19"/>
-          <w:highlight w:val="white"/>
-        </w:rPr>
-        <w:t>)]</w:t>
-      </w:r>
-    </w:p>
-    <w:p>
-      <w:pPr>
-        <w:autoSpaceDE w:val="0"/>
-        <w:autoSpaceDN w:val="0"/>
-        <w:adjustRightInd w:val="0"/>
-        <w:rPr>
-          <w:rFonts w:ascii="細明體" w:eastAsia="細明體" w:cs="細明體"/>
-          <w:color w:val="000000"/>
-          <w:kern w:val="0"/>
-          <w:sz w:val="19"/>
-          <w:szCs w:val="19"/>
-          <w:highlight w:val="white"/>
-        </w:rPr>
-      </w:pPr>
-      <w:r>
-        <w:rPr>
-          <w:rFonts w:ascii="細明體" w:eastAsia="細明體" w:cs="細明體"/>
-          <w:color w:val="000000"/>
-          <w:kern w:val="0"/>
-          <w:sz w:val="19"/>
-          <w:szCs w:val="19"/>
-          <w:highlight w:val="white"/>
-        </w:rPr>
-        <w:t xml:space="preserve">      </w:t>
-      </w:r>
-      <w:r>
-        <w:rPr>
-          <w:rFonts w:ascii="細明體" w:eastAsia="細明體" w:cs="細明體"/>
-          <w:color w:val="0000FF"/>
-          <w:kern w:val="0"/>
-          <w:sz w:val="19"/>
-          <w:szCs w:val="19"/>
-          <w:highlight w:val="white"/>
-        </w:rPr>
         <w:t>public</w:t>
       </w:r>
       <w:r>
@@ -22232,259 +23846,19 @@
           <w:highlight w:val="white"/>
         </w:rPr>
         <w:t xml:space="preserve"> </w:t>
-      </w:r>
-      <w:proofErr w:type="spellStart"/>
-      <w:r>
-        <w:rPr>
-          <w:rFonts w:ascii="細明體" w:eastAsia="細明體" w:cs="細明體"/>
-          <w:color w:val="2B91AF"/>
-          <w:kern w:val="0"/>
-          <w:sz w:val="19"/>
-          <w:szCs w:val="19"/>
-          <w:highlight w:val="white"/>
-        </w:rPr>
-        <w:t>IActionResult</w:t>
-      </w:r>
-      <w:proofErr w:type="spellEnd"/>
-      <w:r>
-        <w:rPr>
-          <w:rFonts w:ascii="細明體" w:eastAsia="細明體" w:cs="細明體"/>
-          <w:color w:val="000000"/>
-          <w:kern w:val="0"/>
-          <w:sz w:val="19"/>
-          <w:szCs w:val="19"/>
-          <w:highlight w:val="white"/>
-        </w:rPr>
-        <w:t xml:space="preserve"> </w:t>
-      </w:r>
-      <w:proofErr w:type="gramStart"/>
-      <w:r>
-        <w:rPr>
-          <w:rFonts w:ascii="細明體" w:eastAsia="細明體" w:cs="細明體"/>
-          <w:color w:val="000000"/>
-          <w:kern w:val="0"/>
-          <w:sz w:val="19"/>
-          <w:szCs w:val="19"/>
-          <w:highlight w:val="white"/>
-        </w:rPr>
-        <w:t>Error(</w:t>
-      </w:r>
-      <w:proofErr w:type="gramEnd"/>
-      <w:r>
-        <w:rPr>
-          <w:rFonts w:ascii="細明體" w:eastAsia="細明體" w:cs="細明體"/>
-          <w:color w:val="000000"/>
-          <w:kern w:val="0"/>
-          <w:sz w:val="19"/>
-          <w:szCs w:val="19"/>
-          <w:highlight w:val="white"/>
-        </w:rPr>
-        <w:t>)</w:t>
-      </w:r>
-    </w:p>
-    <w:p>
-      <w:pPr>
-        <w:autoSpaceDE w:val="0"/>
-        <w:autoSpaceDN w:val="0"/>
-        <w:adjustRightInd w:val="0"/>
-        <w:rPr>
-          <w:rFonts w:ascii="細明體" w:eastAsia="細明體" w:cs="細明體"/>
-          <w:color w:val="000000"/>
-          <w:kern w:val="0"/>
-          <w:sz w:val="19"/>
-          <w:szCs w:val="19"/>
-          <w:highlight w:val="white"/>
-        </w:rPr>
-      </w:pPr>
-      <w:r>
-        <w:rPr>
-          <w:rFonts w:ascii="細明體" w:eastAsia="細明體" w:cs="細明體"/>
-          <w:color w:val="000000"/>
-          <w:kern w:val="0"/>
-          <w:sz w:val="19"/>
-          <w:szCs w:val="19"/>
-          <w:highlight w:val="white"/>
-        </w:rPr>
-        <w:t xml:space="preserve">      {</w:t>
-      </w:r>
-    </w:p>
-    <w:p>
-      <w:pPr>
-        <w:autoSpaceDE w:val="0"/>
-        <w:autoSpaceDN w:val="0"/>
-        <w:adjustRightInd w:val="0"/>
-        <w:rPr>
-          <w:rFonts w:ascii="細明體" w:eastAsia="細明體" w:cs="細明體"/>
-          <w:color w:val="000000"/>
-          <w:kern w:val="0"/>
-          <w:sz w:val="19"/>
-          <w:szCs w:val="19"/>
-          <w:highlight w:val="white"/>
-        </w:rPr>
-      </w:pPr>
-      <w:r>
-        <w:rPr>
-          <w:rFonts w:ascii="細明體" w:eastAsia="細明體" w:cs="細明體"/>
-          <w:color w:val="000000"/>
-          <w:kern w:val="0"/>
-          <w:sz w:val="19"/>
-          <w:szCs w:val="19"/>
-          <w:highlight w:val="white"/>
-        </w:rPr>
-        <w:t xml:space="preserve">          </w:t>
-      </w:r>
-      <w:r>
-        <w:rPr>
-          <w:rFonts w:ascii="細明體" w:eastAsia="細明體" w:cs="細明體"/>
-          <w:color w:val="0000FF"/>
-          <w:kern w:val="0"/>
-          <w:sz w:val="19"/>
-          <w:szCs w:val="19"/>
-          <w:highlight w:val="white"/>
-        </w:rPr>
-        <w:t>return</w:t>
-      </w:r>
-      <w:r>
-        <w:rPr>
-          <w:rFonts w:ascii="細明體" w:eastAsia="細明體" w:cs="細明體"/>
-          <w:color w:val="000000"/>
-          <w:kern w:val="0"/>
-          <w:sz w:val="19"/>
-          <w:szCs w:val="19"/>
-          <w:highlight w:val="white"/>
-        </w:rPr>
-        <w:t xml:space="preserve"> </w:t>
-      </w:r>
-      <w:proofErr w:type="gramStart"/>
-      <w:r>
-        <w:rPr>
-          <w:rFonts w:ascii="細明體" w:eastAsia="細明體" w:cs="細明體"/>
-          <w:color w:val="000000"/>
-          <w:kern w:val="0"/>
-          <w:sz w:val="19"/>
-          <w:szCs w:val="19"/>
-          <w:highlight w:val="white"/>
-        </w:rPr>
-        <w:t>View(</w:t>
-      </w:r>
-      <w:proofErr w:type="gramEnd"/>
-      <w:r>
-        <w:rPr>
-          <w:rFonts w:ascii="細明體" w:eastAsia="細明體" w:cs="細明體"/>
-          <w:color w:val="0000FF"/>
-          <w:kern w:val="0"/>
-          <w:sz w:val="19"/>
-          <w:szCs w:val="19"/>
-          <w:highlight w:val="white"/>
-        </w:rPr>
-        <w:t>new</w:t>
-      </w:r>
-      <w:r>
-        <w:rPr>
-          <w:rFonts w:ascii="細明體" w:eastAsia="細明體" w:cs="細明體"/>
-          <w:color w:val="000000"/>
-          <w:kern w:val="0"/>
-          <w:sz w:val="19"/>
-          <w:szCs w:val="19"/>
-          <w:highlight w:val="white"/>
-        </w:rPr>
-        <w:t xml:space="preserve"> </w:t>
-      </w:r>
-      <w:proofErr w:type="spellStart"/>
-      <w:r>
-        <w:rPr>
-          <w:rFonts w:ascii="細明體" w:eastAsia="細明體" w:cs="細明體"/>
-          <w:color w:val="2B91AF"/>
-          <w:kern w:val="0"/>
-          <w:sz w:val="19"/>
-          <w:szCs w:val="19"/>
-          <w:highlight w:val="white"/>
-        </w:rPr>
-        <w:t>ErrorViewModel</w:t>
-      </w:r>
-      <w:proofErr w:type="spellEnd"/>
-      <w:r>
-        <w:rPr>
-          <w:rFonts w:ascii="細明體" w:eastAsia="細明體" w:cs="細明體"/>
-          <w:color w:val="000000"/>
-          <w:kern w:val="0"/>
-          <w:sz w:val="19"/>
-          <w:szCs w:val="19"/>
-          <w:highlight w:val="white"/>
-        </w:rPr>
-        <w:t xml:space="preserve"> { </w:t>
-      </w:r>
-      <w:proofErr w:type="spellStart"/>
-      <w:r>
-        <w:rPr>
-          <w:rFonts w:ascii="細明體" w:eastAsia="細明體" w:cs="細明體"/>
-          <w:color w:val="000000"/>
-          <w:kern w:val="0"/>
-          <w:sz w:val="19"/>
-          <w:szCs w:val="19"/>
-          <w:highlight w:val="white"/>
-        </w:rPr>
-        <w:t>RequestId</w:t>
-      </w:r>
-      <w:proofErr w:type="spellEnd"/>
-      <w:r>
-        <w:rPr>
-          <w:rFonts w:ascii="細明體" w:eastAsia="細明體" w:cs="細明體"/>
-          <w:color w:val="000000"/>
-          <w:kern w:val="0"/>
-          <w:sz w:val="19"/>
-          <w:szCs w:val="19"/>
-          <w:highlight w:val="white"/>
-        </w:rPr>
-        <w:t xml:space="preserve"> = </w:t>
-      </w:r>
-      <w:proofErr w:type="spellStart"/>
-      <w:r>
-        <w:rPr>
-          <w:rFonts w:ascii="細明體" w:eastAsia="細明體" w:cs="細明體"/>
-          <w:color w:val="2B91AF"/>
-          <w:kern w:val="0"/>
-          <w:sz w:val="19"/>
-          <w:szCs w:val="19"/>
-          <w:highlight w:val="white"/>
-        </w:rPr>
-        <w:t>Activity</w:t>
-      </w:r>
-      <w:r>
-        <w:rPr>
-          <w:rFonts w:ascii="細明體" w:eastAsia="細明體" w:cs="細明體"/>
-          <w:color w:val="000000"/>
-          <w:kern w:val="0"/>
-          <w:sz w:val="19"/>
-          <w:szCs w:val="19"/>
-          <w:highlight w:val="white"/>
-        </w:rPr>
-        <w:t>.Current?.Id</w:t>
-      </w:r>
-      <w:proofErr w:type="spellEnd"/>
-      <w:r>
-        <w:rPr>
-          <w:rFonts w:ascii="細明體" w:eastAsia="細明體" w:cs="細明體"/>
-          <w:color w:val="000000"/>
-          <w:kern w:val="0"/>
-          <w:sz w:val="19"/>
-          <w:szCs w:val="19"/>
-          <w:highlight w:val="white"/>
-        </w:rPr>
-        <w:t xml:space="preserve"> ?? </w:t>
       </w:r>
       <w:proofErr w:type="spellStart"/>
       <w:proofErr w:type="gramStart"/>
       <w:r>
         <w:rPr>
           <w:rFonts w:ascii="細明體" w:eastAsia="細明體" w:cs="細明體"/>
-          <w:color w:val="000000"/>
-          <w:kern w:val="0"/>
-          <w:sz w:val="19"/>
-          <w:szCs w:val="19"/>
-          <w:highlight w:val="white"/>
-        </w:rPr>
-        <w:t>HttpContext.TraceIdentifier</w:t>
+          <w:color w:val="2B91AF"/>
+          <w:kern w:val="0"/>
+          <w:sz w:val="19"/>
+          <w:szCs w:val="19"/>
+          <w:highlight w:val="white"/>
+        </w:rPr>
+        <w:t>RepliesController</w:t>
       </w:r>
       <w:proofErr w:type="spellEnd"/>
       <w:r>
@@ -22496,103 +23870,543 @@
           <w:szCs w:val="19"/>
           <w:highlight w:val="white"/>
         </w:rPr>
-        <w:t xml:space="preserve"> }</w:t>
-      </w:r>
+        <w:t>(</w:t>
+      </w:r>
+      <w:proofErr w:type="spellStart"/>
       <w:proofErr w:type="gramEnd"/>
       <w:r>
         <w:rPr>
           <w:rFonts w:ascii="細明體" w:eastAsia="細明體" w:cs="細明體"/>
-          <w:color w:val="000000"/>
-          <w:kern w:val="0"/>
-          <w:sz w:val="19"/>
-          <w:szCs w:val="19"/>
-          <w:highlight w:val="white"/>
-        </w:rPr>
-        <w:t>);</w:t>
-      </w:r>
-    </w:p>
-    <w:p>
-      <w:pPr>
-        <w:autoSpaceDE w:val="0"/>
-        <w:autoSpaceDN w:val="0"/>
-        <w:adjustRightInd w:val="0"/>
-        <w:rPr>
-          <w:rFonts w:ascii="細明體" w:eastAsia="細明體" w:cs="細明體"/>
-          <w:color w:val="000000"/>
-          <w:kern w:val="0"/>
-          <w:sz w:val="19"/>
-          <w:szCs w:val="19"/>
-          <w:highlight w:val="white"/>
-        </w:rPr>
-      </w:pPr>
-      <w:r>
-        <w:rPr>
-          <w:rFonts w:ascii="細明體" w:eastAsia="細明體" w:cs="細明體"/>
-          <w:color w:val="000000"/>
-          <w:kern w:val="0"/>
-          <w:sz w:val="19"/>
-          <w:szCs w:val="19"/>
-          <w:highlight w:val="white"/>
-        </w:rPr>
-        <w:t xml:space="preserve">      }</w:t>
-      </w:r>
-    </w:p>
-    <w:p>
-      <w:pPr>
-        <w:rPr>
-          <w:rFonts w:ascii="細明體" w:eastAsia="細明體" w:cs="細明體"/>
-          <w:color w:val="000000"/>
-          <w:kern w:val="0"/>
-          <w:sz w:val="19"/>
-          <w:szCs w:val="19"/>
-          <w:highlight w:val="white"/>
-        </w:rPr>
-      </w:pPr>
-      <w:r>
-        <w:rPr>
-          <w:rFonts w:ascii="細明體" w:eastAsia="細明體" w:cs="細明體"/>
-          <w:color w:val="000000"/>
-          <w:kern w:val="0"/>
-          <w:sz w:val="19"/>
-          <w:szCs w:val="19"/>
-          <w:highlight w:val="white"/>
-        </w:rPr>
-        <w:t xml:space="preserve">  }</w:t>
-      </w:r>
-    </w:p>
-    <w:p>
-      <w:pPr>
-        <w:rPr>
-          <w:rFonts w:ascii="Times New Roman" w:eastAsia="標楷體" w:hAnsi="Times New Roman"/>
-        </w:rPr>
-      </w:pPr>
-    </w:p>
-    <w:p>
-      <w:pPr>
-        <w:rPr>
-          <w:rFonts w:ascii="Times New Roman" w:eastAsia="標楷體" w:hAnsi="Times New Roman"/>
-        </w:rPr>
-      </w:pPr>
+          <w:color w:val="2B91AF"/>
+          <w:kern w:val="0"/>
+          <w:sz w:val="19"/>
+          <w:szCs w:val="19"/>
+          <w:highlight w:val="white"/>
+        </w:rPr>
+        <w:t>DBContext</w:t>
+      </w:r>
+      <w:proofErr w:type="spellEnd"/>
+      <w:r>
+        <w:rPr>
+          <w:rFonts w:ascii="細明體" w:eastAsia="細明體" w:cs="細明體"/>
+          <w:color w:val="000000"/>
+          <w:kern w:val="0"/>
+          <w:sz w:val="19"/>
+          <w:szCs w:val="19"/>
+          <w:highlight w:val="white"/>
+        </w:rPr>
+        <w:t xml:space="preserve"> context)</w:t>
+      </w:r>
+    </w:p>
+    <w:p>
+      <w:pPr>
+        <w:autoSpaceDE w:val="0"/>
+        <w:autoSpaceDN w:val="0"/>
+        <w:adjustRightInd w:val="0"/>
+        <w:rPr>
+          <w:rFonts w:ascii="細明體" w:eastAsia="細明體" w:cs="細明體"/>
+          <w:color w:val="000000"/>
+          <w:kern w:val="0"/>
+          <w:sz w:val="19"/>
+          <w:szCs w:val="19"/>
+          <w:highlight w:val="white"/>
+        </w:rPr>
+      </w:pPr>
+      <w:r>
+        <w:rPr>
+          <w:rFonts w:ascii="細明體" w:eastAsia="細明體" w:cs="細明體"/>
+          <w:color w:val="000000"/>
+          <w:kern w:val="0"/>
+          <w:sz w:val="19"/>
+          <w:szCs w:val="19"/>
+          <w:highlight w:val="white"/>
+        </w:rPr>
+        <w:t xml:space="preserve">     {</w:t>
+      </w:r>
+    </w:p>
+    <w:p>
+      <w:pPr>
+        <w:autoSpaceDE w:val="0"/>
+        <w:autoSpaceDN w:val="0"/>
+        <w:adjustRightInd w:val="0"/>
+        <w:rPr>
+          <w:rFonts w:ascii="細明體" w:eastAsia="細明體" w:cs="細明體"/>
+          <w:color w:val="000000"/>
+          <w:kern w:val="0"/>
+          <w:sz w:val="19"/>
+          <w:szCs w:val="19"/>
+          <w:highlight w:val="white"/>
+        </w:rPr>
+      </w:pPr>
+      <w:r>
+        <w:rPr>
+          <w:rFonts w:ascii="細明體" w:eastAsia="細明體" w:cs="細明體"/>
+          <w:color w:val="000000"/>
+          <w:kern w:val="0"/>
+          <w:sz w:val="19"/>
+          <w:szCs w:val="19"/>
+          <w:highlight w:val="white"/>
+        </w:rPr>
+        <w:t xml:space="preserve">         _context = context;</w:t>
+      </w:r>
+    </w:p>
+    <w:p>
+      <w:pPr>
+        <w:autoSpaceDE w:val="0"/>
+        <w:autoSpaceDN w:val="0"/>
+        <w:adjustRightInd w:val="0"/>
+        <w:rPr>
+          <w:rFonts w:ascii="細明體" w:eastAsia="細明體" w:cs="細明體"/>
+          <w:color w:val="000000"/>
+          <w:kern w:val="0"/>
+          <w:sz w:val="19"/>
+          <w:szCs w:val="19"/>
+          <w:highlight w:val="white"/>
+        </w:rPr>
+      </w:pPr>
+      <w:r>
+        <w:rPr>
+          <w:rFonts w:ascii="細明體" w:eastAsia="細明體" w:cs="細明體"/>
+          <w:color w:val="000000"/>
+          <w:kern w:val="0"/>
+          <w:sz w:val="19"/>
+          <w:szCs w:val="19"/>
+          <w:highlight w:val="white"/>
+        </w:rPr>
+        <w:t xml:space="preserve">     }</w:t>
+      </w:r>
+    </w:p>
+    <w:p>
+      <w:pPr>
+        <w:autoSpaceDE w:val="0"/>
+        <w:autoSpaceDN w:val="0"/>
+        <w:adjustRightInd w:val="0"/>
+        <w:rPr>
+          <w:rFonts w:ascii="細明體" w:eastAsia="細明體" w:cs="細明體"/>
+          <w:color w:val="000000"/>
+          <w:kern w:val="0"/>
+          <w:sz w:val="19"/>
+          <w:szCs w:val="19"/>
+          <w:highlight w:val="white"/>
+        </w:rPr>
+      </w:pPr>
+    </w:p>
+    <w:p>
+      <w:pPr>
+        <w:autoSpaceDE w:val="0"/>
+        <w:autoSpaceDN w:val="0"/>
+        <w:adjustRightInd w:val="0"/>
+        <w:rPr>
+          <w:rFonts w:ascii="細明體" w:eastAsia="細明體" w:cs="細明體"/>
+          <w:color w:val="008000"/>
+          <w:kern w:val="0"/>
+          <w:sz w:val="19"/>
+          <w:szCs w:val="19"/>
+          <w:highlight w:val="white"/>
+        </w:rPr>
+      </w:pPr>
+      <w:r>
+        <w:rPr>
+          <w:rFonts w:ascii="細明體" w:eastAsia="細明體" w:cs="細明體"/>
+          <w:color w:val="000000"/>
+          <w:kern w:val="0"/>
+          <w:sz w:val="19"/>
+          <w:szCs w:val="19"/>
+          <w:highlight w:val="white"/>
+        </w:rPr>
+        <w:t xml:space="preserve">     </w:t>
+      </w:r>
+      <w:r>
+        <w:rPr>
+          <w:rFonts w:ascii="細明體" w:eastAsia="細明體" w:cs="細明體"/>
+          <w:color w:val="008000"/>
+          <w:kern w:val="0"/>
+          <w:sz w:val="19"/>
+          <w:szCs w:val="19"/>
+          <w:highlight w:val="white"/>
+        </w:rPr>
+        <w:t>// GET: Replies/Create</w:t>
+      </w:r>
+    </w:p>
+    <w:p>
+      <w:pPr>
+        <w:autoSpaceDE w:val="0"/>
+        <w:autoSpaceDN w:val="0"/>
+        <w:adjustRightInd w:val="0"/>
+        <w:rPr>
+          <w:rFonts w:ascii="細明體" w:eastAsia="細明體" w:cs="細明體"/>
+          <w:color w:val="808080"/>
+          <w:kern w:val="0"/>
+          <w:sz w:val="19"/>
+          <w:szCs w:val="19"/>
+          <w:highlight w:val="white"/>
+        </w:rPr>
+      </w:pPr>
+      <w:r>
+        <w:rPr>
+          <w:rFonts w:ascii="細明體" w:eastAsia="細明體" w:cs="細明體"/>
+          <w:color w:val="000000"/>
+          <w:kern w:val="0"/>
+          <w:sz w:val="19"/>
+          <w:szCs w:val="19"/>
+          <w:highlight w:val="white"/>
+        </w:rPr>
+        <w:t xml:space="preserve">     </w:t>
+      </w:r>
+      <w:r>
+        <w:rPr>
+          <w:rFonts w:ascii="細明體" w:eastAsia="細明體" w:cs="細明體"/>
+          <w:color w:val="808080"/>
+          <w:kern w:val="0"/>
+          <w:sz w:val="19"/>
+          <w:szCs w:val="19"/>
+          <w:highlight w:val="white"/>
+        </w:rPr>
+        <w:t>///</w:t>
+      </w:r>
+      <w:r>
+        <w:rPr>
+          <w:rFonts w:ascii="細明體" w:eastAsia="細明體" w:cs="細明體"/>
+          <w:color w:val="008000"/>
+          <w:kern w:val="0"/>
+          <w:sz w:val="19"/>
+          <w:szCs w:val="19"/>
+          <w:highlight w:val="white"/>
+        </w:rPr>
+        <w:t xml:space="preserve"> </w:t>
+      </w:r>
+      <w:r>
+        <w:rPr>
+          <w:rFonts w:ascii="細明體" w:eastAsia="細明體" w:cs="細明體"/>
+          <w:color w:val="808080"/>
+          <w:kern w:val="0"/>
+          <w:sz w:val="19"/>
+          <w:szCs w:val="19"/>
+          <w:highlight w:val="white"/>
+        </w:rPr>
+        <w:t>&lt;summary&gt;</w:t>
+      </w:r>
+    </w:p>
+    <w:p>
+      <w:pPr>
+        <w:autoSpaceDE w:val="0"/>
+        <w:autoSpaceDN w:val="0"/>
+        <w:adjustRightInd w:val="0"/>
+        <w:rPr>
+          <w:rFonts w:ascii="細明體" w:eastAsia="細明體" w:cs="細明體"/>
+          <w:color w:val="008000"/>
+          <w:kern w:val="0"/>
+          <w:sz w:val="19"/>
+          <w:szCs w:val="19"/>
+          <w:highlight w:val="white"/>
+        </w:rPr>
+      </w:pPr>
+      <w:r>
+        <w:rPr>
+          <w:rFonts w:ascii="細明體" w:eastAsia="細明體" w:cs="細明體"/>
+          <w:color w:val="000000"/>
+          <w:kern w:val="0"/>
+          <w:sz w:val="19"/>
+          <w:szCs w:val="19"/>
+          <w:highlight w:val="white"/>
+        </w:rPr>
+        <w:t xml:space="preserve">     </w:t>
+      </w:r>
+      <w:r>
+        <w:rPr>
+          <w:rFonts w:ascii="細明體" w:eastAsia="細明體" w:cs="細明體"/>
+          <w:color w:val="808080"/>
+          <w:kern w:val="0"/>
+          <w:sz w:val="19"/>
+          <w:szCs w:val="19"/>
+          <w:highlight w:val="white"/>
+        </w:rPr>
+        <w:t>///</w:t>
+      </w:r>
+      <w:r>
+        <w:rPr>
+          <w:rFonts w:ascii="細明體" w:eastAsia="細明體" w:cs="細明體"/>
+          <w:color w:val="008000"/>
+          <w:kern w:val="0"/>
+          <w:sz w:val="19"/>
+          <w:szCs w:val="19"/>
+          <w:highlight w:val="white"/>
+        </w:rPr>
+        <w:t xml:space="preserve"> </w:t>
+      </w:r>
+    </w:p>
+    <w:p>
+      <w:pPr>
+        <w:autoSpaceDE w:val="0"/>
+        <w:autoSpaceDN w:val="0"/>
+        <w:adjustRightInd w:val="0"/>
+        <w:rPr>
+          <w:rFonts w:ascii="細明體" w:eastAsia="細明體" w:cs="細明體"/>
+          <w:color w:val="808080"/>
+          <w:kern w:val="0"/>
+          <w:sz w:val="19"/>
+          <w:szCs w:val="19"/>
+          <w:highlight w:val="white"/>
+        </w:rPr>
+      </w:pPr>
+      <w:r>
+        <w:rPr>
+          <w:rFonts w:ascii="細明體" w:eastAsia="細明體" w:cs="細明體"/>
+          <w:color w:val="000000"/>
+          <w:kern w:val="0"/>
+          <w:sz w:val="19"/>
+          <w:szCs w:val="19"/>
+          <w:highlight w:val="white"/>
+        </w:rPr>
+        <w:t xml:space="preserve">     </w:t>
+      </w:r>
+      <w:r>
+        <w:rPr>
+          <w:rFonts w:ascii="細明體" w:eastAsia="細明體" w:cs="細明體"/>
+          <w:color w:val="808080"/>
+          <w:kern w:val="0"/>
+          <w:sz w:val="19"/>
+          <w:szCs w:val="19"/>
+          <w:highlight w:val="white"/>
+        </w:rPr>
+        <w:t>///</w:t>
+      </w:r>
+      <w:r>
+        <w:rPr>
+          <w:rFonts w:ascii="細明體" w:eastAsia="細明體" w:cs="細明體"/>
+          <w:color w:val="008000"/>
+          <w:kern w:val="0"/>
+          <w:sz w:val="19"/>
+          <w:szCs w:val="19"/>
+          <w:highlight w:val="white"/>
+        </w:rPr>
+        <w:t xml:space="preserve"> </w:t>
+      </w:r>
+      <w:r>
+        <w:rPr>
+          <w:rFonts w:ascii="細明體" w:eastAsia="細明體" w:cs="細明體"/>
+          <w:color w:val="808080"/>
+          <w:kern w:val="0"/>
+          <w:sz w:val="19"/>
+          <w:szCs w:val="19"/>
+          <w:highlight w:val="white"/>
+        </w:rPr>
+        <w:t>&lt;/summary&gt;</w:t>
+      </w:r>
+    </w:p>
+    <w:p>
+      <w:pPr>
+        <w:autoSpaceDE w:val="0"/>
+        <w:autoSpaceDN w:val="0"/>
+        <w:adjustRightInd w:val="0"/>
+        <w:rPr>
+          <w:rFonts w:ascii="細明體" w:eastAsia="細明體" w:cs="細明體"/>
+          <w:color w:val="808080"/>
+          <w:kern w:val="0"/>
+          <w:sz w:val="19"/>
+          <w:szCs w:val="19"/>
+          <w:highlight w:val="white"/>
+        </w:rPr>
+      </w:pPr>
+      <w:r>
+        <w:rPr>
+          <w:rFonts w:ascii="細明體" w:eastAsia="細明體" w:cs="細明體"/>
+          <w:color w:val="000000"/>
+          <w:kern w:val="0"/>
+          <w:sz w:val="19"/>
+          <w:szCs w:val="19"/>
+          <w:highlight w:val="white"/>
+        </w:rPr>
+        <w:t xml:space="preserve">     </w:t>
+      </w:r>
+      <w:r>
+        <w:rPr>
+          <w:rFonts w:ascii="細明體" w:eastAsia="細明體" w:cs="細明體"/>
+          <w:color w:val="808080"/>
+          <w:kern w:val="0"/>
+          <w:sz w:val="19"/>
+          <w:szCs w:val="19"/>
+          <w:highlight w:val="white"/>
+        </w:rPr>
+        <w:t>///</w:t>
+      </w:r>
+      <w:r>
+        <w:rPr>
+          <w:rFonts w:ascii="細明體" w:eastAsia="細明體" w:cs="細明體"/>
+          <w:color w:val="008000"/>
+          <w:kern w:val="0"/>
+          <w:sz w:val="19"/>
+          <w:szCs w:val="19"/>
+          <w:highlight w:val="white"/>
+        </w:rPr>
+        <w:t xml:space="preserve"> </w:t>
+      </w:r>
+      <w:r>
+        <w:rPr>
+          <w:rFonts w:ascii="細明體" w:eastAsia="細明體" w:cs="細明體"/>
+          <w:color w:val="808080"/>
+          <w:kern w:val="0"/>
+          <w:sz w:val="19"/>
+          <w:szCs w:val="19"/>
+          <w:highlight w:val="white"/>
+        </w:rPr>
+        <w:t>&lt;param</w:t>
+      </w:r>
+      <w:r>
+        <w:rPr>
+          <w:rFonts w:ascii="細明體" w:eastAsia="細明體" w:cs="細明體"/>
+          <w:color w:val="000000"/>
+          <w:kern w:val="0"/>
+          <w:sz w:val="19"/>
+          <w:szCs w:val="19"/>
+          <w:highlight w:val="white"/>
+        </w:rPr>
+        <w:t xml:space="preserve"> </w:t>
+      </w:r>
+      <w:r>
+        <w:rPr>
+          <w:rFonts w:ascii="細明體" w:eastAsia="細明體" w:cs="細明體"/>
+          <w:color w:val="808080"/>
+          <w:kern w:val="0"/>
+          <w:sz w:val="19"/>
+          <w:szCs w:val="19"/>
+          <w:highlight w:val="white"/>
+        </w:rPr>
+        <w:t>name="</w:t>
+      </w:r>
       <w:proofErr w:type="spellStart"/>
       <w:r>
         <w:rPr>
-          <w:rFonts w:ascii="Times New Roman" w:eastAsia="標楷體" w:hAnsi="Times New Roman" w:hint="eastAsia"/>
-        </w:rPr>
-        <w:t>R</w:t>
-      </w:r>
-      <w:r>
-        <w:rPr>
-          <w:rFonts w:ascii="Times New Roman" w:eastAsia="標楷體" w:hAnsi="Times New Roman"/>
-        </w:rPr>
-        <w:t>epliesController.cs</w:t>
+          <w:rFonts w:ascii="細明體" w:eastAsia="細明體" w:cs="細明體"/>
+          <w:color w:val="000000"/>
+          <w:kern w:val="0"/>
+          <w:sz w:val="19"/>
+          <w:szCs w:val="19"/>
+          <w:highlight w:val="white"/>
+        </w:rPr>
+        <w:t>MainTextID</w:t>
       </w:r>
       <w:proofErr w:type="spellEnd"/>
-    </w:p>
-    <w:p>
-      <w:pPr>
-        <w:autoSpaceDE w:val="0"/>
-        <w:autoSpaceDN w:val="0"/>
-        <w:adjustRightInd w:val="0"/>
+      <w:r>
+        <w:rPr>
+          <w:rFonts w:ascii="細明體" w:eastAsia="細明體" w:cs="細明體"/>
+          <w:color w:val="808080"/>
+          <w:kern w:val="0"/>
+          <w:sz w:val="19"/>
+          <w:szCs w:val="19"/>
+          <w:highlight w:val="white"/>
+        </w:rPr>
+        <w:t>"&gt;&lt;/param&gt;</w:t>
+      </w:r>
+    </w:p>
+    <w:p>
+      <w:pPr>
+        <w:autoSpaceDE w:val="0"/>
+        <w:autoSpaceDN w:val="0"/>
+        <w:adjustRightInd w:val="0"/>
+        <w:rPr>
+          <w:rFonts w:ascii="細明體" w:eastAsia="細明體" w:cs="細明體"/>
+          <w:color w:val="808080"/>
+          <w:kern w:val="0"/>
+          <w:sz w:val="19"/>
+          <w:szCs w:val="19"/>
+          <w:highlight w:val="white"/>
+        </w:rPr>
+      </w:pPr>
+      <w:r>
+        <w:rPr>
+          <w:rFonts w:ascii="細明體" w:eastAsia="細明體" w:cs="細明體"/>
+          <w:color w:val="000000"/>
+          <w:kern w:val="0"/>
+          <w:sz w:val="19"/>
+          <w:szCs w:val="19"/>
+          <w:highlight w:val="white"/>
+        </w:rPr>
+        <w:t xml:space="preserve">     </w:t>
+      </w:r>
+      <w:r>
+        <w:rPr>
+          <w:rFonts w:ascii="細明體" w:eastAsia="細明體" w:cs="細明體"/>
+          <w:color w:val="808080"/>
+          <w:kern w:val="0"/>
+          <w:sz w:val="19"/>
+          <w:szCs w:val="19"/>
+          <w:highlight w:val="white"/>
+        </w:rPr>
+        <w:t>///</w:t>
+      </w:r>
+      <w:r>
+        <w:rPr>
+          <w:rFonts w:ascii="細明體" w:eastAsia="細明體" w:cs="細明體"/>
+          <w:color w:val="008000"/>
+          <w:kern w:val="0"/>
+          <w:sz w:val="19"/>
+          <w:szCs w:val="19"/>
+          <w:highlight w:val="white"/>
+        </w:rPr>
+        <w:t xml:space="preserve"> </w:t>
+      </w:r>
+      <w:r>
+        <w:rPr>
+          <w:rFonts w:ascii="細明體" w:eastAsia="細明體" w:cs="細明體"/>
+          <w:color w:val="808080"/>
+          <w:kern w:val="0"/>
+          <w:sz w:val="19"/>
+          <w:szCs w:val="19"/>
+          <w:highlight w:val="white"/>
+        </w:rPr>
+        <w:t>&lt;returns&gt;&lt;/returns&gt;</w:t>
+      </w:r>
+    </w:p>
+    <w:p>
+      <w:pPr>
+        <w:autoSpaceDE w:val="0"/>
+        <w:autoSpaceDN w:val="0"/>
+        <w:adjustRightInd w:val="0"/>
+        <w:rPr>
+          <w:rFonts w:ascii="細明體" w:eastAsia="細明體" w:cs="細明體"/>
+          <w:color w:val="000000"/>
+          <w:kern w:val="0"/>
+          <w:sz w:val="19"/>
+          <w:szCs w:val="19"/>
+          <w:highlight w:val="white"/>
+        </w:rPr>
+      </w:pPr>
+      <w:r>
+        <w:rPr>
+          <w:rFonts w:ascii="細明體" w:eastAsia="細明體" w:cs="細明體"/>
+          <w:color w:val="000000"/>
+          <w:kern w:val="0"/>
+          <w:sz w:val="19"/>
+          <w:szCs w:val="19"/>
+          <w:highlight w:val="white"/>
+        </w:rPr>
+        <w:t xml:space="preserve">     </w:t>
+      </w:r>
+      <w:r>
+        <w:rPr>
+          <w:rFonts w:ascii="細明體" w:eastAsia="細明體" w:cs="細明體"/>
+          <w:color w:val="0000FF"/>
+          <w:kern w:val="0"/>
+          <w:sz w:val="19"/>
+          <w:szCs w:val="19"/>
+          <w:highlight w:val="white"/>
+        </w:rPr>
+        <w:t>public</w:t>
+      </w:r>
+      <w:r>
+        <w:rPr>
+          <w:rFonts w:ascii="細明體" w:eastAsia="細明體" w:cs="細明體"/>
+          <w:color w:val="000000"/>
+          <w:kern w:val="0"/>
+          <w:sz w:val="19"/>
+          <w:szCs w:val="19"/>
+          <w:highlight w:val="white"/>
+        </w:rPr>
+        <w:t xml:space="preserve"> </w:t>
+      </w:r>
+      <w:proofErr w:type="spellStart"/>
+      <w:r>
         <w:rPr>
           <w:rFonts w:ascii="細明體" w:eastAsia="細明體" w:cs="細明體"/>
           <w:color w:val="2B91AF"/>
@@ -22601,7 +24415,33 @@
           <w:szCs w:val="19"/>
           <w:highlight w:val="white"/>
         </w:rPr>
-      </w:pPr>
+        <w:t>IActionResult</w:t>
+      </w:r>
+      <w:proofErr w:type="spellEnd"/>
+      <w:r>
+        <w:rPr>
+          <w:rFonts w:ascii="細明體" w:eastAsia="細明體" w:cs="細明體"/>
+          <w:color w:val="000000"/>
+          <w:kern w:val="0"/>
+          <w:sz w:val="19"/>
+          <w:szCs w:val="19"/>
+          <w:highlight w:val="white"/>
+        </w:rPr>
+        <w:t xml:space="preserve"> </w:t>
+      </w:r>
+      <w:proofErr w:type="gramStart"/>
+      <w:r>
+        <w:rPr>
+          <w:rFonts w:ascii="細明體" w:eastAsia="細明體" w:cs="細明體"/>
+          <w:color w:val="000000"/>
+          <w:kern w:val="0"/>
+          <w:sz w:val="19"/>
+          <w:szCs w:val="19"/>
+          <w:highlight w:val="white"/>
+        </w:rPr>
+        <w:t>Create(</w:t>
+      </w:r>
+      <w:proofErr w:type="gramEnd"/>
       <w:r>
         <w:rPr>
           <w:rFonts w:ascii="細明體" w:eastAsia="細明體" w:cs="細明體"/>
@@ -22611,7 +24451,7 @@
           <w:szCs w:val="19"/>
           <w:highlight w:val="white"/>
         </w:rPr>
-        <w:t>public</w:t>
+        <w:t>string</w:t>
       </w:r>
       <w:r>
         <w:rPr>
@@ -22624,40 +24464,642 @@
         </w:rPr>
         <w:t xml:space="preserve"> </w:t>
       </w:r>
-      <w:r>
-        <w:rPr>
-          <w:rFonts w:ascii="細明體" w:eastAsia="細明體" w:cs="細明體"/>
-          <w:color w:val="0000FF"/>
-          <w:kern w:val="0"/>
-          <w:sz w:val="19"/>
-          <w:szCs w:val="19"/>
-          <w:highlight w:val="white"/>
-        </w:rPr>
-        <w:t>class</w:t>
-      </w:r>
-      <w:r>
-        <w:rPr>
-          <w:rFonts w:ascii="細明體" w:eastAsia="細明體" w:cs="細明體"/>
-          <w:color w:val="000000"/>
-          <w:kern w:val="0"/>
-          <w:sz w:val="19"/>
-          <w:szCs w:val="19"/>
-          <w:highlight w:val="white"/>
-        </w:rPr>
-        <w:t xml:space="preserve"> </w:t>
+      <w:proofErr w:type="spellStart"/>
+      <w:r>
+        <w:rPr>
+          <w:rFonts w:ascii="細明體" w:eastAsia="細明體" w:cs="細明體"/>
+          <w:color w:val="000000"/>
+          <w:kern w:val="0"/>
+          <w:sz w:val="19"/>
+          <w:szCs w:val="19"/>
+          <w:highlight w:val="white"/>
+        </w:rPr>
+        <w:t>MainTextID</w:t>
+      </w:r>
+      <w:proofErr w:type="spellEnd"/>
+      <w:r>
+        <w:rPr>
+          <w:rFonts w:ascii="細明體" w:eastAsia="細明體" w:cs="細明體"/>
+          <w:color w:val="000000"/>
+          <w:kern w:val="0"/>
+          <w:sz w:val="19"/>
+          <w:szCs w:val="19"/>
+          <w:highlight w:val="white"/>
+        </w:rPr>
+        <w:t>)</w:t>
+      </w:r>
+    </w:p>
+    <w:p>
+      <w:pPr>
+        <w:autoSpaceDE w:val="0"/>
+        <w:autoSpaceDN w:val="0"/>
+        <w:adjustRightInd w:val="0"/>
+        <w:rPr>
+          <w:rFonts w:ascii="細明體" w:eastAsia="細明體" w:cs="細明體"/>
+          <w:color w:val="000000"/>
+          <w:kern w:val="0"/>
+          <w:sz w:val="19"/>
+          <w:szCs w:val="19"/>
+          <w:highlight w:val="white"/>
+        </w:rPr>
+      </w:pPr>
+      <w:r>
+        <w:rPr>
+          <w:rFonts w:ascii="細明體" w:eastAsia="細明體" w:cs="細明體"/>
+          <w:color w:val="000000"/>
+          <w:kern w:val="0"/>
+          <w:sz w:val="19"/>
+          <w:szCs w:val="19"/>
+          <w:highlight w:val="white"/>
+        </w:rPr>
+        <w:t xml:space="preserve">     {</w:t>
+      </w:r>
+    </w:p>
+    <w:p>
+      <w:pPr>
+        <w:autoSpaceDE w:val="0"/>
+        <w:autoSpaceDN w:val="0"/>
+        <w:adjustRightInd w:val="0"/>
+        <w:rPr>
+          <w:rFonts w:ascii="細明體" w:eastAsia="細明體" w:cs="細明體"/>
+          <w:color w:val="000000"/>
+          <w:kern w:val="0"/>
+          <w:sz w:val="19"/>
+          <w:szCs w:val="19"/>
+          <w:highlight w:val="white"/>
+        </w:rPr>
+      </w:pPr>
+      <w:r>
+        <w:rPr>
+          <w:rFonts w:ascii="細明體" w:eastAsia="細明體" w:cs="細明體"/>
+          <w:color w:val="000000"/>
+          <w:kern w:val="0"/>
+          <w:sz w:val="19"/>
+          <w:szCs w:val="19"/>
+          <w:highlight w:val="white"/>
+        </w:rPr>
+        <w:t xml:space="preserve">         </w:t>
+      </w:r>
+      <w:proofErr w:type="spellStart"/>
+      <w:r>
+        <w:rPr>
+          <w:rFonts w:ascii="細明體" w:eastAsia="細明體" w:cs="細明體"/>
+          <w:color w:val="2B91AF"/>
+          <w:kern w:val="0"/>
+          <w:sz w:val="19"/>
+          <w:szCs w:val="19"/>
+          <w:highlight w:val="white"/>
+        </w:rPr>
+        <w:t>Console</w:t>
+      </w:r>
+      <w:r>
+        <w:rPr>
+          <w:rFonts w:ascii="細明體" w:eastAsia="細明體" w:cs="細明體"/>
+          <w:color w:val="000000"/>
+          <w:kern w:val="0"/>
+          <w:sz w:val="19"/>
+          <w:szCs w:val="19"/>
+          <w:highlight w:val="white"/>
+        </w:rPr>
+        <w:t>.WriteLine</w:t>
+      </w:r>
+      <w:proofErr w:type="spellEnd"/>
+      <w:r>
+        <w:rPr>
+          <w:rFonts w:ascii="細明體" w:eastAsia="細明體" w:cs="細明體"/>
+          <w:color w:val="000000"/>
+          <w:kern w:val="0"/>
+          <w:sz w:val="19"/>
+          <w:szCs w:val="19"/>
+          <w:highlight w:val="white"/>
+        </w:rPr>
+        <w:t>(</w:t>
+      </w:r>
+      <w:r>
+        <w:rPr>
+          <w:rFonts w:ascii="細明體" w:eastAsia="細明體" w:cs="細明體"/>
+          <w:color w:val="A31515"/>
+          <w:kern w:val="0"/>
+          <w:sz w:val="19"/>
+          <w:szCs w:val="19"/>
+          <w:highlight w:val="white"/>
+        </w:rPr>
+        <w:t xml:space="preserve">$"Create </w:t>
       </w:r>
       <w:proofErr w:type="spellStart"/>
       <w:proofErr w:type="gramStart"/>
       <w:r>
         <w:rPr>
           <w:rFonts w:ascii="細明體" w:eastAsia="細明體" w:cs="細明體"/>
+          <w:color w:val="A31515"/>
+          <w:kern w:val="0"/>
+          <w:sz w:val="19"/>
+          <w:szCs w:val="19"/>
+          <w:highlight w:val="white"/>
+        </w:rPr>
+        <w:t>MainTextID</w:t>
+      </w:r>
+      <w:proofErr w:type="spellEnd"/>
+      <w:r>
+        <w:rPr>
+          <w:rFonts w:ascii="細明體" w:eastAsia="細明體" w:cs="細明體"/>
+          <w:color w:val="A31515"/>
+          <w:kern w:val="0"/>
+          <w:sz w:val="19"/>
+          <w:szCs w:val="19"/>
+          <w:highlight w:val="white"/>
+        </w:rPr>
+        <w:t xml:space="preserve"> :</w:t>
+      </w:r>
+      <w:proofErr w:type="gramEnd"/>
+      <w:r>
+        <w:rPr>
+          <w:rFonts w:ascii="細明體" w:eastAsia="細明體" w:cs="細明體"/>
+          <w:color w:val="A31515"/>
+          <w:kern w:val="0"/>
+          <w:sz w:val="19"/>
+          <w:szCs w:val="19"/>
+          <w:highlight w:val="white"/>
+        </w:rPr>
+        <w:t xml:space="preserve"> </w:t>
+      </w:r>
+      <w:r>
+        <w:rPr>
+          <w:rFonts w:ascii="細明體" w:eastAsia="細明體" w:cs="細明體"/>
+          <w:color w:val="000000"/>
+          <w:kern w:val="0"/>
+          <w:sz w:val="19"/>
+          <w:szCs w:val="19"/>
+          <w:highlight w:val="white"/>
+        </w:rPr>
+        <w:t>{</w:t>
+      </w:r>
+      <w:proofErr w:type="spellStart"/>
+      <w:r>
+        <w:rPr>
+          <w:rFonts w:ascii="細明體" w:eastAsia="細明體" w:cs="細明體"/>
+          <w:color w:val="000000"/>
+          <w:kern w:val="0"/>
+          <w:sz w:val="19"/>
+          <w:szCs w:val="19"/>
+          <w:highlight w:val="white"/>
+        </w:rPr>
+        <w:t>MainTextID</w:t>
+      </w:r>
+      <w:proofErr w:type="spellEnd"/>
+      <w:r>
+        <w:rPr>
+          <w:rFonts w:ascii="細明體" w:eastAsia="細明體" w:cs="細明體"/>
+          <w:color w:val="000000"/>
+          <w:kern w:val="0"/>
+          <w:sz w:val="19"/>
+          <w:szCs w:val="19"/>
+          <w:highlight w:val="white"/>
+        </w:rPr>
+        <w:t>}</w:t>
+      </w:r>
+      <w:r>
+        <w:rPr>
+          <w:rFonts w:ascii="細明體" w:eastAsia="細明體" w:cs="細明體"/>
+          <w:color w:val="A31515"/>
+          <w:kern w:val="0"/>
+          <w:sz w:val="19"/>
+          <w:szCs w:val="19"/>
+          <w:highlight w:val="white"/>
+        </w:rPr>
+        <w:t>"</w:t>
+      </w:r>
+      <w:r>
+        <w:rPr>
+          <w:rFonts w:ascii="細明體" w:eastAsia="細明體" w:cs="細明體"/>
+          <w:color w:val="000000"/>
+          <w:kern w:val="0"/>
+          <w:sz w:val="19"/>
+          <w:szCs w:val="19"/>
+          <w:highlight w:val="white"/>
+        </w:rPr>
+        <w:t>);</w:t>
+      </w:r>
+    </w:p>
+    <w:p>
+      <w:pPr>
+        <w:autoSpaceDE w:val="0"/>
+        <w:autoSpaceDN w:val="0"/>
+        <w:adjustRightInd w:val="0"/>
+        <w:rPr>
+          <w:rFonts w:ascii="細明體" w:eastAsia="細明體" w:cs="細明體"/>
+          <w:color w:val="000000"/>
+          <w:kern w:val="0"/>
+          <w:sz w:val="19"/>
+          <w:szCs w:val="19"/>
+          <w:highlight w:val="white"/>
+        </w:rPr>
+      </w:pPr>
+    </w:p>
+    <w:p>
+      <w:pPr>
+        <w:autoSpaceDE w:val="0"/>
+        <w:autoSpaceDN w:val="0"/>
+        <w:adjustRightInd w:val="0"/>
+        <w:rPr>
+          <w:rFonts w:ascii="細明體" w:eastAsia="細明體" w:cs="細明體"/>
+          <w:color w:val="000000"/>
+          <w:kern w:val="0"/>
+          <w:sz w:val="19"/>
+          <w:szCs w:val="19"/>
+          <w:highlight w:val="white"/>
+        </w:rPr>
+      </w:pPr>
+      <w:r>
+        <w:rPr>
+          <w:rFonts w:ascii="細明體" w:eastAsia="細明體" w:cs="細明體"/>
+          <w:color w:val="000000"/>
+          <w:kern w:val="0"/>
+          <w:sz w:val="19"/>
+          <w:szCs w:val="19"/>
+          <w:highlight w:val="white"/>
+        </w:rPr>
+        <w:t xml:space="preserve">         </w:t>
+      </w:r>
+      <w:proofErr w:type="spellStart"/>
+      <w:r>
+        <w:rPr>
+          <w:rFonts w:ascii="細明體" w:eastAsia="細明體" w:cs="細明體"/>
+          <w:color w:val="000000"/>
+          <w:kern w:val="0"/>
+          <w:sz w:val="19"/>
+          <w:szCs w:val="19"/>
+          <w:highlight w:val="white"/>
+        </w:rPr>
+        <w:t>ViewData</w:t>
+      </w:r>
+      <w:proofErr w:type="spellEnd"/>
+      <w:r>
+        <w:rPr>
+          <w:rFonts w:ascii="細明體" w:eastAsia="細明體" w:cs="細明體"/>
+          <w:color w:val="000000"/>
+          <w:kern w:val="0"/>
+          <w:sz w:val="19"/>
+          <w:szCs w:val="19"/>
+          <w:highlight w:val="white"/>
+        </w:rPr>
+        <w:t>[</w:t>
+      </w:r>
+      <w:r>
+        <w:rPr>
+          <w:rFonts w:ascii="細明體" w:eastAsia="細明體" w:cs="細明體"/>
+          <w:color w:val="A31515"/>
+          <w:kern w:val="0"/>
+          <w:sz w:val="19"/>
+          <w:szCs w:val="19"/>
+          <w:highlight w:val="white"/>
+        </w:rPr>
+        <w:t>"</w:t>
+      </w:r>
+      <w:proofErr w:type="spellStart"/>
+      <w:r>
+        <w:rPr>
+          <w:rFonts w:ascii="細明體" w:eastAsia="細明體" w:cs="細明體"/>
+          <w:color w:val="A31515"/>
+          <w:kern w:val="0"/>
+          <w:sz w:val="19"/>
+          <w:szCs w:val="19"/>
+          <w:highlight w:val="white"/>
+        </w:rPr>
+        <w:t>MainTextID</w:t>
+      </w:r>
+      <w:proofErr w:type="spellEnd"/>
+      <w:r>
+        <w:rPr>
+          <w:rFonts w:ascii="細明體" w:eastAsia="細明體" w:cs="細明體"/>
+          <w:color w:val="A31515"/>
+          <w:kern w:val="0"/>
+          <w:sz w:val="19"/>
+          <w:szCs w:val="19"/>
+          <w:highlight w:val="white"/>
+        </w:rPr>
+        <w:t>"</w:t>
+      </w:r>
+      <w:r>
+        <w:rPr>
+          <w:rFonts w:ascii="細明體" w:eastAsia="細明體" w:cs="細明體"/>
+          <w:color w:val="000000"/>
+          <w:kern w:val="0"/>
+          <w:sz w:val="19"/>
+          <w:szCs w:val="19"/>
+          <w:highlight w:val="white"/>
+        </w:rPr>
+        <w:t xml:space="preserve">] = </w:t>
+      </w:r>
+      <w:proofErr w:type="spellStart"/>
+      <w:r>
+        <w:rPr>
+          <w:rFonts w:ascii="細明體" w:eastAsia="細明體" w:cs="細明體"/>
+          <w:color w:val="000000"/>
+          <w:kern w:val="0"/>
+          <w:sz w:val="19"/>
+          <w:szCs w:val="19"/>
+          <w:highlight w:val="white"/>
+        </w:rPr>
+        <w:t>MainTextID</w:t>
+      </w:r>
+      <w:proofErr w:type="spellEnd"/>
+      <w:r>
+        <w:rPr>
+          <w:rFonts w:ascii="細明體" w:eastAsia="細明體" w:cs="細明體"/>
+          <w:color w:val="000000"/>
+          <w:kern w:val="0"/>
+          <w:sz w:val="19"/>
+          <w:szCs w:val="19"/>
+          <w:highlight w:val="white"/>
+        </w:rPr>
+        <w:t>;</w:t>
+      </w:r>
+    </w:p>
+    <w:p>
+      <w:pPr>
+        <w:autoSpaceDE w:val="0"/>
+        <w:autoSpaceDN w:val="0"/>
+        <w:adjustRightInd w:val="0"/>
+        <w:rPr>
+          <w:rFonts w:ascii="細明體" w:eastAsia="細明體" w:cs="細明體"/>
+          <w:color w:val="000000"/>
+          <w:kern w:val="0"/>
+          <w:sz w:val="19"/>
+          <w:szCs w:val="19"/>
+          <w:highlight w:val="white"/>
+        </w:rPr>
+      </w:pPr>
+      <w:r>
+        <w:rPr>
+          <w:rFonts w:ascii="細明體" w:eastAsia="細明體" w:cs="細明體"/>
+          <w:color w:val="000000"/>
+          <w:kern w:val="0"/>
+          <w:sz w:val="19"/>
+          <w:szCs w:val="19"/>
+          <w:highlight w:val="white"/>
+        </w:rPr>
+        <w:t xml:space="preserve">         </w:t>
+      </w:r>
+      <w:r>
+        <w:rPr>
+          <w:rFonts w:ascii="細明體" w:eastAsia="細明體" w:cs="細明體"/>
+          <w:color w:val="0000FF"/>
+          <w:kern w:val="0"/>
+          <w:sz w:val="19"/>
+          <w:szCs w:val="19"/>
+          <w:highlight w:val="white"/>
+        </w:rPr>
+        <w:t>return</w:t>
+      </w:r>
+      <w:r>
+        <w:rPr>
+          <w:rFonts w:ascii="細明體" w:eastAsia="細明體" w:cs="細明體"/>
+          <w:color w:val="000000"/>
+          <w:kern w:val="0"/>
+          <w:sz w:val="19"/>
+          <w:szCs w:val="19"/>
+          <w:highlight w:val="white"/>
+        </w:rPr>
+        <w:t xml:space="preserve"> </w:t>
+      </w:r>
+      <w:proofErr w:type="gramStart"/>
+      <w:r>
+        <w:rPr>
+          <w:rFonts w:ascii="細明體" w:eastAsia="細明體" w:cs="細明體"/>
+          <w:color w:val="000000"/>
+          <w:kern w:val="0"/>
+          <w:sz w:val="19"/>
+          <w:szCs w:val="19"/>
+          <w:highlight w:val="white"/>
+        </w:rPr>
+        <w:t>View(</w:t>
+      </w:r>
+      <w:proofErr w:type="gramEnd"/>
+      <w:r>
+        <w:rPr>
+          <w:rFonts w:ascii="細明體" w:eastAsia="細明體" w:cs="細明體"/>
+          <w:color w:val="000000"/>
+          <w:kern w:val="0"/>
+          <w:sz w:val="19"/>
+          <w:szCs w:val="19"/>
+          <w:highlight w:val="white"/>
+        </w:rPr>
+        <w:t>);</w:t>
+      </w:r>
+    </w:p>
+    <w:p>
+      <w:pPr>
+        <w:autoSpaceDE w:val="0"/>
+        <w:autoSpaceDN w:val="0"/>
+        <w:adjustRightInd w:val="0"/>
+        <w:rPr>
+          <w:rFonts w:ascii="細明體" w:eastAsia="細明體" w:cs="細明體"/>
+          <w:color w:val="000000"/>
+          <w:kern w:val="0"/>
+          <w:sz w:val="19"/>
+          <w:szCs w:val="19"/>
+          <w:highlight w:val="white"/>
+        </w:rPr>
+      </w:pPr>
+      <w:r>
+        <w:rPr>
+          <w:rFonts w:ascii="細明體" w:eastAsia="細明體" w:cs="細明體"/>
+          <w:color w:val="000000"/>
+          <w:kern w:val="0"/>
+          <w:sz w:val="19"/>
+          <w:szCs w:val="19"/>
+          <w:highlight w:val="white"/>
+        </w:rPr>
+        <w:t xml:space="preserve">     }</w:t>
+      </w:r>
+    </w:p>
+    <w:p>
+      <w:pPr>
+        <w:autoSpaceDE w:val="0"/>
+        <w:autoSpaceDN w:val="0"/>
+        <w:adjustRightInd w:val="0"/>
+        <w:rPr>
+          <w:rFonts w:ascii="細明體" w:eastAsia="細明體" w:cs="細明體"/>
+          <w:color w:val="000000"/>
+          <w:kern w:val="0"/>
+          <w:sz w:val="19"/>
+          <w:szCs w:val="19"/>
+          <w:highlight w:val="white"/>
+        </w:rPr>
+      </w:pPr>
+    </w:p>
+    <w:p>
+      <w:pPr>
+        <w:autoSpaceDE w:val="0"/>
+        <w:autoSpaceDN w:val="0"/>
+        <w:adjustRightInd w:val="0"/>
+        <w:rPr>
+          <w:rFonts w:ascii="細明體" w:eastAsia="細明體" w:cs="細明體"/>
+          <w:color w:val="008000"/>
+          <w:kern w:val="0"/>
+          <w:sz w:val="19"/>
+          <w:szCs w:val="19"/>
+          <w:highlight w:val="white"/>
+        </w:rPr>
+      </w:pPr>
+      <w:r>
+        <w:rPr>
+          <w:rFonts w:ascii="細明體" w:eastAsia="細明體" w:cs="細明體"/>
+          <w:color w:val="000000"/>
+          <w:kern w:val="0"/>
+          <w:sz w:val="19"/>
+          <w:szCs w:val="19"/>
+          <w:highlight w:val="white"/>
+        </w:rPr>
+        <w:t xml:space="preserve">     </w:t>
+      </w:r>
+      <w:r>
+        <w:rPr>
+          <w:rFonts w:ascii="細明體" w:eastAsia="細明體" w:cs="細明體"/>
+          <w:color w:val="008000"/>
+          <w:kern w:val="0"/>
+          <w:sz w:val="19"/>
+          <w:szCs w:val="19"/>
+          <w:highlight w:val="white"/>
+        </w:rPr>
+        <w:t>// POST: Replies/Create</w:t>
+      </w:r>
+    </w:p>
+    <w:p>
+      <w:pPr>
+        <w:autoSpaceDE w:val="0"/>
+        <w:autoSpaceDN w:val="0"/>
+        <w:adjustRightInd w:val="0"/>
+        <w:rPr>
+          <w:rFonts w:ascii="細明體" w:eastAsia="細明體" w:cs="細明體"/>
+          <w:color w:val="008000"/>
+          <w:kern w:val="0"/>
+          <w:sz w:val="19"/>
+          <w:szCs w:val="19"/>
+          <w:highlight w:val="white"/>
+        </w:rPr>
+      </w:pPr>
+      <w:r>
+        <w:rPr>
+          <w:rFonts w:ascii="細明體" w:eastAsia="細明體" w:cs="細明體"/>
+          <w:color w:val="000000"/>
+          <w:kern w:val="0"/>
+          <w:sz w:val="19"/>
+          <w:szCs w:val="19"/>
+          <w:highlight w:val="white"/>
+        </w:rPr>
+        <w:t xml:space="preserve">     </w:t>
+      </w:r>
+      <w:r>
+        <w:rPr>
+          <w:rFonts w:ascii="細明體" w:eastAsia="細明體" w:cs="細明體"/>
+          <w:color w:val="008000"/>
+          <w:kern w:val="0"/>
+          <w:sz w:val="19"/>
+          <w:szCs w:val="19"/>
+          <w:highlight w:val="white"/>
+        </w:rPr>
+        <w:t xml:space="preserve">// To protect from </w:t>
+      </w:r>
+      <w:proofErr w:type="spellStart"/>
+      <w:r>
+        <w:rPr>
+          <w:rFonts w:ascii="細明體" w:eastAsia="細明體" w:cs="細明體"/>
+          <w:color w:val="008000"/>
+          <w:kern w:val="0"/>
+          <w:sz w:val="19"/>
+          <w:szCs w:val="19"/>
+          <w:highlight w:val="white"/>
+        </w:rPr>
+        <w:t>overposting</w:t>
+      </w:r>
+      <w:proofErr w:type="spellEnd"/>
+      <w:r>
+        <w:rPr>
+          <w:rFonts w:ascii="細明體" w:eastAsia="細明體" w:cs="細明體"/>
+          <w:color w:val="008000"/>
+          <w:kern w:val="0"/>
+          <w:sz w:val="19"/>
+          <w:szCs w:val="19"/>
+          <w:highlight w:val="white"/>
+        </w:rPr>
+        <w:t xml:space="preserve"> attacks, enable the specific properties you want to bind to.</w:t>
+      </w:r>
+    </w:p>
+    <w:p>
+      <w:pPr>
+        <w:autoSpaceDE w:val="0"/>
+        <w:autoSpaceDN w:val="0"/>
+        <w:adjustRightInd w:val="0"/>
+        <w:rPr>
+          <w:rFonts w:ascii="細明體" w:eastAsia="細明體" w:cs="細明體"/>
+          <w:color w:val="008000"/>
+          <w:kern w:val="0"/>
+          <w:sz w:val="19"/>
+          <w:szCs w:val="19"/>
+          <w:highlight w:val="white"/>
+        </w:rPr>
+      </w:pPr>
+      <w:r>
+        <w:rPr>
+          <w:rFonts w:ascii="細明體" w:eastAsia="細明體" w:cs="細明體"/>
+          <w:color w:val="000000"/>
+          <w:kern w:val="0"/>
+          <w:sz w:val="19"/>
+          <w:szCs w:val="19"/>
+          <w:highlight w:val="white"/>
+        </w:rPr>
+        <w:t xml:space="preserve">     </w:t>
+      </w:r>
+      <w:r>
+        <w:rPr>
+          <w:rFonts w:ascii="細明體" w:eastAsia="細明體" w:cs="細明體"/>
+          <w:color w:val="008000"/>
+          <w:kern w:val="0"/>
+          <w:sz w:val="19"/>
+          <w:szCs w:val="19"/>
+          <w:highlight w:val="white"/>
+        </w:rPr>
+        <w:t>// For more details, see http://go.microsoft.com/fwlink/?LinkId=317598.</w:t>
+      </w:r>
+    </w:p>
+    <w:p>
+      <w:pPr>
+        <w:autoSpaceDE w:val="0"/>
+        <w:autoSpaceDN w:val="0"/>
+        <w:adjustRightInd w:val="0"/>
+        <w:rPr>
+          <w:rFonts w:ascii="細明體" w:eastAsia="細明體" w:cs="細明體"/>
+          <w:color w:val="000000"/>
+          <w:kern w:val="0"/>
+          <w:sz w:val="19"/>
+          <w:szCs w:val="19"/>
+          <w:highlight w:val="white"/>
+        </w:rPr>
+      </w:pPr>
+      <w:r>
+        <w:rPr>
+          <w:rFonts w:ascii="細明體" w:eastAsia="細明體" w:cs="細明體"/>
+          <w:color w:val="000000"/>
+          <w:kern w:val="0"/>
+          <w:sz w:val="19"/>
+          <w:szCs w:val="19"/>
+          <w:highlight w:val="white"/>
+        </w:rPr>
+        <w:t xml:space="preserve">     [</w:t>
+      </w:r>
+      <w:proofErr w:type="spellStart"/>
+      <w:r>
+        <w:rPr>
+          <w:rFonts w:ascii="細明體" w:eastAsia="細明體" w:cs="細明體"/>
           <w:color w:val="2B91AF"/>
           <w:kern w:val="0"/>
           <w:sz w:val="19"/>
           <w:szCs w:val="19"/>
           <w:highlight w:val="white"/>
         </w:rPr>
-        <w:t>RepliesController</w:t>
+        <w:t>HttpPost</w:t>
       </w:r>
       <w:proofErr w:type="spellEnd"/>
       <w:r>
@@ -22669,9 +25111,96 @@
           <w:szCs w:val="19"/>
           <w:highlight w:val="white"/>
         </w:rPr>
-        <w:t xml:space="preserve"> :</w:t>
-      </w:r>
-      <w:proofErr w:type="gramEnd"/>
+        <w:t>]</w:t>
+      </w:r>
+    </w:p>
+    <w:p>
+      <w:pPr>
+        <w:autoSpaceDE w:val="0"/>
+        <w:autoSpaceDN w:val="0"/>
+        <w:adjustRightInd w:val="0"/>
+        <w:rPr>
+          <w:rFonts w:ascii="細明體" w:eastAsia="細明體" w:cs="細明體"/>
+          <w:color w:val="000000"/>
+          <w:kern w:val="0"/>
+          <w:sz w:val="19"/>
+          <w:szCs w:val="19"/>
+          <w:highlight w:val="white"/>
+        </w:rPr>
+      </w:pPr>
+      <w:r>
+        <w:rPr>
+          <w:rFonts w:ascii="細明體" w:eastAsia="細明體" w:cs="細明體"/>
+          <w:color w:val="000000"/>
+          <w:kern w:val="0"/>
+          <w:sz w:val="19"/>
+          <w:szCs w:val="19"/>
+          <w:highlight w:val="white"/>
+        </w:rPr>
+        <w:t xml:space="preserve">     [</w:t>
+      </w:r>
+      <w:proofErr w:type="spellStart"/>
+      <w:r>
+        <w:rPr>
+          <w:rFonts w:ascii="細明體" w:eastAsia="細明體" w:cs="細明體"/>
+          <w:color w:val="2B91AF"/>
+          <w:kern w:val="0"/>
+          <w:sz w:val="19"/>
+          <w:szCs w:val="19"/>
+          <w:highlight w:val="white"/>
+        </w:rPr>
+        <w:t>ValidateAntiForgeryToken</w:t>
+      </w:r>
+      <w:proofErr w:type="spellEnd"/>
+      <w:r>
+        <w:rPr>
+          <w:rFonts w:ascii="細明體" w:eastAsia="細明體" w:cs="細明體"/>
+          <w:color w:val="000000"/>
+          <w:kern w:val="0"/>
+          <w:sz w:val="19"/>
+          <w:szCs w:val="19"/>
+          <w:highlight w:val="white"/>
+        </w:rPr>
+        <w:t>]</w:t>
+      </w:r>
+    </w:p>
+    <w:p>
+      <w:pPr>
+        <w:autoSpaceDE w:val="0"/>
+        <w:autoSpaceDN w:val="0"/>
+        <w:adjustRightInd w:val="0"/>
+        <w:rPr>
+          <w:rFonts w:ascii="細明體" w:eastAsia="細明體" w:cs="細明體"/>
+          <w:color w:val="000000"/>
+          <w:kern w:val="0"/>
+          <w:sz w:val="19"/>
+          <w:szCs w:val="19"/>
+          <w:highlight w:val="white"/>
+        </w:rPr>
+      </w:pPr>
+      <w:r>
+        <w:rPr>
+          <w:rFonts w:ascii="細明體" w:eastAsia="細明體" w:cs="細明體"/>
+          <w:color w:val="000000"/>
+          <w:kern w:val="0"/>
+          <w:sz w:val="19"/>
+          <w:szCs w:val="19"/>
+          <w:highlight w:val="white"/>
+        </w:rPr>
+        <w:lastRenderedPageBreak/>
+        <w:t xml:space="preserve">     </w:t>
+      </w:r>
+      <w:r>
+        <w:rPr>
+          <w:rFonts w:ascii="細明體" w:eastAsia="細明體" w:cs="細明體"/>
+          <w:color w:val="0000FF"/>
+          <w:kern w:val="0"/>
+          <w:sz w:val="19"/>
+          <w:szCs w:val="19"/>
+          <w:highlight w:val="white"/>
+        </w:rPr>
+        <w:t>public</w:t>
+      </w:r>
       <w:r>
         <w:rPr>
           <w:rFonts w:ascii="細明體" w:eastAsia="細明體" w:cs="細明體"/>
@@ -22686,99 +25215,58 @@
       <w:r>
         <w:rPr>
           <w:rFonts w:ascii="細明體" w:eastAsia="細明體" w:cs="細明體"/>
+          <w:color w:val="0000FF"/>
+          <w:kern w:val="0"/>
+          <w:sz w:val="19"/>
+          <w:szCs w:val="19"/>
+          <w:highlight w:val="white"/>
+        </w:rPr>
+        <w:t>async</w:t>
+      </w:r>
+      <w:r>
+        <w:rPr>
+          <w:rFonts w:ascii="細明體" w:eastAsia="細明體" w:cs="細明體"/>
+          <w:color w:val="000000"/>
+          <w:kern w:val="0"/>
+          <w:sz w:val="19"/>
+          <w:szCs w:val="19"/>
+          <w:highlight w:val="white"/>
+        </w:rPr>
+        <w:t xml:space="preserve"> </w:t>
+      </w:r>
+      <w:r>
+        <w:rPr>
+          <w:rFonts w:ascii="細明體" w:eastAsia="細明體" w:cs="細明體"/>
           <w:color w:val="2B91AF"/>
           <w:kern w:val="0"/>
           <w:sz w:val="19"/>
           <w:szCs w:val="19"/>
           <w:highlight w:val="white"/>
         </w:rPr>
-        <w:t>Controller</w:t>
-      </w:r>
-    </w:p>
-    <w:p>
-      <w:pPr>
-        <w:autoSpaceDE w:val="0"/>
-        <w:autoSpaceDN w:val="0"/>
-        <w:adjustRightInd w:val="0"/>
-        <w:rPr>
-          <w:rFonts w:ascii="細明體" w:eastAsia="細明體" w:cs="細明體"/>
-          <w:color w:val="000000"/>
-          <w:kern w:val="0"/>
-          <w:sz w:val="19"/>
-          <w:szCs w:val="19"/>
-          <w:highlight w:val="white"/>
-        </w:rPr>
-      </w:pPr>
-      <w:r>
-        <w:rPr>
-          <w:rFonts w:ascii="細明體" w:eastAsia="細明體" w:cs="細明體"/>
-          <w:color w:val="000000"/>
-          <w:kern w:val="0"/>
-          <w:sz w:val="19"/>
-          <w:szCs w:val="19"/>
-          <w:highlight w:val="white"/>
-        </w:rPr>
-        <w:t xml:space="preserve"> {</w:t>
-      </w:r>
-    </w:p>
-    <w:p>
-      <w:pPr>
-        <w:autoSpaceDE w:val="0"/>
-        <w:autoSpaceDN w:val="0"/>
-        <w:adjustRightInd w:val="0"/>
-        <w:rPr>
-          <w:rFonts w:ascii="細明體" w:eastAsia="細明體" w:cs="細明體"/>
-          <w:color w:val="000000"/>
-          <w:kern w:val="0"/>
-          <w:sz w:val="19"/>
-          <w:szCs w:val="19"/>
-          <w:highlight w:val="white"/>
-        </w:rPr>
-      </w:pPr>
-      <w:r>
-        <w:rPr>
-          <w:rFonts w:ascii="細明體" w:eastAsia="細明體" w:cs="細明體"/>
-          <w:color w:val="000000"/>
-          <w:kern w:val="0"/>
-          <w:sz w:val="19"/>
-          <w:szCs w:val="19"/>
-          <w:highlight w:val="white"/>
-        </w:rPr>
-        <w:t xml:space="preserve">     </w:t>
-      </w:r>
-      <w:r>
-        <w:rPr>
-          <w:rFonts w:ascii="細明體" w:eastAsia="細明體" w:cs="細明體"/>
-          <w:color w:val="0000FF"/>
-          <w:kern w:val="0"/>
-          <w:sz w:val="19"/>
-          <w:szCs w:val="19"/>
-          <w:highlight w:val="white"/>
-        </w:rPr>
-        <w:t>private</w:t>
-      </w:r>
-      <w:r>
-        <w:rPr>
-          <w:rFonts w:ascii="細明體" w:eastAsia="細明體" w:cs="細明體"/>
-          <w:color w:val="000000"/>
-          <w:kern w:val="0"/>
-          <w:sz w:val="19"/>
-          <w:szCs w:val="19"/>
-          <w:highlight w:val="white"/>
-        </w:rPr>
-        <w:t xml:space="preserve"> </w:t>
+        <w:t>Task</w:t>
+      </w:r>
+      <w:r>
+        <w:rPr>
+          <w:rFonts w:ascii="細明體" w:eastAsia="細明體" w:cs="細明體"/>
+          <w:color w:val="000000"/>
+          <w:kern w:val="0"/>
+          <w:sz w:val="19"/>
+          <w:szCs w:val="19"/>
+          <w:highlight w:val="white"/>
+        </w:rPr>
+        <w:t>&lt;</w:t>
       </w:r>
       <w:proofErr w:type="spellStart"/>
       <w:r>
         <w:rPr>
           <w:rFonts w:ascii="細明體" w:eastAsia="細明體" w:cs="細明體"/>
-          <w:color w:val="0000FF"/>
-          <w:kern w:val="0"/>
-          <w:sz w:val="19"/>
-          <w:szCs w:val="19"/>
-          <w:highlight w:val="white"/>
-        </w:rPr>
-        <w:t>readonly</w:t>
+          <w:color w:val="2B91AF"/>
+          <w:kern w:val="0"/>
+          <w:sz w:val="19"/>
+          <w:szCs w:val="19"/>
+          <w:highlight w:val="white"/>
+        </w:rPr>
+        <w:t>IActionResult</w:t>
       </w:r>
       <w:proofErr w:type="spellEnd"/>
       <w:r>
@@ -22790,9 +25278,8 @@
           <w:szCs w:val="19"/>
           <w:highlight w:val="white"/>
         </w:rPr>
-        <w:t xml:space="preserve"> </w:t>
-      </w:r>
-      <w:proofErr w:type="spellStart"/>
+        <w:t>&gt; Create([</w:t>
+      </w:r>
       <w:r>
         <w:rPr>
           <w:rFonts w:ascii="細明體" w:eastAsia="細明體" w:cs="細明體"/>
@@ -22802,95 +25289,185 @@
           <w:szCs w:val="19"/>
           <w:highlight w:val="white"/>
         </w:rPr>
-        <w:t>DBContext</w:t>
-      </w:r>
-      <w:proofErr w:type="spellEnd"/>
-      <w:r>
-        <w:rPr>
-          <w:rFonts w:ascii="細明體" w:eastAsia="細明體" w:cs="細明體"/>
-          <w:color w:val="000000"/>
-          <w:kern w:val="0"/>
-          <w:sz w:val="19"/>
-          <w:szCs w:val="19"/>
-          <w:highlight w:val="white"/>
-        </w:rPr>
-        <w:t xml:space="preserve"> _context;</w:t>
-      </w:r>
-    </w:p>
-    <w:p>
-      <w:pPr>
-        <w:autoSpaceDE w:val="0"/>
-        <w:autoSpaceDN w:val="0"/>
-        <w:adjustRightInd w:val="0"/>
-        <w:rPr>
-          <w:rFonts w:ascii="細明體" w:eastAsia="細明體" w:cs="細明體"/>
-          <w:color w:val="000000"/>
-          <w:kern w:val="0"/>
-          <w:sz w:val="19"/>
-          <w:szCs w:val="19"/>
-          <w:highlight w:val="white"/>
-        </w:rPr>
-      </w:pPr>
-    </w:p>
-    <w:p>
-      <w:pPr>
-        <w:autoSpaceDE w:val="0"/>
-        <w:autoSpaceDN w:val="0"/>
-        <w:adjustRightInd w:val="0"/>
-        <w:rPr>
-          <w:rFonts w:ascii="細明體" w:eastAsia="細明體" w:cs="細明體"/>
-          <w:color w:val="000000"/>
-          <w:kern w:val="0"/>
-          <w:sz w:val="19"/>
-          <w:szCs w:val="19"/>
-          <w:highlight w:val="white"/>
-        </w:rPr>
-      </w:pPr>
-      <w:r>
-        <w:rPr>
-          <w:rFonts w:ascii="細明體" w:eastAsia="細明體" w:cs="細明體"/>
-          <w:color w:val="000000"/>
-          <w:kern w:val="0"/>
-          <w:sz w:val="19"/>
-          <w:szCs w:val="19"/>
-          <w:highlight w:val="white"/>
-        </w:rPr>
-        <w:t xml:space="preserve">     </w:t>
-      </w:r>
-      <w:r>
-        <w:rPr>
-          <w:rFonts w:ascii="細明體" w:eastAsia="細明體" w:cs="細明體"/>
-          <w:color w:val="0000FF"/>
-          <w:kern w:val="0"/>
-          <w:sz w:val="19"/>
-          <w:szCs w:val="19"/>
-          <w:highlight w:val="white"/>
-        </w:rPr>
-        <w:t>public</w:t>
-      </w:r>
-      <w:r>
-        <w:rPr>
-          <w:rFonts w:ascii="細明體" w:eastAsia="細明體" w:cs="細明體"/>
-          <w:color w:val="000000"/>
-          <w:kern w:val="0"/>
-          <w:sz w:val="19"/>
-          <w:szCs w:val="19"/>
-          <w:highlight w:val="white"/>
-        </w:rPr>
-        <w:t xml:space="preserve"> </w:t>
+        <w:t>Bind</w:t>
+      </w:r>
+      <w:r>
+        <w:rPr>
+          <w:rFonts w:ascii="細明體" w:eastAsia="細明體" w:cs="細明體"/>
+          <w:color w:val="000000"/>
+          <w:kern w:val="0"/>
+          <w:sz w:val="19"/>
+          <w:szCs w:val="19"/>
+          <w:highlight w:val="white"/>
+        </w:rPr>
+        <w:t>(</w:t>
+      </w:r>
+      <w:r>
+        <w:rPr>
+          <w:rFonts w:ascii="細明體" w:eastAsia="細明體" w:cs="細明體"/>
+          <w:color w:val="A31515"/>
+          <w:kern w:val="0"/>
+          <w:sz w:val="19"/>
+          <w:szCs w:val="19"/>
+          <w:highlight w:val="white"/>
+        </w:rPr>
+        <w:t>"</w:t>
       </w:r>
       <w:proofErr w:type="spellStart"/>
       <w:proofErr w:type="gramStart"/>
       <w:r>
         <w:rPr>
           <w:rFonts w:ascii="細明體" w:eastAsia="細明體" w:cs="細明體"/>
+          <w:color w:val="A31515"/>
+          <w:kern w:val="0"/>
+          <w:sz w:val="19"/>
+          <w:szCs w:val="19"/>
+          <w:highlight w:val="white"/>
+        </w:rPr>
+        <w:t>ReplyID,Content</w:t>
+      </w:r>
+      <w:proofErr w:type="gramEnd"/>
+      <w:r>
+        <w:rPr>
+          <w:rFonts w:ascii="細明體" w:eastAsia="細明體" w:cs="細明體"/>
+          <w:color w:val="A31515"/>
+          <w:kern w:val="0"/>
+          <w:sz w:val="19"/>
+          <w:szCs w:val="19"/>
+          <w:highlight w:val="white"/>
+        </w:rPr>
+        <w:t>,CreatedDate,UserName,MainTextID</w:t>
+      </w:r>
+      <w:proofErr w:type="spellEnd"/>
+      <w:r>
+        <w:rPr>
+          <w:rFonts w:ascii="細明體" w:eastAsia="細明體" w:cs="細明體"/>
+          <w:color w:val="A31515"/>
+          <w:kern w:val="0"/>
+          <w:sz w:val="19"/>
+          <w:szCs w:val="19"/>
+          <w:highlight w:val="white"/>
+        </w:rPr>
+        <w:t>"</w:t>
+      </w:r>
+      <w:r>
+        <w:rPr>
+          <w:rFonts w:ascii="細明體" w:eastAsia="細明體" w:cs="細明體"/>
+          <w:color w:val="000000"/>
+          <w:kern w:val="0"/>
+          <w:sz w:val="19"/>
+          <w:szCs w:val="19"/>
+          <w:highlight w:val="white"/>
+        </w:rPr>
+        <w:t xml:space="preserve">)] </w:t>
+      </w:r>
+      <w:r>
+        <w:rPr>
+          <w:rFonts w:ascii="細明體" w:eastAsia="細明體" w:cs="細明體"/>
           <w:color w:val="2B91AF"/>
           <w:kern w:val="0"/>
           <w:sz w:val="19"/>
           <w:szCs w:val="19"/>
           <w:highlight w:val="white"/>
         </w:rPr>
-        <w:t>RepliesController</w:t>
+        <w:t>Reply</w:t>
+      </w:r>
+      <w:r>
+        <w:rPr>
+          <w:rFonts w:ascii="細明體" w:eastAsia="細明體" w:cs="細明體"/>
+          <w:color w:val="000000"/>
+          <w:kern w:val="0"/>
+          <w:sz w:val="19"/>
+          <w:szCs w:val="19"/>
+          <w:highlight w:val="white"/>
+        </w:rPr>
+        <w:t xml:space="preserve"> Reply)</w:t>
+      </w:r>
+    </w:p>
+    <w:p>
+      <w:pPr>
+        <w:autoSpaceDE w:val="0"/>
+        <w:autoSpaceDN w:val="0"/>
+        <w:adjustRightInd w:val="0"/>
+        <w:rPr>
+          <w:rFonts w:ascii="細明體" w:eastAsia="細明體" w:cs="細明體"/>
+          <w:color w:val="000000"/>
+          <w:kern w:val="0"/>
+          <w:sz w:val="19"/>
+          <w:szCs w:val="19"/>
+          <w:highlight w:val="white"/>
+        </w:rPr>
+      </w:pPr>
+      <w:r>
+        <w:rPr>
+          <w:rFonts w:ascii="細明體" w:eastAsia="細明體" w:cs="細明體"/>
+          <w:color w:val="000000"/>
+          <w:kern w:val="0"/>
+          <w:sz w:val="19"/>
+          <w:szCs w:val="19"/>
+          <w:highlight w:val="white"/>
+        </w:rPr>
+        <w:t xml:space="preserve">     {</w:t>
+      </w:r>
+    </w:p>
+    <w:p>
+      <w:pPr>
+        <w:autoSpaceDE w:val="0"/>
+        <w:autoSpaceDN w:val="0"/>
+        <w:adjustRightInd w:val="0"/>
+        <w:rPr>
+          <w:rFonts w:ascii="細明體" w:eastAsia="細明體" w:cs="細明體"/>
+          <w:color w:val="000000"/>
+          <w:kern w:val="0"/>
+          <w:sz w:val="19"/>
+          <w:szCs w:val="19"/>
+          <w:highlight w:val="white"/>
+        </w:rPr>
+      </w:pPr>
+      <w:r>
+        <w:rPr>
+          <w:rFonts w:ascii="細明體" w:eastAsia="細明體" w:cs="細明體"/>
+          <w:color w:val="000000"/>
+          <w:kern w:val="0"/>
+          <w:sz w:val="19"/>
+          <w:szCs w:val="19"/>
+          <w:highlight w:val="white"/>
+        </w:rPr>
+        <w:t xml:space="preserve">         </w:t>
+      </w:r>
+      <w:r>
+        <w:rPr>
+          <w:rFonts w:ascii="細明體" w:eastAsia="細明體" w:cs="細明體"/>
+          <w:color w:val="0000FF"/>
+          <w:kern w:val="0"/>
+          <w:sz w:val="19"/>
+          <w:szCs w:val="19"/>
+          <w:highlight w:val="white"/>
+        </w:rPr>
+        <w:t>if</w:t>
+      </w:r>
+      <w:r>
+        <w:rPr>
+          <w:rFonts w:ascii="細明體" w:eastAsia="細明體" w:cs="細明體"/>
+          <w:color w:val="000000"/>
+          <w:kern w:val="0"/>
+          <w:sz w:val="19"/>
+          <w:szCs w:val="19"/>
+          <w:highlight w:val="white"/>
+        </w:rPr>
+        <w:t xml:space="preserve"> (</w:t>
+      </w:r>
+      <w:proofErr w:type="spellStart"/>
+      <w:r>
+        <w:rPr>
+          <w:rFonts w:ascii="細明體" w:eastAsia="細明體" w:cs="細明體"/>
+          <w:color w:val="000000"/>
+          <w:kern w:val="0"/>
+          <w:sz w:val="19"/>
+          <w:szCs w:val="19"/>
+          <w:highlight w:val="white"/>
+        </w:rPr>
+        <w:t>ModelState.IsValid</w:t>
       </w:r>
       <w:proofErr w:type="spellEnd"/>
       <w:r>
@@ -22902,10 +25479,85 @@
           <w:szCs w:val="19"/>
           <w:highlight w:val="white"/>
         </w:rPr>
-        <w:t>(</w:t>
+        <w:t>)</w:t>
+      </w:r>
+    </w:p>
+    <w:p>
+      <w:pPr>
+        <w:autoSpaceDE w:val="0"/>
+        <w:autoSpaceDN w:val="0"/>
+        <w:adjustRightInd w:val="0"/>
+        <w:rPr>
+          <w:rFonts w:ascii="細明體" w:eastAsia="細明體" w:cs="細明體"/>
+          <w:color w:val="000000"/>
+          <w:kern w:val="0"/>
+          <w:sz w:val="19"/>
+          <w:szCs w:val="19"/>
+          <w:highlight w:val="white"/>
+        </w:rPr>
+      </w:pPr>
+      <w:r>
+        <w:rPr>
+          <w:rFonts w:ascii="細明體" w:eastAsia="細明體" w:cs="細明體"/>
+          <w:color w:val="000000"/>
+          <w:kern w:val="0"/>
+          <w:sz w:val="19"/>
+          <w:szCs w:val="19"/>
+          <w:highlight w:val="white"/>
+        </w:rPr>
+        <w:t xml:space="preserve">         {</w:t>
+      </w:r>
+    </w:p>
+    <w:p>
+      <w:pPr>
+        <w:autoSpaceDE w:val="0"/>
+        <w:autoSpaceDN w:val="0"/>
+        <w:adjustRightInd w:val="0"/>
+        <w:rPr>
+          <w:rFonts w:ascii="細明體" w:eastAsia="細明體" w:cs="細明體"/>
+          <w:color w:val="000000"/>
+          <w:kern w:val="0"/>
+          <w:sz w:val="19"/>
+          <w:szCs w:val="19"/>
+          <w:highlight w:val="white"/>
+        </w:rPr>
+      </w:pPr>
+      <w:r>
+        <w:rPr>
+          <w:rFonts w:ascii="細明體" w:eastAsia="細明體" w:cs="細明體"/>
+          <w:color w:val="000000"/>
+          <w:kern w:val="0"/>
+          <w:sz w:val="19"/>
+          <w:szCs w:val="19"/>
+          <w:highlight w:val="white"/>
+        </w:rPr>
+        <w:t xml:space="preserve">             </w:t>
       </w:r>
       <w:proofErr w:type="spellStart"/>
-      <w:proofErr w:type="gramEnd"/>
+      <w:r>
+        <w:rPr>
+          <w:rFonts w:ascii="細明體" w:eastAsia="細明體" w:cs="細明體"/>
+          <w:color w:val="000000"/>
+          <w:kern w:val="0"/>
+          <w:sz w:val="19"/>
+          <w:szCs w:val="19"/>
+          <w:highlight w:val="white"/>
+        </w:rPr>
+        <w:t>Reply.CreatedDate</w:t>
+      </w:r>
+      <w:proofErr w:type="spellEnd"/>
+      <w:r>
+        <w:rPr>
+          <w:rFonts w:ascii="細明體" w:eastAsia="細明體" w:cs="細明體"/>
+          <w:color w:val="000000"/>
+          <w:kern w:val="0"/>
+          <w:sz w:val="19"/>
+          <w:szCs w:val="19"/>
+          <w:highlight w:val="white"/>
+        </w:rPr>
+        <w:t xml:space="preserve"> = </w:t>
+      </w:r>
+      <w:proofErr w:type="spellStart"/>
       <w:r>
         <w:rPr>
           <w:rFonts w:ascii="細明體" w:eastAsia="細明體" w:cs="細明體"/>
@@ -22915,7 +25567,18 @@
           <w:szCs w:val="19"/>
           <w:highlight w:val="white"/>
         </w:rPr>
-        <w:t>DBContext</w:t>
+        <w:t>DateTime</w:t>
+      </w:r>
+      <w:r>
+        <w:rPr>
+          <w:rFonts w:ascii="細明體" w:eastAsia="細明體" w:cs="細明體"/>
+          <w:color w:val="000000"/>
+          <w:kern w:val="0"/>
+          <w:sz w:val="19"/>
+          <w:szCs w:val="19"/>
+          <w:highlight w:val="white"/>
+        </w:rPr>
+        <w:t>.Now</w:t>
       </w:r>
       <w:proofErr w:type="spellEnd"/>
       <w:r>
@@ -22927,952 +25590,100 @@
           <w:szCs w:val="19"/>
           <w:highlight w:val="white"/>
         </w:rPr>
-        <w:t xml:space="preserve"> context)</w:t>
-      </w:r>
-    </w:p>
-    <w:p>
-      <w:pPr>
-        <w:autoSpaceDE w:val="0"/>
-        <w:autoSpaceDN w:val="0"/>
-        <w:adjustRightInd w:val="0"/>
-        <w:rPr>
-          <w:rFonts w:ascii="細明體" w:eastAsia="細明體" w:cs="細明體"/>
-          <w:color w:val="000000"/>
-          <w:kern w:val="0"/>
-          <w:sz w:val="19"/>
-          <w:szCs w:val="19"/>
-          <w:highlight w:val="white"/>
-        </w:rPr>
-      </w:pPr>
-      <w:r>
-        <w:rPr>
-          <w:rFonts w:ascii="細明體" w:eastAsia="細明體" w:cs="細明體"/>
-          <w:color w:val="000000"/>
-          <w:kern w:val="0"/>
-          <w:sz w:val="19"/>
-          <w:szCs w:val="19"/>
-          <w:highlight w:val="white"/>
-        </w:rPr>
-        <w:t xml:space="preserve">     {</w:t>
-      </w:r>
-    </w:p>
-    <w:p>
-      <w:pPr>
-        <w:autoSpaceDE w:val="0"/>
-        <w:autoSpaceDN w:val="0"/>
-        <w:adjustRightInd w:val="0"/>
-        <w:rPr>
-          <w:rFonts w:ascii="細明體" w:eastAsia="細明體" w:cs="細明體"/>
-          <w:color w:val="000000"/>
-          <w:kern w:val="0"/>
-          <w:sz w:val="19"/>
-          <w:szCs w:val="19"/>
-          <w:highlight w:val="white"/>
-        </w:rPr>
-      </w:pPr>
-      <w:r>
-        <w:rPr>
-          <w:rFonts w:ascii="細明體" w:eastAsia="細明體" w:cs="細明體"/>
-          <w:color w:val="000000"/>
-          <w:kern w:val="0"/>
-          <w:sz w:val="19"/>
-          <w:szCs w:val="19"/>
-          <w:highlight w:val="white"/>
-        </w:rPr>
-        <w:t xml:space="preserve">         _context = context;</w:t>
-      </w:r>
-    </w:p>
-    <w:p>
-      <w:pPr>
-        <w:autoSpaceDE w:val="0"/>
-        <w:autoSpaceDN w:val="0"/>
-        <w:adjustRightInd w:val="0"/>
-        <w:rPr>
-          <w:rFonts w:ascii="細明體" w:eastAsia="細明體" w:cs="細明體"/>
-          <w:color w:val="000000"/>
-          <w:kern w:val="0"/>
-          <w:sz w:val="19"/>
-          <w:szCs w:val="19"/>
-          <w:highlight w:val="white"/>
-        </w:rPr>
-      </w:pPr>
-      <w:r>
-        <w:rPr>
-          <w:rFonts w:ascii="細明體" w:eastAsia="細明體" w:cs="細明體"/>
-          <w:color w:val="000000"/>
-          <w:kern w:val="0"/>
-          <w:sz w:val="19"/>
-          <w:szCs w:val="19"/>
-          <w:highlight w:val="white"/>
-        </w:rPr>
-        <w:t xml:space="preserve">     }</w:t>
-      </w:r>
-    </w:p>
-    <w:p>
-      <w:pPr>
-        <w:autoSpaceDE w:val="0"/>
-        <w:autoSpaceDN w:val="0"/>
-        <w:adjustRightInd w:val="0"/>
-        <w:rPr>
-          <w:rFonts w:ascii="細明體" w:eastAsia="細明體" w:cs="細明體"/>
-          <w:color w:val="000000"/>
-          <w:kern w:val="0"/>
-          <w:sz w:val="19"/>
-          <w:szCs w:val="19"/>
-          <w:highlight w:val="white"/>
-        </w:rPr>
-      </w:pPr>
-    </w:p>
-    <w:p>
-      <w:pPr>
-        <w:autoSpaceDE w:val="0"/>
-        <w:autoSpaceDN w:val="0"/>
-        <w:adjustRightInd w:val="0"/>
-        <w:rPr>
-          <w:rFonts w:ascii="細明體" w:eastAsia="細明體" w:cs="細明體"/>
-          <w:color w:val="008000"/>
-          <w:kern w:val="0"/>
-          <w:sz w:val="19"/>
-          <w:szCs w:val="19"/>
-          <w:highlight w:val="white"/>
-        </w:rPr>
-      </w:pPr>
-      <w:r>
-        <w:rPr>
-          <w:rFonts w:ascii="細明體" w:eastAsia="細明體" w:cs="細明體"/>
-          <w:color w:val="000000"/>
-          <w:kern w:val="0"/>
-          <w:sz w:val="19"/>
-          <w:szCs w:val="19"/>
-          <w:highlight w:val="white"/>
-        </w:rPr>
-        <w:t xml:space="preserve">     </w:t>
-      </w:r>
-      <w:r>
-        <w:rPr>
-          <w:rFonts w:ascii="細明體" w:eastAsia="細明體" w:cs="細明體"/>
-          <w:color w:val="008000"/>
-          <w:kern w:val="0"/>
-          <w:sz w:val="19"/>
-          <w:szCs w:val="19"/>
-          <w:highlight w:val="white"/>
-        </w:rPr>
-        <w:t>// GET: Replies/Create</w:t>
-      </w:r>
-    </w:p>
-    <w:p>
-      <w:pPr>
-        <w:autoSpaceDE w:val="0"/>
-        <w:autoSpaceDN w:val="0"/>
-        <w:adjustRightInd w:val="0"/>
-        <w:rPr>
-          <w:rFonts w:ascii="細明體" w:eastAsia="細明體" w:cs="細明體"/>
-          <w:color w:val="808080"/>
-          <w:kern w:val="0"/>
-          <w:sz w:val="19"/>
-          <w:szCs w:val="19"/>
-          <w:highlight w:val="white"/>
-        </w:rPr>
-      </w:pPr>
-      <w:r>
-        <w:rPr>
-          <w:rFonts w:ascii="細明體" w:eastAsia="細明體" w:cs="細明體"/>
-          <w:color w:val="000000"/>
-          <w:kern w:val="0"/>
-          <w:sz w:val="19"/>
-          <w:szCs w:val="19"/>
-          <w:highlight w:val="white"/>
-        </w:rPr>
-        <w:t xml:space="preserve">     </w:t>
-      </w:r>
-      <w:r>
-        <w:rPr>
-          <w:rFonts w:ascii="細明體" w:eastAsia="細明體" w:cs="細明體"/>
-          <w:color w:val="808080"/>
-          <w:kern w:val="0"/>
-          <w:sz w:val="19"/>
-          <w:szCs w:val="19"/>
-          <w:highlight w:val="white"/>
-        </w:rPr>
-        <w:t>///</w:t>
-      </w:r>
-      <w:r>
-        <w:rPr>
-          <w:rFonts w:ascii="細明體" w:eastAsia="細明體" w:cs="細明體"/>
-          <w:color w:val="008000"/>
-          <w:kern w:val="0"/>
-          <w:sz w:val="19"/>
-          <w:szCs w:val="19"/>
-          <w:highlight w:val="white"/>
-        </w:rPr>
-        <w:t xml:space="preserve"> </w:t>
-      </w:r>
-      <w:r>
-        <w:rPr>
-          <w:rFonts w:ascii="細明體" w:eastAsia="細明體" w:cs="細明體"/>
-          <w:color w:val="808080"/>
-          <w:kern w:val="0"/>
-          <w:sz w:val="19"/>
-          <w:szCs w:val="19"/>
-          <w:highlight w:val="white"/>
-        </w:rPr>
-        <w:t>&lt;summary&gt;</w:t>
-      </w:r>
-    </w:p>
-    <w:p>
-      <w:pPr>
-        <w:autoSpaceDE w:val="0"/>
-        <w:autoSpaceDN w:val="0"/>
-        <w:adjustRightInd w:val="0"/>
-        <w:rPr>
-          <w:rFonts w:ascii="細明體" w:eastAsia="細明體" w:cs="細明體"/>
-          <w:color w:val="008000"/>
-          <w:kern w:val="0"/>
-          <w:sz w:val="19"/>
-          <w:szCs w:val="19"/>
-          <w:highlight w:val="white"/>
-        </w:rPr>
-      </w:pPr>
-      <w:r>
-        <w:rPr>
-          <w:rFonts w:ascii="細明體" w:eastAsia="細明體" w:cs="細明體"/>
-          <w:color w:val="000000"/>
-          <w:kern w:val="0"/>
-          <w:sz w:val="19"/>
-          <w:szCs w:val="19"/>
-          <w:highlight w:val="white"/>
-        </w:rPr>
-        <w:lastRenderedPageBreak/>
-        <w:t xml:space="preserve">     </w:t>
-      </w:r>
-      <w:r>
-        <w:rPr>
-          <w:rFonts w:ascii="細明體" w:eastAsia="細明體" w:cs="細明體"/>
-          <w:color w:val="808080"/>
-          <w:kern w:val="0"/>
-          <w:sz w:val="19"/>
-          <w:szCs w:val="19"/>
-          <w:highlight w:val="white"/>
-        </w:rPr>
-        <w:t>///</w:t>
-      </w:r>
-      <w:r>
-        <w:rPr>
-          <w:rFonts w:ascii="細明體" w:eastAsia="細明體" w:cs="細明體"/>
-          <w:color w:val="008000"/>
-          <w:kern w:val="0"/>
-          <w:sz w:val="19"/>
-          <w:szCs w:val="19"/>
-          <w:highlight w:val="white"/>
-        </w:rPr>
-        <w:t xml:space="preserve"> </w:t>
-      </w:r>
-    </w:p>
-    <w:p>
-      <w:pPr>
-        <w:autoSpaceDE w:val="0"/>
-        <w:autoSpaceDN w:val="0"/>
-        <w:adjustRightInd w:val="0"/>
-        <w:rPr>
-          <w:rFonts w:ascii="細明體" w:eastAsia="細明體" w:cs="細明體"/>
-          <w:color w:val="808080"/>
-          <w:kern w:val="0"/>
-          <w:sz w:val="19"/>
-          <w:szCs w:val="19"/>
-          <w:highlight w:val="white"/>
-        </w:rPr>
-      </w:pPr>
-      <w:r>
-        <w:rPr>
-          <w:rFonts w:ascii="細明體" w:eastAsia="細明體" w:cs="細明體"/>
-          <w:color w:val="000000"/>
-          <w:kern w:val="0"/>
-          <w:sz w:val="19"/>
-          <w:szCs w:val="19"/>
-          <w:highlight w:val="white"/>
-        </w:rPr>
-        <w:t xml:space="preserve">     </w:t>
-      </w:r>
-      <w:r>
-        <w:rPr>
-          <w:rFonts w:ascii="細明體" w:eastAsia="細明體" w:cs="細明體"/>
-          <w:color w:val="808080"/>
-          <w:kern w:val="0"/>
-          <w:sz w:val="19"/>
-          <w:szCs w:val="19"/>
-          <w:highlight w:val="white"/>
-        </w:rPr>
-        <w:t>///</w:t>
-      </w:r>
-      <w:r>
-        <w:rPr>
-          <w:rFonts w:ascii="細明體" w:eastAsia="細明體" w:cs="細明體"/>
-          <w:color w:val="008000"/>
-          <w:kern w:val="0"/>
-          <w:sz w:val="19"/>
-          <w:szCs w:val="19"/>
-          <w:highlight w:val="white"/>
-        </w:rPr>
-        <w:t xml:space="preserve"> </w:t>
-      </w:r>
-      <w:r>
-        <w:rPr>
-          <w:rFonts w:ascii="細明體" w:eastAsia="細明體" w:cs="細明體"/>
-          <w:color w:val="808080"/>
-          <w:kern w:val="0"/>
-          <w:sz w:val="19"/>
-          <w:szCs w:val="19"/>
-          <w:highlight w:val="white"/>
-        </w:rPr>
-        <w:t>&lt;/summary&gt;</w:t>
-      </w:r>
-    </w:p>
-    <w:p>
-      <w:pPr>
-        <w:autoSpaceDE w:val="0"/>
-        <w:autoSpaceDN w:val="0"/>
-        <w:adjustRightInd w:val="0"/>
-        <w:rPr>
-          <w:rFonts w:ascii="細明體" w:eastAsia="細明體" w:cs="細明體"/>
-          <w:color w:val="808080"/>
-          <w:kern w:val="0"/>
-          <w:sz w:val="19"/>
-          <w:szCs w:val="19"/>
-          <w:highlight w:val="white"/>
-        </w:rPr>
-      </w:pPr>
-      <w:r>
-        <w:rPr>
-          <w:rFonts w:ascii="細明體" w:eastAsia="細明體" w:cs="細明體"/>
-          <w:color w:val="000000"/>
-          <w:kern w:val="0"/>
-          <w:sz w:val="19"/>
-          <w:szCs w:val="19"/>
-          <w:highlight w:val="white"/>
-        </w:rPr>
-        <w:t xml:space="preserve">     </w:t>
-      </w:r>
-      <w:r>
-        <w:rPr>
-          <w:rFonts w:ascii="細明體" w:eastAsia="細明體" w:cs="細明體"/>
-          <w:color w:val="808080"/>
-          <w:kern w:val="0"/>
-          <w:sz w:val="19"/>
-          <w:szCs w:val="19"/>
-          <w:highlight w:val="white"/>
-        </w:rPr>
-        <w:t>///</w:t>
-      </w:r>
-      <w:r>
-        <w:rPr>
-          <w:rFonts w:ascii="細明體" w:eastAsia="細明體" w:cs="細明體"/>
-          <w:color w:val="008000"/>
-          <w:kern w:val="0"/>
-          <w:sz w:val="19"/>
-          <w:szCs w:val="19"/>
-          <w:highlight w:val="white"/>
-        </w:rPr>
-        <w:t xml:space="preserve"> </w:t>
-      </w:r>
-      <w:r>
-        <w:rPr>
-          <w:rFonts w:ascii="細明體" w:eastAsia="細明體" w:cs="細明體"/>
-          <w:color w:val="808080"/>
-          <w:kern w:val="0"/>
-          <w:sz w:val="19"/>
-          <w:szCs w:val="19"/>
-          <w:highlight w:val="white"/>
-        </w:rPr>
-        <w:t>&lt;param</w:t>
-      </w:r>
-      <w:r>
-        <w:rPr>
-          <w:rFonts w:ascii="細明體" w:eastAsia="細明體" w:cs="細明體"/>
-          <w:color w:val="000000"/>
-          <w:kern w:val="0"/>
-          <w:sz w:val="19"/>
-          <w:szCs w:val="19"/>
-          <w:highlight w:val="white"/>
-        </w:rPr>
-        <w:t xml:space="preserve"> </w:t>
-      </w:r>
-      <w:r>
-        <w:rPr>
-          <w:rFonts w:ascii="細明體" w:eastAsia="細明體" w:cs="細明體"/>
-          <w:color w:val="808080"/>
-          <w:kern w:val="0"/>
-          <w:sz w:val="19"/>
-          <w:szCs w:val="19"/>
-          <w:highlight w:val="white"/>
-        </w:rPr>
-        <w:t>name="</w:t>
-      </w:r>
-      <w:proofErr w:type="spellStart"/>
-      <w:r>
-        <w:rPr>
-          <w:rFonts w:ascii="細明體" w:eastAsia="細明體" w:cs="細明體"/>
-          <w:color w:val="000000"/>
-          <w:kern w:val="0"/>
-          <w:sz w:val="19"/>
-          <w:szCs w:val="19"/>
-          <w:highlight w:val="white"/>
-        </w:rPr>
-        <w:t>MainTextID</w:t>
-      </w:r>
-      <w:proofErr w:type="spellEnd"/>
-      <w:r>
-        <w:rPr>
-          <w:rFonts w:ascii="細明體" w:eastAsia="細明體" w:cs="細明體"/>
-          <w:color w:val="808080"/>
-          <w:kern w:val="0"/>
-          <w:sz w:val="19"/>
-          <w:szCs w:val="19"/>
-          <w:highlight w:val="white"/>
-        </w:rPr>
-        <w:t>"&gt;&lt;/param&gt;</w:t>
-      </w:r>
-    </w:p>
-    <w:p>
-      <w:pPr>
-        <w:autoSpaceDE w:val="0"/>
-        <w:autoSpaceDN w:val="0"/>
-        <w:adjustRightInd w:val="0"/>
-        <w:rPr>
-          <w:rFonts w:ascii="細明體" w:eastAsia="細明體" w:cs="細明體"/>
-          <w:color w:val="808080"/>
-          <w:kern w:val="0"/>
-          <w:sz w:val="19"/>
-          <w:szCs w:val="19"/>
-          <w:highlight w:val="white"/>
-        </w:rPr>
-      </w:pPr>
-      <w:r>
-        <w:rPr>
-          <w:rFonts w:ascii="細明體" w:eastAsia="細明體" w:cs="細明體"/>
-          <w:color w:val="000000"/>
-          <w:kern w:val="0"/>
-          <w:sz w:val="19"/>
-          <w:szCs w:val="19"/>
-          <w:highlight w:val="white"/>
-        </w:rPr>
-        <w:t xml:space="preserve">     </w:t>
-      </w:r>
-      <w:r>
-        <w:rPr>
-          <w:rFonts w:ascii="細明體" w:eastAsia="細明體" w:cs="細明體"/>
-          <w:color w:val="808080"/>
-          <w:kern w:val="0"/>
-          <w:sz w:val="19"/>
-          <w:szCs w:val="19"/>
-          <w:highlight w:val="white"/>
-        </w:rPr>
-        <w:t>///</w:t>
-      </w:r>
-      <w:r>
-        <w:rPr>
-          <w:rFonts w:ascii="細明體" w:eastAsia="細明體" w:cs="細明體"/>
-          <w:color w:val="008000"/>
-          <w:kern w:val="0"/>
-          <w:sz w:val="19"/>
-          <w:szCs w:val="19"/>
-          <w:highlight w:val="white"/>
-        </w:rPr>
-        <w:t xml:space="preserve"> </w:t>
-      </w:r>
-      <w:r>
-        <w:rPr>
-          <w:rFonts w:ascii="細明體" w:eastAsia="細明體" w:cs="細明體"/>
-          <w:color w:val="808080"/>
-          <w:kern w:val="0"/>
-          <w:sz w:val="19"/>
-          <w:szCs w:val="19"/>
-          <w:highlight w:val="white"/>
-        </w:rPr>
-        <w:t>&lt;returns&gt;&lt;/returns&gt;</w:t>
-      </w:r>
-    </w:p>
-    <w:p>
-      <w:pPr>
-        <w:autoSpaceDE w:val="0"/>
-        <w:autoSpaceDN w:val="0"/>
-        <w:adjustRightInd w:val="0"/>
-        <w:rPr>
-          <w:rFonts w:ascii="細明體" w:eastAsia="細明體" w:cs="細明體"/>
-          <w:color w:val="000000"/>
-          <w:kern w:val="0"/>
-          <w:sz w:val="19"/>
-          <w:szCs w:val="19"/>
-          <w:highlight w:val="white"/>
-        </w:rPr>
-      </w:pPr>
-      <w:r>
-        <w:rPr>
-          <w:rFonts w:ascii="細明體" w:eastAsia="細明體" w:cs="細明體"/>
-          <w:color w:val="000000"/>
-          <w:kern w:val="0"/>
-          <w:sz w:val="19"/>
-          <w:szCs w:val="19"/>
-          <w:highlight w:val="white"/>
-        </w:rPr>
-        <w:t xml:space="preserve">     </w:t>
-      </w:r>
-      <w:r>
-        <w:rPr>
-          <w:rFonts w:ascii="細明體" w:eastAsia="細明體" w:cs="細明體"/>
-          <w:color w:val="0000FF"/>
-          <w:kern w:val="0"/>
-          <w:sz w:val="19"/>
-          <w:szCs w:val="19"/>
-          <w:highlight w:val="white"/>
-        </w:rPr>
-        <w:t>public</w:t>
-      </w:r>
-      <w:r>
-        <w:rPr>
-          <w:rFonts w:ascii="細明體" w:eastAsia="細明體" w:cs="細明體"/>
-          <w:color w:val="000000"/>
-          <w:kern w:val="0"/>
-          <w:sz w:val="19"/>
-          <w:szCs w:val="19"/>
-          <w:highlight w:val="white"/>
-        </w:rPr>
-        <w:t xml:space="preserve"> </w:t>
-      </w:r>
-      <w:proofErr w:type="spellStart"/>
-      <w:r>
-        <w:rPr>
-          <w:rFonts w:ascii="細明體" w:eastAsia="細明體" w:cs="細明體"/>
-          <w:color w:val="2B91AF"/>
-          <w:kern w:val="0"/>
-          <w:sz w:val="19"/>
-          <w:szCs w:val="19"/>
-          <w:highlight w:val="white"/>
-        </w:rPr>
-        <w:t>IActionResult</w:t>
-      </w:r>
-      <w:proofErr w:type="spellEnd"/>
-      <w:r>
-        <w:rPr>
-          <w:rFonts w:ascii="細明體" w:eastAsia="細明體" w:cs="細明體"/>
-          <w:color w:val="000000"/>
-          <w:kern w:val="0"/>
-          <w:sz w:val="19"/>
-          <w:szCs w:val="19"/>
-          <w:highlight w:val="white"/>
-        </w:rPr>
-        <w:t xml:space="preserve"> </w:t>
-      </w:r>
-      <w:proofErr w:type="gramStart"/>
-      <w:r>
-        <w:rPr>
-          <w:rFonts w:ascii="細明體" w:eastAsia="細明體" w:cs="細明體"/>
-          <w:color w:val="000000"/>
-          <w:kern w:val="0"/>
-          <w:sz w:val="19"/>
-          <w:szCs w:val="19"/>
-          <w:highlight w:val="white"/>
-        </w:rPr>
-        <w:t>Create(</w:t>
-      </w:r>
-      <w:proofErr w:type="gramEnd"/>
-      <w:r>
-        <w:rPr>
-          <w:rFonts w:ascii="細明體" w:eastAsia="細明體" w:cs="細明體"/>
-          <w:color w:val="0000FF"/>
-          <w:kern w:val="0"/>
-          <w:sz w:val="19"/>
-          <w:szCs w:val="19"/>
-          <w:highlight w:val="white"/>
-        </w:rPr>
-        <w:t>string</w:t>
-      </w:r>
-      <w:r>
-        <w:rPr>
-          <w:rFonts w:ascii="細明體" w:eastAsia="細明體" w:cs="細明體"/>
-          <w:color w:val="000000"/>
-          <w:kern w:val="0"/>
-          <w:sz w:val="19"/>
-          <w:szCs w:val="19"/>
-          <w:highlight w:val="white"/>
-        </w:rPr>
-        <w:t xml:space="preserve"> </w:t>
-      </w:r>
-      <w:proofErr w:type="spellStart"/>
-      <w:r>
-        <w:rPr>
-          <w:rFonts w:ascii="細明體" w:eastAsia="細明體" w:cs="細明體"/>
-          <w:color w:val="000000"/>
-          <w:kern w:val="0"/>
-          <w:sz w:val="19"/>
-          <w:szCs w:val="19"/>
-          <w:highlight w:val="white"/>
-        </w:rPr>
-        <w:t>MainTextID</w:t>
-      </w:r>
-      <w:proofErr w:type="spellEnd"/>
-      <w:r>
-        <w:rPr>
-          <w:rFonts w:ascii="細明體" w:eastAsia="細明體" w:cs="細明體"/>
-          <w:color w:val="000000"/>
-          <w:kern w:val="0"/>
-          <w:sz w:val="19"/>
-          <w:szCs w:val="19"/>
-          <w:highlight w:val="white"/>
-        </w:rPr>
-        <w:t>)</w:t>
-      </w:r>
-    </w:p>
-    <w:p>
-      <w:pPr>
-        <w:autoSpaceDE w:val="0"/>
-        <w:autoSpaceDN w:val="0"/>
-        <w:adjustRightInd w:val="0"/>
-        <w:rPr>
-          <w:rFonts w:ascii="細明體" w:eastAsia="細明體" w:cs="細明體"/>
-          <w:color w:val="000000"/>
-          <w:kern w:val="0"/>
-          <w:sz w:val="19"/>
-          <w:szCs w:val="19"/>
-          <w:highlight w:val="white"/>
-        </w:rPr>
-      </w:pPr>
-      <w:r>
-        <w:rPr>
-          <w:rFonts w:ascii="細明體" w:eastAsia="細明體" w:cs="細明體"/>
-          <w:color w:val="000000"/>
-          <w:kern w:val="0"/>
-          <w:sz w:val="19"/>
-          <w:szCs w:val="19"/>
-          <w:highlight w:val="white"/>
-        </w:rPr>
-        <w:t xml:space="preserve">     {</w:t>
-      </w:r>
-    </w:p>
-    <w:p>
-      <w:pPr>
-        <w:autoSpaceDE w:val="0"/>
-        <w:autoSpaceDN w:val="0"/>
-        <w:adjustRightInd w:val="0"/>
-        <w:rPr>
-          <w:rFonts w:ascii="細明體" w:eastAsia="細明體" w:cs="細明體"/>
-          <w:color w:val="000000"/>
-          <w:kern w:val="0"/>
-          <w:sz w:val="19"/>
-          <w:szCs w:val="19"/>
-          <w:highlight w:val="white"/>
-        </w:rPr>
-      </w:pPr>
-      <w:r>
-        <w:rPr>
-          <w:rFonts w:ascii="細明體" w:eastAsia="細明體" w:cs="細明體"/>
-          <w:color w:val="000000"/>
-          <w:kern w:val="0"/>
-          <w:sz w:val="19"/>
-          <w:szCs w:val="19"/>
-          <w:highlight w:val="white"/>
-        </w:rPr>
-        <w:t xml:space="preserve">         </w:t>
-      </w:r>
-      <w:proofErr w:type="spellStart"/>
-      <w:r>
-        <w:rPr>
-          <w:rFonts w:ascii="細明體" w:eastAsia="細明體" w:cs="細明體"/>
-          <w:color w:val="2B91AF"/>
-          <w:kern w:val="0"/>
-          <w:sz w:val="19"/>
-          <w:szCs w:val="19"/>
-          <w:highlight w:val="white"/>
-        </w:rPr>
-        <w:t>Console</w:t>
-      </w:r>
-      <w:r>
-        <w:rPr>
-          <w:rFonts w:ascii="細明體" w:eastAsia="細明體" w:cs="細明體"/>
-          <w:color w:val="000000"/>
-          <w:kern w:val="0"/>
-          <w:sz w:val="19"/>
-          <w:szCs w:val="19"/>
-          <w:highlight w:val="white"/>
-        </w:rPr>
-        <w:t>.WriteLine</w:t>
-      </w:r>
-      <w:proofErr w:type="spellEnd"/>
-      <w:r>
-        <w:rPr>
-          <w:rFonts w:ascii="細明體" w:eastAsia="細明體" w:cs="細明體"/>
-          <w:color w:val="000000"/>
-          <w:kern w:val="0"/>
-          <w:sz w:val="19"/>
-          <w:szCs w:val="19"/>
-          <w:highlight w:val="white"/>
-        </w:rPr>
-        <w:t>(</w:t>
-      </w:r>
-      <w:r>
-        <w:rPr>
-          <w:rFonts w:ascii="細明體" w:eastAsia="細明體" w:cs="細明體"/>
-          <w:color w:val="A31515"/>
-          <w:kern w:val="0"/>
-          <w:sz w:val="19"/>
-          <w:szCs w:val="19"/>
-          <w:highlight w:val="white"/>
-        </w:rPr>
-        <w:t xml:space="preserve">$"Create </w:t>
+        <w:t>;</w:t>
+      </w:r>
+    </w:p>
+    <w:p>
+      <w:pPr>
+        <w:autoSpaceDE w:val="0"/>
+        <w:autoSpaceDN w:val="0"/>
+        <w:adjustRightInd w:val="0"/>
+        <w:rPr>
+          <w:rFonts w:ascii="細明體" w:eastAsia="細明體" w:cs="細明體"/>
+          <w:color w:val="000000"/>
+          <w:kern w:val="0"/>
+          <w:sz w:val="19"/>
+          <w:szCs w:val="19"/>
+          <w:highlight w:val="white"/>
+        </w:rPr>
+      </w:pPr>
+    </w:p>
+    <w:p>
+      <w:pPr>
+        <w:autoSpaceDE w:val="0"/>
+        <w:autoSpaceDN w:val="0"/>
+        <w:adjustRightInd w:val="0"/>
+        <w:rPr>
+          <w:rFonts w:ascii="細明體" w:eastAsia="細明體" w:cs="細明體"/>
+          <w:color w:val="000000"/>
+          <w:kern w:val="0"/>
+          <w:sz w:val="19"/>
+          <w:szCs w:val="19"/>
+          <w:highlight w:val="white"/>
+        </w:rPr>
+      </w:pPr>
+      <w:r>
+        <w:rPr>
+          <w:rFonts w:ascii="細明體" w:eastAsia="細明體" w:cs="細明體"/>
+          <w:color w:val="000000"/>
+          <w:kern w:val="0"/>
+          <w:sz w:val="19"/>
+          <w:szCs w:val="19"/>
+          <w:highlight w:val="white"/>
+        </w:rPr>
+        <w:t xml:space="preserve">             _</w:t>
       </w:r>
       <w:proofErr w:type="spellStart"/>
       <w:proofErr w:type="gramStart"/>
       <w:r>
         <w:rPr>
           <w:rFonts w:ascii="細明體" w:eastAsia="細明體" w:cs="細明體"/>
-          <w:color w:val="A31515"/>
-          <w:kern w:val="0"/>
-          <w:sz w:val="19"/>
-          <w:szCs w:val="19"/>
-          <w:highlight w:val="white"/>
-        </w:rPr>
-        <w:t>MainTextID</w:t>
+          <w:color w:val="000000"/>
+          <w:kern w:val="0"/>
+          <w:sz w:val="19"/>
+          <w:szCs w:val="19"/>
+          <w:highlight w:val="white"/>
+        </w:rPr>
+        <w:t>context.Add</w:t>
       </w:r>
       <w:proofErr w:type="spellEnd"/>
-      <w:r>
-        <w:rPr>
-          <w:rFonts w:ascii="細明體" w:eastAsia="細明體" w:cs="細明體"/>
-          <w:color w:val="A31515"/>
-          <w:kern w:val="0"/>
-          <w:sz w:val="19"/>
-          <w:szCs w:val="19"/>
-          <w:highlight w:val="white"/>
-        </w:rPr>
-        <w:t xml:space="preserve"> :</w:t>
-      </w:r>
       <w:proofErr w:type="gramEnd"/>
       <w:r>
         <w:rPr>
           <w:rFonts w:ascii="細明體" w:eastAsia="細明體" w:cs="細明體"/>
-          <w:color w:val="A31515"/>
-          <w:kern w:val="0"/>
-          <w:sz w:val="19"/>
-          <w:szCs w:val="19"/>
-          <w:highlight w:val="white"/>
-        </w:rPr>
-        <w:t xml:space="preserve"> </w:t>
-      </w:r>
-      <w:r>
-        <w:rPr>
-          <w:rFonts w:ascii="細明體" w:eastAsia="細明體" w:cs="細明體"/>
-          <w:color w:val="000000"/>
-          <w:kern w:val="0"/>
-          <w:sz w:val="19"/>
-          <w:szCs w:val="19"/>
-          <w:highlight w:val="white"/>
-        </w:rPr>
-        <w:t>{</w:t>
-      </w:r>
-      <w:proofErr w:type="spellStart"/>
-      <w:r>
-        <w:rPr>
-          <w:rFonts w:ascii="細明體" w:eastAsia="細明體" w:cs="細明體"/>
-          <w:color w:val="000000"/>
-          <w:kern w:val="0"/>
-          <w:sz w:val="19"/>
-          <w:szCs w:val="19"/>
-          <w:highlight w:val="white"/>
-        </w:rPr>
-        <w:t>MainTextID</w:t>
-      </w:r>
-      <w:proofErr w:type="spellEnd"/>
-      <w:r>
-        <w:rPr>
-          <w:rFonts w:ascii="細明體" w:eastAsia="細明體" w:cs="細明體"/>
-          <w:color w:val="000000"/>
-          <w:kern w:val="0"/>
-          <w:sz w:val="19"/>
-          <w:szCs w:val="19"/>
-          <w:highlight w:val="white"/>
-        </w:rPr>
-        <w:t>}</w:t>
-      </w:r>
-      <w:r>
-        <w:rPr>
-          <w:rFonts w:ascii="細明體" w:eastAsia="細明體" w:cs="細明體"/>
-          <w:color w:val="A31515"/>
-          <w:kern w:val="0"/>
-          <w:sz w:val="19"/>
-          <w:szCs w:val="19"/>
-          <w:highlight w:val="white"/>
-        </w:rPr>
-        <w:t>"</w:t>
-      </w:r>
-      <w:r>
-        <w:rPr>
-          <w:rFonts w:ascii="細明體" w:eastAsia="細明體" w:cs="細明體"/>
-          <w:color w:val="000000"/>
-          <w:kern w:val="0"/>
-          <w:sz w:val="19"/>
-          <w:szCs w:val="19"/>
-          <w:highlight w:val="white"/>
-        </w:rPr>
-        <w:t>);</w:t>
-      </w:r>
-    </w:p>
-    <w:p>
-      <w:pPr>
-        <w:autoSpaceDE w:val="0"/>
-        <w:autoSpaceDN w:val="0"/>
-        <w:adjustRightInd w:val="0"/>
-        <w:rPr>
-          <w:rFonts w:ascii="細明體" w:eastAsia="細明體" w:cs="細明體"/>
-          <w:color w:val="000000"/>
-          <w:kern w:val="0"/>
-          <w:sz w:val="19"/>
-          <w:szCs w:val="19"/>
-          <w:highlight w:val="white"/>
-        </w:rPr>
-      </w:pPr>
-    </w:p>
-    <w:p>
-      <w:pPr>
-        <w:autoSpaceDE w:val="0"/>
-        <w:autoSpaceDN w:val="0"/>
-        <w:adjustRightInd w:val="0"/>
-        <w:rPr>
-          <w:rFonts w:ascii="細明體" w:eastAsia="細明體" w:cs="細明體"/>
-          <w:color w:val="000000"/>
-          <w:kern w:val="0"/>
-          <w:sz w:val="19"/>
-          <w:szCs w:val="19"/>
-          <w:highlight w:val="white"/>
-        </w:rPr>
-      </w:pPr>
-      <w:r>
-        <w:rPr>
-          <w:rFonts w:ascii="細明體" w:eastAsia="細明體" w:cs="細明體"/>
-          <w:color w:val="000000"/>
-          <w:kern w:val="0"/>
-          <w:sz w:val="19"/>
-          <w:szCs w:val="19"/>
-          <w:highlight w:val="white"/>
-        </w:rPr>
-        <w:t xml:space="preserve">         </w:t>
-      </w:r>
-      <w:proofErr w:type="spellStart"/>
-      <w:r>
-        <w:rPr>
-          <w:rFonts w:ascii="細明體" w:eastAsia="細明體" w:cs="細明體"/>
-          <w:color w:val="000000"/>
-          <w:kern w:val="0"/>
-          <w:sz w:val="19"/>
-          <w:szCs w:val="19"/>
-          <w:highlight w:val="white"/>
-        </w:rPr>
-        <w:t>ViewData</w:t>
-      </w:r>
-      <w:proofErr w:type="spellEnd"/>
-      <w:r>
-        <w:rPr>
-          <w:rFonts w:ascii="細明體" w:eastAsia="細明體" w:cs="細明體"/>
-          <w:color w:val="000000"/>
-          <w:kern w:val="0"/>
-          <w:sz w:val="19"/>
-          <w:szCs w:val="19"/>
-          <w:highlight w:val="white"/>
-        </w:rPr>
-        <w:t>[</w:t>
-      </w:r>
-      <w:r>
-        <w:rPr>
-          <w:rFonts w:ascii="細明體" w:eastAsia="細明體" w:cs="細明體"/>
-          <w:color w:val="A31515"/>
-          <w:kern w:val="0"/>
-          <w:sz w:val="19"/>
-          <w:szCs w:val="19"/>
-          <w:highlight w:val="white"/>
-        </w:rPr>
-        <w:t>"</w:t>
-      </w:r>
-      <w:proofErr w:type="spellStart"/>
-      <w:r>
-        <w:rPr>
-          <w:rFonts w:ascii="細明體" w:eastAsia="細明體" w:cs="細明體"/>
-          <w:color w:val="A31515"/>
-          <w:kern w:val="0"/>
-          <w:sz w:val="19"/>
-          <w:szCs w:val="19"/>
-          <w:highlight w:val="white"/>
-        </w:rPr>
-        <w:t>MainTextID</w:t>
-      </w:r>
-      <w:proofErr w:type="spellEnd"/>
-      <w:r>
-        <w:rPr>
-          <w:rFonts w:ascii="細明體" w:eastAsia="細明體" w:cs="細明體"/>
-          <w:color w:val="A31515"/>
-          <w:kern w:val="0"/>
-          <w:sz w:val="19"/>
-          <w:szCs w:val="19"/>
-          <w:highlight w:val="white"/>
-        </w:rPr>
-        <w:t>"</w:t>
-      </w:r>
-      <w:r>
-        <w:rPr>
-          <w:rFonts w:ascii="細明體" w:eastAsia="細明體" w:cs="細明體"/>
-          <w:color w:val="000000"/>
-          <w:kern w:val="0"/>
-          <w:sz w:val="19"/>
-          <w:szCs w:val="19"/>
-          <w:highlight w:val="white"/>
-        </w:rPr>
-        <w:t xml:space="preserve">] = </w:t>
-      </w:r>
-      <w:proofErr w:type="spellStart"/>
-      <w:r>
-        <w:rPr>
-          <w:rFonts w:ascii="細明體" w:eastAsia="細明體" w:cs="細明體"/>
-          <w:color w:val="000000"/>
-          <w:kern w:val="0"/>
-          <w:sz w:val="19"/>
-          <w:szCs w:val="19"/>
-          <w:highlight w:val="white"/>
-        </w:rPr>
-        <w:t>MainTextID</w:t>
-      </w:r>
-      <w:proofErr w:type="spellEnd"/>
-      <w:r>
-        <w:rPr>
-          <w:rFonts w:ascii="細明體" w:eastAsia="細明體" w:cs="細明體"/>
-          <w:color w:val="000000"/>
-          <w:kern w:val="0"/>
-          <w:sz w:val="19"/>
-          <w:szCs w:val="19"/>
-          <w:highlight w:val="white"/>
-        </w:rPr>
-        <w:t>;</w:t>
-      </w:r>
-    </w:p>
-    <w:p>
-      <w:pPr>
-        <w:autoSpaceDE w:val="0"/>
-        <w:autoSpaceDN w:val="0"/>
-        <w:adjustRightInd w:val="0"/>
-        <w:rPr>
-          <w:rFonts w:ascii="細明體" w:eastAsia="細明體" w:cs="細明體"/>
-          <w:color w:val="000000"/>
-          <w:kern w:val="0"/>
-          <w:sz w:val="19"/>
-          <w:szCs w:val="19"/>
-          <w:highlight w:val="white"/>
-        </w:rPr>
-      </w:pPr>
-      <w:r>
-        <w:rPr>
-          <w:rFonts w:ascii="細明體" w:eastAsia="細明體" w:cs="細明體"/>
-          <w:color w:val="000000"/>
-          <w:kern w:val="0"/>
-          <w:sz w:val="19"/>
-          <w:szCs w:val="19"/>
-          <w:highlight w:val="white"/>
-        </w:rPr>
-        <w:t xml:space="preserve">         </w:t>
+          <w:color w:val="000000"/>
+          <w:kern w:val="0"/>
+          <w:sz w:val="19"/>
+          <w:szCs w:val="19"/>
+          <w:highlight w:val="white"/>
+        </w:rPr>
+        <w:t>(Reply);</w:t>
+      </w:r>
+    </w:p>
+    <w:p>
+      <w:pPr>
+        <w:autoSpaceDE w:val="0"/>
+        <w:autoSpaceDN w:val="0"/>
+        <w:adjustRightInd w:val="0"/>
+        <w:rPr>
+          <w:rFonts w:ascii="細明體" w:eastAsia="細明體" w:cs="細明體"/>
+          <w:color w:val="000000"/>
+          <w:kern w:val="0"/>
+          <w:sz w:val="19"/>
+          <w:szCs w:val="19"/>
+          <w:highlight w:val="white"/>
+        </w:rPr>
+      </w:pPr>
+      <w:r>
+        <w:rPr>
+          <w:rFonts w:ascii="細明體" w:eastAsia="細明體" w:cs="細明體"/>
+          <w:color w:val="000000"/>
+          <w:kern w:val="0"/>
+          <w:sz w:val="19"/>
+          <w:szCs w:val="19"/>
+          <w:highlight w:val="white"/>
+        </w:rPr>
+        <w:t xml:space="preserve">             </w:t>
       </w:r>
       <w:r>
         <w:rPr>
@@ -23883,482 +25694,279 @@
           <w:szCs w:val="19"/>
           <w:highlight w:val="white"/>
         </w:rPr>
-        <w:t>return</w:t>
-      </w:r>
-      <w:r>
-        <w:rPr>
-          <w:rFonts w:ascii="細明體" w:eastAsia="細明體" w:cs="細明體"/>
-          <w:color w:val="000000"/>
-          <w:kern w:val="0"/>
-          <w:sz w:val="19"/>
-          <w:szCs w:val="19"/>
-          <w:highlight w:val="white"/>
-        </w:rPr>
-        <w:t xml:space="preserve"> </w:t>
-      </w:r>
-      <w:proofErr w:type="gramStart"/>
-      <w:r>
-        <w:rPr>
-          <w:rFonts w:ascii="細明體" w:eastAsia="細明體" w:cs="細明體"/>
-          <w:color w:val="000000"/>
-          <w:kern w:val="0"/>
-          <w:sz w:val="19"/>
-          <w:szCs w:val="19"/>
-          <w:highlight w:val="white"/>
-        </w:rPr>
-        <w:t>View(</w:t>
-      </w:r>
-      <w:proofErr w:type="gramEnd"/>
-      <w:r>
-        <w:rPr>
-          <w:rFonts w:ascii="細明體" w:eastAsia="細明體" w:cs="細明體"/>
-          <w:color w:val="000000"/>
-          <w:kern w:val="0"/>
-          <w:sz w:val="19"/>
-          <w:szCs w:val="19"/>
-          <w:highlight w:val="white"/>
-        </w:rPr>
-        <w:t>);</w:t>
-      </w:r>
-    </w:p>
-    <w:p>
-      <w:pPr>
-        <w:autoSpaceDE w:val="0"/>
-        <w:autoSpaceDN w:val="0"/>
-        <w:adjustRightInd w:val="0"/>
-        <w:rPr>
-          <w:rFonts w:ascii="細明體" w:eastAsia="細明體" w:cs="細明體"/>
-          <w:color w:val="000000"/>
-          <w:kern w:val="0"/>
-          <w:sz w:val="19"/>
-          <w:szCs w:val="19"/>
-          <w:highlight w:val="white"/>
-        </w:rPr>
-      </w:pPr>
-      <w:r>
-        <w:rPr>
-          <w:rFonts w:ascii="細明體" w:eastAsia="細明體" w:cs="細明體"/>
-          <w:color w:val="000000"/>
-          <w:kern w:val="0"/>
-          <w:sz w:val="19"/>
-          <w:szCs w:val="19"/>
-          <w:highlight w:val="white"/>
-        </w:rPr>
-        <w:t xml:space="preserve">     }</w:t>
-      </w:r>
-    </w:p>
-    <w:p>
-      <w:pPr>
-        <w:autoSpaceDE w:val="0"/>
-        <w:autoSpaceDN w:val="0"/>
-        <w:adjustRightInd w:val="0"/>
-        <w:rPr>
-          <w:rFonts w:ascii="細明體" w:eastAsia="細明體" w:cs="細明體"/>
-          <w:color w:val="000000"/>
-          <w:kern w:val="0"/>
-          <w:sz w:val="19"/>
-          <w:szCs w:val="19"/>
-          <w:highlight w:val="white"/>
-        </w:rPr>
-      </w:pPr>
-    </w:p>
-    <w:p>
-      <w:pPr>
-        <w:autoSpaceDE w:val="0"/>
-        <w:autoSpaceDN w:val="0"/>
-        <w:adjustRightInd w:val="0"/>
-        <w:rPr>
-          <w:rFonts w:ascii="細明體" w:eastAsia="細明體" w:cs="細明體"/>
-          <w:color w:val="008000"/>
-          <w:kern w:val="0"/>
-          <w:sz w:val="19"/>
-          <w:szCs w:val="19"/>
-          <w:highlight w:val="white"/>
-        </w:rPr>
-      </w:pPr>
-      <w:r>
-        <w:rPr>
-          <w:rFonts w:ascii="細明體" w:eastAsia="細明體" w:cs="細明體"/>
-          <w:color w:val="000000"/>
-          <w:kern w:val="0"/>
-          <w:sz w:val="19"/>
-          <w:szCs w:val="19"/>
-          <w:highlight w:val="white"/>
-        </w:rPr>
-        <w:t xml:space="preserve">     </w:t>
-      </w:r>
-      <w:r>
-        <w:rPr>
-          <w:rFonts w:ascii="細明體" w:eastAsia="細明體" w:cs="細明體"/>
-          <w:color w:val="008000"/>
-          <w:kern w:val="0"/>
-          <w:sz w:val="19"/>
-          <w:szCs w:val="19"/>
-          <w:highlight w:val="white"/>
-        </w:rPr>
-        <w:t>// POST: Replies/Create</w:t>
-      </w:r>
-    </w:p>
-    <w:p>
-      <w:pPr>
-        <w:autoSpaceDE w:val="0"/>
-        <w:autoSpaceDN w:val="0"/>
-        <w:adjustRightInd w:val="0"/>
-        <w:rPr>
-          <w:rFonts w:ascii="細明體" w:eastAsia="細明體" w:cs="細明體"/>
-          <w:color w:val="008000"/>
-          <w:kern w:val="0"/>
-          <w:sz w:val="19"/>
-          <w:szCs w:val="19"/>
-          <w:highlight w:val="white"/>
-        </w:rPr>
-      </w:pPr>
-      <w:r>
-        <w:rPr>
-          <w:rFonts w:ascii="細明體" w:eastAsia="細明體" w:cs="細明體"/>
-          <w:color w:val="000000"/>
-          <w:kern w:val="0"/>
-          <w:sz w:val="19"/>
-          <w:szCs w:val="19"/>
-          <w:highlight w:val="white"/>
-        </w:rPr>
-        <w:t xml:space="preserve">     </w:t>
-      </w:r>
-      <w:r>
-        <w:rPr>
-          <w:rFonts w:ascii="細明體" w:eastAsia="細明體" w:cs="細明體"/>
-          <w:color w:val="008000"/>
-          <w:kern w:val="0"/>
-          <w:sz w:val="19"/>
-          <w:szCs w:val="19"/>
-          <w:highlight w:val="white"/>
-        </w:rPr>
-        <w:t xml:space="preserve">// To protect from </w:t>
-      </w:r>
-      <w:proofErr w:type="spellStart"/>
-      <w:r>
-        <w:rPr>
-          <w:rFonts w:ascii="細明體" w:eastAsia="細明體" w:cs="細明體"/>
-          <w:color w:val="008000"/>
-          <w:kern w:val="0"/>
-          <w:sz w:val="19"/>
-          <w:szCs w:val="19"/>
-          <w:highlight w:val="white"/>
-        </w:rPr>
-        <w:t>overposting</w:t>
-      </w:r>
-      <w:proofErr w:type="spellEnd"/>
-      <w:r>
-        <w:rPr>
-          <w:rFonts w:ascii="細明體" w:eastAsia="細明體" w:cs="細明體"/>
-          <w:color w:val="008000"/>
-          <w:kern w:val="0"/>
-          <w:sz w:val="19"/>
-          <w:szCs w:val="19"/>
-          <w:highlight w:val="white"/>
-        </w:rPr>
-        <w:t xml:space="preserve"> attacks, enable the specific properties you want to bind to.</w:t>
-      </w:r>
-    </w:p>
-    <w:p>
-      <w:pPr>
-        <w:autoSpaceDE w:val="0"/>
-        <w:autoSpaceDN w:val="0"/>
-        <w:adjustRightInd w:val="0"/>
-        <w:rPr>
-          <w:rFonts w:ascii="細明體" w:eastAsia="細明體" w:cs="細明體"/>
-          <w:color w:val="008000"/>
-          <w:kern w:val="0"/>
-          <w:sz w:val="19"/>
-          <w:szCs w:val="19"/>
-          <w:highlight w:val="white"/>
-        </w:rPr>
-      </w:pPr>
-      <w:r>
-        <w:rPr>
-          <w:rFonts w:ascii="細明體" w:eastAsia="細明體" w:cs="細明體"/>
-          <w:color w:val="000000"/>
-          <w:kern w:val="0"/>
-          <w:sz w:val="19"/>
-          <w:szCs w:val="19"/>
-          <w:highlight w:val="white"/>
-        </w:rPr>
-        <w:t xml:space="preserve">     </w:t>
-      </w:r>
-      <w:r>
-        <w:rPr>
-          <w:rFonts w:ascii="細明體" w:eastAsia="細明體" w:cs="細明體"/>
-          <w:color w:val="008000"/>
-          <w:kern w:val="0"/>
-          <w:sz w:val="19"/>
-          <w:szCs w:val="19"/>
-          <w:highlight w:val="white"/>
-        </w:rPr>
-        <w:t>// For more details, see http://go.microsoft.com/fwlink/?LinkId=317598.</w:t>
-      </w:r>
-    </w:p>
-    <w:p>
-      <w:pPr>
-        <w:autoSpaceDE w:val="0"/>
-        <w:autoSpaceDN w:val="0"/>
-        <w:adjustRightInd w:val="0"/>
-        <w:rPr>
-          <w:rFonts w:ascii="細明體" w:eastAsia="細明體" w:cs="細明體"/>
-          <w:color w:val="000000"/>
-          <w:kern w:val="0"/>
-          <w:sz w:val="19"/>
-          <w:szCs w:val="19"/>
-          <w:highlight w:val="white"/>
-        </w:rPr>
-      </w:pPr>
-      <w:r>
-        <w:rPr>
-          <w:rFonts w:ascii="細明體" w:eastAsia="細明體" w:cs="細明體"/>
-          <w:color w:val="000000"/>
-          <w:kern w:val="0"/>
-          <w:sz w:val="19"/>
-          <w:szCs w:val="19"/>
-          <w:highlight w:val="white"/>
-        </w:rPr>
-        <w:t xml:space="preserve">     [</w:t>
-      </w:r>
-      <w:proofErr w:type="spellStart"/>
-      <w:r>
-        <w:rPr>
-          <w:rFonts w:ascii="細明體" w:eastAsia="細明體" w:cs="細明體"/>
-          <w:color w:val="2B91AF"/>
-          <w:kern w:val="0"/>
-          <w:sz w:val="19"/>
-          <w:szCs w:val="19"/>
-          <w:highlight w:val="white"/>
-        </w:rPr>
-        <w:t>HttpPost</w:t>
-      </w:r>
-      <w:proofErr w:type="spellEnd"/>
-      <w:r>
-        <w:rPr>
-          <w:rFonts w:ascii="細明體" w:eastAsia="細明體" w:cs="細明體"/>
-          <w:color w:val="000000"/>
-          <w:kern w:val="0"/>
-          <w:sz w:val="19"/>
-          <w:szCs w:val="19"/>
-          <w:highlight w:val="white"/>
-        </w:rPr>
-        <w:t>]</w:t>
-      </w:r>
-    </w:p>
-    <w:p>
-      <w:pPr>
-        <w:autoSpaceDE w:val="0"/>
-        <w:autoSpaceDN w:val="0"/>
-        <w:adjustRightInd w:val="0"/>
-        <w:rPr>
-          <w:rFonts w:ascii="細明體" w:eastAsia="細明體" w:cs="細明體"/>
-          <w:color w:val="000000"/>
-          <w:kern w:val="0"/>
-          <w:sz w:val="19"/>
-          <w:szCs w:val="19"/>
-          <w:highlight w:val="white"/>
-        </w:rPr>
-      </w:pPr>
-      <w:r>
-        <w:rPr>
-          <w:rFonts w:ascii="細明體" w:eastAsia="細明體" w:cs="細明體"/>
-          <w:color w:val="000000"/>
-          <w:kern w:val="0"/>
-          <w:sz w:val="19"/>
-          <w:szCs w:val="19"/>
-          <w:highlight w:val="white"/>
-        </w:rPr>
-        <w:t xml:space="preserve">     [</w:t>
-      </w:r>
-      <w:proofErr w:type="spellStart"/>
-      <w:r>
-        <w:rPr>
-          <w:rFonts w:ascii="細明體" w:eastAsia="細明體" w:cs="細明體"/>
-          <w:color w:val="2B91AF"/>
-          <w:kern w:val="0"/>
-          <w:sz w:val="19"/>
-          <w:szCs w:val="19"/>
-          <w:highlight w:val="white"/>
-        </w:rPr>
-        <w:t>ValidateAntiForgeryToken</w:t>
-      </w:r>
-      <w:proofErr w:type="spellEnd"/>
-      <w:r>
-        <w:rPr>
-          <w:rFonts w:ascii="細明體" w:eastAsia="細明體" w:cs="細明體"/>
-          <w:color w:val="000000"/>
-          <w:kern w:val="0"/>
-          <w:sz w:val="19"/>
-          <w:szCs w:val="19"/>
-          <w:highlight w:val="white"/>
-        </w:rPr>
-        <w:t>]</w:t>
-      </w:r>
-    </w:p>
-    <w:p>
-      <w:pPr>
-        <w:autoSpaceDE w:val="0"/>
-        <w:autoSpaceDN w:val="0"/>
-        <w:adjustRightInd w:val="0"/>
-        <w:rPr>
-          <w:rFonts w:ascii="細明體" w:eastAsia="細明體" w:cs="細明體"/>
-          <w:color w:val="000000"/>
-          <w:kern w:val="0"/>
-          <w:sz w:val="19"/>
-          <w:szCs w:val="19"/>
-          <w:highlight w:val="white"/>
-        </w:rPr>
-      </w:pPr>
-      <w:r>
-        <w:rPr>
-          <w:rFonts w:ascii="細明體" w:eastAsia="細明體" w:cs="細明體"/>
-          <w:color w:val="000000"/>
-          <w:kern w:val="0"/>
-          <w:sz w:val="19"/>
-          <w:szCs w:val="19"/>
-          <w:highlight w:val="white"/>
-        </w:rPr>
-        <w:t xml:space="preserve">     </w:t>
-      </w:r>
-      <w:r>
-        <w:rPr>
-          <w:rFonts w:ascii="細明體" w:eastAsia="細明體" w:cs="細明體"/>
-          <w:color w:val="0000FF"/>
-          <w:kern w:val="0"/>
-          <w:sz w:val="19"/>
-          <w:szCs w:val="19"/>
-          <w:highlight w:val="white"/>
-        </w:rPr>
-        <w:t>public</w:t>
-      </w:r>
-      <w:r>
-        <w:rPr>
-          <w:rFonts w:ascii="細明體" w:eastAsia="細明體" w:cs="細明體"/>
-          <w:color w:val="000000"/>
-          <w:kern w:val="0"/>
-          <w:sz w:val="19"/>
-          <w:szCs w:val="19"/>
-          <w:highlight w:val="white"/>
-        </w:rPr>
-        <w:t xml:space="preserve"> </w:t>
-      </w:r>
-      <w:r>
-        <w:rPr>
-          <w:rFonts w:ascii="細明體" w:eastAsia="細明體" w:cs="細明體"/>
-          <w:color w:val="0000FF"/>
-          <w:kern w:val="0"/>
-          <w:sz w:val="19"/>
-          <w:szCs w:val="19"/>
-          <w:highlight w:val="white"/>
-        </w:rPr>
-        <w:t>async</w:t>
-      </w:r>
-      <w:r>
-        <w:rPr>
-          <w:rFonts w:ascii="細明體" w:eastAsia="細明體" w:cs="細明體"/>
-          <w:color w:val="000000"/>
-          <w:kern w:val="0"/>
-          <w:sz w:val="19"/>
-          <w:szCs w:val="19"/>
-          <w:highlight w:val="white"/>
-        </w:rPr>
-        <w:t xml:space="preserve"> </w:t>
-      </w:r>
-      <w:r>
-        <w:rPr>
-          <w:rFonts w:ascii="細明體" w:eastAsia="細明體" w:cs="細明體"/>
-          <w:color w:val="2B91AF"/>
-          <w:kern w:val="0"/>
-          <w:sz w:val="19"/>
-          <w:szCs w:val="19"/>
-          <w:highlight w:val="white"/>
-        </w:rPr>
-        <w:t>Task</w:t>
-      </w:r>
-      <w:r>
-        <w:rPr>
-          <w:rFonts w:ascii="細明體" w:eastAsia="細明體" w:cs="細明體"/>
-          <w:color w:val="000000"/>
-          <w:kern w:val="0"/>
-          <w:sz w:val="19"/>
-          <w:szCs w:val="19"/>
-          <w:highlight w:val="white"/>
-        </w:rPr>
-        <w:t>&lt;</w:t>
-      </w:r>
-      <w:proofErr w:type="spellStart"/>
-      <w:r>
-        <w:rPr>
-          <w:rFonts w:ascii="細明體" w:eastAsia="細明體" w:cs="細明體"/>
-          <w:color w:val="2B91AF"/>
-          <w:kern w:val="0"/>
-          <w:sz w:val="19"/>
-          <w:szCs w:val="19"/>
-          <w:highlight w:val="white"/>
-        </w:rPr>
-        <w:t>IActionResult</w:t>
-      </w:r>
-      <w:proofErr w:type="spellEnd"/>
-      <w:r>
-        <w:rPr>
-          <w:rFonts w:ascii="細明體" w:eastAsia="細明體" w:cs="細明體"/>
-          <w:color w:val="000000"/>
-          <w:kern w:val="0"/>
-          <w:sz w:val="19"/>
-          <w:szCs w:val="19"/>
-          <w:highlight w:val="white"/>
-        </w:rPr>
-        <w:t>&gt; Create([</w:t>
-      </w:r>
-      <w:r>
-        <w:rPr>
-          <w:rFonts w:ascii="細明體" w:eastAsia="細明體" w:cs="細明體"/>
-          <w:color w:val="2B91AF"/>
-          <w:kern w:val="0"/>
-          <w:sz w:val="19"/>
-          <w:szCs w:val="19"/>
-          <w:highlight w:val="white"/>
-        </w:rPr>
-        <w:t>Bind</w:t>
-      </w:r>
-      <w:r>
-        <w:rPr>
-          <w:rFonts w:ascii="細明體" w:eastAsia="細明體" w:cs="細明體"/>
-          <w:color w:val="000000"/>
-          <w:kern w:val="0"/>
-          <w:sz w:val="19"/>
-          <w:szCs w:val="19"/>
-          <w:highlight w:val="white"/>
-        </w:rPr>
-        <w:t>(</w:t>
-      </w:r>
-      <w:r>
-        <w:rPr>
-          <w:rFonts w:ascii="細明體" w:eastAsia="細明體" w:cs="細明體"/>
-          <w:color w:val="A31515"/>
-          <w:kern w:val="0"/>
-          <w:sz w:val="19"/>
-          <w:szCs w:val="19"/>
-          <w:highlight w:val="white"/>
-        </w:rPr>
-        <w:t>"</w:t>
+        <w:t>await</w:t>
+      </w:r>
+      <w:r>
+        <w:rPr>
+          <w:rFonts w:ascii="細明體" w:eastAsia="細明體" w:cs="細明體"/>
+          <w:color w:val="000000"/>
+          <w:kern w:val="0"/>
+          <w:sz w:val="19"/>
+          <w:szCs w:val="19"/>
+          <w:highlight w:val="white"/>
+        </w:rPr>
+        <w:t xml:space="preserve"> _</w:t>
       </w:r>
       <w:proofErr w:type="spellStart"/>
       <w:proofErr w:type="gramStart"/>
       <w:r>
         <w:rPr>
           <w:rFonts w:ascii="細明體" w:eastAsia="細明體" w:cs="細明體"/>
+          <w:color w:val="000000"/>
+          <w:kern w:val="0"/>
+          <w:sz w:val="19"/>
+          <w:szCs w:val="19"/>
+          <w:highlight w:val="white"/>
+        </w:rPr>
+        <w:t>context.SaveChangesAsync</w:t>
+      </w:r>
+      <w:proofErr w:type="spellEnd"/>
+      <w:proofErr w:type="gramEnd"/>
+      <w:r>
+        <w:rPr>
+          <w:rFonts w:ascii="細明體" w:eastAsia="細明體" w:cs="細明體"/>
+          <w:color w:val="000000"/>
+          <w:kern w:val="0"/>
+          <w:sz w:val="19"/>
+          <w:szCs w:val="19"/>
+          <w:highlight w:val="white"/>
+        </w:rPr>
+        <w:t>();</w:t>
+      </w:r>
+    </w:p>
+    <w:p>
+      <w:pPr>
+        <w:autoSpaceDE w:val="0"/>
+        <w:autoSpaceDN w:val="0"/>
+        <w:adjustRightInd w:val="0"/>
+        <w:rPr>
+          <w:rFonts w:ascii="細明體" w:eastAsia="細明體" w:cs="細明體"/>
+          <w:color w:val="000000"/>
+          <w:kern w:val="0"/>
+          <w:sz w:val="19"/>
+          <w:szCs w:val="19"/>
+          <w:highlight w:val="white"/>
+        </w:rPr>
+      </w:pPr>
+      <w:r>
+        <w:rPr>
+          <w:rFonts w:ascii="細明體" w:eastAsia="細明體" w:cs="細明體"/>
+          <w:color w:val="000000"/>
+          <w:kern w:val="0"/>
+          <w:sz w:val="19"/>
+          <w:szCs w:val="19"/>
+          <w:highlight w:val="white"/>
+        </w:rPr>
+        <w:t xml:space="preserve">             </w:t>
+      </w:r>
+      <w:r>
+        <w:rPr>
+          <w:rFonts w:ascii="細明體" w:eastAsia="細明體" w:cs="細明體"/>
+          <w:color w:val="0000FF"/>
+          <w:kern w:val="0"/>
+          <w:sz w:val="19"/>
+          <w:szCs w:val="19"/>
+          <w:highlight w:val="white"/>
+        </w:rPr>
+        <w:t>return</w:t>
+      </w:r>
+      <w:r>
+        <w:rPr>
+          <w:rFonts w:ascii="細明體" w:eastAsia="細明體" w:cs="細明體"/>
+          <w:color w:val="000000"/>
+          <w:kern w:val="0"/>
+          <w:sz w:val="19"/>
+          <w:szCs w:val="19"/>
+          <w:highlight w:val="white"/>
+        </w:rPr>
+        <w:t xml:space="preserve"> </w:t>
+      </w:r>
+      <w:proofErr w:type="gramStart"/>
+      <w:r>
+        <w:rPr>
+          <w:rFonts w:ascii="細明體" w:eastAsia="細明體" w:cs="細明體"/>
+          <w:color w:val="000000"/>
+          <w:kern w:val="0"/>
+          <w:sz w:val="19"/>
+          <w:szCs w:val="19"/>
+          <w:highlight w:val="white"/>
+        </w:rPr>
+        <w:t>Json(</w:t>
+      </w:r>
+      <w:proofErr w:type="gramEnd"/>
+      <w:r>
+        <w:rPr>
+          <w:rFonts w:ascii="細明體" w:eastAsia="細明體" w:cs="細明體"/>
+          <w:color w:val="000000"/>
+          <w:kern w:val="0"/>
+          <w:sz w:val="19"/>
+          <w:szCs w:val="19"/>
+          <w:highlight w:val="white"/>
+        </w:rPr>
+        <w:t>Reply);</w:t>
+      </w:r>
+    </w:p>
+    <w:p>
+      <w:pPr>
+        <w:autoSpaceDE w:val="0"/>
+        <w:autoSpaceDN w:val="0"/>
+        <w:adjustRightInd w:val="0"/>
+        <w:rPr>
+          <w:rFonts w:ascii="細明體" w:eastAsia="細明體" w:cs="細明體"/>
+          <w:color w:val="000000"/>
+          <w:kern w:val="0"/>
+          <w:sz w:val="19"/>
+          <w:szCs w:val="19"/>
+          <w:highlight w:val="white"/>
+        </w:rPr>
+      </w:pPr>
+      <w:r>
+        <w:rPr>
+          <w:rFonts w:ascii="細明體" w:eastAsia="細明體" w:cs="細明體"/>
+          <w:color w:val="000000"/>
+          <w:kern w:val="0"/>
+          <w:sz w:val="19"/>
+          <w:szCs w:val="19"/>
+          <w:highlight w:val="white"/>
+        </w:rPr>
+        <w:t xml:space="preserve">         }</w:t>
+      </w:r>
+    </w:p>
+    <w:p>
+      <w:pPr>
+        <w:autoSpaceDE w:val="0"/>
+        <w:autoSpaceDN w:val="0"/>
+        <w:adjustRightInd w:val="0"/>
+        <w:rPr>
+          <w:rFonts w:ascii="細明體" w:eastAsia="細明體" w:cs="細明體"/>
+          <w:color w:val="000000"/>
+          <w:kern w:val="0"/>
+          <w:sz w:val="19"/>
+          <w:szCs w:val="19"/>
+          <w:highlight w:val="white"/>
+        </w:rPr>
+      </w:pPr>
+    </w:p>
+    <w:p>
+      <w:pPr>
+        <w:autoSpaceDE w:val="0"/>
+        <w:autoSpaceDN w:val="0"/>
+        <w:adjustRightInd w:val="0"/>
+        <w:rPr>
+          <w:rFonts w:ascii="細明體" w:eastAsia="細明體" w:cs="細明體"/>
+          <w:color w:val="008000"/>
+          <w:kern w:val="0"/>
+          <w:sz w:val="19"/>
+          <w:szCs w:val="19"/>
+          <w:highlight w:val="white"/>
+        </w:rPr>
+      </w:pPr>
+      <w:r>
+        <w:rPr>
+          <w:rFonts w:ascii="細明體" w:eastAsia="細明體" w:cs="細明體"/>
+          <w:color w:val="000000"/>
+          <w:kern w:val="0"/>
+          <w:sz w:val="19"/>
+          <w:szCs w:val="19"/>
+          <w:highlight w:val="white"/>
+        </w:rPr>
+        <w:t xml:space="preserve">         </w:t>
+      </w:r>
+      <w:r>
+        <w:rPr>
+          <w:rFonts w:ascii="細明體" w:eastAsia="細明體" w:cs="細明體"/>
+          <w:color w:val="008000"/>
+          <w:kern w:val="0"/>
+          <w:sz w:val="19"/>
+          <w:szCs w:val="19"/>
+          <w:highlight w:val="white"/>
+        </w:rPr>
+        <w:t>//Model</w:t>
+      </w:r>
+      <w:r>
+        <w:rPr>
+          <w:rFonts w:ascii="細明體" w:eastAsia="細明體" w:cs="細明體" w:hint="eastAsia"/>
+          <w:color w:val="008000"/>
+          <w:kern w:val="0"/>
+          <w:sz w:val="19"/>
+          <w:szCs w:val="19"/>
+          <w:highlight w:val="white"/>
+        </w:rPr>
+        <w:t>驗證失敗</w:t>
+      </w:r>
+    </w:p>
+    <w:p>
+      <w:pPr>
+        <w:autoSpaceDE w:val="0"/>
+        <w:autoSpaceDN w:val="0"/>
+        <w:adjustRightInd w:val="0"/>
+        <w:rPr>
+          <w:rFonts w:ascii="細明體" w:eastAsia="細明體" w:cs="細明體"/>
+          <w:color w:val="000000"/>
+          <w:kern w:val="0"/>
+          <w:sz w:val="19"/>
+          <w:szCs w:val="19"/>
+          <w:highlight w:val="white"/>
+        </w:rPr>
+      </w:pPr>
+      <w:r>
+        <w:rPr>
+          <w:rFonts w:ascii="細明體" w:eastAsia="細明體" w:cs="細明體"/>
+          <w:color w:val="000000"/>
+          <w:kern w:val="0"/>
+          <w:sz w:val="19"/>
+          <w:szCs w:val="19"/>
+          <w:highlight w:val="white"/>
+        </w:rPr>
+        <w:t xml:space="preserve">         </w:t>
+      </w:r>
+      <w:proofErr w:type="spellStart"/>
+      <w:r>
+        <w:rPr>
+          <w:rFonts w:ascii="細明體" w:eastAsia="細明體" w:cs="細明體"/>
+          <w:color w:val="2B91AF"/>
+          <w:kern w:val="0"/>
+          <w:sz w:val="19"/>
+          <w:szCs w:val="19"/>
+          <w:highlight w:val="white"/>
+        </w:rPr>
+        <w:t>Console</w:t>
+      </w:r>
+      <w:r>
+        <w:rPr>
+          <w:rFonts w:ascii="細明體" w:eastAsia="細明體" w:cs="細明體"/>
+          <w:color w:val="000000"/>
+          <w:kern w:val="0"/>
+          <w:sz w:val="19"/>
+          <w:szCs w:val="19"/>
+          <w:highlight w:val="white"/>
+        </w:rPr>
+        <w:t>.WriteLine</w:t>
+      </w:r>
+      <w:proofErr w:type="spellEnd"/>
+      <w:r>
+        <w:rPr>
+          <w:rFonts w:ascii="細明體" w:eastAsia="細明體" w:cs="細明體"/>
+          <w:color w:val="000000"/>
+          <w:kern w:val="0"/>
+          <w:sz w:val="19"/>
+          <w:szCs w:val="19"/>
+          <w:highlight w:val="white"/>
+        </w:rPr>
+        <w:t>(</w:t>
+      </w:r>
+      <w:r>
+        <w:rPr>
+          <w:rFonts w:ascii="細明體" w:eastAsia="細明體" w:cs="細明體"/>
           <w:color w:val="A31515"/>
           <w:kern w:val="0"/>
           <w:sz w:val="19"/>
           <w:szCs w:val="19"/>
           <w:highlight w:val="white"/>
         </w:rPr>
-        <w:t>ReplyID,Content</w:t>
-      </w:r>
-      <w:proofErr w:type="gramEnd"/>
+        <w:t>"</w:t>
+      </w:r>
+      <w:proofErr w:type="spellStart"/>
       <w:r>
         <w:rPr>
           <w:rFonts w:ascii="細明體" w:eastAsia="細明體" w:cs="細明體"/>
@@ -24368,7 +25976,7 @@
           <w:szCs w:val="19"/>
           <w:highlight w:val="white"/>
         </w:rPr>
-        <w:t>,CreatedDate,UserName,MainTextID</w:t>
+        <w:t>ModelState</w:t>
       </w:r>
       <w:proofErr w:type="spellEnd"/>
       <w:r>
@@ -24380,303 +25988,42 @@
           <w:szCs w:val="19"/>
           <w:highlight w:val="white"/>
         </w:rPr>
-        <w:t>"</w:t>
-      </w:r>
-      <w:r>
-        <w:rPr>
-          <w:rFonts w:ascii="細明體" w:eastAsia="細明體" w:cs="細明體"/>
-          <w:color w:val="000000"/>
-          <w:kern w:val="0"/>
-          <w:sz w:val="19"/>
-          <w:szCs w:val="19"/>
-          <w:highlight w:val="white"/>
-        </w:rPr>
-        <w:t xml:space="preserve">)] </w:t>
-      </w:r>
-      <w:r>
-        <w:rPr>
-          <w:rFonts w:ascii="細明體" w:eastAsia="細明體" w:cs="細明體"/>
-          <w:color w:val="2B91AF"/>
-          <w:kern w:val="0"/>
-          <w:sz w:val="19"/>
-          <w:szCs w:val="19"/>
-          <w:highlight w:val="white"/>
-        </w:rPr>
-        <w:t>Reply</w:t>
-      </w:r>
-      <w:r>
-        <w:rPr>
-          <w:rFonts w:ascii="細明體" w:eastAsia="細明體" w:cs="細明體"/>
-          <w:color w:val="000000"/>
-          <w:kern w:val="0"/>
-          <w:sz w:val="19"/>
-          <w:szCs w:val="19"/>
-          <w:highlight w:val="white"/>
-        </w:rPr>
-        <w:t xml:space="preserve"> Reply)</w:t>
-      </w:r>
-    </w:p>
-    <w:p>
-      <w:pPr>
-        <w:autoSpaceDE w:val="0"/>
-        <w:autoSpaceDN w:val="0"/>
-        <w:adjustRightInd w:val="0"/>
-        <w:rPr>
-          <w:rFonts w:ascii="細明體" w:eastAsia="細明體" w:cs="細明體"/>
-          <w:color w:val="000000"/>
-          <w:kern w:val="0"/>
-          <w:sz w:val="19"/>
-          <w:szCs w:val="19"/>
-          <w:highlight w:val="white"/>
-        </w:rPr>
-      </w:pPr>
-      <w:r>
-        <w:rPr>
-          <w:rFonts w:ascii="細明體" w:eastAsia="細明體" w:cs="細明體"/>
-          <w:color w:val="000000"/>
-          <w:kern w:val="0"/>
-          <w:sz w:val="19"/>
-          <w:szCs w:val="19"/>
-          <w:highlight w:val="white"/>
-        </w:rPr>
-        <w:t xml:space="preserve">     {</w:t>
-      </w:r>
-    </w:p>
-    <w:p>
-      <w:pPr>
-        <w:autoSpaceDE w:val="0"/>
-        <w:autoSpaceDN w:val="0"/>
-        <w:adjustRightInd w:val="0"/>
-        <w:rPr>
-          <w:rFonts w:ascii="細明體" w:eastAsia="細明體" w:cs="細明體"/>
-          <w:color w:val="000000"/>
-          <w:kern w:val="0"/>
-          <w:sz w:val="19"/>
-          <w:szCs w:val="19"/>
-          <w:highlight w:val="white"/>
-        </w:rPr>
-      </w:pPr>
-      <w:r>
-        <w:rPr>
-          <w:rFonts w:ascii="細明體" w:eastAsia="細明體" w:cs="細明體"/>
-          <w:color w:val="000000"/>
-          <w:kern w:val="0"/>
-          <w:sz w:val="19"/>
-          <w:szCs w:val="19"/>
-          <w:highlight w:val="white"/>
-        </w:rPr>
-        <w:t xml:space="preserve">         </w:t>
-      </w:r>
-      <w:r>
-        <w:rPr>
-          <w:rFonts w:ascii="細明體" w:eastAsia="細明體" w:cs="細明體"/>
-          <w:color w:val="0000FF"/>
-          <w:kern w:val="0"/>
-          <w:sz w:val="19"/>
-          <w:szCs w:val="19"/>
-          <w:highlight w:val="white"/>
-        </w:rPr>
-        <w:t>if</w:t>
-      </w:r>
-      <w:r>
-        <w:rPr>
-          <w:rFonts w:ascii="細明體" w:eastAsia="細明體" w:cs="細明體"/>
-          <w:color w:val="000000"/>
-          <w:kern w:val="0"/>
-          <w:sz w:val="19"/>
-          <w:szCs w:val="19"/>
-          <w:highlight w:val="white"/>
-        </w:rPr>
-        <w:t xml:space="preserve"> (</w:t>
-      </w:r>
-      <w:proofErr w:type="spellStart"/>
-      <w:r>
-        <w:rPr>
-          <w:rFonts w:ascii="細明體" w:eastAsia="細明體" w:cs="細明體"/>
-          <w:color w:val="000000"/>
-          <w:kern w:val="0"/>
-          <w:sz w:val="19"/>
-          <w:szCs w:val="19"/>
-          <w:highlight w:val="white"/>
-        </w:rPr>
-        <w:t>ModelState.IsValid</w:t>
-      </w:r>
-      <w:proofErr w:type="spellEnd"/>
-      <w:r>
-        <w:rPr>
-          <w:rFonts w:ascii="細明體" w:eastAsia="細明體" w:cs="細明體"/>
-          <w:color w:val="000000"/>
-          <w:kern w:val="0"/>
-          <w:sz w:val="19"/>
-          <w:szCs w:val="19"/>
-          <w:highlight w:val="white"/>
-        </w:rPr>
-        <w:t>)</w:t>
-      </w:r>
-    </w:p>
-    <w:p>
-      <w:pPr>
-        <w:autoSpaceDE w:val="0"/>
-        <w:autoSpaceDN w:val="0"/>
-        <w:adjustRightInd w:val="0"/>
-        <w:rPr>
-          <w:rFonts w:ascii="細明體" w:eastAsia="細明體" w:cs="細明體"/>
-          <w:color w:val="000000"/>
-          <w:kern w:val="0"/>
-          <w:sz w:val="19"/>
-          <w:szCs w:val="19"/>
-          <w:highlight w:val="white"/>
-        </w:rPr>
-      </w:pPr>
-      <w:r>
-        <w:rPr>
-          <w:rFonts w:ascii="細明體" w:eastAsia="細明體" w:cs="細明體"/>
-          <w:color w:val="000000"/>
-          <w:kern w:val="0"/>
-          <w:sz w:val="19"/>
-          <w:szCs w:val="19"/>
-          <w:highlight w:val="white"/>
-        </w:rPr>
-        <w:t xml:space="preserve">         {</w:t>
-      </w:r>
-    </w:p>
-    <w:p>
-      <w:pPr>
-        <w:autoSpaceDE w:val="0"/>
-        <w:autoSpaceDN w:val="0"/>
-        <w:adjustRightInd w:val="0"/>
-        <w:rPr>
-          <w:rFonts w:ascii="細明體" w:eastAsia="細明體" w:cs="細明體"/>
-          <w:color w:val="000000"/>
-          <w:kern w:val="0"/>
-          <w:sz w:val="19"/>
-          <w:szCs w:val="19"/>
-          <w:highlight w:val="white"/>
-        </w:rPr>
-      </w:pPr>
-      <w:r>
-        <w:rPr>
-          <w:rFonts w:ascii="細明體" w:eastAsia="細明體" w:cs="細明體"/>
-          <w:color w:val="000000"/>
-          <w:kern w:val="0"/>
-          <w:sz w:val="19"/>
-          <w:szCs w:val="19"/>
-          <w:highlight w:val="white"/>
-        </w:rPr>
-        <w:t xml:space="preserve">             </w:t>
-      </w:r>
-      <w:proofErr w:type="spellStart"/>
-      <w:r>
-        <w:rPr>
-          <w:rFonts w:ascii="細明體" w:eastAsia="細明體" w:cs="細明體"/>
-          <w:color w:val="000000"/>
-          <w:kern w:val="0"/>
-          <w:sz w:val="19"/>
-          <w:szCs w:val="19"/>
-          <w:highlight w:val="white"/>
-        </w:rPr>
-        <w:t>Reply.CreatedDate</w:t>
-      </w:r>
-      <w:proofErr w:type="spellEnd"/>
-      <w:r>
-        <w:rPr>
-          <w:rFonts w:ascii="細明體" w:eastAsia="細明體" w:cs="細明體"/>
-          <w:color w:val="000000"/>
-          <w:kern w:val="0"/>
-          <w:sz w:val="19"/>
-          <w:szCs w:val="19"/>
-          <w:highlight w:val="white"/>
-        </w:rPr>
-        <w:t xml:space="preserve"> = </w:t>
-      </w:r>
-      <w:proofErr w:type="spellStart"/>
-      <w:r>
-        <w:rPr>
-          <w:rFonts w:ascii="細明體" w:eastAsia="細明體" w:cs="細明體"/>
-          <w:color w:val="2B91AF"/>
-          <w:kern w:val="0"/>
-          <w:sz w:val="19"/>
-          <w:szCs w:val="19"/>
-          <w:highlight w:val="white"/>
-        </w:rPr>
-        <w:t>DateTime</w:t>
-      </w:r>
-      <w:r>
-        <w:rPr>
-          <w:rFonts w:ascii="細明體" w:eastAsia="細明體" w:cs="細明體"/>
-          <w:color w:val="000000"/>
-          <w:kern w:val="0"/>
-          <w:sz w:val="19"/>
-          <w:szCs w:val="19"/>
-          <w:highlight w:val="white"/>
-        </w:rPr>
-        <w:t>.Now</w:t>
-      </w:r>
-      <w:proofErr w:type="spellEnd"/>
-      <w:r>
-        <w:rPr>
-          <w:rFonts w:ascii="細明體" w:eastAsia="細明體" w:cs="細明體"/>
-          <w:color w:val="000000"/>
-          <w:kern w:val="0"/>
-          <w:sz w:val="19"/>
-          <w:szCs w:val="19"/>
-          <w:highlight w:val="white"/>
-        </w:rPr>
-        <w:t>;</w:t>
-      </w:r>
-    </w:p>
-    <w:p>
-      <w:pPr>
-        <w:autoSpaceDE w:val="0"/>
-        <w:autoSpaceDN w:val="0"/>
-        <w:adjustRightInd w:val="0"/>
-        <w:rPr>
-          <w:rFonts w:ascii="細明體" w:eastAsia="細明體" w:cs="細明體"/>
-          <w:color w:val="000000"/>
-          <w:kern w:val="0"/>
-          <w:sz w:val="19"/>
-          <w:szCs w:val="19"/>
-          <w:highlight w:val="white"/>
-        </w:rPr>
-      </w:pPr>
-    </w:p>
-    <w:p>
-      <w:pPr>
-        <w:autoSpaceDE w:val="0"/>
-        <w:autoSpaceDN w:val="0"/>
-        <w:adjustRightInd w:val="0"/>
-        <w:rPr>
-          <w:rFonts w:ascii="細明體" w:eastAsia="細明體" w:cs="細明體"/>
-          <w:color w:val="000000"/>
-          <w:kern w:val="0"/>
-          <w:sz w:val="19"/>
-          <w:szCs w:val="19"/>
-          <w:highlight w:val="white"/>
-        </w:rPr>
-      </w:pPr>
-      <w:r>
-        <w:rPr>
-          <w:rFonts w:ascii="細明體" w:eastAsia="細明體" w:cs="細明體"/>
-          <w:color w:val="000000"/>
-          <w:kern w:val="0"/>
-          <w:sz w:val="19"/>
-          <w:szCs w:val="19"/>
-          <w:highlight w:val="white"/>
-        </w:rPr>
-        <w:t xml:space="preserve">             _</w:t>
+        <w:t xml:space="preserve"> is invalid. Errors: "</w:t>
+      </w:r>
+      <w:r>
+        <w:rPr>
+          <w:rFonts w:ascii="細明體" w:eastAsia="細明體" w:cs="細明體"/>
+          <w:color w:val="000000"/>
+          <w:kern w:val="0"/>
+          <w:sz w:val="19"/>
+          <w:szCs w:val="19"/>
+          <w:highlight w:val="white"/>
+        </w:rPr>
+        <w:t xml:space="preserve"> + </w:t>
       </w:r>
       <w:proofErr w:type="spellStart"/>
       <w:proofErr w:type="gramStart"/>
       <w:r>
         <w:rPr>
           <w:rFonts w:ascii="細明體" w:eastAsia="細明體" w:cs="細明體"/>
-          <w:color w:val="000000"/>
-          <w:kern w:val="0"/>
-          <w:sz w:val="19"/>
-          <w:szCs w:val="19"/>
-          <w:highlight w:val="white"/>
-        </w:rPr>
-        <w:t>context.Add</w:t>
+          <w:color w:val="0000FF"/>
+          <w:kern w:val="0"/>
+          <w:sz w:val="19"/>
+          <w:szCs w:val="19"/>
+          <w:highlight w:val="white"/>
+        </w:rPr>
+        <w:t>string</w:t>
+      </w:r>
+      <w:r>
+        <w:rPr>
+          <w:rFonts w:ascii="細明體" w:eastAsia="細明體" w:cs="細明體"/>
+          <w:color w:val="000000"/>
+          <w:kern w:val="0"/>
+          <w:sz w:val="19"/>
+          <w:szCs w:val="19"/>
+          <w:highlight w:val="white"/>
+        </w:rPr>
+        <w:t>.Join</w:t>
       </w:r>
       <w:proofErr w:type="spellEnd"/>
       <w:proofErr w:type="gramEnd"/>
@@ -24689,33 +26036,142 @@
           <w:szCs w:val="19"/>
           <w:highlight w:val="white"/>
         </w:rPr>
-        <w:t>(Reply);</w:t>
-      </w:r>
-    </w:p>
-    <w:p>
-      <w:pPr>
-        <w:autoSpaceDE w:val="0"/>
-        <w:autoSpaceDN w:val="0"/>
-        <w:adjustRightInd w:val="0"/>
-        <w:rPr>
-          <w:rFonts w:ascii="細明體" w:eastAsia="細明體" w:cs="細明體"/>
-          <w:color w:val="000000"/>
-          <w:kern w:val="0"/>
-          <w:sz w:val="19"/>
-          <w:szCs w:val="19"/>
-          <w:highlight w:val="white"/>
-        </w:rPr>
-      </w:pPr>
-      <w:r>
-        <w:rPr>
-          <w:rFonts w:ascii="細明體" w:eastAsia="細明體" w:cs="細明體"/>
-          <w:color w:val="000000"/>
-          <w:kern w:val="0"/>
-          <w:sz w:val="19"/>
-          <w:szCs w:val="19"/>
-          <w:highlight w:val="white"/>
-        </w:rPr>
-        <w:t xml:space="preserve">             </w:t>
+        <w:t>(</w:t>
+      </w:r>
+      <w:r>
+        <w:rPr>
+          <w:rFonts w:ascii="細明體" w:eastAsia="細明體" w:cs="細明體"/>
+          <w:color w:val="A31515"/>
+          <w:kern w:val="0"/>
+          <w:sz w:val="19"/>
+          <w:szCs w:val="19"/>
+          <w:highlight w:val="white"/>
+        </w:rPr>
+        <w:t>", "</w:t>
+      </w:r>
+      <w:r>
+        <w:rPr>
+          <w:rFonts w:ascii="細明體" w:eastAsia="細明體" w:cs="細明體"/>
+          <w:color w:val="000000"/>
+          <w:kern w:val="0"/>
+          <w:sz w:val="19"/>
+          <w:szCs w:val="19"/>
+          <w:highlight w:val="white"/>
+        </w:rPr>
+        <w:t xml:space="preserve">, </w:t>
+      </w:r>
+      <w:proofErr w:type="spellStart"/>
+      <w:r>
+        <w:rPr>
+          <w:rFonts w:ascii="細明體" w:eastAsia="細明體" w:cs="細明體"/>
+          <w:color w:val="000000"/>
+          <w:kern w:val="0"/>
+          <w:sz w:val="19"/>
+          <w:szCs w:val="19"/>
+          <w:highlight w:val="white"/>
+        </w:rPr>
+        <w:t>ModelState.Values.SelectMany</w:t>
+      </w:r>
+      <w:proofErr w:type="spellEnd"/>
+      <w:r>
+        <w:rPr>
+          <w:rFonts w:ascii="細明體" w:eastAsia="細明體" w:cs="細明體"/>
+          <w:color w:val="000000"/>
+          <w:kern w:val="0"/>
+          <w:sz w:val="19"/>
+          <w:szCs w:val="19"/>
+          <w:highlight w:val="white"/>
+        </w:rPr>
+        <w:t xml:space="preserve">(v =&gt; </w:t>
+      </w:r>
+      <w:proofErr w:type="spellStart"/>
+      <w:r>
+        <w:rPr>
+          <w:rFonts w:ascii="細明體" w:eastAsia="細明體" w:cs="細明體"/>
+          <w:color w:val="000000"/>
+          <w:kern w:val="0"/>
+          <w:sz w:val="19"/>
+          <w:szCs w:val="19"/>
+          <w:highlight w:val="white"/>
+        </w:rPr>
+        <w:t>v.Errors</w:t>
+      </w:r>
+      <w:proofErr w:type="spellEnd"/>
+      <w:r>
+        <w:rPr>
+          <w:rFonts w:ascii="細明體" w:eastAsia="細明體" w:cs="細明體"/>
+          <w:color w:val="000000"/>
+          <w:kern w:val="0"/>
+          <w:sz w:val="19"/>
+          <w:szCs w:val="19"/>
+          <w:highlight w:val="white"/>
+        </w:rPr>
+        <w:t xml:space="preserve">).Select(e =&gt; </w:t>
+      </w:r>
+      <w:proofErr w:type="spellStart"/>
+      <w:r>
+        <w:rPr>
+          <w:rFonts w:ascii="細明體" w:eastAsia="細明體" w:cs="細明體"/>
+          <w:color w:val="000000"/>
+          <w:kern w:val="0"/>
+          <w:sz w:val="19"/>
+          <w:szCs w:val="19"/>
+          <w:highlight w:val="white"/>
+        </w:rPr>
+        <w:t>e.ErrorMessage</w:t>
+      </w:r>
+      <w:proofErr w:type="spellEnd"/>
+      <w:r>
+        <w:rPr>
+          <w:rFonts w:ascii="細明體" w:eastAsia="細明體" w:cs="細明體"/>
+          <w:color w:val="000000"/>
+          <w:kern w:val="0"/>
+          <w:sz w:val="19"/>
+          <w:szCs w:val="19"/>
+          <w:highlight w:val="white"/>
+        </w:rPr>
+        <w:t>)));</w:t>
+      </w:r>
+    </w:p>
+    <w:p>
+      <w:pPr>
+        <w:autoSpaceDE w:val="0"/>
+        <w:autoSpaceDN w:val="0"/>
+        <w:adjustRightInd w:val="0"/>
+        <w:rPr>
+          <w:rFonts w:ascii="細明體" w:eastAsia="細明體" w:cs="細明體"/>
+          <w:color w:val="000000"/>
+          <w:kern w:val="0"/>
+          <w:sz w:val="19"/>
+          <w:szCs w:val="19"/>
+          <w:highlight w:val="white"/>
+        </w:rPr>
+      </w:pPr>
+    </w:p>
+    <w:p>
+      <w:pPr>
+        <w:autoSpaceDE w:val="0"/>
+        <w:autoSpaceDN w:val="0"/>
+        <w:adjustRightInd w:val="0"/>
+        <w:rPr>
+          <w:rFonts w:ascii="細明體" w:eastAsia="細明體" w:cs="細明體"/>
+          <w:color w:val="000000"/>
+          <w:kern w:val="0"/>
+          <w:sz w:val="19"/>
+          <w:szCs w:val="19"/>
+          <w:highlight w:val="white"/>
+        </w:rPr>
+      </w:pPr>
+      <w:r>
+        <w:rPr>
+          <w:rFonts w:ascii="細明體" w:eastAsia="細明體" w:cs="細明體"/>
+          <w:color w:val="000000"/>
+          <w:kern w:val="0"/>
+          <w:sz w:val="19"/>
+          <w:szCs w:val="19"/>
+          <w:highlight w:val="white"/>
+        </w:rPr>
+        <w:t xml:space="preserve">         </w:t>
       </w:r>
       <w:r>
         <w:rPr>
@@ -24726,20 +26182,19 @@
           <w:szCs w:val="19"/>
           <w:highlight w:val="white"/>
         </w:rPr>
-        <w:t>await</w:t>
-      </w:r>
-      <w:r>
-        <w:rPr>
-          <w:rFonts w:ascii="細明體" w:eastAsia="細明體" w:cs="細明體"/>
-          <w:color w:val="000000"/>
-          <w:kern w:val="0"/>
-          <w:sz w:val="19"/>
-          <w:szCs w:val="19"/>
-          <w:highlight w:val="white"/>
-        </w:rPr>
-        <w:t xml:space="preserve"> _</w:t>
-      </w:r>
-      <w:proofErr w:type="spellStart"/>
+        <w:t>return</w:t>
+      </w:r>
+      <w:r>
+        <w:rPr>
+          <w:rFonts w:ascii="細明體" w:eastAsia="細明體" w:cs="細明體"/>
+          <w:color w:val="000000"/>
+          <w:kern w:val="0"/>
+          <w:sz w:val="19"/>
+          <w:szCs w:val="19"/>
+          <w:highlight w:val="white"/>
+        </w:rPr>
+        <w:t xml:space="preserve"> </w:t>
+      </w:r>
       <w:proofErr w:type="gramStart"/>
       <w:r>
         <w:rPr>
@@ -24750,9 +26205,8 @@
           <w:szCs w:val="19"/>
           <w:highlight w:val="white"/>
         </w:rPr>
-        <w:t>context.SaveChangesAsync</w:t>
-      </w:r>
-      <w:proofErr w:type="spellEnd"/>
+        <w:t>Json(</w:t>
+      </w:r>
       <w:proofErr w:type="gramEnd"/>
       <w:r>
         <w:rPr>
@@ -24763,49 +26217,90 @@
           <w:szCs w:val="19"/>
           <w:highlight w:val="white"/>
         </w:rPr>
-        <w:t>();</w:t>
-      </w:r>
-    </w:p>
-    <w:p>
-      <w:pPr>
-        <w:autoSpaceDE w:val="0"/>
-        <w:autoSpaceDN w:val="0"/>
-        <w:adjustRightInd w:val="0"/>
-        <w:rPr>
-          <w:rFonts w:ascii="細明體" w:eastAsia="細明體" w:cs="細明體"/>
-          <w:color w:val="000000"/>
-          <w:kern w:val="0"/>
-          <w:sz w:val="19"/>
-          <w:szCs w:val="19"/>
-          <w:highlight w:val="white"/>
-        </w:rPr>
-      </w:pPr>
-      <w:r>
-        <w:rPr>
-          <w:rFonts w:ascii="細明體" w:eastAsia="細明體" w:cs="細明體"/>
-          <w:color w:val="000000"/>
-          <w:kern w:val="0"/>
-          <w:sz w:val="19"/>
-          <w:szCs w:val="19"/>
-          <w:highlight w:val="white"/>
-        </w:rPr>
-        <w:t xml:space="preserve">             </w:t>
-      </w:r>
-      <w:r>
-        <w:rPr>
-          <w:rFonts w:ascii="細明體" w:eastAsia="細明體" w:cs="細明體"/>
-          <w:color w:val="0000FF"/>
-          <w:kern w:val="0"/>
-          <w:sz w:val="19"/>
-          <w:szCs w:val="19"/>
-          <w:highlight w:val="white"/>
-        </w:rPr>
-        <w:t>return</w:t>
-      </w:r>
-      <w:r>
-        <w:rPr>
-          <w:rFonts w:ascii="細明體" w:eastAsia="細明體" w:cs="細明體"/>
-          <w:color w:val="000000"/>
+        <w:t>Reply);</w:t>
+      </w:r>
+    </w:p>
+    <w:p>
+      <w:pPr>
+        <w:autoSpaceDE w:val="0"/>
+        <w:autoSpaceDN w:val="0"/>
+        <w:adjustRightInd w:val="0"/>
+        <w:rPr>
+          <w:rFonts w:ascii="細明體" w:eastAsia="細明體" w:cs="細明體"/>
+          <w:color w:val="000000"/>
+          <w:kern w:val="0"/>
+          <w:sz w:val="19"/>
+          <w:szCs w:val="19"/>
+          <w:highlight w:val="white"/>
+        </w:rPr>
+      </w:pPr>
+      <w:r>
+        <w:rPr>
+          <w:rFonts w:ascii="細明體" w:eastAsia="細明體" w:cs="細明體"/>
+          <w:color w:val="000000"/>
+          <w:kern w:val="0"/>
+          <w:sz w:val="19"/>
+          <w:szCs w:val="19"/>
+          <w:highlight w:val="white"/>
+        </w:rPr>
+        <w:t xml:space="preserve">     }</w:t>
+      </w:r>
+    </w:p>
+    <w:p>
+      <w:pPr>
+        <w:autoSpaceDE w:val="0"/>
+        <w:autoSpaceDN w:val="0"/>
+        <w:adjustRightInd w:val="0"/>
+        <w:rPr>
+          <w:rFonts w:ascii="細明體" w:eastAsia="細明體" w:cs="細明體"/>
+          <w:color w:val="000000"/>
+          <w:kern w:val="0"/>
+          <w:sz w:val="19"/>
+          <w:szCs w:val="19"/>
+          <w:highlight w:val="white"/>
+        </w:rPr>
+      </w:pPr>
+    </w:p>
+    <w:p>
+      <w:pPr>
+        <w:autoSpaceDE w:val="0"/>
+        <w:autoSpaceDN w:val="0"/>
+        <w:adjustRightInd w:val="0"/>
+        <w:rPr>
+          <w:rFonts w:ascii="細明體" w:eastAsia="細明體" w:cs="細明體"/>
+          <w:color w:val="808080"/>
+          <w:kern w:val="0"/>
+          <w:sz w:val="19"/>
+          <w:szCs w:val="19"/>
+          <w:highlight w:val="white"/>
+        </w:rPr>
+      </w:pPr>
+      <w:r>
+        <w:rPr>
+          <w:rFonts w:ascii="細明體" w:eastAsia="細明體" w:cs="細明體"/>
+          <w:color w:val="000000"/>
+          <w:kern w:val="0"/>
+          <w:sz w:val="19"/>
+          <w:szCs w:val="19"/>
+          <w:highlight w:val="white"/>
+        </w:rPr>
+        <w:t xml:space="preserve">     </w:t>
+      </w:r>
+      <w:r>
+        <w:rPr>
+          <w:rFonts w:ascii="細明體" w:eastAsia="細明體" w:cs="細明體"/>
+          <w:color w:val="808080"/>
+          <w:kern w:val="0"/>
+          <w:sz w:val="19"/>
+          <w:szCs w:val="19"/>
+          <w:highlight w:val="white"/>
+        </w:rPr>
+        <w:t>///</w:t>
+      </w:r>
+      <w:r>
+        <w:rPr>
+          <w:rFonts w:ascii="細明體" w:eastAsia="細明體" w:cs="細明體"/>
+          <w:color w:val="008000"/>
           <w:kern w:val="0"/>
           <w:sz w:val="19"/>
           <w:szCs w:val="19"/>
@@ -24813,71 +26308,17 @@
         </w:rPr>
         <w:t xml:space="preserve"> </w:t>
       </w:r>
-      <w:proofErr w:type="gramStart"/>
-      <w:r>
-        <w:rPr>
-          <w:rFonts w:ascii="細明體" w:eastAsia="細明體" w:cs="細明體"/>
-          <w:color w:val="000000"/>
-          <w:kern w:val="0"/>
-          <w:sz w:val="19"/>
-          <w:szCs w:val="19"/>
-          <w:highlight w:val="white"/>
-        </w:rPr>
-        <w:t>Json(</w:t>
-      </w:r>
-      <w:proofErr w:type="gramEnd"/>
-      <w:r>
-        <w:rPr>
-          <w:rFonts w:ascii="細明體" w:eastAsia="細明體" w:cs="細明體"/>
-          <w:color w:val="000000"/>
-          <w:kern w:val="0"/>
-          <w:sz w:val="19"/>
-          <w:szCs w:val="19"/>
-          <w:highlight w:val="white"/>
-        </w:rPr>
-        <w:t>Reply);</w:t>
-      </w:r>
-    </w:p>
-    <w:p>
-      <w:pPr>
-        <w:autoSpaceDE w:val="0"/>
-        <w:autoSpaceDN w:val="0"/>
-        <w:adjustRightInd w:val="0"/>
-        <w:rPr>
-          <w:rFonts w:ascii="細明體" w:eastAsia="細明體" w:cs="細明體"/>
-          <w:color w:val="000000"/>
-          <w:kern w:val="0"/>
-          <w:sz w:val="19"/>
-          <w:szCs w:val="19"/>
-          <w:highlight w:val="white"/>
-        </w:rPr>
-      </w:pPr>
-      <w:r>
-        <w:rPr>
-          <w:rFonts w:ascii="細明體" w:eastAsia="細明體" w:cs="細明體"/>
-          <w:color w:val="000000"/>
-          <w:kern w:val="0"/>
-          <w:sz w:val="19"/>
-          <w:szCs w:val="19"/>
-          <w:highlight w:val="white"/>
-        </w:rPr>
-        <w:t xml:space="preserve">         }</w:t>
-      </w:r>
-    </w:p>
-    <w:p>
-      <w:pPr>
-        <w:autoSpaceDE w:val="0"/>
-        <w:autoSpaceDN w:val="0"/>
-        <w:adjustRightInd w:val="0"/>
-        <w:rPr>
-          <w:rFonts w:ascii="細明體" w:eastAsia="細明體" w:cs="細明體"/>
-          <w:color w:val="000000"/>
-          <w:kern w:val="0"/>
-          <w:sz w:val="19"/>
-          <w:szCs w:val="19"/>
-          <w:highlight w:val="white"/>
-        </w:rPr>
-      </w:pPr>
+      <w:r>
+        <w:rPr>
+          <w:rFonts w:ascii="細明體" w:eastAsia="細明體" w:cs="細明體"/>
+          <w:color w:val="808080"/>
+          <w:kern w:val="0"/>
+          <w:sz w:val="19"/>
+          <w:szCs w:val="19"/>
+          <w:highlight w:val="white"/>
+        </w:rPr>
+        <w:t>&lt;summary&gt;</w:t>
+      </w:r>
     </w:p>
     <w:p>
       <w:pPr>
@@ -24902,7 +26343,18 @@
           <w:szCs w:val="19"/>
           <w:highlight w:val="white"/>
         </w:rPr>
-        <w:t xml:space="preserve">         </w:t>
+        <w:t xml:space="preserve">     </w:t>
+      </w:r>
+      <w:r>
+        <w:rPr>
+          <w:rFonts w:ascii="細明體" w:eastAsia="細明體" w:cs="細明體"/>
+          <w:color w:val="808080"/>
+          <w:kern w:val="0"/>
+          <w:sz w:val="19"/>
+          <w:szCs w:val="19"/>
+          <w:highlight w:val="white"/>
+        </w:rPr>
+        <w:t>///</w:t>
       </w:r>
       <w:r>
         <w:rPr>
@@ -24913,7 +26365,7 @@
           <w:szCs w:val="19"/>
           <w:highlight w:val="white"/>
         </w:rPr>
-        <w:t>//Model</w:t>
+        <w:t xml:space="preserve"> </w:t>
       </w:r>
       <w:r>
         <w:rPr>
@@ -24924,401 +26376,189 @@
           <w:szCs w:val="19"/>
           <w:highlight w:val="white"/>
         </w:rPr>
-        <w:t>驗證失敗</w:t>
-      </w:r>
-    </w:p>
-    <w:p>
-      <w:pPr>
-        <w:autoSpaceDE w:val="0"/>
-        <w:autoSpaceDN w:val="0"/>
-        <w:adjustRightInd w:val="0"/>
-        <w:rPr>
-          <w:rFonts w:ascii="細明體" w:eastAsia="細明體" w:cs="細明體"/>
-          <w:color w:val="000000"/>
-          <w:kern w:val="0"/>
-          <w:sz w:val="19"/>
-          <w:szCs w:val="19"/>
-          <w:highlight w:val="white"/>
-        </w:rPr>
-      </w:pPr>
-      <w:r>
-        <w:rPr>
-          <w:rFonts w:ascii="細明體" w:eastAsia="細明體" w:cs="細明體"/>
-          <w:color w:val="000000"/>
-          <w:kern w:val="0"/>
-          <w:sz w:val="19"/>
-          <w:szCs w:val="19"/>
-          <w:highlight w:val="white"/>
-        </w:rPr>
-        <w:t xml:space="preserve">         </w:t>
+        <w:t>取得回覆留言資料的</w:t>
+      </w:r>
+      <w:r>
+        <w:rPr>
+          <w:rFonts w:ascii="細明體" w:eastAsia="細明體" w:cs="細明體"/>
+          <w:color w:val="008000"/>
+          <w:kern w:val="0"/>
+          <w:sz w:val="19"/>
+          <w:szCs w:val="19"/>
+          <w:highlight w:val="white"/>
+        </w:rPr>
+        <w:t>Action</w:t>
+      </w:r>
+    </w:p>
+    <w:p>
+      <w:pPr>
+        <w:autoSpaceDE w:val="0"/>
+        <w:autoSpaceDN w:val="0"/>
+        <w:adjustRightInd w:val="0"/>
+        <w:rPr>
+          <w:rFonts w:ascii="細明體" w:eastAsia="細明體" w:cs="細明體"/>
+          <w:color w:val="808080"/>
+          <w:kern w:val="0"/>
+          <w:sz w:val="19"/>
+          <w:szCs w:val="19"/>
+          <w:highlight w:val="white"/>
+        </w:rPr>
+      </w:pPr>
+      <w:r>
+        <w:rPr>
+          <w:rFonts w:ascii="細明體" w:eastAsia="細明體" w:cs="細明體"/>
+          <w:color w:val="000000"/>
+          <w:kern w:val="0"/>
+          <w:sz w:val="19"/>
+          <w:szCs w:val="19"/>
+          <w:highlight w:val="white"/>
+        </w:rPr>
+        <w:t xml:space="preserve">     </w:t>
+      </w:r>
+      <w:r>
+        <w:rPr>
+          <w:rFonts w:ascii="細明體" w:eastAsia="細明體" w:cs="細明體"/>
+          <w:color w:val="808080"/>
+          <w:kern w:val="0"/>
+          <w:sz w:val="19"/>
+          <w:szCs w:val="19"/>
+          <w:highlight w:val="white"/>
+        </w:rPr>
+        <w:t>///</w:t>
+      </w:r>
+      <w:r>
+        <w:rPr>
+          <w:rFonts w:ascii="細明體" w:eastAsia="細明體" w:cs="細明體"/>
+          <w:color w:val="008000"/>
+          <w:kern w:val="0"/>
+          <w:sz w:val="19"/>
+          <w:szCs w:val="19"/>
+          <w:highlight w:val="white"/>
+        </w:rPr>
+        <w:t xml:space="preserve"> </w:t>
+      </w:r>
+      <w:r>
+        <w:rPr>
+          <w:rFonts w:ascii="細明體" w:eastAsia="細明體" w:cs="細明體"/>
+          <w:color w:val="808080"/>
+          <w:kern w:val="0"/>
+          <w:sz w:val="19"/>
+          <w:szCs w:val="19"/>
+          <w:highlight w:val="white"/>
+        </w:rPr>
+        <w:t>&lt;/summary&gt;</w:t>
+      </w:r>
+    </w:p>
+    <w:p>
+      <w:pPr>
+        <w:autoSpaceDE w:val="0"/>
+        <w:autoSpaceDN w:val="0"/>
+        <w:adjustRightInd w:val="0"/>
+        <w:rPr>
+          <w:rFonts w:ascii="細明體" w:eastAsia="細明體" w:cs="細明體"/>
+          <w:color w:val="808080"/>
+          <w:kern w:val="0"/>
+          <w:sz w:val="19"/>
+          <w:szCs w:val="19"/>
+          <w:highlight w:val="white"/>
+        </w:rPr>
+      </w:pPr>
+      <w:r>
+        <w:rPr>
+          <w:rFonts w:ascii="細明體" w:eastAsia="細明體" w:cs="細明體"/>
+          <w:color w:val="000000"/>
+          <w:kern w:val="0"/>
+          <w:sz w:val="19"/>
+          <w:szCs w:val="19"/>
+          <w:highlight w:val="white"/>
+        </w:rPr>
+        <w:t xml:space="preserve">     </w:t>
+      </w:r>
+      <w:r>
+        <w:rPr>
+          <w:rFonts w:ascii="細明體" w:eastAsia="細明體" w:cs="細明體"/>
+          <w:color w:val="808080"/>
+          <w:kern w:val="0"/>
+          <w:sz w:val="19"/>
+          <w:szCs w:val="19"/>
+          <w:highlight w:val="white"/>
+        </w:rPr>
+        <w:t>///</w:t>
+      </w:r>
+      <w:r>
+        <w:rPr>
+          <w:rFonts w:ascii="細明體" w:eastAsia="細明體" w:cs="細明體"/>
+          <w:color w:val="008000"/>
+          <w:kern w:val="0"/>
+          <w:sz w:val="19"/>
+          <w:szCs w:val="19"/>
+          <w:highlight w:val="white"/>
+        </w:rPr>
+        <w:t xml:space="preserve"> </w:t>
+      </w:r>
+      <w:r>
+        <w:rPr>
+          <w:rFonts w:ascii="細明體" w:eastAsia="細明體" w:cs="細明體"/>
+          <w:color w:val="808080"/>
+          <w:kern w:val="0"/>
+          <w:sz w:val="19"/>
+          <w:szCs w:val="19"/>
+          <w:highlight w:val="white"/>
+        </w:rPr>
+        <w:t>&lt;param</w:t>
+      </w:r>
+      <w:r>
+        <w:rPr>
+          <w:rFonts w:ascii="細明體" w:eastAsia="細明體" w:cs="細明體"/>
+          <w:color w:val="000000"/>
+          <w:kern w:val="0"/>
+          <w:sz w:val="19"/>
+          <w:szCs w:val="19"/>
+          <w:highlight w:val="white"/>
+        </w:rPr>
+        <w:t xml:space="preserve"> </w:t>
+      </w:r>
+      <w:r>
+        <w:rPr>
+          <w:rFonts w:ascii="細明體" w:eastAsia="細明體" w:cs="細明體"/>
+          <w:color w:val="808080"/>
+          <w:kern w:val="0"/>
+          <w:sz w:val="19"/>
+          <w:szCs w:val="19"/>
+          <w:highlight w:val="white"/>
+        </w:rPr>
+        <w:t>name="</w:t>
       </w:r>
       <w:proofErr w:type="spellStart"/>
       <w:r>
         <w:rPr>
           <w:rFonts w:ascii="細明體" w:eastAsia="細明體" w:cs="細明體"/>
-          <w:color w:val="2B91AF"/>
-          <w:kern w:val="0"/>
-          <w:sz w:val="19"/>
-          <w:szCs w:val="19"/>
-          <w:highlight w:val="white"/>
-        </w:rPr>
-        <w:t>Console</w:t>
-      </w:r>
-      <w:r>
-        <w:rPr>
-          <w:rFonts w:ascii="細明體" w:eastAsia="細明體" w:cs="細明體"/>
-          <w:color w:val="000000"/>
-          <w:kern w:val="0"/>
-          <w:sz w:val="19"/>
-          <w:szCs w:val="19"/>
-          <w:highlight w:val="white"/>
-        </w:rPr>
-        <w:t>.WriteLine</w:t>
+          <w:color w:val="000000"/>
+          <w:kern w:val="0"/>
+          <w:sz w:val="19"/>
+          <w:szCs w:val="19"/>
+          <w:highlight w:val="white"/>
+        </w:rPr>
+        <w:t>MainTextID</w:t>
       </w:r>
       <w:proofErr w:type="spellEnd"/>
       <w:r>
         <w:rPr>
           <w:rFonts w:ascii="細明體" w:eastAsia="細明體" w:cs="細明體"/>
-          <w:color w:val="000000"/>
-          <w:kern w:val="0"/>
-          <w:sz w:val="19"/>
-          <w:szCs w:val="19"/>
-          <w:highlight w:val="white"/>
-        </w:rPr>
-        <w:t>(</w:t>
-      </w:r>
-      <w:r>
-        <w:rPr>
-          <w:rFonts w:ascii="細明體" w:eastAsia="細明體" w:cs="細明體"/>
-          <w:color w:val="A31515"/>
-          <w:kern w:val="0"/>
-          <w:sz w:val="19"/>
-          <w:szCs w:val="19"/>
-          <w:highlight w:val="white"/>
-        </w:rPr>
-        <w:t>"</w:t>
-      </w:r>
-      <w:proofErr w:type="spellStart"/>
-      <w:r>
-        <w:rPr>
-          <w:rFonts w:ascii="細明體" w:eastAsia="細明體" w:cs="細明體"/>
-          <w:color w:val="A31515"/>
-          <w:kern w:val="0"/>
-          <w:sz w:val="19"/>
-          <w:szCs w:val="19"/>
-          <w:highlight w:val="white"/>
-        </w:rPr>
-        <w:t>ModelState</w:t>
-      </w:r>
-      <w:proofErr w:type="spellEnd"/>
-      <w:r>
-        <w:rPr>
-          <w:rFonts w:ascii="細明體" w:eastAsia="細明體" w:cs="細明體"/>
-          <w:color w:val="A31515"/>
-          <w:kern w:val="0"/>
-          <w:sz w:val="19"/>
-          <w:szCs w:val="19"/>
-          <w:highlight w:val="white"/>
-        </w:rPr>
-        <w:t xml:space="preserve"> is invalid. Errors: "</w:t>
-      </w:r>
-      <w:r>
-        <w:rPr>
-          <w:rFonts w:ascii="細明體" w:eastAsia="細明體" w:cs="細明體"/>
-          <w:color w:val="000000"/>
-          <w:kern w:val="0"/>
-          <w:sz w:val="19"/>
-          <w:szCs w:val="19"/>
-          <w:highlight w:val="white"/>
-        </w:rPr>
-        <w:t xml:space="preserve"> + </w:t>
-      </w:r>
-      <w:proofErr w:type="spellStart"/>
-      <w:proofErr w:type="gramStart"/>
-      <w:r>
-        <w:rPr>
-          <w:rFonts w:ascii="細明體" w:eastAsia="細明體" w:cs="細明體"/>
-          <w:color w:val="0000FF"/>
-          <w:kern w:val="0"/>
-          <w:sz w:val="19"/>
-          <w:szCs w:val="19"/>
-          <w:highlight w:val="white"/>
-        </w:rPr>
-        <w:t>string</w:t>
-      </w:r>
-      <w:r>
-        <w:rPr>
-          <w:rFonts w:ascii="細明體" w:eastAsia="細明體" w:cs="細明體"/>
-          <w:color w:val="000000"/>
-          <w:kern w:val="0"/>
-          <w:sz w:val="19"/>
-          <w:szCs w:val="19"/>
-          <w:highlight w:val="white"/>
-        </w:rPr>
-        <w:t>.Join</w:t>
-      </w:r>
-      <w:proofErr w:type="spellEnd"/>
-      <w:proofErr w:type="gramEnd"/>
-      <w:r>
-        <w:rPr>
-          <w:rFonts w:ascii="細明體" w:eastAsia="細明體" w:cs="細明體"/>
-          <w:color w:val="000000"/>
-          <w:kern w:val="0"/>
-          <w:sz w:val="19"/>
-          <w:szCs w:val="19"/>
-          <w:highlight w:val="white"/>
-        </w:rPr>
-        <w:t>(</w:t>
-      </w:r>
-      <w:r>
-        <w:rPr>
-          <w:rFonts w:ascii="細明體" w:eastAsia="細明體" w:cs="細明體"/>
-          <w:color w:val="A31515"/>
-          <w:kern w:val="0"/>
-          <w:sz w:val="19"/>
-          <w:szCs w:val="19"/>
-          <w:highlight w:val="white"/>
-        </w:rPr>
-        <w:t>", "</w:t>
-      </w:r>
-      <w:r>
-        <w:rPr>
-          <w:rFonts w:ascii="細明體" w:eastAsia="細明體" w:cs="細明體"/>
-          <w:color w:val="000000"/>
-          <w:kern w:val="0"/>
-          <w:sz w:val="19"/>
-          <w:szCs w:val="19"/>
-          <w:highlight w:val="white"/>
-        </w:rPr>
-        <w:t xml:space="preserve">, </w:t>
-      </w:r>
-      <w:proofErr w:type="spellStart"/>
-      <w:r>
-        <w:rPr>
-          <w:rFonts w:ascii="細明體" w:eastAsia="細明體" w:cs="細明體"/>
-          <w:color w:val="000000"/>
-          <w:kern w:val="0"/>
-          <w:sz w:val="19"/>
-          <w:szCs w:val="19"/>
-          <w:highlight w:val="white"/>
-        </w:rPr>
-        <w:t>ModelState.Values.SelectMany</w:t>
-      </w:r>
-      <w:proofErr w:type="spellEnd"/>
-      <w:r>
-        <w:rPr>
-          <w:rFonts w:ascii="細明體" w:eastAsia="細明體" w:cs="細明體"/>
-          <w:color w:val="000000"/>
-          <w:kern w:val="0"/>
-          <w:sz w:val="19"/>
-          <w:szCs w:val="19"/>
-          <w:highlight w:val="white"/>
-        </w:rPr>
-        <w:t xml:space="preserve">(v =&gt; </w:t>
-      </w:r>
-      <w:proofErr w:type="spellStart"/>
-      <w:r>
-        <w:rPr>
-          <w:rFonts w:ascii="細明體" w:eastAsia="細明體" w:cs="細明體"/>
-          <w:color w:val="000000"/>
-          <w:kern w:val="0"/>
-          <w:sz w:val="19"/>
-          <w:szCs w:val="19"/>
-          <w:highlight w:val="white"/>
-        </w:rPr>
-        <w:t>v.Errors</w:t>
-      </w:r>
-      <w:proofErr w:type="spellEnd"/>
-      <w:r>
-        <w:rPr>
-          <w:rFonts w:ascii="細明體" w:eastAsia="細明體" w:cs="細明體"/>
-          <w:color w:val="000000"/>
-          <w:kern w:val="0"/>
-          <w:sz w:val="19"/>
-          <w:szCs w:val="19"/>
-          <w:highlight w:val="white"/>
-        </w:rPr>
-        <w:t xml:space="preserve">).Select(e =&gt; </w:t>
-      </w:r>
-      <w:proofErr w:type="spellStart"/>
-      <w:r>
-        <w:rPr>
-          <w:rFonts w:ascii="細明體" w:eastAsia="細明體" w:cs="細明體"/>
-          <w:color w:val="000000"/>
-          <w:kern w:val="0"/>
-          <w:sz w:val="19"/>
-          <w:szCs w:val="19"/>
-          <w:highlight w:val="white"/>
-        </w:rPr>
-        <w:t>e.ErrorMessage</w:t>
-      </w:r>
-      <w:proofErr w:type="spellEnd"/>
-      <w:r>
-        <w:rPr>
-          <w:rFonts w:ascii="細明體" w:eastAsia="細明體" w:cs="細明體"/>
-          <w:color w:val="000000"/>
-          <w:kern w:val="0"/>
-          <w:sz w:val="19"/>
-          <w:szCs w:val="19"/>
-          <w:highlight w:val="white"/>
-        </w:rPr>
-        <w:t>)));</w:t>
-      </w:r>
-    </w:p>
-    <w:p>
-      <w:pPr>
-        <w:autoSpaceDE w:val="0"/>
-        <w:autoSpaceDN w:val="0"/>
-        <w:adjustRightInd w:val="0"/>
-        <w:rPr>
-          <w:rFonts w:ascii="細明體" w:eastAsia="細明體" w:cs="細明體"/>
-          <w:color w:val="000000"/>
-          <w:kern w:val="0"/>
-          <w:sz w:val="19"/>
-          <w:szCs w:val="19"/>
-          <w:highlight w:val="white"/>
-        </w:rPr>
-      </w:pPr>
-    </w:p>
-    <w:p>
-      <w:pPr>
-        <w:autoSpaceDE w:val="0"/>
-        <w:autoSpaceDN w:val="0"/>
-        <w:adjustRightInd w:val="0"/>
-        <w:rPr>
-          <w:rFonts w:ascii="細明體" w:eastAsia="細明體" w:cs="細明體"/>
-          <w:color w:val="000000"/>
-          <w:kern w:val="0"/>
-          <w:sz w:val="19"/>
-          <w:szCs w:val="19"/>
-          <w:highlight w:val="white"/>
-        </w:rPr>
-      </w:pPr>
-      <w:r>
-        <w:rPr>
-          <w:rFonts w:ascii="細明體" w:eastAsia="細明體" w:cs="細明體"/>
-          <w:color w:val="000000"/>
-          <w:kern w:val="0"/>
-          <w:sz w:val="19"/>
-          <w:szCs w:val="19"/>
-          <w:highlight w:val="white"/>
-        </w:rPr>
-        <w:t xml:space="preserve">         </w:t>
-      </w:r>
-      <w:r>
-        <w:rPr>
-          <w:rFonts w:ascii="細明體" w:eastAsia="細明體" w:cs="細明體"/>
-          <w:color w:val="0000FF"/>
-          <w:kern w:val="0"/>
-          <w:sz w:val="19"/>
-          <w:szCs w:val="19"/>
-          <w:highlight w:val="white"/>
-        </w:rPr>
-        <w:t>return</w:t>
-      </w:r>
-      <w:r>
-        <w:rPr>
-          <w:rFonts w:ascii="細明體" w:eastAsia="細明體" w:cs="細明體"/>
-          <w:color w:val="000000"/>
-          <w:kern w:val="0"/>
-          <w:sz w:val="19"/>
-          <w:szCs w:val="19"/>
-          <w:highlight w:val="white"/>
-        </w:rPr>
-        <w:t xml:space="preserve"> </w:t>
-      </w:r>
-      <w:proofErr w:type="gramStart"/>
-      <w:r>
-        <w:rPr>
-          <w:rFonts w:ascii="細明體" w:eastAsia="細明體" w:cs="細明體"/>
-          <w:color w:val="000000"/>
-          <w:kern w:val="0"/>
-          <w:sz w:val="19"/>
-          <w:szCs w:val="19"/>
-          <w:highlight w:val="white"/>
-        </w:rPr>
-        <w:t>Json(</w:t>
-      </w:r>
-      <w:proofErr w:type="gramEnd"/>
-      <w:r>
-        <w:rPr>
-          <w:rFonts w:ascii="細明體" w:eastAsia="細明體" w:cs="細明體"/>
-          <w:color w:val="000000"/>
-          <w:kern w:val="0"/>
-          <w:sz w:val="19"/>
-          <w:szCs w:val="19"/>
-          <w:highlight w:val="white"/>
-        </w:rPr>
-        <w:t>Reply);</w:t>
-      </w:r>
-    </w:p>
-    <w:p>
-      <w:pPr>
-        <w:autoSpaceDE w:val="0"/>
-        <w:autoSpaceDN w:val="0"/>
-        <w:adjustRightInd w:val="0"/>
-        <w:rPr>
-          <w:rFonts w:ascii="細明體" w:eastAsia="細明體" w:cs="細明體"/>
-          <w:color w:val="000000"/>
-          <w:kern w:val="0"/>
-          <w:sz w:val="19"/>
-          <w:szCs w:val="19"/>
-          <w:highlight w:val="white"/>
-        </w:rPr>
-      </w:pPr>
-      <w:r>
-        <w:rPr>
-          <w:rFonts w:ascii="細明體" w:eastAsia="細明體" w:cs="細明體"/>
-          <w:color w:val="000000"/>
-          <w:kern w:val="0"/>
-          <w:sz w:val="19"/>
-          <w:szCs w:val="19"/>
-          <w:highlight w:val="white"/>
-        </w:rPr>
-        <w:t xml:space="preserve">     }</w:t>
-      </w:r>
-    </w:p>
-    <w:p>
-      <w:pPr>
-        <w:autoSpaceDE w:val="0"/>
-        <w:autoSpaceDN w:val="0"/>
-        <w:adjustRightInd w:val="0"/>
-        <w:rPr>
-          <w:rFonts w:ascii="細明體" w:eastAsia="細明體" w:cs="細明體"/>
-          <w:color w:val="000000"/>
-          <w:kern w:val="0"/>
-          <w:sz w:val="19"/>
-          <w:szCs w:val="19"/>
-          <w:highlight w:val="white"/>
-        </w:rPr>
-      </w:pPr>
-    </w:p>
-    <w:p>
-      <w:pPr>
-        <w:autoSpaceDE w:val="0"/>
-        <w:autoSpaceDN w:val="0"/>
-        <w:adjustRightInd w:val="0"/>
-        <w:rPr>
-          <w:rFonts w:ascii="細明體" w:eastAsia="細明體" w:cs="細明體"/>
           <w:color w:val="808080"/>
           <w:kern w:val="0"/>
           <w:sz w:val="19"/>
           <w:szCs w:val="19"/>
           <w:highlight w:val="white"/>
         </w:rPr>
-      </w:pPr>
-      <w:r>
-        <w:rPr>
-          <w:rFonts w:ascii="細明體" w:eastAsia="細明體" w:cs="細明體"/>
-          <w:color w:val="000000"/>
-          <w:kern w:val="0"/>
-          <w:sz w:val="19"/>
-          <w:szCs w:val="19"/>
-          <w:highlight w:val="white"/>
-        </w:rPr>
-        <w:t xml:space="preserve">     </w:t>
-      </w:r>
-      <w:r>
+        <w:t>"&gt;&lt;/param&gt;</w:t>
+      </w:r>
+    </w:p>
+    <w:p>
+      <w:pPr>
+        <w:autoSpaceDE w:val="0"/>
+        <w:autoSpaceDN w:val="0"/>
+        <w:adjustRightInd w:val="0"/>
         <w:rPr>
           <w:rFonts w:ascii="細明體" w:eastAsia="細明體" w:cs="細明體"/>
           <w:color w:val="808080"/>
@@ -25327,289 +26567,16 @@
           <w:szCs w:val="19"/>
           <w:highlight w:val="white"/>
         </w:rPr>
-        <w:t>///</w:t>
-      </w:r>
-      <w:r>
-        <w:rPr>
-          <w:rFonts w:ascii="細明體" w:eastAsia="細明體" w:cs="細明體"/>
-          <w:color w:val="008000"/>
-          <w:kern w:val="0"/>
-          <w:sz w:val="19"/>
-          <w:szCs w:val="19"/>
-          <w:highlight w:val="white"/>
-        </w:rPr>
-        <w:t xml:space="preserve"> </w:t>
-      </w:r>
-      <w:r>
-        <w:rPr>
-          <w:rFonts w:ascii="細明體" w:eastAsia="細明體" w:cs="細明體"/>
-          <w:color w:val="808080"/>
-          <w:kern w:val="0"/>
-          <w:sz w:val="19"/>
-          <w:szCs w:val="19"/>
-          <w:highlight w:val="white"/>
-        </w:rPr>
-        <w:t>&lt;summary&gt;</w:t>
-      </w:r>
-    </w:p>
-    <w:p>
-      <w:pPr>
-        <w:autoSpaceDE w:val="0"/>
-        <w:autoSpaceDN w:val="0"/>
-        <w:adjustRightInd w:val="0"/>
-        <w:rPr>
-          <w:rFonts w:ascii="細明體" w:eastAsia="細明體" w:cs="細明體"/>
-          <w:color w:val="008000"/>
-          <w:kern w:val="0"/>
-          <w:sz w:val="19"/>
-          <w:szCs w:val="19"/>
-          <w:highlight w:val="white"/>
-        </w:rPr>
-      </w:pPr>
-      <w:r>
-        <w:rPr>
-          <w:rFonts w:ascii="細明體" w:eastAsia="細明體" w:cs="細明體"/>
-          <w:color w:val="000000"/>
-          <w:kern w:val="0"/>
-          <w:sz w:val="19"/>
-          <w:szCs w:val="19"/>
-          <w:highlight w:val="white"/>
-        </w:rPr>
-        <w:t xml:space="preserve">     </w:t>
-      </w:r>
-      <w:r>
-        <w:rPr>
-          <w:rFonts w:ascii="細明體" w:eastAsia="細明體" w:cs="細明體"/>
-          <w:color w:val="808080"/>
-          <w:kern w:val="0"/>
-          <w:sz w:val="19"/>
-          <w:szCs w:val="19"/>
-          <w:highlight w:val="white"/>
-        </w:rPr>
-        <w:t>///</w:t>
-      </w:r>
-      <w:r>
-        <w:rPr>
-          <w:rFonts w:ascii="細明體" w:eastAsia="細明體" w:cs="細明體"/>
-          <w:color w:val="008000"/>
-          <w:kern w:val="0"/>
-          <w:sz w:val="19"/>
-          <w:szCs w:val="19"/>
-          <w:highlight w:val="white"/>
-        </w:rPr>
-        <w:t xml:space="preserve"> </w:t>
-      </w:r>
-      <w:r>
-        <w:rPr>
-          <w:rFonts w:ascii="細明體" w:eastAsia="細明體" w:cs="細明體" w:hint="eastAsia"/>
-          <w:color w:val="008000"/>
-          <w:kern w:val="0"/>
-          <w:sz w:val="19"/>
-          <w:szCs w:val="19"/>
-          <w:highlight w:val="white"/>
-        </w:rPr>
-        <w:t>取得回覆留言資料的</w:t>
-      </w:r>
-      <w:r>
-        <w:rPr>
-          <w:rFonts w:ascii="細明體" w:eastAsia="細明體" w:cs="細明體"/>
-          <w:color w:val="008000"/>
-          <w:kern w:val="0"/>
-          <w:sz w:val="19"/>
-          <w:szCs w:val="19"/>
-          <w:highlight w:val="white"/>
-        </w:rPr>
-        <w:t>Action</w:t>
-      </w:r>
-    </w:p>
-    <w:p>
-      <w:pPr>
-        <w:autoSpaceDE w:val="0"/>
-        <w:autoSpaceDN w:val="0"/>
-        <w:adjustRightInd w:val="0"/>
-        <w:rPr>
-          <w:rFonts w:ascii="細明體" w:eastAsia="細明體" w:cs="細明體"/>
-          <w:color w:val="808080"/>
-          <w:kern w:val="0"/>
-          <w:sz w:val="19"/>
-          <w:szCs w:val="19"/>
-          <w:highlight w:val="white"/>
-        </w:rPr>
-      </w:pPr>
-      <w:r>
-        <w:rPr>
-          <w:rFonts w:ascii="細明體" w:eastAsia="細明體" w:cs="細明體"/>
-          <w:color w:val="000000"/>
-          <w:kern w:val="0"/>
-          <w:sz w:val="19"/>
-          <w:szCs w:val="19"/>
-          <w:highlight w:val="white"/>
-        </w:rPr>
-        <w:t xml:space="preserve">     </w:t>
-      </w:r>
-      <w:r>
-        <w:rPr>
-          <w:rFonts w:ascii="細明體" w:eastAsia="細明體" w:cs="細明體"/>
-          <w:color w:val="808080"/>
-          <w:kern w:val="0"/>
-          <w:sz w:val="19"/>
-          <w:szCs w:val="19"/>
-          <w:highlight w:val="white"/>
-        </w:rPr>
-        <w:t>///</w:t>
-      </w:r>
-      <w:r>
-        <w:rPr>
-          <w:rFonts w:ascii="細明體" w:eastAsia="細明體" w:cs="細明體"/>
-          <w:color w:val="008000"/>
-          <w:kern w:val="0"/>
-          <w:sz w:val="19"/>
-          <w:szCs w:val="19"/>
-          <w:highlight w:val="white"/>
-        </w:rPr>
-        <w:t xml:space="preserve"> </w:t>
-      </w:r>
-      <w:r>
-        <w:rPr>
-          <w:rFonts w:ascii="細明體" w:eastAsia="細明體" w:cs="細明體"/>
-          <w:color w:val="808080"/>
-          <w:kern w:val="0"/>
-          <w:sz w:val="19"/>
-          <w:szCs w:val="19"/>
-          <w:highlight w:val="white"/>
-        </w:rPr>
-        <w:t>&lt;/summary&gt;</w:t>
-      </w:r>
-    </w:p>
-    <w:p>
-      <w:pPr>
-        <w:autoSpaceDE w:val="0"/>
-        <w:autoSpaceDN w:val="0"/>
-        <w:adjustRightInd w:val="0"/>
-        <w:rPr>
-          <w:rFonts w:ascii="細明體" w:eastAsia="細明體" w:cs="細明體"/>
-          <w:color w:val="808080"/>
-          <w:kern w:val="0"/>
-          <w:sz w:val="19"/>
-          <w:szCs w:val="19"/>
-          <w:highlight w:val="white"/>
-        </w:rPr>
-      </w:pPr>
-      <w:r>
-        <w:rPr>
-          <w:rFonts w:ascii="細明體" w:eastAsia="細明體" w:cs="細明體"/>
-          <w:color w:val="000000"/>
-          <w:kern w:val="0"/>
-          <w:sz w:val="19"/>
-          <w:szCs w:val="19"/>
-          <w:highlight w:val="white"/>
-        </w:rPr>
-        <w:t xml:space="preserve">     </w:t>
-      </w:r>
-      <w:r>
-        <w:rPr>
-          <w:rFonts w:ascii="細明體" w:eastAsia="細明體" w:cs="細明體"/>
-          <w:color w:val="808080"/>
-          <w:kern w:val="0"/>
-          <w:sz w:val="19"/>
-          <w:szCs w:val="19"/>
-          <w:highlight w:val="white"/>
-        </w:rPr>
-        <w:t>///</w:t>
-      </w:r>
-      <w:r>
-        <w:rPr>
-          <w:rFonts w:ascii="細明體" w:eastAsia="細明體" w:cs="細明體"/>
-          <w:color w:val="008000"/>
-          <w:kern w:val="0"/>
-          <w:sz w:val="19"/>
-          <w:szCs w:val="19"/>
-          <w:highlight w:val="white"/>
-        </w:rPr>
-        <w:t xml:space="preserve"> </w:t>
-      </w:r>
-      <w:r>
-        <w:rPr>
-          <w:rFonts w:ascii="細明體" w:eastAsia="細明體" w:cs="細明體"/>
-          <w:color w:val="808080"/>
-          <w:kern w:val="0"/>
-          <w:sz w:val="19"/>
-          <w:szCs w:val="19"/>
-          <w:highlight w:val="white"/>
-        </w:rPr>
-        <w:t>&lt;param</w:t>
-      </w:r>
-      <w:r>
-        <w:rPr>
-          <w:rFonts w:ascii="細明體" w:eastAsia="細明體" w:cs="細明體"/>
-          <w:color w:val="000000"/>
-          <w:kern w:val="0"/>
-          <w:sz w:val="19"/>
-          <w:szCs w:val="19"/>
-          <w:highlight w:val="white"/>
-        </w:rPr>
-        <w:t xml:space="preserve"> </w:t>
-      </w:r>
-      <w:r>
-        <w:rPr>
-          <w:rFonts w:ascii="細明體" w:eastAsia="細明體" w:cs="細明體"/>
-          <w:color w:val="808080"/>
-          <w:kern w:val="0"/>
-          <w:sz w:val="19"/>
-          <w:szCs w:val="19"/>
-          <w:highlight w:val="white"/>
-        </w:rPr>
-        <w:t>name="</w:t>
-      </w:r>
-      <w:proofErr w:type="spellStart"/>
-      <w:r>
-        <w:rPr>
-          <w:rFonts w:ascii="細明體" w:eastAsia="細明體" w:cs="細明體"/>
-          <w:color w:val="000000"/>
-          <w:kern w:val="0"/>
-          <w:sz w:val="19"/>
-          <w:szCs w:val="19"/>
-          <w:highlight w:val="white"/>
-        </w:rPr>
-        <w:t>MainTextID</w:t>
-      </w:r>
-      <w:proofErr w:type="spellEnd"/>
-      <w:r>
-        <w:rPr>
-          <w:rFonts w:ascii="細明體" w:eastAsia="細明體" w:cs="細明體"/>
-          <w:color w:val="808080"/>
-          <w:kern w:val="0"/>
-          <w:sz w:val="19"/>
-          <w:szCs w:val="19"/>
-          <w:highlight w:val="white"/>
-        </w:rPr>
-        <w:t>"&gt;&lt;/param&gt;</w:t>
-      </w:r>
-    </w:p>
-    <w:p>
-      <w:pPr>
-        <w:autoSpaceDE w:val="0"/>
-        <w:autoSpaceDN w:val="0"/>
-        <w:adjustRightInd w:val="0"/>
-        <w:rPr>
-          <w:rFonts w:ascii="細明體" w:eastAsia="細明體" w:cs="細明體"/>
-          <w:color w:val="808080"/>
-          <w:kern w:val="0"/>
-          <w:sz w:val="19"/>
-          <w:szCs w:val="19"/>
-          <w:highlight w:val="white"/>
-        </w:rPr>
-      </w:pPr>
-      <w:r>
-        <w:rPr>
-          <w:rFonts w:ascii="細明體" w:eastAsia="細明體" w:cs="細明體"/>
-          <w:color w:val="000000"/>
-          <w:kern w:val="0"/>
-          <w:sz w:val="19"/>
-          <w:szCs w:val="19"/>
-          <w:highlight w:val="white"/>
-        </w:rPr>
-        <w:lastRenderedPageBreak/>
+      </w:pPr>
+      <w:r>
+        <w:rPr>
+          <w:rFonts w:ascii="細明體" w:eastAsia="細明體" w:cs="細明體"/>
+          <w:color w:val="000000"/>
+          <w:kern w:val="0"/>
+          <w:sz w:val="19"/>
+          <w:szCs w:val="19"/>
+          <w:highlight w:val="white"/>
+        </w:rPr>
         <w:t xml:space="preserve">     </w:t>
       </w:r>
       <w:r>
@@ -26614,14 +27581,16 @@
     <w:p>
       <w:pPr>
         <w:rPr>
-          <w:rFonts w:ascii="Times New Roman" w:eastAsia="標楷體" w:hAnsi="Times New Roman" w:hint="eastAsia"/>
+          <w:rFonts w:ascii="Times New Roman" w:eastAsia="標楷體" w:hAnsi="Times New Roman"/>
         </w:rPr>
       </w:pPr>
       <w:permStart w:id="2064851072" w:edGrp="everyone"/>
       <w:r>
         <w:rPr>
           <w:rFonts w:ascii="Times New Roman" w:eastAsia="標楷體" w:hAnsi="Times New Roman"/>
-        </w:rPr>
+          <w:noProof/>
+        </w:rPr>
+        <w:lastRenderedPageBreak/>
         <w:drawing>
           <wp:inline distT="0" distB="0" distL="0" distR="0" wp14:anchorId="1DA5A0E4" wp14:editId="0DE72808">
             <wp:extent cx="6120130" cy="3106420"/>
@@ -26668,8 +27637,8 @@
       <w:r>
         <w:rPr>
           <w:rFonts w:ascii="Times New Roman" w:eastAsia="標楷體" w:hAnsi="Times New Roman"/>
-        </w:rPr>
-        <w:lastRenderedPageBreak/>
+          <w:noProof/>
+        </w:rPr>
         <w:drawing>
           <wp:inline distT="0" distB="0" distL="0" distR="0" wp14:anchorId="00081DF2" wp14:editId="35133F83">
             <wp:extent cx="6120130" cy="2947035"/>
@@ -26716,6 +27685,7 @@
       <w:r>
         <w:rPr>
           <w:rFonts w:ascii="Times New Roman" w:eastAsia="標楷體" w:hAnsi="Times New Roman"/>
+          <w:noProof/>
         </w:rPr>
         <w:drawing>
           <wp:inline distT="0" distB="0" distL="0" distR="0" wp14:anchorId="2A9CB4DA" wp14:editId="033CC48F">
@@ -26763,7 +27733,9 @@
       <w:r>
         <w:rPr>
           <w:rFonts w:ascii="Times New Roman" w:eastAsia="標楷體" w:hAnsi="Times New Roman"/>
-        </w:rPr>
+          <w:noProof/>
+        </w:rPr>
+        <w:lastRenderedPageBreak/>
         <w:drawing>
           <wp:inline distT="0" distB="0" distL="0" distR="0" wp14:anchorId="3F24CBA6" wp14:editId="12CD91B2">
             <wp:extent cx="6120130" cy="2921000"/>
@@ -26804,14 +27776,14 @@
     <w:p>
       <w:pPr>
         <w:rPr>
-          <w:rFonts w:ascii="Times New Roman" w:eastAsia="標楷體" w:hAnsi="Times New Roman" w:hint="eastAsia"/>
-        </w:rPr>
-      </w:pPr>
-      <w:r>
-        <w:rPr>
           <w:rFonts w:ascii="Times New Roman" w:eastAsia="標楷體" w:hAnsi="Times New Roman"/>
         </w:rPr>
-        <w:lastRenderedPageBreak/>
+      </w:pPr>
+      <w:r>
+        <w:rPr>
+          <w:rFonts w:ascii="Times New Roman" w:eastAsia="標楷體" w:hAnsi="Times New Roman"/>
+          <w:noProof/>
+        </w:rPr>
         <w:drawing>
           <wp:inline distT="0" distB="0" distL="0" distR="0" wp14:anchorId="307D0D45" wp14:editId="0A23BC1A">
             <wp:extent cx="6120130" cy="2944495"/>
@@ -26876,7 +27848,7 @@
 </file>
 
 <file path=word/endnotes.xml><?xml version="1.0" encoding="utf-8"?>
-<w:endnotes xmlns:wpc="http://schemas.microsoft.com/office/word/2010/wordprocessingCanvas" xmlns:cx="http://schemas.microsoft.com/office/drawing/2014/chartex" xmlns:cx1="http://schemas.microsoft.com/office/drawing/2015/9/8/chartex" xmlns:cx2="http://schemas.microsoft.com/office/drawing/2015/10/21/chartex" xmlns:cx3="http://schemas.microsoft.com/office/drawing/2016/5/9/chartex" xmlns:cx4="http://schemas.microsoft.com/office/drawing/2016/5/10/chartex" xmlns:cx5="http://schemas.microsoft.com/office/drawing/2016/5/11/chartex" xmlns:cx6="http://schemas.microsoft.com/office/drawing/2016/5/12/chartex" xmlns:cx7="http://schemas.microsoft.com/office/drawing/2016/5/13/chartex" xmlns:cx8="http://schemas.microsoft.com/office/drawing/2016/5/14/chartex" xmlns:mc="http://schemas.openxmlformats.org/markup-compatibility/2006" xmlns:aink="http://schemas.microsoft.com/office/drawing/2016/ink" xmlns:am3d="http://schemas.microsoft.com/office/drawing/2017/model3d" xmlns:o="urn:schemas-microsoft-com:office:office" xmlns:r="http://schemas.openxmlformats.org/officeDocument/2006/relationships" xmlns:m="http://schemas.openxmlformats.org/officeDocument/2006/math" xmlns:v="urn:schemas-microsoft-com:vml" xmlns:wp14="http://schemas.microsoft.com/office/word/2010/wordprocessingDrawing" xmlns:wp="http://schemas.openxmlformats.org/drawingml/2006/wordprocessingDrawing" xmlns:w10="urn:schemas-microsoft-com:office:word" xmlns:w="http://schemas.openxmlformats.org/wordprocessingml/2006/main" xmlns:w14="http://schemas.microsoft.com/office/word/2010/wordml" xmlns:w15="http://schemas.microsoft.com/office/word/2012/wordml" xmlns:w16cid="http://schemas.microsoft.com/office/word/2016/wordml/cid" xmlns:w16se="http://schemas.microsoft.com/office/word/2015/wordml/symex" xmlns:wpg="http://schemas.microsoft.com/office/word/2010/wordprocessingGroup" xmlns:wpi="http://schemas.microsoft.com/office/word/2010/wordprocessingInk" xmlns:wne="http://schemas.microsoft.com/office/word/2006/wordml" xmlns:wps="http://schemas.microsoft.com/office/word/2010/wordprocessingShape" mc:Ignorable="w14 w15 w16se w16cid wp14">
+<w:endnotes xmlns:wpc="http://schemas.microsoft.com/office/word/2010/wordprocessingCanvas" xmlns:cx="http://schemas.microsoft.com/office/drawing/2014/chartex" xmlns:cx1="http://schemas.microsoft.com/office/drawing/2015/9/8/chartex" xmlns:cx2="http://schemas.microsoft.com/office/drawing/2015/10/21/chartex" xmlns:cx3="http://schemas.microsoft.com/office/drawing/2016/5/9/chartex" xmlns:cx4="http://schemas.microsoft.com/office/drawing/2016/5/10/chartex" xmlns:cx5="http://schemas.microsoft.com/office/drawing/2016/5/11/chartex" xmlns:cx6="http://schemas.microsoft.com/office/drawing/2016/5/12/chartex" xmlns:cx7="http://schemas.microsoft.com/office/drawing/2016/5/13/chartex" xmlns:cx8="http://schemas.microsoft.com/office/drawing/2016/5/14/chartex" xmlns:mc="http://schemas.openxmlformats.org/markup-compatibility/2006" xmlns:aink="http://schemas.microsoft.com/office/drawing/2016/ink" xmlns:am3d="http://schemas.microsoft.com/office/drawing/2017/model3d" xmlns:o="urn:schemas-microsoft-com:office:office" xmlns:r="http://schemas.openxmlformats.org/officeDocument/2006/relationships" xmlns:m="http://schemas.openxmlformats.org/officeDocument/2006/math" xmlns:v="urn:schemas-microsoft-com:vml" xmlns:wp14="http://schemas.microsoft.com/office/word/2010/wordprocessingDrawing" xmlns:wp="http://schemas.openxmlformats.org/drawingml/2006/wordprocessingDrawing" xmlns:w10="urn:schemas-microsoft-com:office:word" xmlns:w="http://schemas.openxmlformats.org/wordprocessingml/2006/main" xmlns:w14="http://schemas.microsoft.com/office/word/2010/wordml" xmlns:w15="http://schemas.microsoft.com/office/word/2012/wordml" xmlns:w16cex="http://schemas.microsoft.com/office/word/2018/wordml/cex" xmlns:w16cid="http://schemas.microsoft.com/office/word/2016/wordml/cid" xmlns:w16="http://schemas.microsoft.com/office/word/2018/wordml" xmlns:w16sdtdh="http://schemas.microsoft.com/office/word/2020/wordml/sdtdatahash" xmlns:w16se="http://schemas.microsoft.com/office/word/2015/wordml/symex" xmlns:wpg="http://schemas.microsoft.com/office/word/2010/wordprocessingGroup" xmlns:wpi="http://schemas.microsoft.com/office/word/2010/wordprocessingInk" xmlns:wne="http://schemas.microsoft.com/office/word/2006/wordml" xmlns:wps="http://schemas.microsoft.com/office/word/2010/wordprocessingShape" mc:Ignorable="w14 w15 w16se w16cid w16 w16cex w16sdtdh wp14">
   <w:endnote w:type="separator" w:id="-1">
     <w:p>
       <w:r>
@@ -26895,7 +27867,7 @@
 </file>
 
 <file path=word/footnotes.xml><?xml version="1.0" encoding="utf-8"?>
-<w:footnotes xmlns:wpc="http://schemas.microsoft.com/office/word/2010/wordprocessingCanvas" xmlns:cx="http://schemas.microsoft.com/office/drawing/2014/chartex" xmlns:cx1="http://schemas.microsoft.com/office/drawing/2015/9/8/chartex" xmlns:cx2="http://schemas.microsoft.com/office/drawing/2015/10/21/chartex" xmlns:cx3="http://schemas.microsoft.com/office/drawing/2016/5/9/chartex" xmlns:cx4="http://schemas.microsoft.com/office/drawing/2016/5/10/chartex" xmlns:cx5="http://schemas.microsoft.com/office/drawing/2016/5/11/chartex" xmlns:cx6="http://schemas.microsoft.com/office/drawing/2016/5/12/chartex" xmlns:cx7="http://schemas.microsoft.com/office/drawing/2016/5/13/chartex" xmlns:cx8="http://schemas.microsoft.com/office/drawing/2016/5/14/chartex" xmlns:mc="http://schemas.openxmlformats.org/markup-compatibility/2006" xmlns:aink="http://schemas.microsoft.com/office/drawing/2016/ink" xmlns:am3d="http://schemas.microsoft.com/office/drawing/2017/model3d" xmlns:o="urn:schemas-microsoft-com:office:office" xmlns:r="http://schemas.openxmlformats.org/officeDocument/2006/relationships" xmlns:m="http://schemas.openxmlformats.org/officeDocument/2006/math" xmlns:v="urn:schemas-microsoft-com:vml" xmlns:wp14="http://schemas.microsoft.com/office/word/2010/wordprocessingDrawing" xmlns:wp="http://schemas.openxmlformats.org/drawingml/2006/wordprocessingDrawing" xmlns:w10="urn:schemas-microsoft-com:office:word" xmlns:w="http://schemas.openxmlformats.org/wordprocessingml/2006/main" xmlns:w14="http://schemas.microsoft.com/office/word/2010/wordml" xmlns:w15="http://schemas.microsoft.com/office/word/2012/wordml" xmlns:w16cid="http://schemas.microsoft.com/office/word/2016/wordml/cid" xmlns:w16se="http://schemas.microsoft.com/office/word/2015/wordml/symex" xmlns:wpg="http://schemas.microsoft.com/office/word/2010/wordprocessingGroup" xmlns:wpi="http://schemas.microsoft.com/office/word/2010/wordprocessingInk" xmlns:wne="http://schemas.microsoft.com/office/word/2006/wordml" xmlns:wps="http://schemas.microsoft.com/office/word/2010/wordprocessingShape" mc:Ignorable="w14 w15 w16se w16cid wp14">
+<w:footnotes xmlns:wpc="http://schemas.microsoft.com/office/word/2010/wordprocessingCanvas" xmlns:cx="http://schemas.microsoft.com/office/drawing/2014/chartex" xmlns:cx1="http://schemas.microsoft.com/office/drawing/2015/9/8/chartex" xmlns:cx2="http://schemas.microsoft.com/office/drawing/2015/10/21/chartex" xmlns:cx3="http://schemas.microsoft.com/office/drawing/2016/5/9/chartex" xmlns:cx4="http://schemas.microsoft.com/office/drawing/2016/5/10/chartex" xmlns:cx5="http://schemas.microsoft.com/office/drawing/2016/5/11/chartex" xmlns:cx6="http://schemas.microsoft.com/office/drawing/2016/5/12/chartex" xmlns:cx7="http://schemas.microsoft.com/office/drawing/2016/5/13/chartex" xmlns:cx8="http://schemas.microsoft.com/office/drawing/2016/5/14/chartex" xmlns:mc="http://schemas.openxmlformats.org/markup-compatibility/2006" xmlns:aink="http://schemas.microsoft.com/office/drawing/2016/ink" xmlns:am3d="http://schemas.microsoft.com/office/drawing/2017/model3d" xmlns:o="urn:schemas-microsoft-com:office:office" xmlns:r="http://schemas.openxmlformats.org/officeDocument/2006/relationships" xmlns:m="http://schemas.openxmlformats.org/officeDocument/2006/math" xmlns:v="urn:schemas-microsoft-com:vml" xmlns:wp14="http://schemas.microsoft.com/office/word/2010/wordprocessingDrawing" xmlns:wp="http://schemas.openxmlformats.org/drawingml/2006/wordprocessingDrawing" xmlns:w10="urn:schemas-microsoft-com:office:word" xmlns:w="http://schemas.openxmlformats.org/wordprocessingml/2006/main" xmlns:w14="http://schemas.microsoft.com/office/word/2010/wordml" xmlns:w15="http://schemas.microsoft.com/office/word/2012/wordml" xmlns:w16cex="http://schemas.microsoft.com/office/word/2018/wordml/cex" xmlns:w16cid="http://schemas.microsoft.com/office/word/2016/wordml/cid" xmlns:w16="http://schemas.microsoft.com/office/word/2018/wordml" xmlns:w16sdtdh="http://schemas.microsoft.com/office/word/2020/wordml/sdtdatahash" xmlns:w16se="http://schemas.microsoft.com/office/word/2015/wordml/symex" xmlns:wpg="http://schemas.microsoft.com/office/word/2010/wordprocessingGroup" xmlns:wpi="http://schemas.microsoft.com/office/word/2010/wordprocessingInk" xmlns:wne="http://schemas.microsoft.com/office/word/2006/wordml" xmlns:wps="http://schemas.microsoft.com/office/word/2010/wordprocessingShape" mc:Ignorable="w14 w15 w16se w16cid w16 w16cex w16sdtdh wp14">
   <w:footnote w:type="separator" w:id="-1">
     <w:p>
       <w:r>
@@ -26914,7 +27886,7 @@
 </file>
 
 <file path=word/numbering.xml><?xml version="1.0" encoding="utf-8"?>
-<w:numbering xmlns:wpc="http://schemas.microsoft.com/office/word/2010/wordprocessingCanvas" xmlns:cx="http://schemas.microsoft.com/office/drawing/2014/chartex" xmlns:cx1="http://schemas.microsoft.com/office/drawing/2015/9/8/chartex" xmlns:cx2="http://schemas.microsoft.com/office/drawing/2015/10/21/chartex" xmlns:cx3="http://schemas.microsoft.com/office/drawing/2016/5/9/chartex" xmlns:cx4="http://schemas.microsoft.com/office/drawing/2016/5/10/chartex" xmlns:cx5="http://schemas.microsoft.com/office/drawing/2016/5/11/chartex" xmlns:cx6="http://schemas.microsoft.com/office/drawing/2016/5/12/chartex" xmlns:cx7="http://schemas.microsoft.com/office/drawing/2016/5/13/chartex" xmlns:cx8="http://schemas.microsoft.com/office/drawing/2016/5/14/chartex" xmlns:mc="http://schemas.openxmlformats.org/markup-compatibility/2006" xmlns:aink="http://schemas.microsoft.com/office/drawing/2016/ink" xmlns:am3d="http://schemas.microsoft.com/office/drawing/2017/model3d" xmlns:o="urn:schemas-microsoft-com:office:office" xmlns:r="http://schemas.openxmlformats.org/officeDocument/2006/relationships" xmlns:m="http://schemas.openxmlformats.org/officeDocument/2006/math" xmlns:v="urn:schemas-microsoft-com:vml" xmlns:wp14="http://schemas.microsoft.com/office/word/2010/wordprocessingDrawing" xmlns:wp="http://schemas.openxmlformats.org/drawingml/2006/wordprocessingDrawing" xmlns:w10="urn:schemas-microsoft-com:office:word" xmlns:w="http://schemas.openxmlformats.org/wordprocessingml/2006/main" xmlns:w14="http://schemas.microsoft.com/office/word/2010/wordml" xmlns:w15="http://schemas.microsoft.com/office/word/2012/wordml" xmlns:w16cid="http://schemas.microsoft.com/office/word/2016/wordml/cid" xmlns:w16se="http://schemas.microsoft.com/office/word/2015/wordml/symex" xmlns:wpg="http://schemas.microsoft.com/office/word/2010/wordprocessingGroup" xmlns:wpi="http://schemas.microsoft.com/office/word/2010/wordprocessingInk" xmlns:wne="http://schemas.microsoft.com/office/word/2006/wordml" xmlns:wps="http://schemas.microsoft.com/office/word/2010/wordprocessingShape" mc:Ignorable="w14 w15 w16se w16cid wp14">
+<w:numbering xmlns:wpc="http://schemas.microsoft.com/office/word/2010/wordprocessingCanvas" xmlns:cx="http://schemas.microsoft.com/office/drawing/2014/chartex" xmlns:cx1="http://schemas.microsoft.com/office/drawing/2015/9/8/chartex" xmlns:cx2="http://schemas.microsoft.com/office/drawing/2015/10/21/chartex" xmlns:cx3="http://schemas.microsoft.com/office/drawing/2016/5/9/chartex" xmlns:cx4="http://schemas.microsoft.com/office/drawing/2016/5/10/chartex" xmlns:cx5="http://schemas.microsoft.com/office/drawing/2016/5/11/chartex" xmlns:cx6="http://schemas.microsoft.com/office/drawing/2016/5/12/chartex" xmlns:cx7="http://schemas.microsoft.com/office/drawing/2016/5/13/chartex" xmlns:cx8="http://schemas.microsoft.com/office/drawing/2016/5/14/chartex" xmlns:mc="http://schemas.openxmlformats.org/markup-compatibility/2006" xmlns:aink="http://schemas.microsoft.com/office/drawing/2016/ink" xmlns:am3d="http://schemas.microsoft.com/office/drawing/2017/model3d" xmlns:o="urn:schemas-microsoft-com:office:office" xmlns:r="http://schemas.openxmlformats.org/officeDocument/2006/relationships" xmlns:m="http://schemas.openxmlformats.org/officeDocument/2006/math" xmlns:v="urn:schemas-microsoft-com:vml" xmlns:wp14="http://schemas.microsoft.com/office/word/2010/wordprocessingDrawing" xmlns:wp="http://schemas.openxmlformats.org/drawingml/2006/wordprocessingDrawing" xmlns:w10="urn:schemas-microsoft-com:office:word" xmlns:w="http://schemas.openxmlformats.org/wordprocessingml/2006/main" xmlns:w14="http://schemas.microsoft.com/office/word/2010/wordml" xmlns:w15="http://schemas.microsoft.com/office/word/2012/wordml" xmlns:w16cex="http://schemas.microsoft.com/office/word/2018/wordml/cex" xmlns:w16cid="http://schemas.microsoft.com/office/word/2016/wordml/cid" xmlns:w16="http://schemas.microsoft.com/office/word/2018/wordml" xmlns:w16sdtdh="http://schemas.microsoft.com/office/word/2020/wordml/sdtdatahash" xmlns:w16se="http://schemas.microsoft.com/office/word/2015/wordml/symex" xmlns:wpg="http://schemas.microsoft.com/office/word/2010/wordprocessingGroup" xmlns:wpi="http://schemas.microsoft.com/office/word/2010/wordprocessingInk" xmlns:wne="http://schemas.microsoft.com/office/word/2006/wordml" xmlns:wps="http://schemas.microsoft.com/office/word/2010/wordprocessingShape" mc:Ignorable="w14 w15 w16se w16cid w16 w16cex w16sdtdh wp14">
   <w:abstractNum w:abstractNumId="0" w15:restartNumberingAfterBreak="0">
     <w:nsid w:val="07FC7473"/>
     <w:multiLevelType w:val="hybridMultilevel"/>
@@ -27752,7 +28724,7 @@
 </file>
 
 <file path=word/styles.xml><?xml version="1.0" encoding="utf-8"?>
-<w:styles xmlns:mc="http://schemas.openxmlformats.org/markup-compatibility/2006" xmlns:r="http://schemas.openxmlformats.org/officeDocument/2006/relationships" xmlns:w="http://schemas.openxmlformats.org/wordprocessingml/2006/main" xmlns:w14="http://schemas.microsoft.com/office/word/2010/wordml" xmlns:w15="http://schemas.microsoft.com/office/word/2012/wordml" xmlns:w16cid="http://schemas.microsoft.com/office/word/2016/wordml/cid" xmlns:w16se="http://schemas.microsoft.com/office/word/2015/wordml/symex" mc:Ignorable="w14 w15 w16se w16cid">
+<w:styles xmlns:mc="http://schemas.openxmlformats.org/markup-compatibility/2006" xmlns:r="http://schemas.openxmlformats.org/officeDocument/2006/relationships" xmlns:w="http://schemas.openxmlformats.org/wordprocessingml/2006/main" xmlns:w14="http://schemas.microsoft.com/office/word/2010/wordml" xmlns:w15="http://schemas.microsoft.com/office/word/2012/wordml" xmlns:w16cex="http://schemas.microsoft.com/office/word/2018/wordml/cex" xmlns:w16cid="http://schemas.microsoft.com/office/word/2016/wordml/cid" xmlns:w16="http://schemas.microsoft.com/office/word/2018/wordml" xmlns:w16sdtdh="http://schemas.microsoft.com/office/word/2020/wordml/sdtdatahash" xmlns:w16se="http://schemas.microsoft.com/office/word/2015/wordml/symex" mc:Ignorable="w14 w15 w16se w16cid w16 w16cex w16sdtdh">
   <w:docDefaults>
     <w:rPrDefault>
       <w:rPr>
@@ -27765,7 +28737,7 @@
     </w:rPrDefault>
     <w:pPrDefault/>
   </w:docDefaults>
-  <w:latentStyles w:defLockedState="0" w:defUIPriority="99" w:defSemiHidden="0" w:defUnhideWhenUsed="0" w:defQFormat="0" w:count="375">
+  <w:latentStyles w:defLockedState="0" w:defUIPriority="99" w:defSemiHidden="0" w:defUnhideWhenUsed="0" w:defQFormat="0" w:count="376">
     <w:lsdException w:name="Normal" w:uiPriority="0" w:qFormat="1"/>
     <w:lsdException w:name="heading 1" w:uiPriority="9" w:qFormat="1"/>
     <w:lsdException w:name="heading 2" w:semiHidden="1" w:uiPriority="9" w:unhideWhenUsed="1" w:qFormat="1"/>
@@ -27871,7 +28843,6 @@
     <w:lsdException w:name="HTML Sample" w:semiHidden="1" w:unhideWhenUsed="1"/>
     <w:lsdException w:name="HTML Typewriter" w:semiHidden="1" w:unhideWhenUsed="1"/>
     <w:lsdException w:name="HTML Variable" w:semiHidden="1" w:unhideWhenUsed="1"/>
-    <w:lsdException w:name="Normal Table" w:semiHidden="1" w:unhideWhenUsed="1"/>
     <w:lsdException w:name="annotation subject" w:semiHidden="1" w:unhideWhenUsed="1"/>
     <w:lsdException w:name="No List" w:semiHidden="1" w:unhideWhenUsed="1"/>
     <w:lsdException w:name="Outline List 1" w:semiHidden="1" w:unhideWhenUsed="1"/>
@@ -27918,10 +28889,8 @@
     <w:lsdException w:name="Table Subtle 2" w:semiHidden="1" w:unhideWhenUsed="1"/>
     <w:lsdException w:name="Table Web 1" w:semiHidden="1" w:unhideWhenUsed="1"/>
     <w:lsdException w:name="Table Web 2" w:semiHidden="1" w:unhideWhenUsed="1"/>
-    <w:lsdException w:name="Table Web 3" w:semiHidden="1" w:unhideWhenUsed="1"/>
     <w:lsdException w:name="Balloon Text" w:semiHidden="1" w:unhideWhenUsed="1"/>
     <w:lsdException w:name="Table Grid" w:uiPriority="59"/>
-    <w:lsdException w:name="Table Theme" w:semiHidden="1" w:unhideWhenUsed="1"/>
     <w:lsdException w:name="Placeholder Text" w:semiHidden="1"/>
     <w:lsdException w:name="No Spacing" w:uiPriority="1" w:qFormat="1"/>
     <w:lsdException w:name="Light Shading" w:uiPriority="60"/>
@@ -28141,6 +29110,7 @@
     <w:lsdException w:name="Smart Hyperlink" w:semiHidden="1" w:unhideWhenUsed="1"/>
     <w:lsdException w:name="Hashtag" w:semiHidden="1" w:unhideWhenUsed="1"/>
     <w:lsdException w:name="Unresolved Mention" w:semiHidden="1" w:unhideWhenUsed="1"/>
+    <w:lsdException w:name="Smart Link" w:semiHidden="1" w:unhideWhenUsed="1"/>
   </w:latentStyles>
   <w:style w:type="paragraph" w:default="1" w:styleId="a">
     <w:name w:val="Normal"/>
